--- a/docs/06_System_Architecture_College_Institution_Management_System.docx
+++ b/docs/06_System_Architecture_College_Institution_Management_System.docx
@@ -397,7 +397,7 @@
                 <w:sz w:val="18"/>
                 <w:szCs w:val="18"/>
               </w:rPr>
-              <w:t xml:space="preserve">Draft Version 2.0 — for stakeholder review</w:t>
+              <w:t xml:space="preserve">Version 3.0 — updated to the system as built, for stakeholder review</w:t>
             </w:r>
           </w:p>
         </w:tc>
@@ -1222,6 +1222,143 @@
                 <w:szCs w:val="18"/>
               </w:rPr>
               <w:t xml:space="preserve">Re-baselined for NACTVET-registered NVA/NTA institutions, each with its own online admission system; content expanded and aligned across the document suite.</w:t>
+            </w:r>
+          </w:p>
+        </w:tc>
+      </w:tr>
+      <w:tr>
+        <w:trPr>
+          <w:cantSplit/>
+        </w:trPr>
+        <w:tc>
+          <w:tcPr>
+            <w:tcW w:type="dxa" w:w="1083"/>
+            <w:tcBorders>
+              <w:top w:val="single" w:color="BFC9D6" w:sz="4"/>
+              <w:left w:val="single" w:color="BFC9D6" w:sz="4"/>
+              <w:bottom w:val="single" w:color="BFC9D6" w:sz="4"/>
+              <w:right w:val="single" w:color="BFC9D6" w:sz="4"/>
+            </w:tcBorders>
+            <w:shd w:fill="EEF3F8" w:color="auto" w:val="clear"/>
+            <w:tcMar>
+              <w:top w:type="dxa" w:w="60"/>
+              <w:left w:type="dxa" w:w="100"/>
+              <w:bottom w:type="dxa" w:w="60"/>
+              <w:right w:type="dxa" w:w="100"/>
+            </w:tcMar>
+            <w:vAlign w:val="center"/>
+          </w:tcPr>
+          <w:p>
+            <w:pPr>
+              <w:spacing w:after="30" w:before="30"/>
+              <w:jc w:val="left"/>
+            </w:pPr>
+            <w:r>
+              <w:rPr>
+                <w:rFonts w:ascii="Calibri" w:cs="Calibri" w:eastAsia="Calibri" w:hAnsi="Calibri"/>
+                <w:sz w:val="18"/>
+                <w:szCs w:val="18"/>
+              </w:rPr>
+              <w:t xml:space="preserve">3.0</w:t>
+            </w:r>
+          </w:p>
+        </w:tc>
+        <w:tc>
+          <w:tcPr>
+            <w:tcW w:type="dxa" w:w="1624"/>
+            <w:tcBorders>
+              <w:top w:val="single" w:color="BFC9D6" w:sz="4"/>
+              <w:left w:val="single" w:color="BFC9D6" w:sz="4"/>
+              <w:bottom w:val="single" w:color="BFC9D6" w:sz="4"/>
+              <w:right w:val="single" w:color="BFC9D6" w:sz="4"/>
+            </w:tcBorders>
+            <w:shd w:fill="EEF3F8" w:color="auto" w:val="clear"/>
+            <w:tcMar>
+              <w:top w:type="dxa" w:w="60"/>
+              <w:left w:type="dxa" w:w="100"/>
+              <w:bottom w:type="dxa" w:w="60"/>
+              <w:right w:type="dxa" w:w="100"/>
+            </w:tcMar>
+            <w:vAlign w:val="center"/>
+          </w:tcPr>
+          <w:p>
+            <w:pPr>
+              <w:spacing w:after="30" w:before="30"/>
+              <w:jc w:val="left"/>
+            </w:pPr>
+            <w:r>
+              <w:rPr>
+                <w:rFonts w:ascii="Calibri" w:cs="Calibri" w:eastAsia="Calibri" w:hAnsi="Calibri"/>
+                <w:sz w:val="18"/>
+                <w:szCs w:val="18"/>
+              </w:rPr>
+              <w:t xml:space="preserve">October 2026</w:t>
+            </w:r>
+          </w:p>
+        </w:tc>
+        <w:tc>
+          <w:tcPr>
+            <w:tcW w:type="dxa" w:w="1985"/>
+            <w:tcBorders>
+              <w:top w:val="single" w:color="BFC9D6" w:sz="4"/>
+              <w:left w:val="single" w:color="BFC9D6" w:sz="4"/>
+              <w:bottom w:val="single" w:color="BFC9D6" w:sz="4"/>
+              <w:right w:val="single" w:color="BFC9D6" w:sz="4"/>
+            </w:tcBorders>
+            <w:shd w:fill="EEF3F8" w:color="auto" w:val="clear"/>
+            <w:tcMar>
+              <w:top w:type="dxa" w:w="60"/>
+              <w:left w:type="dxa" w:w="100"/>
+              <w:bottom w:type="dxa" w:w="60"/>
+              <w:right w:type="dxa" w:w="100"/>
+            </w:tcMar>
+            <w:vAlign w:val="center"/>
+          </w:tcPr>
+          <w:p>
+            <w:pPr>
+              <w:spacing w:after="30" w:before="30"/>
+              <w:jc w:val="left"/>
+            </w:pPr>
+            <w:r>
+              <w:rPr>
+                <w:rFonts w:ascii="Calibri" w:cs="Calibri" w:eastAsia="Calibri" w:hAnsi="Calibri"/>
+                <w:sz w:val="18"/>
+                <w:szCs w:val="18"/>
+              </w:rPr>
+              <w:t xml:space="preserve">Msingi Technologies Ltd</w:t>
+            </w:r>
+          </w:p>
+        </w:tc>
+        <w:tc>
+          <w:tcPr>
+            <w:tcW w:type="dxa" w:w="4334"/>
+            <w:tcBorders>
+              <w:top w:val="single" w:color="BFC9D6" w:sz="4"/>
+              <w:left w:val="single" w:color="BFC9D6" w:sz="4"/>
+              <w:bottom w:val="single" w:color="BFC9D6" w:sz="4"/>
+              <w:right w:val="single" w:color="BFC9D6" w:sz="4"/>
+            </w:tcBorders>
+            <w:shd w:fill="EEF3F8" w:color="auto" w:val="clear"/>
+            <w:tcMar>
+              <w:top w:type="dxa" w:w="60"/>
+              <w:left w:type="dxa" w:w="100"/>
+              <w:bottom w:type="dxa" w:w="60"/>
+              <w:right w:type="dxa" w:w="100"/>
+            </w:tcMar>
+            <w:vAlign w:val="center"/>
+          </w:tcPr>
+          <w:p>
+            <w:pPr>
+              <w:spacing w:after="30" w:before="30"/>
+              <w:jc w:val="left"/>
+            </w:pPr>
+            <w:r>
+              <w:rPr>
+                <w:rFonts w:ascii="Calibri" w:cs="Calibri" w:eastAsia="Calibri" w:hAnsi="Calibri"/>
+                <w:sz w:val="18"/>
+                <w:szCs w:val="18"/>
+              </w:rPr>
+              <w:t xml:space="preserve">Updated to the system as built (development build, October 2026): what is built, what is partly built and what remains, with corrected technology, data model and plan. The version 2.0 requirements stay the baseline.</w:t>
             </w:r>
           </w:p>
         </w:tc>
@@ -3392,6 +3529,30 @@
       <w:pPr>
         <w:spacing w:after="120"/>
       </w:pPr>
+    </w:p>
+    <w:p>
+      <w:pPr>
+        <w:pBdr>
+          <w:left w:val="single" w:sz="18" w:space="8" w:color="1F3864"/>
+        </w:pBdr>
+        <w:shd w:val="clear" w:color="auto" w:fill="EEF3F8"/>
+        <w:spacing w:before="60" w:after="120" w:line="276"/>
+        <w:ind w:left="170" w:right="113"/>
+      </w:pPr>
+      <w:r>
+        <w:rPr>
+          <w:rFonts w:ascii="Calibri" w:cs="Calibri" w:eastAsia="Calibri" w:hAnsi="Calibri"/>
+          <w:b/>
+          <w:bCs/>
+        </w:rPr>
+        <w:t xml:space="preserve">As built:</w:t>
+      </w:r>
+      <w:r>
+        <w:rPr>
+          <w:rFonts w:ascii="Calibri" w:cs="Calibri" w:eastAsia="Calibri" w:hAnsi="Calibri"/>
+        </w:rPr>
+        <w:t xml:space="preserve"> CIMS is a modular monolith (one Spring Boot application, modules as Java packages); every request, query and message is tenant-aware with row-level security in the database; institution differences are configuration (regulations, fees, templates wording, entry rules, clearance gates, thresholds); outside systems sit behind ports with simulated and live adapters. Section 13 records where the build differs from this design.</w:t>
+      </w:r>
     </w:p>
     <w:p>
       <w:pPr>
@@ -5190,6 +5351,30 @@
     </w:p>
     <w:p>
       <w:pPr>
+        <w:pBdr>
+          <w:left w:val="single" w:sz="18" w:space="8" w:color="1F3864"/>
+        </w:pBdr>
+        <w:shd w:val="clear" w:color="auto" w:fill="EEF3F8"/>
+        <w:spacing w:before="60" w:after="120" w:line="276"/>
+        <w:ind w:left="170" w:right="113"/>
+      </w:pPr>
+      <w:r>
+        <w:rPr>
+          <w:rFonts w:ascii="Calibri" w:cs="Calibri" w:eastAsia="Calibri" w:hAnsi="Calibri"/>
+          <w:b/>
+          <w:bCs/>
+        </w:rPr>
+        <w:t xml:space="preserve">As built:</w:t>
+      </w:r>
+      <w:r>
+        <w:rPr>
+          <w:rFonts w:ascii="Calibri" w:cs="Calibri" w:eastAsia="Calibri" w:hAnsi="Calibri"/>
+        </w:rPr>
+        <w:t xml:space="preserve"> there is no separate worker or message broker yet. Bulk work (billing runs, result computation, bulk SMS, file generation) runs in the request or in seven scheduled jobs inside the application, and SMS leave through a database outbox. This is sufficient for pilot volumes; workers and a broker are added when load requires (section 13.4).</w:t>
+      </w:r>
+    </w:p>
+    <w:p>
+      <w:pPr>
         <w:pStyle w:val="Heading1"/>
       </w:pPr>
       <w:r>
@@ -7646,6 +7831,30 @@
       <w:pPr>
         <w:spacing w:after="120"/>
       </w:pPr>
+    </w:p>
+    <w:p>
+      <w:pPr>
+        <w:pBdr>
+          <w:left w:val="single" w:sz="18" w:space="8" w:color="1F3864"/>
+        </w:pBdr>
+        <w:shd w:val="clear" w:color="auto" w:fill="EEF3F8"/>
+        <w:spacing w:before="60" w:after="120" w:line="276"/>
+        <w:ind w:left="170" w:right="113"/>
+      </w:pPr>
+      <w:r>
+        <w:rPr>
+          <w:rFonts w:ascii="Calibri" w:cs="Calibri" w:eastAsia="Calibri" w:hAnsi="Calibri"/>
+          <w:b/>
+          <w:bCs/>
+        </w:rPr>
+        <w:t xml:space="preserve">As built:</w:t>
+      </w:r>
+      <w:r>
+        <w:rPr>
+          <w:rFonts w:ascii="Calibri" w:cs="Calibri" w:eastAsia="Calibri" w:hAnsi="Calibri"/>
+        </w:rPr>
+        <w:t xml:space="preserve"> the tenant comes from the host name (tenant_domains) or, for the single-page application, the X-Tenant header; it must match the tenant in the user's token. One token issuer serves all institutions instead of a Keycloak realm per institution. Data isolation is by forced row-level security; there is no file store to partition. Onboarding is one step in the platform console (institution, addresses, programmes from the NACTVET catalogue, first administrator).</w:t>
+      </w:r>
     </w:p>
     <w:p>
       <w:pPr>
@@ -8324,6 +8533,30 @@
     </w:p>
     <w:p>
       <w:pPr>
+        <w:pBdr>
+          <w:left w:val="single" w:sz="18" w:space="8" w:color="1F3864"/>
+        </w:pBdr>
+        <w:shd w:val="clear" w:color="auto" w:fill="EEF3F8"/>
+        <w:spacing w:before="60" w:after="120" w:line="276"/>
+        <w:ind w:left="170" w:right="113"/>
+      </w:pPr>
+      <w:r>
+        <w:rPr>
+          <w:rFonts w:ascii="Calibri" w:cs="Calibri" w:eastAsia="Calibri" w:hAnsi="Calibri"/>
+          <w:b/>
+          <w:bCs/>
+        </w:rPr>
+        <w:t xml:space="preserve">As built (security):</w:t>
+      </w:r>
+      <w:r>
+        <w:rPr>
+          <w:rFonts w:ascii="Calibri" w:cs="Calibri" w:eastAsia="Calibri" w:hAnsi="Calibri"/>
+        </w:rPr>
+        <w:t xml:space="preserve"> role and scope checks on every request; segregation of duties in the software; account lock-out after 5 failed sign-ins; strong password rules; forced change of temporary passwords; sessions ended when roles change or an account is disabled; rate limits on public look-ups, OTP and verification; HSTS and a strict content security policy; personal data masked in logs and exports audited; a start-up guard that refuses a database role able to bypass row-level security. Not yet in place: MFA, secrets vault, file upload scanning (there are no uploads besides images checked by content), penetration test, network segmentation (comes with hosting).</w:t>
+      </w:r>
+    </w:p>
+    <w:p>
+      <w:pPr>
         <w:pStyle w:val="Heading1"/>
       </w:pPr>
       <w:r>
@@ -9731,6 +9964,30 @@
       <w:pPr>
         <w:spacing w:after="120"/>
       </w:pPr>
+    </w:p>
+    <w:p>
+      <w:pPr>
+        <w:pBdr>
+          <w:left w:val="single" w:sz="18" w:space="8" w:color="1F3864"/>
+        </w:pBdr>
+        <w:shd w:val="clear" w:color="auto" w:fill="EEF3F8"/>
+        <w:spacing w:before="60" w:after="120" w:line="276"/>
+        <w:ind w:left="170" w:right="113"/>
+      </w:pPr>
+      <w:r>
+        <w:rPr>
+          <w:rFonts w:ascii="Calibri" w:cs="Calibri" w:eastAsia="Calibri" w:hAnsi="Calibri"/>
+          <w:b/>
+          <w:bCs/>
+        </w:rPr>
+        <w:t xml:space="preserve">As built:</w:t>
+      </w:r>
+      <w:r>
+        <w:rPr>
+          <w:rFonts w:ascii="Calibri" w:cs="Calibri" w:eastAsia="Calibri" w:hAnsi="Calibri"/>
+        </w:rPr>
+        <w:t xml:space="preserve"> each external system is a Java port with a simulated and a live adapter chosen by configuration; every call is recorded (operation, outcome, duration, reference only) in the integration call log shown in the platform console and to each institution's Auditor. Section 13.3 lists the adapters.</w:t>
+      </w:r>
     </w:p>
     <w:p>
       <w:pPr>
@@ -11305,6 +11562,30 @@
           <w:rFonts w:ascii="Calibri" w:cs="Calibri" w:eastAsia="Calibri" w:hAnsi="Calibri"/>
         </w:rPr>
         <w:t xml:space="preserve">Production deploy by rolling update (zero downtime); database migrations backward compatible; automatic rollback on failed health checks.</w:t>
+      </w:r>
+    </w:p>
+    <w:p>
+      <w:pPr>
+        <w:pBdr>
+          <w:left w:val="single" w:sz="18" w:space="8" w:color="1F3864"/>
+        </w:pBdr>
+        <w:shd w:val="clear" w:color="auto" w:fill="EEF3F8"/>
+        <w:spacing w:before="60" w:after="120" w:line="276"/>
+        <w:ind w:left="170" w:right="113"/>
+      </w:pPr>
+      <w:r>
+        <w:rPr>
+          <w:rFonts w:ascii="Calibri" w:cs="Calibri" w:eastAsia="Calibri" w:hAnsi="Calibri"/>
+          <w:b/>
+          <w:bCs/>
+        </w:rPr>
+        <w:t xml:space="preserve">As built:</w:t>
+      </w:r>
+      <w:r>
+        <w:rPr>
+          <w:rFonts w:ascii="Calibri" w:cs="Calibri" w:eastAsia="Calibri" w:hAnsi="Calibri"/>
+        </w:rPr>
+        <w:t xml:space="preserve"> the code is built with Maven and npm, migrations run at start-up, and the full test suite runs against PostgreSQL before each delivery. A Docker Compose stack runs PostgreSQL (with a non-superuser application role), the backend and the frontend. Production hosting, environments beyond development and the automated pipeline are still to be set up.</w:t>
       </w:r>
     </w:p>
     <w:p>
@@ -13366,6 +13647,3633 @@
       <w:pPr>
         <w:spacing w:after="120"/>
       </w:pPr>
+    </w:p>
+    <w:p>
+      <w:pPr>
+        <w:pBdr>
+          <w:left w:val="single" w:sz="18" w:space="8" w:color="1F3864"/>
+        </w:pBdr>
+        <w:shd w:val="clear" w:color="auto" w:fill="EEF3F8"/>
+        <w:spacing w:before="60" w:after="120" w:line="276"/>
+        <w:ind w:left="170" w:right="113"/>
+      </w:pPr>
+      <w:r>
+        <w:rPr>
+          <w:rFonts w:ascii="Calibri" w:cs="Calibri" w:eastAsia="Calibri" w:hAnsi="Calibri"/>
+          <w:b/>
+          <w:bCs/>
+        </w:rPr>
+        <w:t xml:space="preserve">As built:</w:t>
+      </w:r>
+      <w:r>
+        <w:rPr>
+          <w:rFonts w:ascii="Calibri" w:cs="Calibri" w:eastAsia="Calibri" w:hAnsi="Calibri"/>
+        </w:rPr>
+        <w:t xml:space="preserve"> ADRs 01–04, 06, 08 and 09 hold as decided. ADR-05 is deferred: the build uses its own token issuer (custom JWT authentication) behind a standard OAuth2 resource server, so Keycloak can be introduced without changing the modules. ADR-07 is applied to SMS (outbox); calls to NECTA and NACTVET are made directly with timeouts, and GePG callbacks are idempotent.</w:t>
+      </w:r>
+    </w:p>
+    <w:p>
+      <w:pPr>
+        <w:pStyle w:val="Heading1"/>
+      </w:pPr>
+      <w:r>
+        <w:rPr>
+          <w:rFonts w:ascii="Calibri" w:cs="Calibri" w:eastAsia="Calibri" w:hAnsi="Calibri"/>
+        </w:rPr>
+        <w:t xml:space="preserve">13. Architecture As Built (October 2026)</w:t>
+      </w:r>
+    </w:p>
+    <w:p>
+      <w:pPr>
+        <w:spacing w:after="120" w:line="276"/>
+        <w:jc w:val="both"/>
+      </w:pPr>
+      <w:r>
+        <w:rPr>
+          <w:rFonts w:ascii="Calibri" w:cs="Calibri" w:eastAsia="Calibri" w:hAnsi="Calibri"/>
+        </w:rPr>
+        <w:t xml:space="preserve">This section records the architecture of the development build for version 3.0. The design above remains the target; the differences are deliberate simplifications for the build and pilot phase, each with a path to the target.</w:t>
+      </w:r>
+    </w:p>
+    <w:p>
+      <w:pPr>
+        <w:pStyle w:val="Heading2"/>
+      </w:pPr>
+      <w:r>
+        <w:rPr>
+          <w:rFonts w:ascii="Calibri" w:cs="Calibri" w:eastAsia="Calibri" w:hAnsi="Calibri"/>
+        </w:rPr>
+        <w:t xml:space="preserve">13.1 Technology stack as built</w:t>
+      </w:r>
+    </w:p>
+    <w:tbl>
+      <w:tblPr>
+        <w:tblW w:type="dxa" w:w="9026"/>
+        <w:tblBorders>
+          <w:top w:val="single" w:color="auto" w:sz="4"/>
+          <w:left w:val="single" w:color="auto" w:sz="4"/>
+          <w:bottom w:val="single" w:color="auto" w:sz="4"/>
+          <w:right w:val="single" w:color="auto" w:sz="4"/>
+          <w:insideH w:val="single" w:color="auto" w:sz="4"/>
+          <w:insideV w:val="single" w:color="auto" w:sz="4"/>
+        </w:tblBorders>
+        <w:tblLayout w:type="fixed"/>
+      </w:tblPr>
+      <w:tblGrid>
+        <w:gridCol w:w="1353"/>
+        <w:gridCol w:w="2437"/>
+        <w:gridCol w:w="5236"/>
+      </w:tblGrid>
+      <w:tr>
+        <w:trPr>
+          <w:tblHeader/>
+          <w:cantSplit/>
+        </w:trPr>
+        <w:tc>
+          <w:tcPr>
+            <w:tcW w:type="dxa" w:w="1353"/>
+            <w:tcBorders>
+              <w:top w:val="single" w:color="BFC9D6" w:sz="4"/>
+              <w:left w:val="single" w:color="BFC9D6" w:sz="4"/>
+              <w:bottom w:val="single" w:color="BFC9D6" w:sz="4"/>
+              <w:right w:val="single" w:color="BFC9D6" w:sz="4"/>
+            </w:tcBorders>
+            <w:shd w:fill="1F3864" w:color="auto" w:val="clear"/>
+            <w:tcMar>
+              <w:top w:type="dxa" w:w="60"/>
+              <w:left w:type="dxa" w:w="100"/>
+              <w:bottom w:type="dxa" w:w="60"/>
+              <w:right w:type="dxa" w:w="100"/>
+            </w:tcMar>
+            <w:vAlign w:val="center"/>
+          </w:tcPr>
+          <w:p>
+            <w:pPr>
+              <w:spacing w:after="30" w:before="30"/>
+              <w:jc w:val="left"/>
+            </w:pPr>
+            <w:r>
+              <w:rPr>
+                <w:rFonts w:ascii="Calibri" w:cs="Calibri" w:eastAsia="Calibri" w:hAnsi="Calibri"/>
+                <w:b/>
+                <w:bCs/>
+                <w:color w:val="FFFFFF"/>
+                <w:sz w:val="16"/>
+                <w:szCs w:val="16"/>
+              </w:rPr>
+              <w:t xml:space="preserve">Layer</w:t>
+            </w:r>
+          </w:p>
+        </w:tc>
+        <w:tc>
+          <w:tcPr>
+            <w:tcW w:type="dxa" w:w="2437"/>
+            <w:tcBorders>
+              <w:top w:val="single" w:color="BFC9D6" w:sz="4"/>
+              <w:left w:val="single" w:color="BFC9D6" w:sz="4"/>
+              <w:bottom w:val="single" w:color="BFC9D6" w:sz="4"/>
+              <w:right w:val="single" w:color="BFC9D6" w:sz="4"/>
+            </w:tcBorders>
+            <w:shd w:fill="1F3864" w:color="auto" w:val="clear"/>
+            <w:tcMar>
+              <w:top w:type="dxa" w:w="60"/>
+              <w:left w:type="dxa" w:w="100"/>
+              <w:bottom w:type="dxa" w:w="60"/>
+              <w:right w:type="dxa" w:w="100"/>
+            </w:tcMar>
+            <w:vAlign w:val="center"/>
+          </w:tcPr>
+          <w:p>
+            <w:pPr>
+              <w:spacing w:after="30" w:before="30"/>
+              <w:jc w:val="left"/>
+            </w:pPr>
+            <w:r>
+              <w:rPr>
+                <w:rFonts w:ascii="Calibri" w:cs="Calibri" w:eastAsia="Calibri" w:hAnsi="Calibri"/>
+                <w:b/>
+                <w:bCs/>
+                <w:color w:val="FFFFFF"/>
+                <w:sz w:val="16"/>
+                <w:szCs w:val="16"/>
+              </w:rPr>
+              <w:t xml:space="preserve">Planned (section 4)</w:t>
+            </w:r>
+          </w:p>
+        </w:tc>
+        <w:tc>
+          <w:tcPr>
+            <w:tcW w:type="dxa" w:w="5236"/>
+            <w:tcBorders>
+              <w:top w:val="single" w:color="BFC9D6" w:sz="4"/>
+              <w:left w:val="single" w:color="BFC9D6" w:sz="4"/>
+              <w:bottom w:val="single" w:color="BFC9D6" w:sz="4"/>
+              <w:right w:val="single" w:color="BFC9D6" w:sz="4"/>
+            </w:tcBorders>
+            <w:shd w:fill="1F3864" w:color="auto" w:val="clear"/>
+            <w:tcMar>
+              <w:top w:type="dxa" w:w="60"/>
+              <w:left w:type="dxa" w:w="100"/>
+              <w:bottom w:type="dxa" w:w="60"/>
+              <w:right w:type="dxa" w:w="100"/>
+            </w:tcMar>
+            <w:vAlign w:val="center"/>
+          </w:tcPr>
+          <w:p>
+            <w:pPr>
+              <w:spacing w:after="30" w:before="30"/>
+              <w:jc w:val="left"/>
+            </w:pPr>
+            <w:r>
+              <w:rPr>
+                <w:rFonts w:ascii="Calibri" w:cs="Calibri" w:eastAsia="Calibri" w:hAnsi="Calibri"/>
+                <w:b/>
+                <w:bCs/>
+                <w:color w:val="FFFFFF"/>
+                <w:sz w:val="16"/>
+                <w:szCs w:val="16"/>
+              </w:rPr>
+              <w:t xml:space="preserve">As built</w:t>
+            </w:r>
+          </w:p>
+        </w:tc>
+      </w:tr>
+      <w:tr>
+        <w:trPr>
+          <w:cantSplit/>
+        </w:trPr>
+        <w:tc>
+          <w:tcPr>
+            <w:tcW w:type="dxa" w:w="1353"/>
+            <w:tcBorders>
+              <w:top w:val="single" w:color="BFC9D6" w:sz="4"/>
+              <w:left w:val="single" w:color="BFC9D6" w:sz="4"/>
+              <w:bottom w:val="single" w:color="BFC9D6" w:sz="4"/>
+              <w:right w:val="single" w:color="BFC9D6" w:sz="4"/>
+            </w:tcBorders>
+            <w:shd w:fill="EEF3F8" w:color="auto" w:val="clear"/>
+            <w:tcMar>
+              <w:top w:type="dxa" w:w="60"/>
+              <w:left w:type="dxa" w:w="100"/>
+              <w:bottom w:type="dxa" w:w="60"/>
+              <w:right w:type="dxa" w:w="100"/>
+            </w:tcMar>
+            <w:vAlign w:val="center"/>
+          </w:tcPr>
+          <w:p>
+            <w:pPr>
+              <w:spacing w:after="30" w:before="30"/>
+              <w:jc w:val="left"/>
+            </w:pPr>
+            <w:r>
+              <w:rPr>
+                <w:rFonts w:ascii="Calibri" w:cs="Calibri" w:eastAsia="Calibri" w:hAnsi="Calibri"/>
+                <w:b/>
+                <w:bCs/>
+                <w:sz w:val="16"/>
+                <w:szCs w:val="16"/>
+              </w:rPr>
+              <w:t xml:space="preserve">Frontend</w:t>
+            </w:r>
+          </w:p>
+        </w:tc>
+        <w:tc>
+          <w:tcPr>
+            <w:tcW w:type="dxa" w:w="2437"/>
+            <w:tcBorders>
+              <w:top w:val="single" w:color="BFC9D6" w:sz="4"/>
+              <w:left w:val="single" w:color="BFC9D6" w:sz="4"/>
+              <w:bottom w:val="single" w:color="BFC9D6" w:sz="4"/>
+              <w:right w:val="single" w:color="BFC9D6" w:sz="4"/>
+            </w:tcBorders>
+            <w:shd w:fill="EEF3F8" w:color="auto" w:val="clear"/>
+            <w:tcMar>
+              <w:top w:type="dxa" w:w="60"/>
+              <w:left w:type="dxa" w:w="100"/>
+              <w:bottom w:type="dxa" w:w="60"/>
+              <w:right w:type="dxa" w:w="100"/>
+            </w:tcMar>
+            <w:vAlign w:val="center"/>
+          </w:tcPr>
+          <w:p>
+            <w:pPr>
+              <w:spacing w:after="30" w:before="30"/>
+              <w:jc w:val="left"/>
+            </w:pPr>
+            <w:r>
+              <w:rPr>
+                <w:rFonts w:ascii="Calibri" w:cs="Calibri" w:eastAsia="Calibri" w:hAnsi="Calibri"/>
+                <w:sz w:val="16"/>
+                <w:szCs w:val="16"/>
+              </w:rPr>
+              <w:t xml:space="preserve">React 18, TypeScript, Vite, MUI, React Query, i18next</w:t>
+            </w:r>
+          </w:p>
+        </w:tc>
+        <w:tc>
+          <w:tcPr>
+            <w:tcW w:type="dxa" w:w="5236"/>
+            <w:tcBorders>
+              <w:top w:val="single" w:color="BFC9D6" w:sz="4"/>
+              <w:left w:val="single" w:color="BFC9D6" w:sz="4"/>
+              <w:bottom w:val="single" w:color="BFC9D6" w:sz="4"/>
+              <w:right w:val="single" w:color="BFC9D6" w:sz="4"/>
+            </w:tcBorders>
+            <w:shd w:fill="EEF3F8" w:color="auto" w:val="clear"/>
+            <w:tcMar>
+              <w:top w:type="dxa" w:w="60"/>
+              <w:left w:type="dxa" w:w="100"/>
+              <w:bottom w:type="dxa" w:w="60"/>
+              <w:right w:type="dxa" w:w="100"/>
+            </w:tcMar>
+            <w:vAlign w:val="center"/>
+          </w:tcPr>
+          <w:p>
+            <w:pPr>
+              <w:spacing w:after="30" w:before="30"/>
+              <w:jc w:val="left"/>
+            </w:pPr>
+            <w:r>
+              <w:rPr>
+                <w:rFonts w:ascii="Calibri" w:cs="Calibri" w:eastAsia="Calibri" w:hAnsi="Calibri"/>
+                <w:sz w:val="16"/>
+                <w:szCs w:val="16"/>
+              </w:rPr>
+              <w:t xml:space="preserve">As planned: React 18.3, TypeScript 5, Vite 5, MUI 6, TanStack Query 5, i18next (English/Kiswahili portals). One application serves the admission portal, student portal, staff back-office, platform console and verification page; served by Nginx. Installable, with a service worker that keeps the app shell (never personal data) available offline.</w:t>
+            </w:r>
+          </w:p>
+        </w:tc>
+      </w:tr>
+      <w:tr>
+        <w:trPr>
+          <w:cantSplit/>
+        </w:trPr>
+        <w:tc>
+          <w:tcPr>
+            <w:tcW w:type="dxa" w:w="1353"/>
+            <w:tcBorders>
+              <w:top w:val="single" w:color="BFC9D6" w:sz="4"/>
+              <w:left w:val="single" w:color="BFC9D6" w:sz="4"/>
+              <w:bottom w:val="single" w:color="BFC9D6" w:sz="4"/>
+              <w:right w:val="single" w:color="BFC9D6" w:sz="4"/>
+            </w:tcBorders>
+            <w:tcMar>
+              <w:top w:type="dxa" w:w="60"/>
+              <w:left w:type="dxa" w:w="100"/>
+              <w:bottom w:type="dxa" w:w="60"/>
+              <w:right w:type="dxa" w:w="100"/>
+            </w:tcMar>
+            <w:vAlign w:val="center"/>
+          </w:tcPr>
+          <w:p>
+            <w:pPr>
+              <w:spacing w:after="30" w:before="30"/>
+              <w:jc w:val="left"/>
+            </w:pPr>
+            <w:r>
+              <w:rPr>
+                <w:rFonts w:ascii="Calibri" w:cs="Calibri" w:eastAsia="Calibri" w:hAnsi="Calibri"/>
+                <w:b/>
+                <w:bCs/>
+                <w:sz w:val="16"/>
+                <w:szCs w:val="16"/>
+              </w:rPr>
+              <w:t xml:space="preserve">Backend</w:t>
+            </w:r>
+          </w:p>
+        </w:tc>
+        <w:tc>
+          <w:tcPr>
+            <w:tcW w:type="dxa" w:w="2437"/>
+            <w:tcBorders>
+              <w:top w:val="single" w:color="BFC9D6" w:sz="4"/>
+              <w:left w:val="single" w:color="BFC9D6" w:sz="4"/>
+              <w:bottom w:val="single" w:color="BFC9D6" w:sz="4"/>
+              <w:right w:val="single" w:color="BFC9D6" w:sz="4"/>
+            </w:tcBorders>
+            <w:tcMar>
+              <w:top w:type="dxa" w:w="60"/>
+              <w:left w:type="dxa" w:w="100"/>
+              <w:bottom w:type="dxa" w:w="60"/>
+              <w:right w:type="dxa" w:w="100"/>
+            </w:tcMar>
+            <w:vAlign w:val="center"/>
+          </w:tcPr>
+          <w:p>
+            <w:pPr>
+              <w:spacing w:after="30" w:before="30"/>
+              <w:jc w:val="left"/>
+            </w:pPr>
+            <w:r>
+              <w:rPr>
+                <w:rFonts w:ascii="Calibri" w:cs="Calibri" w:eastAsia="Calibri" w:hAnsi="Calibri"/>
+                <w:sz w:val="16"/>
+                <w:szCs w:val="16"/>
+              </w:rPr>
+              <w:t xml:space="preserve">Java 21, Spring Boot 3, Spring Modulith, Spring Security, Spring Data JPA</w:t>
+            </w:r>
+          </w:p>
+        </w:tc>
+        <w:tc>
+          <w:tcPr>
+            <w:tcW w:type="dxa" w:w="5236"/>
+            <w:tcBorders>
+              <w:top w:val="single" w:color="BFC9D6" w:sz="4"/>
+              <w:left w:val="single" w:color="BFC9D6" w:sz="4"/>
+              <w:bottom w:val="single" w:color="BFC9D6" w:sz="4"/>
+              <w:right w:val="single" w:color="BFC9D6" w:sz="4"/>
+            </w:tcBorders>
+            <w:tcMar>
+              <w:top w:type="dxa" w:w="60"/>
+              <w:left w:type="dxa" w:w="100"/>
+              <w:bottom w:type="dxa" w:w="60"/>
+              <w:right w:type="dxa" w:w="100"/>
+            </w:tcMar>
+            <w:vAlign w:val="center"/>
+          </w:tcPr>
+          <w:p>
+            <w:pPr>
+              <w:spacing w:after="30" w:before="30"/>
+              <w:jc w:val="left"/>
+            </w:pPr>
+            <w:r>
+              <w:rPr>
+                <w:rFonts w:ascii="Calibri" w:cs="Calibri" w:eastAsia="Calibri" w:hAnsi="Calibri"/>
+                <w:sz w:val="16"/>
+                <w:szCs w:val="16"/>
+              </w:rPr>
+              <w:t xml:space="preserve">Java 21, Spring Boot 3.3.4, Spring Security (OAuth2 resource server), Spring Data JPA and JdbcTemplate, Bean Validation, Actuator. Modules are Java packages talking through services and Spring application events; Spring Modulith is not used.</w:t>
+            </w:r>
+          </w:p>
+        </w:tc>
+      </w:tr>
+      <w:tr>
+        <w:trPr>
+          <w:cantSplit/>
+        </w:trPr>
+        <w:tc>
+          <w:tcPr>
+            <w:tcW w:type="dxa" w:w="1353"/>
+            <w:tcBorders>
+              <w:top w:val="single" w:color="BFC9D6" w:sz="4"/>
+              <w:left w:val="single" w:color="BFC9D6" w:sz="4"/>
+              <w:bottom w:val="single" w:color="BFC9D6" w:sz="4"/>
+              <w:right w:val="single" w:color="BFC9D6" w:sz="4"/>
+            </w:tcBorders>
+            <w:shd w:fill="EEF3F8" w:color="auto" w:val="clear"/>
+            <w:tcMar>
+              <w:top w:type="dxa" w:w="60"/>
+              <w:left w:type="dxa" w:w="100"/>
+              <w:bottom w:type="dxa" w:w="60"/>
+              <w:right w:type="dxa" w:w="100"/>
+            </w:tcMar>
+            <w:vAlign w:val="center"/>
+          </w:tcPr>
+          <w:p>
+            <w:pPr>
+              <w:spacing w:after="30" w:before="30"/>
+              <w:jc w:val="left"/>
+            </w:pPr>
+            <w:r>
+              <w:rPr>
+                <w:rFonts w:ascii="Calibri" w:cs="Calibri" w:eastAsia="Calibri" w:hAnsi="Calibri"/>
+                <w:b/>
+                <w:bCs/>
+                <w:sz w:val="16"/>
+                <w:szCs w:val="16"/>
+              </w:rPr>
+              <w:t xml:space="preserve">Database</w:t>
+            </w:r>
+          </w:p>
+        </w:tc>
+        <w:tc>
+          <w:tcPr>
+            <w:tcW w:type="dxa" w:w="2437"/>
+            <w:tcBorders>
+              <w:top w:val="single" w:color="BFC9D6" w:sz="4"/>
+              <w:left w:val="single" w:color="BFC9D6" w:sz="4"/>
+              <w:bottom w:val="single" w:color="BFC9D6" w:sz="4"/>
+              <w:right w:val="single" w:color="BFC9D6" w:sz="4"/>
+            </w:tcBorders>
+            <w:shd w:fill="EEF3F8" w:color="auto" w:val="clear"/>
+            <w:tcMar>
+              <w:top w:type="dxa" w:w="60"/>
+              <w:left w:type="dxa" w:w="100"/>
+              <w:bottom w:type="dxa" w:w="60"/>
+              <w:right w:type="dxa" w:w="100"/>
+            </w:tcMar>
+            <w:vAlign w:val="center"/>
+          </w:tcPr>
+          <w:p>
+            <w:pPr>
+              <w:spacing w:after="30" w:before="30"/>
+              <w:jc w:val="left"/>
+            </w:pPr>
+            <w:r>
+              <w:rPr>
+                <w:rFonts w:ascii="Calibri" w:cs="Calibri" w:eastAsia="Calibri" w:hAnsi="Calibri"/>
+                <w:sz w:val="16"/>
+                <w:szCs w:val="16"/>
+              </w:rPr>
+              <w:t xml:space="preserve">PostgreSQL 16 with RLS, pg_trgm; Flyway</w:t>
+            </w:r>
+          </w:p>
+        </w:tc>
+        <w:tc>
+          <w:tcPr>
+            <w:tcW w:type="dxa" w:w="5236"/>
+            <w:tcBorders>
+              <w:top w:val="single" w:color="BFC9D6" w:sz="4"/>
+              <w:left w:val="single" w:color="BFC9D6" w:sz="4"/>
+              <w:bottom w:val="single" w:color="BFC9D6" w:sz="4"/>
+              <w:right w:val="single" w:color="BFC9D6" w:sz="4"/>
+            </w:tcBorders>
+            <w:shd w:fill="EEF3F8" w:color="auto" w:val="clear"/>
+            <w:tcMar>
+              <w:top w:type="dxa" w:w="60"/>
+              <w:left w:type="dxa" w:w="100"/>
+              <w:bottom w:type="dxa" w:w="60"/>
+              <w:right w:type="dxa" w:w="100"/>
+            </w:tcMar>
+            <w:vAlign w:val="center"/>
+          </w:tcPr>
+          <w:p>
+            <w:pPr>
+              <w:spacing w:after="30" w:before="30"/>
+              <w:jc w:val="left"/>
+            </w:pPr>
+            <w:r>
+              <w:rPr>
+                <w:rFonts w:ascii="Calibri" w:cs="Calibri" w:eastAsia="Calibri" w:hAnsi="Calibri"/>
+                <w:sz w:val="16"/>
+                <w:szCs w:val="16"/>
+              </w:rPr>
+              <w:t xml:space="preserve">PostgreSQL 16 with forced row-level security; Flyway V1–V38. pg_trgm is not used yet.</w:t>
+            </w:r>
+          </w:p>
+        </w:tc>
+      </w:tr>
+      <w:tr>
+        <w:trPr>
+          <w:cantSplit/>
+        </w:trPr>
+        <w:tc>
+          <w:tcPr>
+            <w:tcW w:type="dxa" w:w="1353"/>
+            <w:tcBorders>
+              <w:top w:val="single" w:color="BFC9D6" w:sz="4"/>
+              <w:left w:val="single" w:color="BFC9D6" w:sz="4"/>
+              <w:bottom w:val="single" w:color="BFC9D6" w:sz="4"/>
+              <w:right w:val="single" w:color="BFC9D6" w:sz="4"/>
+            </w:tcBorders>
+            <w:tcMar>
+              <w:top w:type="dxa" w:w="60"/>
+              <w:left w:type="dxa" w:w="100"/>
+              <w:bottom w:type="dxa" w:w="60"/>
+              <w:right w:type="dxa" w:w="100"/>
+            </w:tcMar>
+            <w:vAlign w:val="center"/>
+          </w:tcPr>
+          <w:p>
+            <w:pPr>
+              <w:spacing w:after="30" w:before="30"/>
+              <w:jc w:val="left"/>
+            </w:pPr>
+            <w:r>
+              <w:rPr>
+                <w:rFonts w:ascii="Calibri" w:cs="Calibri" w:eastAsia="Calibri" w:hAnsi="Calibri"/>
+                <w:b/>
+                <w:bCs/>
+                <w:sz w:val="16"/>
+                <w:szCs w:val="16"/>
+              </w:rPr>
+              <w:t xml:space="preserve">Identity</w:t>
+            </w:r>
+          </w:p>
+        </w:tc>
+        <w:tc>
+          <w:tcPr>
+            <w:tcW w:type="dxa" w:w="2437"/>
+            <w:tcBorders>
+              <w:top w:val="single" w:color="BFC9D6" w:sz="4"/>
+              <w:left w:val="single" w:color="BFC9D6" w:sz="4"/>
+              <w:bottom w:val="single" w:color="BFC9D6" w:sz="4"/>
+              <w:right w:val="single" w:color="BFC9D6" w:sz="4"/>
+            </w:tcBorders>
+            <w:tcMar>
+              <w:top w:type="dxa" w:w="60"/>
+              <w:left w:type="dxa" w:w="100"/>
+              <w:bottom w:type="dxa" w:w="60"/>
+              <w:right w:type="dxa" w:w="100"/>
+            </w:tcMar>
+            <w:vAlign w:val="center"/>
+          </w:tcPr>
+          <w:p>
+            <w:pPr>
+              <w:spacing w:after="30" w:before="30"/>
+              <w:jc w:val="left"/>
+            </w:pPr>
+            <w:r>
+              <w:rPr>
+                <w:rFonts w:ascii="Calibri" w:cs="Calibri" w:eastAsia="Calibri" w:hAnsi="Calibri"/>
+                <w:sz w:val="16"/>
+                <w:szCs w:val="16"/>
+              </w:rPr>
+              <w:t xml:space="preserve">Keycloak (OIDC, MFA)</w:t>
+            </w:r>
+          </w:p>
+        </w:tc>
+        <w:tc>
+          <w:tcPr>
+            <w:tcW w:type="dxa" w:w="5236"/>
+            <w:tcBorders>
+              <w:top w:val="single" w:color="BFC9D6" w:sz="4"/>
+              <w:left w:val="single" w:color="BFC9D6" w:sz="4"/>
+              <w:bottom w:val="single" w:color="BFC9D6" w:sz="4"/>
+              <w:right w:val="single" w:color="BFC9D6" w:sz="4"/>
+            </w:tcBorders>
+            <w:tcMar>
+              <w:top w:type="dxa" w:w="60"/>
+              <w:left w:type="dxa" w:w="100"/>
+              <w:bottom w:type="dxa" w:w="60"/>
+              <w:right w:type="dxa" w:w="100"/>
+            </w:tcMar>
+            <w:vAlign w:val="center"/>
+          </w:tcPr>
+          <w:p>
+            <w:pPr>
+              <w:spacing w:after="30" w:before="30"/>
+              <w:jc w:val="left"/>
+            </w:pPr>
+            <w:r>
+              <w:rPr>
+                <w:rFonts w:ascii="Calibri" w:cs="Calibri" w:eastAsia="Calibri" w:hAnsi="Calibri"/>
+                <w:sz w:val="16"/>
+                <w:szCs w:val="16"/>
+              </w:rPr>
+              <w:t xml:space="preserve">CIMS issues its own signed JWT access tokens (60 minutes, configurable) for staff, applicants, students and platform staff; Keycloak-ready because the backend is a standard OAuth2 resource server. MFA not built.</w:t>
+            </w:r>
+          </w:p>
+        </w:tc>
+      </w:tr>
+      <w:tr>
+        <w:trPr>
+          <w:cantSplit/>
+        </w:trPr>
+        <w:tc>
+          <w:tcPr>
+            <w:tcW w:type="dxa" w:w="1353"/>
+            <w:tcBorders>
+              <w:top w:val="single" w:color="BFC9D6" w:sz="4"/>
+              <w:left w:val="single" w:color="BFC9D6" w:sz="4"/>
+              <w:bottom w:val="single" w:color="BFC9D6" w:sz="4"/>
+              <w:right w:val="single" w:color="BFC9D6" w:sz="4"/>
+            </w:tcBorders>
+            <w:shd w:fill="EEF3F8" w:color="auto" w:val="clear"/>
+            <w:tcMar>
+              <w:top w:type="dxa" w:w="60"/>
+              <w:left w:type="dxa" w:w="100"/>
+              <w:bottom w:type="dxa" w:w="60"/>
+              <w:right w:type="dxa" w:w="100"/>
+            </w:tcMar>
+            <w:vAlign w:val="center"/>
+          </w:tcPr>
+          <w:p>
+            <w:pPr>
+              <w:spacing w:after="30" w:before="30"/>
+              <w:jc w:val="left"/>
+            </w:pPr>
+            <w:r>
+              <w:rPr>
+                <w:rFonts w:ascii="Calibri" w:cs="Calibri" w:eastAsia="Calibri" w:hAnsi="Calibri"/>
+                <w:b/>
+                <w:bCs/>
+                <w:sz w:val="16"/>
+                <w:szCs w:val="16"/>
+              </w:rPr>
+              <w:t xml:space="preserve">Caching</w:t>
+            </w:r>
+          </w:p>
+        </w:tc>
+        <w:tc>
+          <w:tcPr>
+            <w:tcW w:type="dxa" w:w="2437"/>
+            <w:tcBorders>
+              <w:top w:val="single" w:color="BFC9D6" w:sz="4"/>
+              <w:left w:val="single" w:color="BFC9D6" w:sz="4"/>
+              <w:bottom w:val="single" w:color="BFC9D6" w:sz="4"/>
+              <w:right w:val="single" w:color="BFC9D6" w:sz="4"/>
+            </w:tcBorders>
+            <w:shd w:fill="EEF3F8" w:color="auto" w:val="clear"/>
+            <w:tcMar>
+              <w:top w:type="dxa" w:w="60"/>
+              <w:left w:type="dxa" w:w="100"/>
+              <w:bottom w:type="dxa" w:w="60"/>
+              <w:right w:type="dxa" w:w="100"/>
+            </w:tcMar>
+            <w:vAlign w:val="center"/>
+          </w:tcPr>
+          <w:p>
+            <w:pPr>
+              <w:spacing w:after="30" w:before="30"/>
+              <w:jc w:val="left"/>
+            </w:pPr>
+            <w:r>
+              <w:rPr>
+                <w:rFonts w:ascii="Calibri" w:cs="Calibri" w:eastAsia="Calibri" w:hAnsi="Calibri"/>
+                <w:sz w:val="16"/>
+                <w:szCs w:val="16"/>
+              </w:rPr>
+              <w:t xml:space="preserve">Redis</w:t>
+            </w:r>
+          </w:p>
+        </w:tc>
+        <w:tc>
+          <w:tcPr>
+            <w:tcW w:type="dxa" w:w="5236"/>
+            <w:tcBorders>
+              <w:top w:val="single" w:color="BFC9D6" w:sz="4"/>
+              <w:left w:val="single" w:color="BFC9D6" w:sz="4"/>
+              <w:bottom w:val="single" w:color="BFC9D6" w:sz="4"/>
+              <w:right w:val="single" w:color="BFC9D6" w:sz="4"/>
+            </w:tcBorders>
+            <w:shd w:fill="EEF3F8" w:color="auto" w:val="clear"/>
+            <w:tcMar>
+              <w:top w:type="dxa" w:w="60"/>
+              <w:left w:type="dxa" w:w="100"/>
+              <w:bottom w:type="dxa" w:w="60"/>
+              <w:right w:type="dxa" w:w="100"/>
+            </w:tcMar>
+            <w:vAlign w:val="center"/>
+          </w:tcPr>
+          <w:p>
+            <w:pPr>
+              <w:spacing w:after="30" w:before="30"/>
+              <w:jc w:val="left"/>
+            </w:pPr>
+            <w:r>
+              <w:rPr>
+                <w:rFonts w:ascii="Calibri" w:cs="Calibri" w:eastAsia="Calibri" w:hAnsi="Calibri"/>
+                <w:sz w:val="16"/>
+                <w:szCs w:val="16"/>
+              </w:rPr>
+              <w:t xml:space="preserve">Not used. Rate limits and OTP state are held in the application and database.</w:t>
+            </w:r>
+          </w:p>
+        </w:tc>
+      </w:tr>
+      <w:tr>
+        <w:trPr>
+          <w:cantSplit/>
+        </w:trPr>
+        <w:tc>
+          <w:tcPr>
+            <w:tcW w:type="dxa" w:w="1353"/>
+            <w:tcBorders>
+              <w:top w:val="single" w:color="BFC9D6" w:sz="4"/>
+              <w:left w:val="single" w:color="BFC9D6" w:sz="4"/>
+              <w:bottom w:val="single" w:color="BFC9D6" w:sz="4"/>
+              <w:right w:val="single" w:color="BFC9D6" w:sz="4"/>
+            </w:tcBorders>
+            <w:tcMar>
+              <w:top w:type="dxa" w:w="60"/>
+              <w:left w:type="dxa" w:w="100"/>
+              <w:bottom w:type="dxa" w:w="60"/>
+              <w:right w:type="dxa" w:w="100"/>
+            </w:tcMar>
+            <w:vAlign w:val="center"/>
+          </w:tcPr>
+          <w:p>
+            <w:pPr>
+              <w:spacing w:after="30" w:before="30"/>
+              <w:jc w:val="left"/>
+            </w:pPr>
+            <w:r>
+              <w:rPr>
+                <w:rFonts w:ascii="Calibri" w:cs="Calibri" w:eastAsia="Calibri" w:hAnsi="Calibri"/>
+                <w:b/>
+                <w:bCs/>
+                <w:sz w:val="16"/>
+                <w:szCs w:val="16"/>
+              </w:rPr>
+              <w:t xml:space="preserve">Messaging and jobs</w:t>
+            </w:r>
+          </w:p>
+        </w:tc>
+        <w:tc>
+          <w:tcPr>
+            <w:tcW w:type="dxa" w:w="2437"/>
+            <w:tcBorders>
+              <w:top w:val="single" w:color="BFC9D6" w:sz="4"/>
+              <w:left w:val="single" w:color="BFC9D6" w:sz="4"/>
+              <w:bottom w:val="single" w:color="BFC9D6" w:sz="4"/>
+              <w:right w:val="single" w:color="BFC9D6" w:sz="4"/>
+            </w:tcBorders>
+            <w:tcMar>
+              <w:top w:type="dxa" w:w="60"/>
+              <w:left w:type="dxa" w:w="100"/>
+              <w:bottom w:type="dxa" w:w="60"/>
+              <w:right w:type="dxa" w:w="100"/>
+            </w:tcMar>
+            <w:vAlign w:val="center"/>
+          </w:tcPr>
+          <w:p>
+            <w:pPr>
+              <w:spacing w:after="30" w:before="30"/>
+              <w:jc w:val="left"/>
+            </w:pPr>
+            <w:r>
+              <w:rPr>
+                <w:rFonts w:ascii="Calibri" w:cs="Calibri" w:eastAsia="Calibri" w:hAnsi="Calibri"/>
+                <w:sz w:val="16"/>
+                <w:szCs w:val="16"/>
+              </w:rPr>
+              <w:t xml:space="preserve">RabbitMQ, ShedLock</w:t>
+            </w:r>
+          </w:p>
+        </w:tc>
+        <w:tc>
+          <w:tcPr>
+            <w:tcW w:type="dxa" w:w="5236"/>
+            <w:tcBorders>
+              <w:top w:val="single" w:color="BFC9D6" w:sz="4"/>
+              <w:left w:val="single" w:color="BFC9D6" w:sz="4"/>
+              <w:bottom w:val="single" w:color="BFC9D6" w:sz="4"/>
+              <w:right w:val="single" w:color="BFC9D6" w:sz="4"/>
+            </w:tcBorders>
+            <w:tcMar>
+              <w:top w:type="dxa" w:w="60"/>
+              <w:left w:type="dxa" w:w="100"/>
+              <w:bottom w:type="dxa" w:w="60"/>
+              <w:right w:type="dxa" w:w="100"/>
+            </w:tcMar>
+            <w:vAlign w:val="center"/>
+          </w:tcPr>
+          <w:p>
+            <w:pPr>
+              <w:spacing w:after="30" w:before="30"/>
+              <w:jc w:val="left"/>
+            </w:pPr>
+            <w:r>
+              <w:rPr>
+                <w:rFonts w:ascii="Calibri" w:cs="Calibri" w:eastAsia="Calibri" w:hAnsi="Calibri"/>
+                <w:sz w:val="16"/>
+                <w:szCs w:val="16"/>
+              </w:rPr>
+              <w:t xml:space="preserve">Not used. SMS go through a transactional outbox table sent after commit with retries; seven scheduled jobs run inside the application (check-in closing, SMS retries, window closing, offer expiry, hostel release, status changes, integration log clean-up). ShedLock is needed before running more than one instance.</w:t>
+            </w:r>
+          </w:p>
+        </w:tc>
+      </w:tr>
+      <w:tr>
+        <w:trPr>
+          <w:cantSplit/>
+        </w:trPr>
+        <w:tc>
+          <w:tcPr>
+            <w:tcW w:type="dxa" w:w="1353"/>
+            <w:tcBorders>
+              <w:top w:val="single" w:color="BFC9D6" w:sz="4"/>
+              <w:left w:val="single" w:color="BFC9D6" w:sz="4"/>
+              <w:bottom w:val="single" w:color="BFC9D6" w:sz="4"/>
+              <w:right w:val="single" w:color="BFC9D6" w:sz="4"/>
+            </w:tcBorders>
+            <w:shd w:fill="EEF3F8" w:color="auto" w:val="clear"/>
+            <w:tcMar>
+              <w:top w:type="dxa" w:w="60"/>
+              <w:left w:type="dxa" w:w="100"/>
+              <w:bottom w:type="dxa" w:w="60"/>
+              <w:right w:type="dxa" w:w="100"/>
+            </w:tcMar>
+            <w:vAlign w:val="center"/>
+          </w:tcPr>
+          <w:p>
+            <w:pPr>
+              <w:spacing w:after="30" w:before="30"/>
+              <w:jc w:val="left"/>
+            </w:pPr>
+            <w:r>
+              <w:rPr>
+                <w:rFonts w:ascii="Calibri" w:cs="Calibri" w:eastAsia="Calibri" w:hAnsi="Calibri"/>
+                <w:b/>
+                <w:bCs/>
+                <w:sz w:val="16"/>
+                <w:szCs w:val="16"/>
+              </w:rPr>
+              <w:t xml:space="preserve">File storage</w:t>
+            </w:r>
+          </w:p>
+        </w:tc>
+        <w:tc>
+          <w:tcPr>
+            <w:tcW w:type="dxa" w:w="2437"/>
+            <w:tcBorders>
+              <w:top w:val="single" w:color="BFC9D6" w:sz="4"/>
+              <w:left w:val="single" w:color="BFC9D6" w:sz="4"/>
+              <w:bottom w:val="single" w:color="BFC9D6" w:sz="4"/>
+              <w:right w:val="single" w:color="BFC9D6" w:sz="4"/>
+            </w:tcBorders>
+            <w:shd w:fill="EEF3F8" w:color="auto" w:val="clear"/>
+            <w:tcMar>
+              <w:top w:type="dxa" w:w="60"/>
+              <w:left w:type="dxa" w:w="100"/>
+              <w:bottom w:type="dxa" w:w="60"/>
+              <w:right w:type="dxa" w:w="100"/>
+            </w:tcMar>
+            <w:vAlign w:val="center"/>
+          </w:tcPr>
+          <w:p>
+            <w:pPr>
+              <w:spacing w:after="30" w:before="30"/>
+              <w:jc w:val="left"/>
+            </w:pPr>
+            <w:r>
+              <w:rPr>
+                <w:rFonts w:ascii="Calibri" w:cs="Calibri" w:eastAsia="Calibri" w:hAnsi="Calibri"/>
+                <w:sz w:val="16"/>
+                <w:szCs w:val="16"/>
+              </w:rPr>
+              <w:t xml:space="preserve">MinIO (S3)</w:t>
+            </w:r>
+          </w:p>
+        </w:tc>
+        <w:tc>
+          <w:tcPr>
+            <w:tcW w:type="dxa" w:w="5236"/>
+            <w:tcBorders>
+              <w:top w:val="single" w:color="BFC9D6" w:sz="4"/>
+              <w:left w:val="single" w:color="BFC9D6" w:sz="4"/>
+              <w:bottom w:val="single" w:color="BFC9D6" w:sz="4"/>
+              <w:right w:val="single" w:color="BFC9D6" w:sz="4"/>
+            </w:tcBorders>
+            <w:shd w:fill="EEF3F8" w:color="auto" w:val="clear"/>
+            <w:tcMar>
+              <w:top w:type="dxa" w:w="60"/>
+              <w:left w:type="dxa" w:w="100"/>
+              <w:bottom w:type="dxa" w:w="60"/>
+              <w:right w:type="dxa" w:w="100"/>
+            </w:tcMar>
+            <w:vAlign w:val="center"/>
+          </w:tcPr>
+          <w:p>
+            <w:pPr>
+              <w:spacing w:after="30" w:before="30"/>
+              <w:jc w:val="left"/>
+            </w:pPr>
+            <w:r>
+              <w:rPr>
+                <w:rFonts w:ascii="Calibri" w:cs="Calibri" w:eastAsia="Calibri" w:hAnsi="Calibri"/>
+                <w:sz w:val="16"/>
+                <w:szCs w:val="16"/>
+              </w:rPr>
+              <w:t xml:space="preserve">Not used. Generated documents are rendered on request from stored data; photos are kept in the database.</w:t>
+            </w:r>
+          </w:p>
+        </w:tc>
+      </w:tr>
+      <w:tr>
+        <w:trPr>
+          <w:cantSplit/>
+        </w:trPr>
+        <w:tc>
+          <w:tcPr>
+            <w:tcW w:type="dxa" w:w="1353"/>
+            <w:tcBorders>
+              <w:top w:val="single" w:color="BFC9D6" w:sz="4"/>
+              <w:left w:val="single" w:color="BFC9D6" w:sz="4"/>
+              <w:bottom w:val="single" w:color="BFC9D6" w:sz="4"/>
+              <w:right w:val="single" w:color="BFC9D6" w:sz="4"/>
+            </w:tcBorders>
+            <w:tcMar>
+              <w:top w:type="dxa" w:w="60"/>
+              <w:left w:type="dxa" w:w="100"/>
+              <w:bottom w:type="dxa" w:w="60"/>
+              <w:right w:type="dxa" w:w="100"/>
+            </w:tcMar>
+            <w:vAlign w:val="center"/>
+          </w:tcPr>
+          <w:p>
+            <w:pPr>
+              <w:spacing w:after="30" w:before="30"/>
+              <w:jc w:val="left"/>
+            </w:pPr>
+            <w:r>
+              <w:rPr>
+                <w:rFonts w:ascii="Calibri" w:cs="Calibri" w:eastAsia="Calibri" w:hAnsi="Calibri"/>
+                <w:b/>
+                <w:bCs/>
+                <w:sz w:val="16"/>
+                <w:szCs w:val="16"/>
+              </w:rPr>
+              <w:t xml:space="preserve">Documents and reports</w:t>
+            </w:r>
+          </w:p>
+        </w:tc>
+        <w:tc>
+          <w:tcPr>
+            <w:tcW w:type="dxa" w:w="2437"/>
+            <w:tcBorders>
+              <w:top w:val="single" w:color="BFC9D6" w:sz="4"/>
+              <w:left w:val="single" w:color="BFC9D6" w:sz="4"/>
+              <w:bottom w:val="single" w:color="BFC9D6" w:sz="4"/>
+              <w:right w:val="single" w:color="BFC9D6" w:sz="4"/>
+            </w:tcBorders>
+            <w:tcMar>
+              <w:top w:type="dxa" w:w="60"/>
+              <w:left w:type="dxa" w:w="100"/>
+              <w:bottom w:type="dxa" w:w="60"/>
+              <w:right w:type="dxa" w:w="100"/>
+            </w:tcMar>
+            <w:vAlign w:val="center"/>
+          </w:tcPr>
+          <w:p>
+            <w:pPr>
+              <w:spacing w:after="30" w:before="30"/>
+              <w:jc w:val="left"/>
+            </w:pPr>
+            <w:r>
+              <w:rPr>
+                <w:rFonts w:ascii="Calibri" w:cs="Calibri" w:eastAsia="Calibri" w:hAnsi="Calibri"/>
+                <w:sz w:val="16"/>
+                <w:szCs w:val="16"/>
+              </w:rPr>
+              <w:t xml:space="preserve">JasperReports, Apache POI, ZXing</w:t>
+            </w:r>
+          </w:p>
+        </w:tc>
+        <w:tc>
+          <w:tcPr>
+            <w:tcW w:type="dxa" w:w="5236"/>
+            <w:tcBorders>
+              <w:top w:val="single" w:color="BFC9D6" w:sz="4"/>
+              <w:left w:val="single" w:color="BFC9D6" w:sz="4"/>
+              <w:bottom w:val="single" w:color="BFC9D6" w:sz="4"/>
+              <w:right w:val="single" w:color="BFC9D6" w:sz="4"/>
+            </w:tcBorders>
+            <w:tcMar>
+              <w:top w:type="dxa" w:w="60"/>
+              <w:left w:type="dxa" w:w="100"/>
+              <w:bottom w:type="dxa" w:w="60"/>
+              <w:right w:type="dxa" w:w="100"/>
+            </w:tcMar>
+            <w:vAlign w:val="center"/>
+          </w:tcPr>
+          <w:p>
+            <w:pPr>
+              <w:spacing w:after="30" w:before="30"/>
+              <w:jc w:val="left"/>
+            </w:pPr>
+            <w:r>
+              <w:rPr>
+                <w:rFonts w:ascii="Calibri" w:cs="Calibri" w:eastAsia="Calibri" w:hAnsi="Calibri"/>
+                <w:sz w:val="16"/>
+                <w:szCs w:val="16"/>
+              </w:rPr>
+              <w:t xml:space="preserve">openhtmltopdf (HTML templates to PDF) for letters, receipts, statements, certificates, ID cards and class lists; Apache POI for Excel; ZXing for QR codes.</w:t>
+            </w:r>
+          </w:p>
+        </w:tc>
+      </w:tr>
+      <w:tr>
+        <w:trPr>
+          <w:cantSplit/>
+        </w:trPr>
+        <w:tc>
+          <w:tcPr>
+            <w:tcW w:type="dxa" w:w="1353"/>
+            <w:tcBorders>
+              <w:top w:val="single" w:color="BFC9D6" w:sz="4"/>
+              <w:left w:val="single" w:color="BFC9D6" w:sz="4"/>
+              <w:bottom w:val="single" w:color="BFC9D6" w:sz="4"/>
+              <w:right w:val="single" w:color="BFC9D6" w:sz="4"/>
+            </w:tcBorders>
+            <w:shd w:fill="EEF3F8" w:color="auto" w:val="clear"/>
+            <w:tcMar>
+              <w:top w:type="dxa" w:w="60"/>
+              <w:left w:type="dxa" w:w="100"/>
+              <w:bottom w:type="dxa" w:w="60"/>
+              <w:right w:type="dxa" w:w="100"/>
+            </w:tcMar>
+            <w:vAlign w:val="center"/>
+          </w:tcPr>
+          <w:p>
+            <w:pPr>
+              <w:spacing w:after="30" w:before="30"/>
+              <w:jc w:val="left"/>
+            </w:pPr>
+            <w:r>
+              <w:rPr>
+                <w:rFonts w:ascii="Calibri" w:cs="Calibri" w:eastAsia="Calibri" w:hAnsi="Calibri"/>
+                <w:b/>
+                <w:bCs/>
+                <w:sz w:val="16"/>
+                <w:szCs w:val="16"/>
+              </w:rPr>
+              <w:t xml:space="preserve">Rules</w:t>
+            </w:r>
+          </w:p>
+        </w:tc>
+        <w:tc>
+          <w:tcPr>
+            <w:tcW w:type="dxa" w:w="2437"/>
+            <w:tcBorders>
+              <w:top w:val="single" w:color="BFC9D6" w:sz="4"/>
+              <w:left w:val="single" w:color="BFC9D6" w:sz="4"/>
+              <w:bottom w:val="single" w:color="BFC9D6" w:sz="4"/>
+              <w:right w:val="single" w:color="BFC9D6" w:sz="4"/>
+            </w:tcBorders>
+            <w:shd w:fill="EEF3F8" w:color="auto" w:val="clear"/>
+            <w:tcMar>
+              <w:top w:type="dxa" w:w="60"/>
+              <w:left w:type="dxa" w:w="100"/>
+              <w:bottom w:type="dxa" w:w="60"/>
+              <w:right w:type="dxa" w:w="100"/>
+            </w:tcMar>
+            <w:vAlign w:val="center"/>
+          </w:tcPr>
+          <w:p>
+            <w:pPr>
+              <w:spacing w:after="30" w:before="30"/>
+              <w:jc w:val="left"/>
+            </w:pPr>
+            <w:r>
+              <w:rPr>
+                <w:rFonts w:ascii="Calibri" w:cs="Calibri" w:eastAsia="Calibri" w:hAnsi="Calibri"/>
+                <w:sz w:val="16"/>
+                <w:szCs w:val="16"/>
+              </w:rPr>
+              <w:t xml:space="preserve">JSON rule documents and internal engine</w:t>
+            </w:r>
+          </w:p>
+        </w:tc>
+        <w:tc>
+          <w:tcPr>
+            <w:tcW w:type="dxa" w:w="5236"/>
+            <w:tcBorders>
+              <w:top w:val="single" w:color="BFC9D6" w:sz="4"/>
+              <w:left w:val="single" w:color="BFC9D6" w:sz="4"/>
+              <w:bottom w:val="single" w:color="BFC9D6" w:sz="4"/>
+              <w:right w:val="single" w:color="BFC9D6" w:sz="4"/>
+            </w:tcBorders>
+            <w:shd w:fill="EEF3F8" w:color="auto" w:val="clear"/>
+            <w:tcMar>
+              <w:top w:type="dxa" w:w="60"/>
+              <w:left w:type="dxa" w:w="100"/>
+              <w:bottom w:type="dxa" w:w="60"/>
+              <w:right w:type="dxa" w:w="100"/>
+            </w:tcMar>
+            <w:vAlign w:val="center"/>
+          </w:tcPr>
+          <w:p>
+            <w:pPr>
+              <w:spacing w:after="30" w:before="30"/>
+              <w:jc w:val="left"/>
+            </w:pPr>
+            <w:r>
+              <w:rPr>
+                <w:rFonts w:ascii="Calibri" w:cs="Calibri" w:eastAsia="Calibri" w:hAnsi="Calibri"/>
+                <w:sz w:val="16"/>
+                <w:szCs w:val="16"/>
+              </w:rPr>
+              <w:t xml:space="preserve">As planned for entry requirements (JSON on window programmes); regulations are relational (grade and classification bands).</w:t>
+            </w:r>
+          </w:p>
+        </w:tc>
+      </w:tr>
+      <w:tr>
+        <w:trPr>
+          <w:cantSplit/>
+        </w:trPr>
+        <w:tc>
+          <w:tcPr>
+            <w:tcW w:type="dxa" w:w="1353"/>
+            <w:tcBorders>
+              <w:top w:val="single" w:color="BFC9D6" w:sz="4"/>
+              <w:left w:val="single" w:color="BFC9D6" w:sz="4"/>
+              <w:bottom w:val="single" w:color="BFC9D6" w:sz="4"/>
+              <w:right w:val="single" w:color="BFC9D6" w:sz="4"/>
+            </w:tcBorders>
+            <w:tcMar>
+              <w:top w:type="dxa" w:w="60"/>
+              <w:left w:type="dxa" w:w="100"/>
+              <w:bottom w:type="dxa" w:w="60"/>
+              <w:right w:type="dxa" w:w="100"/>
+            </w:tcMar>
+            <w:vAlign w:val="center"/>
+          </w:tcPr>
+          <w:p>
+            <w:pPr>
+              <w:spacing w:after="30" w:before="30"/>
+              <w:jc w:val="left"/>
+            </w:pPr>
+            <w:r>
+              <w:rPr>
+                <w:rFonts w:ascii="Calibri" w:cs="Calibri" w:eastAsia="Calibri" w:hAnsi="Calibri"/>
+                <w:b/>
+                <w:bCs/>
+                <w:sz w:val="16"/>
+                <w:szCs w:val="16"/>
+              </w:rPr>
+              <w:t xml:space="preserve">Resilience</w:t>
+            </w:r>
+          </w:p>
+        </w:tc>
+        <w:tc>
+          <w:tcPr>
+            <w:tcW w:type="dxa" w:w="2437"/>
+            <w:tcBorders>
+              <w:top w:val="single" w:color="BFC9D6" w:sz="4"/>
+              <w:left w:val="single" w:color="BFC9D6" w:sz="4"/>
+              <w:bottom w:val="single" w:color="BFC9D6" w:sz="4"/>
+              <w:right w:val="single" w:color="BFC9D6" w:sz="4"/>
+            </w:tcBorders>
+            <w:tcMar>
+              <w:top w:type="dxa" w:w="60"/>
+              <w:left w:type="dxa" w:w="100"/>
+              <w:bottom w:type="dxa" w:w="60"/>
+              <w:right w:type="dxa" w:w="100"/>
+            </w:tcMar>
+            <w:vAlign w:val="center"/>
+          </w:tcPr>
+          <w:p>
+            <w:pPr>
+              <w:spacing w:after="30" w:before="30"/>
+              <w:jc w:val="left"/>
+            </w:pPr>
+            <w:r>
+              <w:rPr>
+                <w:rFonts w:ascii="Calibri" w:cs="Calibri" w:eastAsia="Calibri" w:hAnsi="Calibri"/>
+                <w:sz w:val="16"/>
+                <w:szCs w:val="16"/>
+              </w:rPr>
+              <w:t xml:space="preserve">Resilience4j, transactional outbox</w:t>
+            </w:r>
+          </w:p>
+        </w:tc>
+        <w:tc>
+          <w:tcPr>
+            <w:tcW w:type="dxa" w:w="5236"/>
+            <w:tcBorders>
+              <w:top w:val="single" w:color="BFC9D6" w:sz="4"/>
+              <w:left w:val="single" w:color="BFC9D6" w:sz="4"/>
+              <w:bottom w:val="single" w:color="BFC9D6" w:sz="4"/>
+              <w:right w:val="single" w:color="BFC9D6" w:sz="4"/>
+            </w:tcBorders>
+            <w:tcMar>
+              <w:top w:type="dxa" w:w="60"/>
+              <w:left w:type="dxa" w:w="100"/>
+              <w:bottom w:type="dxa" w:w="60"/>
+              <w:right w:type="dxa" w:w="100"/>
+            </w:tcMar>
+            <w:vAlign w:val="center"/>
+          </w:tcPr>
+          <w:p>
+            <w:pPr>
+              <w:spacing w:after="30" w:before="30"/>
+              <w:jc w:val="left"/>
+            </w:pPr>
+            <w:r>
+              <w:rPr>
+                <w:rFonts w:ascii="Calibri" w:cs="Calibri" w:eastAsia="Calibri" w:hAnsi="Calibri"/>
+                <w:sz w:val="16"/>
+                <w:szCs w:val="16"/>
+              </w:rPr>
+              <w:t xml:space="preserve">Outbox for SMS; timeouts on outside calls; simulated and live adapters per integration. Resilience4j not used.</w:t>
+            </w:r>
+          </w:p>
+        </w:tc>
+      </w:tr>
+      <w:tr>
+        <w:trPr>
+          <w:cantSplit/>
+        </w:trPr>
+        <w:tc>
+          <w:tcPr>
+            <w:tcW w:type="dxa" w:w="1353"/>
+            <w:tcBorders>
+              <w:top w:val="single" w:color="BFC9D6" w:sz="4"/>
+              <w:left w:val="single" w:color="BFC9D6" w:sz="4"/>
+              <w:bottom w:val="single" w:color="BFC9D6" w:sz="4"/>
+              <w:right w:val="single" w:color="BFC9D6" w:sz="4"/>
+            </w:tcBorders>
+            <w:shd w:fill="EEF3F8" w:color="auto" w:val="clear"/>
+            <w:tcMar>
+              <w:top w:type="dxa" w:w="60"/>
+              <w:left w:type="dxa" w:w="100"/>
+              <w:bottom w:type="dxa" w:w="60"/>
+              <w:right w:type="dxa" w:w="100"/>
+            </w:tcMar>
+            <w:vAlign w:val="center"/>
+          </w:tcPr>
+          <w:p>
+            <w:pPr>
+              <w:spacing w:after="30" w:before="30"/>
+              <w:jc w:val="left"/>
+            </w:pPr>
+            <w:r>
+              <w:rPr>
+                <w:rFonts w:ascii="Calibri" w:cs="Calibri" w:eastAsia="Calibri" w:hAnsi="Calibri"/>
+                <w:b/>
+                <w:bCs/>
+                <w:sz w:val="16"/>
+                <w:szCs w:val="16"/>
+              </w:rPr>
+              <w:t xml:space="preserve">API</w:t>
+            </w:r>
+          </w:p>
+        </w:tc>
+        <w:tc>
+          <w:tcPr>
+            <w:tcW w:type="dxa" w:w="2437"/>
+            <w:tcBorders>
+              <w:top w:val="single" w:color="BFC9D6" w:sz="4"/>
+              <w:left w:val="single" w:color="BFC9D6" w:sz="4"/>
+              <w:bottom w:val="single" w:color="BFC9D6" w:sz="4"/>
+              <w:right w:val="single" w:color="BFC9D6" w:sz="4"/>
+            </w:tcBorders>
+            <w:shd w:fill="EEF3F8" w:color="auto" w:val="clear"/>
+            <w:tcMar>
+              <w:top w:type="dxa" w:w="60"/>
+              <w:left w:type="dxa" w:w="100"/>
+              <w:bottom w:type="dxa" w:w="60"/>
+              <w:right w:type="dxa" w:w="100"/>
+            </w:tcMar>
+            <w:vAlign w:val="center"/>
+          </w:tcPr>
+          <w:p>
+            <w:pPr>
+              <w:spacing w:after="30" w:before="30"/>
+              <w:jc w:val="left"/>
+            </w:pPr>
+            <w:r>
+              <w:rPr>
+                <w:rFonts w:ascii="Calibri" w:cs="Calibri" w:eastAsia="Calibri" w:hAnsi="Calibri"/>
+                <w:sz w:val="16"/>
+                <w:szCs w:val="16"/>
+              </w:rPr>
+              <w:t xml:space="preserve">REST/JSON, OpenAPI 3, OAuth2 client credentials</w:t>
+            </w:r>
+          </w:p>
+        </w:tc>
+        <w:tc>
+          <w:tcPr>
+            <w:tcW w:type="dxa" w:w="5236"/>
+            <w:tcBorders>
+              <w:top w:val="single" w:color="BFC9D6" w:sz="4"/>
+              <w:left w:val="single" w:color="BFC9D6" w:sz="4"/>
+              <w:bottom w:val="single" w:color="BFC9D6" w:sz="4"/>
+              <w:right w:val="single" w:color="BFC9D6" w:sz="4"/>
+            </w:tcBorders>
+            <w:shd w:fill="EEF3F8" w:color="auto" w:val="clear"/>
+            <w:tcMar>
+              <w:top w:type="dxa" w:w="60"/>
+              <w:left w:type="dxa" w:w="100"/>
+              <w:bottom w:type="dxa" w:w="60"/>
+              <w:right w:type="dxa" w:w="100"/>
+            </w:tcMar>
+            <w:vAlign w:val="center"/>
+          </w:tcPr>
+          <w:p>
+            <w:pPr>
+              <w:spacing w:after="30" w:before="30"/>
+              <w:jc w:val="left"/>
+            </w:pPr>
+            <w:r>
+              <w:rPr>
+                <w:rFonts w:ascii="Calibri" w:cs="Calibri" w:eastAsia="Calibri" w:hAnsi="Calibri"/>
+                <w:sz w:val="16"/>
+                <w:szCs w:val="16"/>
+              </w:rPr>
+              <w:t xml:space="preserve">REST/JSON with OpenAPI 3 (springdoc, Swagger UI); RFC 7807 error responses. Client credentials for third parties not built.</w:t>
+            </w:r>
+          </w:p>
+        </w:tc>
+      </w:tr>
+      <w:tr>
+        <w:trPr>
+          <w:cantSplit/>
+        </w:trPr>
+        <w:tc>
+          <w:tcPr>
+            <w:tcW w:type="dxa" w:w="1353"/>
+            <w:tcBorders>
+              <w:top w:val="single" w:color="BFC9D6" w:sz="4"/>
+              <w:left w:val="single" w:color="BFC9D6" w:sz="4"/>
+              <w:bottom w:val="single" w:color="BFC9D6" w:sz="4"/>
+              <w:right w:val="single" w:color="BFC9D6" w:sz="4"/>
+            </w:tcBorders>
+            <w:tcMar>
+              <w:top w:type="dxa" w:w="60"/>
+              <w:left w:type="dxa" w:w="100"/>
+              <w:bottom w:type="dxa" w:w="60"/>
+              <w:right w:type="dxa" w:w="100"/>
+            </w:tcMar>
+            <w:vAlign w:val="center"/>
+          </w:tcPr>
+          <w:p>
+            <w:pPr>
+              <w:spacing w:after="30" w:before="30"/>
+              <w:jc w:val="left"/>
+            </w:pPr>
+            <w:r>
+              <w:rPr>
+                <w:rFonts w:ascii="Calibri" w:cs="Calibri" w:eastAsia="Calibri" w:hAnsi="Calibri"/>
+                <w:b/>
+                <w:bCs/>
+                <w:sz w:val="16"/>
+                <w:szCs w:val="16"/>
+              </w:rPr>
+              <w:t xml:space="preserve">Containers</w:t>
+            </w:r>
+          </w:p>
+        </w:tc>
+        <w:tc>
+          <w:tcPr>
+            <w:tcW w:type="dxa" w:w="2437"/>
+            <w:tcBorders>
+              <w:top w:val="single" w:color="BFC9D6" w:sz="4"/>
+              <w:left w:val="single" w:color="BFC9D6" w:sz="4"/>
+              <w:bottom w:val="single" w:color="BFC9D6" w:sz="4"/>
+              <w:right w:val="single" w:color="BFC9D6" w:sz="4"/>
+            </w:tcBorders>
+            <w:tcMar>
+              <w:top w:type="dxa" w:w="60"/>
+              <w:left w:type="dxa" w:w="100"/>
+              <w:bottom w:type="dxa" w:w="60"/>
+              <w:right w:type="dxa" w:w="100"/>
+            </w:tcMar>
+            <w:vAlign w:val="center"/>
+          </w:tcPr>
+          <w:p>
+            <w:pPr>
+              <w:spacing w:after="30" w:before="30"/>
+              <w:jc w:val="left"/>
+            </w:pPr>
+            <w:r>
+              <w:rPr>
+                <w:rFonts w:ascii="Calibri" w:cs="Calibri" w:eastAsia="Calibri" w:hAnsi="Calibri"/>
+                <w:sz w:val="16"/>
+                <w:szCs w:val="16"/>
+              </w:rPr>
+              <w:t xml:space="preserve">Docker; Kubernetes; Docker Compose</w:t>
+            </w:r>
+          </w:p>
+        </w:tc>
+        <w:tc>
+          <w:tcPr>
+            <w:tcW w:type="dxa" w:w="5236"/>
+            <w:tcBorders>
+              <w:top w:val="single" w:color="BFC9D6" w:sz="4"/>
+              <w:left w:val="single" w:color="BFC9D6" w:sz="4"/>
+              <w:bottom w:val="single" w:color="BFC9D6" w:sz="4"/>
+              <w:right w:val="single" w:color="BFC9D6" w:sz="4"/>
+            </w:tcBorders>
+            <w:tcMar>
+              <w:top w:type="dxa" w:w="60"/>
+              <w:left w:type="dxa" w:w="100"/>
+              <w:bottom w:type="dxa" w:w="60"/>
+              <w:right w:type="dxa" w:w="100"/>
+            </w:tcMar>
+            <w:vAlign w:val="center"/>
+          </w:tcPr>
+          <w:p>
+            <w:pPr>
+              <w:spacing w:after="30" w:before="30"/>
+              <w:jc w:val="left"/>
+            </w:pPr>
+            <w:r>
+              <w:rPr>
+                <w:rFonts w:ascii="Calibri" w:cs="Calibri" w:eastAsia="Calibri" w:hAnsi="Calibri"/>
+                <w:sz w:val="16"/>
+                <w:szCs w:val="16"/>
+              </w:rPr>
+              <w:t xml:space="preserve">Dockerfiles for backend and frontend and a Docker Compose stack (PostgreSQL, backend, frontend). Kubernetes manifests not written yet.</w:t>
+            </w:r>
+          </w:p>
+        </w:tc>
+      </w:tr>
+      <w:tr>
+        <w:trPr>
+          <w:cantSplit/>
+        </w:trPr>
+        <w:tc>
+          <w:tcPr>
+            <w:tcW w:type="dxa" w:w="1353"/>
+            <w:tcBorders>
+              <w:top w:val="single" w:color="BFC9D6" w:sz="4"/>
+              <w:left w:val="single" w:color="BFC9D6" w:sz="4"/>
+              <w:bottom w:val="single" w:color="BFC9D6" w:sz="4"/>
+              <w:right w:val="single" w:color="BFC9D6" w:sz="4"/>
+            </w:tcBorders>
+            <w:shd w:fill="EEF3F8" w:color="auto" w:val="clear"/>
+            <w:tcMar>
+              <w:top w:type="dxa" w:w="60"/>
+              <w:left w:type="dxa" w:w="100"/>
+              <w:bottom w:type="dxa" w:w="60"/>
+              <w:right w:type="dxa" w:w="100"/>
+            </w:tcMar>
+            <w:vAlign w:val="center"/>
+          </w:tcPr>
+          <w:p>
+            <w:pPr>
+              <w:spacing w:after="30" w:before="30"/>
+              <w:jc w:val="left"/>
+            </w:pPr>
+            <w:r>
+              <w:rPr>
+                <w:rFonts w:ascii="Calibri" w:cs="Calibri" w:eastAsia="Calibri" w:hAnsi="Calibri"/>
+                <w:b/>
+                <w:bCs/>
+                <w:sz w:val="16"/>
+                <w:szCs w:val="16"/>
+              </w:rPr>
+              <w:t xml:space="preserve">Ingress, observability, CI/CD</w:t>
+            </w:r>
+          </w:p>
+        </w:tc>
+        <w:tc>
+          <w:tcPr>
+            <w:tcW w:type="dxa" w:w="2437"/>
+            <w:tcBorders>
+              <w:top w:val="single" w:color="BFC9D6" w:sz="4"/>
+              <w:left w:val="single" w:color="BFC9D6" w:sz="4"/>
+              <w:bottom w:val="single" w:color="BFC9D6" w:sz="4"/>
+              <w:right w:val="single" w:color="BFC9D6" w:sz="4"/>
+            </w:tcBorders>
+            <w:shd w:fill="EEF3F8" w:color="auto" w:val="clear"/>
+            <w:tcMar>
+              <w:top w:type="dxa" w:w="60"/>
+              <w:left w:type="dxa" w:w="100"/>
+              <w:bottom w:type="dxa" w:w="60"/>
+              <w:right w:type="dxa" w:w="100"/>
+            </w:tcMar>
+            <w:vAlign w:val="center"/>
+          </w:tcPr>
+          <w:p>
+            <w:pPr>
+              <w:spacing w:after="30" w:before="30"/>
+              <w:jc w:val="left"/>
+            </w:pPr>
+            <w:r>
+              <w:rPr>
+                <w:rFonts w:ascii="Calibri" w:cs="Calibri" w:eastAsia="Calibri" w:hAnsi="Calibri"/>
+                <w:sz w:val="16"/>
+                <w:szCs w:val="16"/>
+              </w:rPr>
+              <w:t xml:space="preserve">Nginx Ingress, cert-manager; Prometheus, Grafana, Loki; GitLab CI or GitHub Actions; SonarQube, Trivy, ZAP</w:t>
+            </w:r>
+          </w:p>
+        </w:tc>
+        <w:tc>
+          <w:tcPr>
+            <w:tcW w:type="dxa" w:w="5236"/>
+            <w:tcBorders>
+              <w:top w:val="single" w:color="BFC9D6" w:sz="4"/>
+              <w:left w:val="single" w:color="BFC9D6" w:sz="4"/>
+              <w:bottom w:val="single" w:color="BFC9D6" w:sz="4"/>
+              <w:right w:val="single" w:color="BFC9D6" w:sz="4"/>
+            </w:tcBorders>
+            <w:shd w:fill="EEF3F8" w:color="auto" w:val="clear"/>
+            <w:tcMar>
+              <w:top w:type="dxa" w:w="60"/>
+              <w:left w:type="dxa" w:w="100"/>
+              <w:bottom w:type="dxa" w:w="60"/>
+              <w:right w:type="dxa" w:w="100"/>
+            </w:tcMar>
+            <w:vAlign w:val="center"/>
+          </w:tcPr>
+          <w:p>
+            <w:pPr>
+              <w:spacing w:after="30" w:before="30"/>
+              <w:jc w:val="left"/>
+            </w:pPr>
+            <w:r>
+              <w:rPr>
+                <w:rFonts w:ascii="Calibri" w:cs="Calibri" w:eastAsia="Calibri" w:hAnsi="Calibri"/>
+                <w:sz w:val="16"/>
+                <w:szCs w:val="16"/>
+              </w:rPr>
+              <w:t xml:space="preserve">Not set up yet; planned with production hosting. Actuator health endpoint and the integration call log exist.</w:t>
+            </w:r>
+          </w:p>
+        </w:tc>
+      </w:tr>
+      <w:tr>
+        <w:trPr>
+          <w:cantSplit/>
+        </w:trPr>
+        <w:tc>
+          <w:tcPr>
+            <w:tcW w:type="dxa" w:w="1353"/>
+            <w:tcBorders>
+              <w:top w:val="single" w:color="BFC9D6" w:sz="4"/>
+              <w:left w:val="single" w:color="BFC9D6" w:sz="4"/>
+              <w:bottom w:val="single" w:color="BFC9D6" w:sz="4"/>
+              <w:right w:val="single" w:color="BFC9D6" w:sz="4"/>
+            </w:tcBorders>
+            <w:tcMar>
+              <w:top w:type="dxa" w:w="60"/>
+              <w:left w:type="dxa" w:w="100"/>
+              <w:bottom w:type="dxa" w:w="60"/>
+              <w:right w:type="dxa" w:w="100"/>
+            </w:tcMar>
+            <w:vAlign w:val="center"/>
+          </w:tcPr>
+          <w:p>
+            <w:pPr>
+              <w:spacing w:after="30" w:before="30"/>
+              <w:jc w:val="left"/>
+            </w:pPr>
+            <w:r>
+              <w:rPr>
+                <w:rFonts w:ascii="Calibri" w:cs="Calibri" w:eastAsia="Calibri" w:hAnsi="Calibri"/>
+                <w:b/>
+                <w:bCs/>
+                <w:sz w:val="16"/>
+                <w:szCs w:val="16"/>
+              </w:rPr>
+              <w:t xml:space="preserve">Testing</w:t>
+            </w:r>
+          </w:p>
+        </w:tc>
+        <w:tc>
+          <w:tcPr>
+            <w:tcW w:type="dxa" w:w="2437"/>
+            <w:tcBorders>
+              <w:top w:val="single" w:color="BFC9D6" w:sz="4"/>
+              <w:left w:val="single" w:color="BFC9D6" w:sz="4"/>
+              <w:bottom w:val="single" w:color="BFC9D6" w:sz="4"/>
+              <w:right w:val="single" w:color="BFC9D6" w:sz="4"/>
+            </w:tcBorders>
+            <w:tcMar>
+              <w:top w:type="dxa" w:w="60"/>
+              <w:left w:type="dxa" w:w="100"/>
+              <w:bottom w:type="dxa" w:w="60"/>
+              <w:right w:type="dxa" w:w="100"/>
+            </w:tcMar>
+            <w:vAlign w:val="center"/>
+          </w:tcPr>
+          <w:p>
+            <w:pPr>
+              <w:spacing w:after="30" w:before="30"/>
+              <w:jc w:val="left"/>
+            </w:pPr>
+            <w:r>
+              <w:rPr>
+                <w:rFonts w:ascii="Calibri" w:cs="Calibri" w:eastAsia="Calibri" w:hAnsi="Calibri"/>
+                <w:sz w:val="16"/>
+                <w:szCs w:val="16"/>
+              </w:rPr>
+              <w:t xml:space="preserve">JUnit 5, Testcontainers, Playwright, k6</w:t>
+            </w:r>
+          </w:p>
+        </w:tc>
+        <w:tc>
+          <w:tcPr>
+            <w:tcW w:type="dxa" w:w="5236"/>
+            <w:tcBorders>
+              <w:top w:val="single" w:color="BFC9D6" w:sz="4"/>
+              <w:left w:val="single" w:color="BFC9D6" w:sz="4"/>
+              <w:bottom w:val="single" w:color="BFC9D6" w:sz="4"/>
+              <w:right w:val="single" w:color="BFC9D6" w:sz="4"/>
+            </w:tcBorders>
+            <w:tcMar>
+              <w:top w:type="dxa" w:w="60"/>
+              <w:left w:type="dxa" w:w="100"/>
+              <w:bottom w:type="dxa" w:w="60"/>
+              <w:right w:type="dxa" w:w="100"/>
+            </w:tcMar>
+            <w:vAlign w:val="center"/>
+          </w:tcPr>
+          <w:p>
+            <w:pPr>
+              <w:spacing w:after="30" w:before="30"/>
+              <w:jc w:val="left"/>
+            </w:pPr>
+            <w:r>
+              <w:rPr>
+                <w:rFonts w:ascii="Calibri" w:cs="Calibri" w:eastAsia="Calibri" w:hAnsi="Calibri"/>
+                <w:sz w:val="16"/>
+                <w:szCs w:val="16"/>
+              </w:rPr>
+              <w:t xml:space="preserve">JUnit 5 with Spring Boot tests against a real PostgreSQL database (200 tests); screens checked with Playwright scripts during development; a NACTVET test server (nactvet-mock). Load tests not yet run.</w:t>
+            </w:r>
+          </w:p>
+        </w:tc>
+      </w:tr>
+    </w:tbl>
+    <w:p>
+      <w:pPr>
+        <w:spacing w:after="120"/>
+      </w:pPr>
+    </w:p>
+    <w:p>
+      <w:pPr>
+        <w:pStyle w:val="Heading2"/>
+      </w:pPr>
+      <w:r>
+        <w:rPr>
+          <w:rFonts w:ascii="Calibri" w:cs="Calibri" w:eastAsia="Calibri" w:hAnsi="Calibri"/>
+        </w:rPr>
+        <w:t xml:space="preserve">13.2 Modules</w:t>
+      </w:r>
+    </w:p>
+    <w:p>
+      <w:pPr>
+        <w:spacing w:after="120" w:line="276"/>
+        <w:jc w:val="both"/>
+      </w:pPr>
+      <w:r>
+        <w:rPr>
+          <w:rFonts w:ascii="Calibri" w:cs="Calibri" w:eastAsia="Calibri" w:hAnsi="Calibri"/>
+        </w:rPr>
+        <w:t xml:space="preserve">The backend has 404 Java source files (about 44,000 lines) in these packages; the frontend has 78 TypeScript files (about 22,000 lines).</w:t>
+      </w:r>
+    </w:p>
+    <w:tbl>
+      <w:tblPr>
+        <w:tblW w:type="dxa" w:w="9026"/>
+        <w:tblBorders>
+          <w:top w:val="single" w:color="auto" w:sz="4"/>
+          <w:left w:val="single" w:color="auto" w:sz="4"/>
+          <w:bottom w:val="single" w:color="auto" w:sz="4"/>
+          <w:right w:val="single" w:color="auto" w:sz="4"/>
+          <w:insideH w:val="single" w:color="auto" w:sz="4"/>
+          <w:insideV w:val="single" w:color="auto" w:sz="4"/>
+        </w:tblBorders>
+        <w:tblLayout w:type="fixed"/>
+      </w:tblPr>
+      <w:tblGrid>
+        <w:gridCol w:w="2166"/>
+        <w:gridCol w:w="6860"/>
+      </w:tblGrid>
+      <w:tr>
+        <w:trPr>
+          <w:tblHeader/>
+          <w:cantSplit/>
+        </w:trPr>
+        <w:tc>
+          <w:tcPr>
+            <w:tcW w:type="dxa" w:w="2166"/>
+            <w:tcBorders>
+              <w:top w:val="single" w:color="BFC9D6" w:sz="4"/>
+              <w:left w:val="single" w:color="BFC9D6" w:sz="4"/>
+              <w:bottom w:val="single" w:color="BFC9D6" w:sz="4"/>
+              <w:right w:val="single" w:color="BFC9D6" w:sz="4"/>
+            </w:tcBorders>
+            <w:shd w:fill="1F3864" w:color="auto" w:val="clear"/>
+            <w:tcMar>
+              <w:top w:type="dxa" w:w="60"/>
+              <w:left w:type="dxa" w:w="100"/>
+              <w:bottom w:type="dxa" w:w="60"/>
+              <w:right w:type="dxa" w:w="100"/>
+            </w:tcMar>
+            <w:vAlign w:val="center"/>
+          </w:tcPr>
+          <w:p>
+            <w:pPr>
+              <w:spacing w:after="30" w:before="30"/>
+              <w:jc w:val="left"/>
+            </w:pPr>
+            <w:r>
+              <w:rPr>
+                <w:rFonts w:ascii="Calibri" w:cs="Calibri" w:eastAsia="Calibri" w:hAnsi="Calibri"/>
+                <w:b/>
+                <w:bCs/>
+                <w:color w:val="FFFFFF"/>
+                <w:sz w:val="16"/>
+                <w:szCs w:val="16"/>
+              </w:rPr>
+              <w:t xml:space="preserve">Package</w:t>
+            </w:r>
+          </w:p>
+        </w:tc>
+        <w:tc>
+          <w:tcPr>
+            <w:tcW w:type="dxa" w:w="6860"/>
+            <w:tcBorders>
+              <w:top w:val="single" w:color="BFC9D6" w:sz="4"/>
+              <w:left w:val="single" w:color="BFC9D6" w:sz="4"/>
+              <w:bottom w:val="single" w:color="BFC9D6" w:sz="4"/>
+              <w:right w:val="single" w:color="BFC9D6" w:sz="4"/>
+            </w:tcBorders>
+            <w:shd w:fill="1F3864" w:color="auto" w:val="clear"/>
+            <w:tcMar>
+              <w:top w:type="dxa" w:w="60"/>
+              <w:left w:type="dxa" w:w="100"/>
+              <w:bottom w:type="dxa" w:w="60"/>
+              <w:right w:type="dxa" w:w="100"/>
+            </w:tcMar>
+            <w:vAlign w:val="center"/>
+          </w:tcPr>
+          <w:p>
+            <w:pPr>
+              <w:spacing w:after="30" w:before="30"/>
+              <w:jc w:val="left"/>
+            </w:pPr>
+            <w:r>
+              <w:rPr>
+                <w:rFonts w:ascii="Calibri" w:cs="Calibri" w:eastAsia="Calibri" w:hAnsi="Calibri"/>
+                <w:b/>
+                <w:bCs/>
+                <w:color w:val="FFFFFF"/>
+                <w:sz w:val="16"/>
+                <w:szCs w:val="16"/>
+              </w:rPr>
+              <w:t xml:space="preserve">Responsibility</w:t>
+            </w:r>
+          </w:p>
+        </w:tc>
+      </w:tr>
+      <w:tr>
+        <w:trPr>
+          <w:cantSplit/>
+        </w:trPr>
+        <w:tc>
+          <w:tcPr>
+            <w:tcW w:type="dxa" w:w="2166"/>
+            <w:tcBorders>
+              <w:top w:val="single" w:color="BFC9D6" w:sz="4"/>
+              <w:left w:val="single" w:color="BFC9D6" w:sz="4"/>
+              <w:bottom w:val="single" w:color="BFC9D6" w:sz="4"/>
+              <w:right w:val="single" w:color="BFC9D6" w:sz="4"/>
+            </w:tcBorders>
+            <w:shd w:fill="EEF3F8" w:color="auto" w:val="clear"/>
+            <w:tcMar>
+              <w:top w:type="dxa" w:w="60"/>
+              <w:left w:type="dxa" w:w="100"/>
+              <w:bottom w:type="dxa" w:w="60"/>
+              <w:right w:type="dxa" w:w="100"/>
+            </w:tcMar>
+            <w:vAlign w:val="center"/>
+          </w:tcPr>
+          <w:p>
+            <w:pPr>
+              <w:spacing w:after="30" w:before="30"/>
+              <w:jc w:val="left"/>
+            </w:pPr>
+            <w:r>
+              <w:rPr>
+                <w:rFonts w:ascii="Calibri" w:cs="Calibri" w:eastAsia="Calibri" w:hAnsi="Calibri"/>
+                <w:b/>
+                <w:bCs/>
+                <w:sz w:val="16"/>
+                <w:szCs w:val="16"/>
+              </w:rPr>
+              <w:t xml:space="preserve">platform</w:t>
+            </w:r>
+          </w:p>
+        </w:tc>
+        <w:tc>
+          <w:tcPr>
+            <w:tcW w:type="dxa" w:w="6860"/>
+            <w:tcBorders>
+              <w:top w:val="single" w:color="BFC9D6" w:sz="4"/>
+              <w:left w:val="single" w:color="BFC9D6" w:sz="4"/>
+              <w:bottom w:val="single" w:color="BFC9D6" w:sz="4"/>
+              <w:right w:val="single" w:color="BFC9D6" w:sz="4"/>
+            </w:tcBorders>
+            <w:shd w:fill="EEF3F8" w:color="auto" w:val="clear"/>
+            <w:tcMar>
+              <w:top w:type="dxa" w:w="60"/>
+              <w:left w:type="dxa" w:w="100"/>
+              <w:bottom w:type="dxa" w:w="60"/>
+              <w:right w:type="dxa" w:w="100"/>
+            </w:tcMar>
+            <w:vAlign w:val="center"/>
+          </w:tcPr>
+          <w:p>
+            <w:pPr>
+              <w:spacing w:after="30" w:before="30"/>
+              <w:jc w:val="left"/>
+            </w:pPr>
+            <w:r>
+              <w:rPr>
+                <w:rFonts w:ascii="Calibri" w:cs="Calibri" w:eastAsia="Calibri" w:hAnsi="Calibri"/>
+                <w:sz w:val="16"/>
+                <w:szCs w:val="16"/>
+              </w:rPr>
+              <w:t xml:space="preserve">Tenancy (host or X-Tenant header), security and sign-in, users and roles, branding, audit trail, numbering.</w:t>
+            </w:r>
+          </w:p>
+        </w:tc>
+      </w:tr>
+      <w:tr>
+        <w:trPr>
+          <w:cantSplit/>
+        </w:trPr>
+        <w:tc>
+          <w:tcPr>
+            <w:tcW w:type="dxa" w:w="2166"/>
+            <w:tcBorders>
+              <w:top w:val="single" w:color="BFC9D6" w:sz="4"/>
+              <w:left w:val="single" w:color="BFC9D6" w:sz="4"/>
+              <w:bottom w:val="single" w:color="BFC9D6" w:sz="4"/>
+              <w:right w:val="single" w:color="BFC9D6" w:sz="4"/>
+            </w:tcBorders>
+            <w:tcMar>
+              <w:top w:type="dxa" w:w="60"/>
+              <w:left w:type="dxa" w:w="100"/>
+              <w:bottom w:type="dxa" w:w="60"/>
+              <w:right w:type="dxa" w:w="100"/>
+            </w:tcMar>
+            <w:vAlign w:val="center"/>
+          </w:tcPr>
+          <w:p>
+            <w:pPr>
+              <w:spacing w:after="30" w:before="30"/>
+              <w:jc w:val="left"/>
+            </w:pPr>
+            <w:r>
+              <w:rPr>
+                <w:rFonts w:ascii="Calibri" w:cs="Calibri" w:eastAsia="Calibri" w:hAnsi="Calibri"/>
+                <w:b/>
+                <w:bCs/>
+                <w:sz w:val="16"/>
+                <w:szCs w:val="16"/>
+              </w:rPr>
+              <w:t xml:space="preserve">console</w:t>
+            </w:r>
+          </w:p>
+        </w:tc>
+        <w:tc>
+          <w:tcPr>
+            <w:tcW w:type="dxa" w:w="6860"/>
+            <w:tcBorders>
+              <w:top w:val="single" w:color="BFC9D6" w:sz="4"/>
+              <w:left w:val="single" w:color="BFC9D6" w:sz="4"/>
+              <w:bottom w:val="single" w:color="BFC9D6" w:sz="4"/>
+              <w:right w:val="single" w:color="BFC9D6" w:sz="4"/>
+            </w:tcBorders>
+            <w:tcMar>
+              <w:top w:type="dxa" w:w="60"/>
+              <w:left w:type="dxa" w:w="100"/>
+              <w:bottom w:type="dxa" w:w="60"/>
+              <w:right w:type="dxa" w:w="100"/>
+            </w:tcMar>
+            <w:vAlign w:val="center"/>
+          </w:tcPr>
+          <w:p>
+            <w:pPr>
+              <w:spacing w:after="30" w:before="30"/>
+              <w:jc w:val="left"/>
+            </w:pPr>
+            <w:r>
+              <w:rPr>
+                <w:rFonts w:ascii="Calibri" w:cs="Calibri" w:eastAsia="Calibri" w:hAnsi="Calibri"/>
+                <w:sz w:val="16"/>
+                <w:szCs w:val="16"/>
+              </w:rPr>
+              <w:t xml:space="preserve">Msingi platform console: institutions, NACTVET catalogue, platform users, integration health.</w:t>
+            </w:r>
+          </w:p>
+        </w:tc>
+      </w:tr>
+      <w:tr>
+        <w:trPr>
+          <w:cantSplit/>
+        </w:trPr>
+        <w:tc>
+          <w:tcPr>
+            <w:tcW w:type="dxa" w:w="2166"/>
+            <w:tcBorders>
+              <w:top w:val="single" w:color="BFC9D6" w:sz="4"/>
+              <w:left w:val="single" w:color="BFC9D6" w:sz="4"/>
+              <w:bottom w:val="single" w:color="BFC9D6" w:sz="4"/>
+              <w:right w:val="single" w:color="BFC9D6" w:sz="4"/>
+            </w:tcBorders>
+            <w:shd w:fill="EEF3F8" w:color="auto" w:val="clear"/>
+            <w:tcMar>
+              <w:top w:type="dxa" w:w="60"/>
+              <w:left w:type="dxa" w:w="100"/>
+              <w:bottom w:type="dxa" w:w="60"/>
+              <w:right w:type="dxa" w:w="100"/>
+            </w:tcMar>
+            <w:vAlign w:val="center"/>
+          </w:tcPr>
+          <w:p>
+            <w:pPr>
+              <w:spacing w:after="30" w:before="30"/>
+              <w:jc w:val="left"/>
+            </w:pPr>
+            <w:r>
+              <w:rPr>
+                <w:rFonts w:ascii="Calibri" w:cs="Calibri" w:eastAsia="Calibri" w:hAnsi="Calibri"/>
+                <w:b/>
+                <w:bCs/>
+                <w:sz w:val="16"/>
+                <w:szCs w:val="16"/>
+              </w:rPr>
+              <w:t xml:space="preserve">academic</w:t>
+            </w:r>
+          </w:p>
+        </w:tc>
+        <w:tc>
+          <w:tcPr>
+            <w:tcW w:type="dxa" w:w="6860"/>
+            <w:tcBorders>
+              <w:top w:val="single" w:color="BFC9D6" w:sz="4"/>
+              <w:left w:val="single" w:color="BFC9D6" w:sz="4"/>
+              <w:bottom w:val="single" w:color="BFC9D6" w:sz="4"/>
+              <w:right w:val="single" w:color="BFC9D6" w:sz="4"/>
+            </w:tcBorders>
+            <w:shd w:fill="EEF3F8" w:color="auto" w:val="clear"/>
+            <w:tcMar>
+              <w:top w:type="dxa" w:w="60"/>
+              <w:left w:type="dxa" w:w="100"/>
+              <w:bottom w:type="dxa" w:w="60"/>
+              <w:right w:type="dxa" w:w="100"/>
+            </w:tcMar>
+            <w:vAlign w:val="center"/>
+          </w:tcPr>
+          <w:p>
+            <w:pPr>
+              <w:spacing w:after="30" w:before="30"/>
+              <w:jc w:val="left"/>
+            </w:pPr>
+            <w:r>
+              <w:rPr>
+                <w:rFonts w:ascii="Calibri" w:cs="Calibri" w:eastAsia="Calibri" w:hAnsi="Calibri"/>
+                <w:sz w:val="16"/>
+                <w:szCs w:val="16"/>
+              </w:rPr>
+              <w:t xml:space="preserve">Years, intakes, departments, programmes, modules, curricula, calendar.</w:t>
+            </w:r>
+          </w:p>
+        </w:tc>
+      </w:tr>
+      <w:tr>
+        <w:trPr>
+          <w:cantSplit/>
+        </w:trPr>
+        <w:tc>
+          <w:tcPr>
+            <w:tcW w:type="dxa" w:w="2166"/>
+            <w:tcBorders>
+              <w:top w:val="single" w:color="BFC9D6" w:sz="4"/>
+              <w:left w:val="single" w:color="BFC9D6" w:sz="4"/>
+              <w:bottom w:val="single" w:color="BFC9D6" w:sz="4"/>
+              <w:right w:val="single" w:color="BFC9D6" w:sz="4"/>
+            </w:tcBorders>
+            <w:tcMar>
+              <w:top w:type="dxa" w:w="60"/>
+              <w:left w:type="dxa" w:w="100"/>
+              <w:bottom w:type="dxa" w:w="60"/>
+              <w:right w:type="dxa" w:w="100"/>
+            </w:tcMar>
+            <w:vAlign w:val="center"/>
+          </w:tcPr>
+          <w:p>
+            <w:pPr>
+              <w:spacing w:after="30" w:before="30"/>
+              <w:jc w:val="left"/>
+            </w:pPr>
+            <w:r>
+              <w:rPr>
+                <w:rFonts w:ascii="Calibri" w:cs="Calibri" w:eastAsia="Calibri" w:hAnsi="Calibri"/>
+                <w:b/>
+                <w:bCs/>
+                <w:sz w:val="16"/>
+                <w:szCs w:val="16"/>
+              </w:rPr>
+              <w:t xml:space="preserve">admission</w:t>
+            </w:r>
+          </w:p>
+        </w:tc>
+        <w:tc>
+          <w:tcPr>
+            <w:tcW w:type="dxa" w:w="6860"/>
+            <w:tcBorders>
+              <w:top w:val="single" w:color="BFC9D6" w:sz="4"/>
+              <w:left w:val="single" w:color="BFC9D6" w:sz="4"/>
+              <w:bottom w:val="single" w:color="BFC9D6" w:sz="4"/>
+              <w:right w:val="single" w:color="BFC9D6" w:sz="4"/>
+            </w:tcBorders>
+            <w:tcMar>
+              <w:top w:type="dxa" w:w="60"/>
+              <w:left w:type="dxa" w:w="100"/>
+              <w:bottom w:type="dxa" w:w="60"/>
+              <w:right w:type="dxa" w:w="100"/>
+            </w:tcMar>
+            <w:vAlign w:val="center"/>
+          </w:tcPr>
+          <w:p>
+            <w:pPr>
+              <w:spacing w:after="30" w:before="30"/>
+              <w:jc w:val="left"/>
+            </w:pPr>
+            <w:r>
+              <w:rPr>
+                <w:rFonts w:ascii="Calibri" w:cs="Calibri" w:eastAsia="Calibri" w:hAnsi="Calibri"/>
+                <w:sz w:val="16"/>
+                <w:szCs w:val="16"/>
+              </w:rPr>
+              <w:t xml:space="preserve">Windows, applicants, applications, eligibility, selection, NACTVET verification, offers, letters.</w:t>
+            </w:r>
+          </w:p>
+        </w:tc>
+      </w:tr>
+      <w:tr>
+        <w:trPr>
+          <w:cantSplit/>
+        </w:trPr>
+        <w:tc>
+          <w:tcPr>
+            <w:tcW w:type="dxa" w:w="2166"/>
+            <w:tcBorders>
+              <w:top w:val="single" w:color="BFC9D6" w:sz="4"/>
+              <w:left w:val="single" w:color="BFC9D6" w:sz="4"/>
+              <w:bottom w:val="single" w:color="BFC9D6" w:sz="4"/>
+              <w:right w:val="single" w:color="BFC9D6" w:sz="4"/>
+            </w:tcBorders>
+            <w:shd w:fill="EEF3F8" w:color="auto" w:val="clear"/>
+            <w:tcMar>
+              <w:top w:type="dxa" w:w="60"/>
+              <w:left w:type="dxa" w:w="100"/>
+              <w:bottom w:type="dxa" w:w="60"/>
+              <w:right w:type="dxa" w:w="100"/>
+            </w:tcMar>
+            <w:vAlign w:val="center"/>
+          </w:tcPr>
+          <w:p>
+            <w:pPr>
+              <w:spacing w:after="30" w:before="30"/>
+              <w:jc w:val="left"/>
+            </w:pPr>
+            <w:r>
+              <w:rPr>
+                <w:rFonts w:ascii="Calibri" w:cs="Calibri" w:eastAsia="Calibri" w:hAnsi="Calibri"/>
+                <w:b/>
+                <w:bCs/>
+                <w:sz w:val="16"/>
+                <w:szCs w:val="16"/>
+              </w:rPr>
+              <w:t xml:space="preserve">registry</w:t>
+            </w:r>
+          </w:p>
+        </w:tc>
+        <w:tc>
+          <w:tcPr>
+            <w:tcW w:type="dxa" w:w="6860"/>
+            <w:tcBorders>
+              <w:top w:val="single" w:color="BFC9D6" w:sz="4"/>
+              <w:left w:val="single" w:color="BFC9D6" w:sz="4"/>
+              <w:bottom w:val="single" w:color="BFC9D6" w:sz="4"/>
+              <w:right w:val="single" w:color="BFC9D6" w:sz="4"/>
+            </w:tcBorders>
+            <w:shd w:fill="EEF3F8" w:color="auto" w:val="clear"/>
+            <w:tcMar>
+              <w:top w:type="dxa" w:w="60"/>
+              <w:left w:type="dxa" w:w="100"/>
+              <w:bottom w:type="dxa" w:w="60"/>
+              <w:right w:type="dxa" w:w="100"/>
+            </w:tcMar>
+            <w:vAlign w:val="center"/>
+          </w:tcPr>
+          <w:p>
+            <w:pPr>
+              <w:spacing w:after="30" w:before="30"/>
+              <w:jc w:val="left"/>
+            </w:pPr>
+            <w:r>
+              <w:rPr>
+                <w:rFonts w:ascii="Calibri" w:cs="Calibri" w:eastAsia="Calibri" w:hAnsi="Calibri"/>
+                <w:sz w:val="16"/>
+                <w:szCs w:val="16"/>
+              </w:rPr>
+              <w:t xml:space="preserve">Hand-over, students, first and semester registration, status changes, ID cards.</w:t>
+            </w:r>
+          </w:p>
+        </w:tc>
+      </w:tr>
+      <w:tr>
+        <w:trPr>
+          <w:cantSplit/>
+        </w:trPr>
+        <w:tc>
+          <w:tcPr>
+            <w:tcW w:type="dxa" w:w="2166"/>
+            <w:tcBorders>
+              <w:top w:val="single" w:color="BFC9D6" w:sz="4"/>
+              <w:left w:val="single" w:color="BFC9D6" w:sz="4"/>
+              <w:bottom w:val="single" w:color="BFC9D6" w:sz="4"/>
+              <w:right w:val="single" w:color="BFC9D6" w:sz="4"/>
+            </w:tcBorders>
+            <w:tcMar>
+              <w:top w:type="dxa" w:w="60"/>
+              <w:left w:type="dxa" w:w="100"/>
+              <w:bottom w:type="dxa" w:w="60"/>
+              <w:right w:type="dxa" w:w="100"/>
+            </w:tcMar>
+            <w:vAlign w:val="center"/>
+          </w:tcPr>
+          <w:p>
+            <w:pPr>
+              <w:spacing w:after="30" w:before="30"/>
+              <w:jc w:val="left"/>
+            </w:pPr>
+            <w:r>
+              <w:rPr>
+                <w:rFonts w:ascii="Calibri" w:cs="Calibri" w:eastAsia="Calibri" w:hAnsi="Calibri"/>
+                <w:b/>
+                <w:bCs/>
+                <w:sz w:val="16"/>
+                <w:szCs w:val="16"/>
+              </w:rPr>
+              <w:t xml:space="preserve">teaching</w:t>
+            </w:r>
+          </w:p>
+        </w:tc>
+        <w:tc>
+          <w:tcPr>
+            <w:tcW w:type="dxa" w:w="6860"/>
+            <w:tcBorders>
+              <w:top w:val="single" w:color="BFC9D6" w:sz="4"/>
+              <w:left w:val="single" w:color="BFC9D6" w:sz="4"/>
+              <w:bottom w:val="single" w:color="BFC9D6" w:sz="4"/>
+              <w:right w:val="single" w:color="BFC9D6" w:sz="4"/>
+            </w:tcBorders>
+            <w:tcMar>
+              <w:top w:type="dxa" w:w="60"/>
+              <w:left w:type="dxa" w:w="100"/>
+              <w:bottom w:type="dxa" w:w="60"/>
+              <w:right w:type="dxa" w:w="100"/>
+            </w:tcMar>
+            <w:vAlign w:val="center"/>
+          </w:tcPr>
+          <w:p>
+            <w:pPr>
+              <w:spacing w:after="30" w:before="30"/>
+              <w:jc w:val="left"/>
+            </w:pPr>
+            <w:r>
+              <w:rPr>
+                <w:rFonts w:ascii="Calibri" w:cs="Calibri" w:eastAsia="Calibri" w:hAnsi="Calibri"/>
+                <w:sz w:val="16"/>
+                <w:szCs w:val="16"/>
+              </w:rPr>
+              <w:t xml:space="preserve">Offerings, attendance, self check-in, eligibility, My teaching.</w:t>
+            </w:r>
+          </w:p>
+        </w:tc>
+      </w:tr>
+      <w:tr>
+        <w:trPr>
+          <w:cantSplit/>
+        </w:trPr>
+        <w:tc>
+          <w:tcPr>
+            <w:tcW w:type="dxa" w:w="2166"/>
+            <w:tcBorders>
+              <w:top w:val="single" w:color="BFC9D6" w:sz="4"/>
+              <w:left w:val="single" w:color="BFC9D6" w:sz="4"/>
+              <w:bottom w:val="single" w:color="BFC9D6" w:sz="4"/>
+              <w:right w:val="single" w:color="BFC9D6" w:sz="4"/>
+            </w:tcBorders>
+            <w:shd w:fill="EEF3F8" w:color="auto" w:val="clear"/>
+            <w:tcMar>
+              <w:top w:type="dxa" w:w="60"/>
+              <w:left w:type="dxa" w:w="100"/>
+              <w:bottom w:type="dxa" w:w="60"/>
+              <w:right w:type="dxa" w:w="100"/>
+            </w:tcMar>
+            <w:vAlign w:val="center"/>
+          </w:tcPr>
+          <w:p>
+            <w:pPr>
+              <w:spacing w:after="30" w:before="30"/>
+              <w:jc w:val="left"/>
+            </w:pPr>
+            <w:r>
+              <w:rPr>
+                <w:rFonts w:ascii="Calibri" w:cs="Calibri" w:eastAsia="Calibri" w:hAnsi="Calibri"/>
+                <w:b/>
+                <w:bCs/>
+                <w:sz w:val="16"/>
+                <w:szCs w:val="16"/>
+              </w:rPr>
+              <w:t xml:space="preserve">exams</w:t>
+            </w:r>
+          </w:p>
+        </w:tc>
+        <w:tc>
+          <w:tcPr>
+            <w:tcW w:type="dxa" w:w="6860"/>
+            <w:tcBorders>
+              <w:top w:val="single" w:color="BFC9D6" w:sz="4"/>
+              <w:left w:val="single" w:color="BFC9D6" w:sz="4"/>
+              <w:bottom w:val="single" w:color="BFC9D6" w:sz="4"/>
+              <w:right w:val="single" w:color="BFC9D6" w:sz="4"/>
+            </w:tcBorders>
+            <w:shd w:fill="EEF3F8" w:color="auto" w:val="clear"/>
+            <w:tcMar>
+              <w:top w:type="dxa" w:w="60"/>
+              <w:left w:type="dxa" w:w="100"/>
+              <w:bottom w:type="dxa" w:w="60"/>
+              <w:right w:type="dxa" w:w="100"/>
+            </w:tcMar>
+            <w:vAlign w:val="center"/>
+          </w:tcPr>
+          <w:p>
+            <w:pPr>
+              <w:spacing w:after="30" w:before="30"/>
+              <w:jc w:val="left"/>
+            </w:pPr>
+            <w:r>
+              <w:rPr>
+                <w:rFonts w:ascii="Calibri" w:cs="Calibri" w:eastAsia="Calibri" w:hAnsi="Calibri"/>
+                <w:sz w:val="16"/>
+                <w:szCs w:val="16"/>
+              </w:rPr>
+              <w:t xml:space="preserve">Regulations, marks, moderation, result sheets, resits, amendments, appeals, transcripts, NVA competence.</w:t>
+            </w:r>
+          </w:p>
+        </w:tc>
+      </w:tr>
+      <w:tr>
+        <w:trPr>
+          <w:cantSplit/>
+        </w:trPr>
+        <w:tc>
+          <w:tcPr>
+            <w:tcW w:type="dxa" w:w="2166"/>
+            <w:tcBorders>
+              <w:top w:val="single" w:color="BFC9D6" w:sz="4"/>
+              <w:left w:val="single" w:color="BFC9D6" w:sz="4"/>
+              <w:bottom w:val="single" w:color="BFC9D6" w:sz="4"/>
+              <w:right w:val="single" w:color="BFC9D6" w:sz="4"/>
+            </w:tcBorders>
+            <w:tcMar>
+              <w:top w:type="dxa" w:w="60"/>
+              <w:left w:type="dxa" w:w="100"/>
+              <w:bottom w:type="dxa" w:w="60"/>
+              <w:right w:type="dxa" w:w="100"/>
+            </w:tcMar>
+            <w:vAlign w:val="center"/>
+          </w:tcPr>
+          <w:p>
+            <w:pPr>
+              <w:spacing w:after="30" w:before="30"/>
+              <w:jc w:val="left"/>
+            </w:pPr>
+            <w:r>
+              <w:rPr>
+                <w:rFonts w:ascii="Calibri" w:cs="Calibri" w:eastAsia="Calibri" w:hAnsi="Calibri"/>
+                <w:b/>
+                <w:bCs/>
+                <w:sz w:val="16"/>
+                <w:szCs w:val="16"/>
+              </w:rPr>
+              <w:t xml:space="preserve">finance</w:t>
+            </w:r>
+          </w:p>
+        </w:tc>
+        <w:tc>
+          <w:tcPr>
+            <w:tcW w:type="dxa" w:w="6860"/>
+            <w:tcBorders>
+              <w:top w:val="single" w:color="BFC9D6" w:sz="4"/>
+              <w:left w:val="single" w:color="BFC9D6" w:sz="4"/>
+              <w:bottom w:val="single" w:color="BFC9D6" w:sz="4"/>
+              <w:right w:val="single" w:color="BFC9D6" w:sz="4"/>
+            </w:tcBorders>
+            <w:tcMar>
+              <w:top w:type="dxa" w:w="60"/>
+              <w:left w:type="dxa" w:w="100"/>
+              <w:bottom w:type="dxa" w:w="60"/>
+              <w:right w:type="dxa" w:w="100"/>
+            </w:tcMar>
+            <w:vAlign w:val="center"/>
+          </w:tcPr>
+          <w:p>
+            <w:pPr>
+              <w:spacing w:after="30" w:before="30"/>
+              <w:jc w:val="left"/>
+            </w:pPr>
+            <w:r>
+              <w:rPr>
+                <w:rFonts w:ascii="Calibri" w:cs="Calibri" w:eastAsia="Calibri" w:hAnsi="Calibri"/>
+                <w:sz w:val="16"/>
+                <w:szCs w:val="16"/>
+              </w:rPr>
+              <w:t xml:space="preserve">Fees, billing, GePG, payments, reconciliation, accounts and clearance, sponsors, adjustments, finance overview.</w:t>
+            </w:r>
+          </w:p>
+        </w:tc>
+      </w:tr>
+      <w:tr>
+        <w:trPr>
+          <w:cantSplit/>
+        </w:trPr>
+        <w:tc>
+          <w:tcPr>
+            <w:tcW w:type="dxa" w:w="2166"/>
+            <w:tcBorders>
+              <w:top w:val="single" w:color="BFC9D6" w:sz="4"/>
+              <w:left w:val="single" w:color="BFC9D6" w:sz="4"/>
+              <w:bottom w:val="single" w:color="BFC9D6" w:sz="4"/>
+              <w:right w:val="single" w:color="BFC9D6" w:sz="4"/>
+            </w:tcBorders>
+            <w:shd w:fill="EEF3F8" w:color="auto" w:val="clear"/>
+            <w:tcMar>
+              <w:top w:type="dxa" w:w="60"/>
+              <w:left w:type="dxa" w:w="100"/>
+              <w:bottom w:type="dxa" w:w="60"/>
+              <w:right w:type="dxa" w:w="100"/>
+            </w:tcMar>
+            <w:vAlign w:val="center"/>
+          </w:tcPr>
+          <w:p>
+            <w:pPr>
+              <w:spacing w:after="30" w:before="30"/>
+              <w:jc w:val="left"/>
+            </w:pPr>
+            <w:r>
+              <w:rPr>
+                <w:rFonts w:ascii="Calibri" w:cs="Calibri" w:eastAsia="Calibri" w:hAnsi="Calibri"/>
+                <w:b/>
+                <w:bCs/>
+                <w:sz w:val="16"/>
+                <w:szCs w:val="16"/>
+              </w:rPr>
+              <w:t xml:space="preserve">hostel, ipt, graduation</w:t>
+            </w:r>
+          </w:p>
+        </w:tc>
+        <w:tc>
+          <w:tcPr>
+            <w:tcW w:type="dxa" w:w="6860"/>
+            <w:tcBorders>
+              <w:top w:val="single" w:color="BFC9D6" w:sz="4"/>
+              <w:left w:val="single" w:color="BFC9D6" w:sz="4"/>
+              <w:bottom w:val="single" w:color="BFC9D6" w:sz="4"/>
+              <w:right w:val="single" w:color="BFC9D6" w:sz="4"/>
+            </w:tcBorders>
+            <w:shd w:fill="EEF3F8" w:color="auto" w:val="clear"/>
+            <w:tcMar>
+              <w:top w:type="dxa" w:w="60"/>
+              <w:left w:type="dxa" w:w="100"/>
+              <w:bottom w:type="dxa" w:w="60"/>
+              <w:right w:type="dxa" w:w="100"/>
+            </w:tcMar>
+            <w:vAlign w:val="center"/>
+          </w:tcPr>
+          <w:p>
+            <w:pPr>
+              <w:spacing w:after="30" w:before="30"/>
+              <w:jc w:val="left"/>
+            </w:pPr>
+            <w:r>
+              <w:rPr>
+                <w:rFonts w:ascii="Calibri" w:cs="Calibri" w:eastAsia="Calibri" w:hAnsi="Calibri"/>
+                <w:sz w:val="16"/>
+                <w:szCs w:val="16"/>
+              </w:rPr>
+              <w:t xml:space="preserve">Hostels and repairs; industrial practical training; clearance, graduations and certificates.</w:t>
+            </w:r>
+          </w:p>
+        </w:tc>
+      </w:tr>
+      <w:tr>
+        <w:trPr>
+          <w:cantSplit/>
+        </w:trPr>
+        <w:tc>
+          <w:tcPr>
+            <w:tcW w:type="dxa" w:w="2166"/>
+            <w:tcBorders>
+              <w:top w:val="single" w:color="BFC9D6" w:sz="4"/>
+              <w:left w:val="single" w:color="BFC9D6" w:sz="4"/>
+              <w:bottom w:val="single" w:color="BFC9D6" w:sz="4"/>
+              <w:right w:val="single" w:color="BFC9D6" w:sz="4"/>
+            </w:tcBorders>
+            <w:tcMar>
+              <w:top w:type="dxa" w:w="60"/>
+              <w:left w:type="dxa" w:w="100"/>
+              <w:bottom w:type="dxa" w:w="60"/>
+              <w:right w:type="dxa" w:w="100"/>
+            </w:tcMar>
+            <w:vAlign w:val="center"/>
+          </w:tcPr>
+          <w:p>
+            <w:pPr>
+              <w:spacing w:after="30" w:before="30"/>
+              <w:jc w:val="left"/>
+            </w:pPr>
+            <w:r>
+              <w:rPr>
+                <w:rFonts w:ascii="Calibri" w:cs="Calibri" w:eastAsia="Calibri" w:hAnsi="Calibri"/>
+                <w:b/>
+                <w:bCs/>
+                <w:sz w:val="16"/>
+                <w:szCs w:val="16"/>
+              </w:rPr>
+              <w:t xml:space="preserve">portal</w:t>
+            </w:r>
+          </w:p>
+        </w:tc>
+        <w:tc>
+          <w:tcPr>
+            <w:tcW w:type="dxa" w:w="6860"/>
+            <w:tcBorders>
+              <w:top w:val="single" w:color="BFC9D6" w:sz="4"/>
+              <w:left w:val="single" w:color="BFC9D6" w:sz="4"/>
+              <w:bottom w:val="single" w:color="BFC9D6" w:sz="4"/>
+              <w:right w:val="single" w:color="BFC9D6" w:sz="4"/>
+            </w:tcBorders>
+            <w:tcMar>
+              <w:top w:type="dxa" w:w="60"/>
+              <w:left w:type="dxa" w:w="100"/>
+              <w:bottom w:type="dxa" w:w="60"/>
+              <w:right w:type="dxa" w:w="100"/>
+            </w:tcMar>
+            <w:vAlign w:val="center"/>
+          </w:tcPr>
+          <w:p>
+            <w:pPr>
+              <w:spacing w:after="30" w:before="30"/>
+              <w:jc w:val="left"/>
+            </w:pPr>
+            <w:r>
+              <w:rPr>
+                <w:rFonts w:ascii="Calibri" w:cs="Calibri" w:eastAsia="Calibri" w:hAnsi="Calibri"/>
+                <w:sz w:val="16"/>
+                <w:szCs w:val="16"/>
+              </w:rPr>
+              <w:t xml:space="preserve">Student portal services, notices, change requests, next steps.</w:t>
+            </w:r>
+          </w:p>
+        </w:tc>
+      </w:tr>
+      <w:tr>
+        <w:trPr>
+          <w:cantSplit/>
+        </w:trPr>
+        <w:tc>
+          <w:tcPr>
+            <w:tcW w:type="dxa" w:w="2166"/>
+            <w:tcBorders>
+              <w:top w:val="single" w:color="BFC9D6" w:sz="4"/>
+              <w:left w:val="single" w:color="BFC9D6" w:sz="4"/>
+              <w:bottom w:val="single" w:color="BFC9D6" w:sz="4"/>
+              <w:right w:val="single" w:color="BFC9D6" w:sz="4"/>
+            </w:tcBorders>
+            <w:shd w:fill="EEF3F8" w:color="auto" w:val="clear"/>
+            <w:tcMar>
+              <w:top w:type="dxa" w:w="60"/>
+              <w:left w:type="dxa" w:w="100"/>
+              <w:bottom w:type="dxa" w:w="60"/>
+              <w:right w:type="dxa" w:w="100"/>
+            </w:tcMar>
+            <w:vAlign w:val="center"/>
+          </w:tcPr>
+          <w:p>
+            <w:pPr>
+              <w:spacing w:after="30" w:before="30"/>
+              <w:jc w:val="left"/>
+            </w:pPr>
+            <w:r>
+              <w:rPr>
+                <w:rFonts w:ascii="Calibri" w:cs="Calibri" w:eastAsia="Calibri" w:hAnsi="Calibri"/>
+                <w:b/>
+                <w:bCs/>
+                <w:sz w:val="16"/>
+                <w:szCs w:val="16"/>
+              </w:rPr>
+              <w:t xml:space="preserve">notification</w:t>
+            </w:r>
+          </w:p>
+        </w:tc>
+        <w:tc>
+          <w:tcPr>
+            <w:tcW w:type="dxa" w:w="6860"/>
+            <w:tcBorders>
+              <w:top w:val="single" w:color="BFC9D6" w:sz="4"/>
+              <w:left w:val="single" w:color="BFC9D6" w:sz="4"/>
+              <w:bottom w:val="single" w:color="BFC9D6" w:sz="4"/>
+              <w:right w:val="single" w:color="BFC9D6" w:sz="4"/>
+            </w:tcBorders>
+            <w:shd w:fill="EEF3F8" w:color="auto" w:val="clear"/>
+            <w:tcMar>
+              <w:top w:type="dxa" w:w="60"/>
+              <w:left w:type="dxa" w:w="100"/>
+              <w:bottom w:type="dxa" w:w="60"/>
+              <w:right w:type="dxa" w:w="100"/>
+            </w:tcMar>
+            <w:vAlign w:val="center"/>
+          </w:tcPr>
+          <w:p>
+            <w:pPr>
+              <w:spacing w:after="30" w:before="30"/>
+              <w:jc w:val="left"/>
+            </w:pPr>
+            <w:r>
+              <w:rPr>
+                <w:rFonts w:ascii="Calibri" w:cs="Calibri" w:eastAsia="Calibri" w:hAnsi="Calibri"/>
+                <w:sz w:val="16"/>
+                <w:szCs w:val="16"/>
+              </w:rPr>
+              <w:t xml:space="preserve">Message templates, outbox, dispatcher, bulk campaigns, SMS bundles.</w:t>
+            </w:r>
+          </w:p>
+        </w:tc>
+      </w:tr>
+      <w:tr>
+        <w:trPr>
+          <w:cantSplit/>
+        </w:trPr>
+        <w:tc>
+          <w:tcPr>
+            <w:tcW w:type="dxa" w:w="2166"/>
+            <w:tcBorders>
+              <w:top w:val="single" w:color="BFC9D6" w:sz="4"/>
+              <w:left w:val="single" w:color="BFC9D6" w:sz="4"/>
+              <w:bottom w:val="single" w:color="BFC9D6" w:sz="4"/>
+              <w:right w:val="single" w:color="BFC9D6" w:sz="4"/>
+            </w:tcBorders>
+            <w:tcMar>
+              <w:top w:type="dxa" w:w="60"/>
+              <w:left w:type="dxa" w:w="100"/>
+              <w:bottom w:type="dxa" w:w="60"/>
+              <w:right w:type="dxa" w:w="100"/>
+            </w:tcMar>
+            <w:vAlign w:val="center"/>
+          </w:tcPr>
+          <w:p>
+            <w:pPr>
+              <w:spacing w:after="30" w:before="30"/>
+              <w:jc w:val="left"/>
+            </w:pPr>
+            <w:r>
+              <w:rPr>
+                <w:rFonts w:ascii="Calibri" w:cs="Calibri" w:eastAsia="Calibri" w:hAnsi="Calibri"/>
+                <w:b/>
+                <w:bCs/>
+                <w:sz w:val="16"/>
+                <w:szCs w:val="16"/>
+              </w:rPr>
+              <w:t xml:space="preserve">reporting, approvals</w:t>
+            </w:r>
+          </w:p>
+        </w:tc>
+        <w:tc>
+          <w:tcPr>
+            <w:tcW w:type="dxa" w:w="6860"/>
+            <w:tcBorders>
+              <w:top w:val="single" w:color="BFC9D6" w:sz="4"/>
+              <w:left w:val="single" w:color="BFC9D6" w:sz="4"/>
+              <w:bottom w:val="single" w:color="BFC9D6" w:sz="4"/>
+              <w:right w:val="single" w:color="BFC9D6" w:sz="4"/>
+            </w:tcBorders>
+            <w:tcMar>
+              <w:top w:type="dxa" w:w="60"/>
+              <w:left w:type="dxa" w:w="100"/>
+              <w:bottom w:type="dxa" w:w="60"/>
+              <w:right w:type="dxa" w:w="100"/>
+            </w:tcMar>
+            <w:vAlign w:val="center"/>
+          </w:tcPr>
+          <w:p>
+            <w:pPr>
+              <w:spacing w:after="30" w:before="30"/>
+              <w:jc w:val="left"/>
+            </w:pPr>
+            <w:r>
+              <w:rPr>
+                <w:rFonts w:ascii="Calibri" w:cs="Calibri" w:eastAsia="Calibri" w:hAnsi="Calibri"/>
+                <w:sz w:val="16"/>
+                <w:szCs w:val="16"/>
+              </w:rPr>
+              <w:t xml:space="preserve">Report catalogue and exports, dashboards and overviews; the approvals list.</w:t>
+            </w:r>
+          </w:p>
+        </w:tc>
+      </w:tr>
+      <w:tr>
+        <w:trPr>
+          <w:cantSplit/>
+        </w:trPr>
+        <w:tc>
+          <w:tcPr>
+            <w:tcW w:type="dxa" w:w="2166"/>
+            <w:tcBorders>
+              <w:top w:val="single" w:color="BFC9D6" w:sz="4"/>
+              <w:left w:val="single" w:color="BFC9D6" w:sz="4"/>
+              <w:bottom w:val="single" w:color="BFC9D6" w:sz="4"/>
+              <w:right w:val="single" w:color="BFC9D6" w:sz="4"/>
+            </w:tcBorders>
+            <w:shd w:fill="EEF3F8" w:color="auto" w:val="clear"/>
+            <w:tcMar>
+              <w:top w:type="dxa" w:w="60"/>
+              <w:left w:type="dxa" w:w="100"/>
+              <w:bottom w:type="dxa" w:w="60"/>
+              <w:right w:type="dxa" w:w="100"/>
+            </w:tcMar>
+            <w:vAlign w:val="center"/>
+          </w:tcPr>
+          <w:p>
+            <w:pPr>
+              <w:spacing w:after="30" w:before="30"/>
+              <w:jc w:val="left"/>
+            </w:pPr>
+            <w:r>
+              <w:rPr>
+                <w:rFonts w:ascii="Calibri" w:cs="Calibri" w:eastAsia="Calibri" w:hAnsi="Calibri"/>
+                <w:b/>
+                <w:bCs/>
+                <w:sz w:val="16"/>
+                <w:szCs w:val="16"/>
+              </w:rPr>
+              <w:t xml:space="preserve">integration, reference</w:t>
+            </w:r>
+          </w:p>
+        </w:tc>
+        <w:tc>
+          <w:tcPr>
+            <w:tcW w:type="dxa" w:w="6860"/>
+            <w:tcBorders>
+              <w:top w:val="single" w:color="BFC9D6" w:sz="4"/>
+              <w:left w:val="single" w:color="BFC9D6" w:sz="4"/>
+              <w:bottom w:val="single" w:color="BFC9D6" w:sz="4"/>
+              <w:right w:val="single" w:color="BFC9D6" w:sz="4"/>
+            </w:tcBorders>
+            <w:shd w:fill="EEF3F8" w:color="auto" w:val="clear"/>
+            <w:tcMar>
+              <w:top w:type="dxa" w:w="60"/>
+              <w:left w:type="dxa" w:w="100"/>
+              <w:bottom w:type="dxa" w:w="60"/>
+              <w:right w:type="dxa" w:w="100"/>
+            </w:tcMar>
+            <w:vAlign w:val="center"/>
+          </w:tcPr>
+          <w:p>
+            <w:pPr>
+              <w:spacing w:after="30" w:before="30"/>
+              <w:jc w:val="left"/>
+            </w:pPr>
+            <w:r>
+              <w:rPr>
+                <w:rFonts w:ascii="Calibri" w:cs="Calibri" w:eastAsia="Calibri" w:hAnsi="Calibri"/>
+                <w:sz w:val="16"/>
+                <w:szCs w:val="16"/>
+              </w:rPr>
+              <w:t xml:space="preserve">NECTA and NACTVET clients, integration call log; administrative areas and school lists.</w:t>
+            </w:r>
+          </w:p>
+        </w:tc>
+      </w:tr>
+    </w:tbl>
+    <w:p>
+      <w:pPr>
+        <w:spacing w:after="120"/>
+      </w:pPr>
+    </w:p>
+    <w:p>
+      <w:pPr>
+        <w:pStyle w:val="Heading2"/>
+      </w:pPr>
+      <w:r>
+        <w:rPr>
+          <w:rFonts w:ascii="Calibri" w:cs="Calibri" w:eastAsia="Calibri" w:hAnsi="Calibri"/>
+        </w:rPr>
+        <w:t xml:space="preserve">13.3 Integration adapters</w:t>
+      </w:r>
+    </w:p>
+    <w:tbl>
+      <w:tblPr>
+        <w:tblW w:type="dxa" w:w="9026"/>
+        <w:tblBorders>
+          <w:top w:val="single" w:color="auto" w:sz="4"/>
+          <w:left w:val="single" w:color="auto" w:sz="4"/>
+          <w:bottom w:val="single" w:color="auto" w:sz="4"/>
+          <w:right w:val="single" w:color="auto" w:sz="4"/>
+          <w:insideH w:val="single" w:color="auto" w:sz="4"/>
+          <w:insideV w:val="single" w:color="auto" w:sz="4"/>
+        </w:tblBorders>
+        <w:tblLayout w:type="fixed"/>
+      </w:tblPr>
+      <w:tblGrid>
+        <w:gridCol w:w="1624"/>
+        <w:gridCol w:w="2707"/>
+        <w:gridCol w:w="4695"/>
+      </w:tblGrid>
+      <w:tr>
+        <w:trPr>
+          <w:tblHeader/>
+          <w:cantSplit/>
+        </w:trPr>
+        <w:tc>
+          <w:tcPr>
+            <w:tcW w:type="dxa" w:w="1624"/>
+            <w:tcBorders>
+              <w:top w:val="single" w:color="BFC9D6" w:sz="4"/>
+              <w:left w:val="single" w:color="BFC9D6" w:sz="4"/>
+              <w:bottom w:val="single" w:color="BFC9D6" w:sz="4"/>
+              <w:right w:val="single" w:color="BFC9D6" w:sz="4"/>
+            </w:tcBorders>
+            <w:shd w:fill="1F3864" w:color="auto" w:val="clear"/>
+            <w:tcMar>
+              <w:top w:type="dxa" w:w="60"/>
+              <w:left w:type="dxa" w:w="100"/>
+              <w:bottom w:type="dxa" w:w="60"/>
+              <w:right w:type="dxa" w:w="100"/>
+            </w:tcMar>
+            <w:vAlign w:val="center"/>
+          </w:tcPr>
+          <w:p>
+            <w:pPr>
+              <w:spacing w:after="30" w:before="30"/>
+              <w:jc w:val="left"/>
+            </w:pPr>
+            <w:r>
+              <w:rPr>
+                <w:rFonts w:ascii="Calibri" w:cs="Calibri" w:eastAsia="Calibri" w:hAnsi="Calibri"/>
+                <w:b/>
+                <w:bCs/>
+                <w:color w:val="FFFFFF"/>
+                <w:sz w:val="16"/>
+                <w:szCs w:val="16"/>
+              </w:rPr>
+              <w:t xml:space="preserve">System</w:t>
+            </w:r>
+          </w:p>
+        </w:tc>
+        <w:tc>
+          <w:tcPr>
+            <w:tcW w:type="dxa" w:w="2707"/>
+            <w:tcBorders>
+              <w:top w:val="single" w:color="BFC9D6" w:sz="4"/>
+              <w:left w:val="single" w:color="BFC9D6" w:sz="4"/>
+              <w:bottom w:val="single" w:color="BFC9D6" w:sz="4"/>
+              <w:right w:val="single" w:color="BFC9D6" w:sz="4"/>
+            </w:tcBorders>
+            <w:shd w:fill="1F3864" w:color="auto" w:val="clear"/>
+            <w:tcMar>
+              <w:top w:type="dxa" w:w="60"/>
+              <w:left w:type="dxa" w:w="100"/>
+              <w:bottom w:type="dxa" w:w="60"/>
+              <w:right w:type="dxa" w:w="100"/>
+            </w:tcMar>
+            <w:vAlign w:val="center"/>
+          </w:tcPr>
+          <w:p>
+            <w:pPr>
+              <w:spacing w:after="30" w:before="30"/>
+              <w:jc w:val="left"/>
+            </w:pPr>
+            <w:r>
+              <w:rPr>
+                <w:rFonts w:ascii="Calibri" w:cs="Calibri" w:eastAsia="Calibri" w:hAnsi="Calibri"/>
+                <w:b/>
+                <w:bCs/>
+                <w:color w:val="FFFFFF"/>
+                <w:sz w:val="16"/>
+                <w:szCs w:val="16"/>
+              </w:rPr>
+              <w:t xml:space="preserve">Mode setting</w:t>
+            </w:r>
+          </w:p>
+        </w:tc>
+        <w:tc>
+          <w:tcPr>
+            <w:tcW w:type="dxa" w:w="4695"/>
+            <w:tcBorders>
+              <w:top w:val="single" w:color="BFC9D6" w:sz="4"/>
+              <w:left w:val="single" w:color="BFC9D6" w:sz="4"/>
+              <w:bottom w:val="single" w:color="BFC9D6" w:sz="4"/>
+              <w:right w:val="single" w:color="BFC9D6" w:sz="4"/>
+            </w:tcBorders>
+            <w:shd w:fill="1F3864" w:color="auto" w:val="clear"/>
+            <w:tcMar>
+              <w:top w:type="dxa" w:w="60"/>
+              <w:left w:type="dxa" w:w="100"/>
+              <w:bottom w:type="dxa" w:w="60"/>
+              <w:right w:type="dxa" w:w="100"/>
+            </w:tcMar>
+            <w:vAlign w:val="center"/>
+          </w:tcPr>
+          <w:p>
+            <w:pPr>
+              <w:spacing w:after="30" w:before="30"/>
+              <w:jc w:val="left"/>
+            </w:pPr>
+            <w:r>
+              <w:rPr>
+                <w:rFonts w:ascii="Calibri" w:cs="Calibri" w:eastAsia="Calibri" w:hAnsi="Calibri"/>
+                <w:b/>
+                <w:bCs/>
+                <w:color w:val="FFFFFF"/>
+                <w:sz w:val="16"/>
+                <w:szCs w:val="16"/>
+              </w:rPr>
+              <w:t xml:space="preserve">Adapter</w:t>
+            </w:r>
+          </w:p>
+        </w:tc>
+      </w:tr>
+      <w:tr>
+        <w:trPr>
+          <w:cantSplit/>
+        </w:trPr>
+        <w:tc>
+          <w:tcPr>
+            <w:tcW w:type="dxa" w:w="1624"/>
+            <w:tcBorders>
+              <w:top w:val="single" w:color="BFC9D6" w:sz="4"/>
+              <w:left w:val="single" w:color="BFC9D6" w:sz="4"/>
+              <w:bottom w:val="single" w:color="BFC9D6" w:sz="4"/>
+              <w:right w:val="single" w:color="BFC9D6" w:sz="4"/>
+            </w:tcBorders>
+            <w:shd w:fill="EEF3F8" w:color="auto" w:val="clear"/>
+            <w:tcMar>
+              <w:top w:type="dxa" w:w="60"/>
+              <w:left w:type="dxa" w:w="100"/>
+              <w:bottom w:type="dxa" w:w="60"/>
+              <w:right w:type="dxa" w:w="100"/>
+            </w:tcMar>
+            <w:vAlign w:val="center"/>
+          </w:tcPr>
+          <w:p>
+            <w:pPr>
+              <w:spacing w:after="30" w:before="30"/>
+              <w:jc w:val="left"/>
+            </w:pPr>
+            <w:r>
+              <w:rPr>
+                <w:rFonts w:ascii="Calibri" w:cs="Calibri" w:eastAsia="Calibri" w:hAnsi="Calibri"/>
+                <w:b/>
+                <w:bCs/>
+                <w:sz w:val="16"/>
+                <w:szCs w:val="16"/>
+              </w:rPr>
+              <w:t xml:space="preserve">NECTA</w:t>
+            </w:r>
+          </w:p>
+        </w:tc>
+        <w:tc>
+          <w:tcPr>
+            <w:tcW w:type="dxa" w:w="2707"/>
+            <w:tcBorders>
+              <w:top w:val="single" w:color="BFC9D6" w:sz="4"/>
+              <w:left w:val="single" w:color="BFC9D6" w:sz="4"/>
+              <w:bottom w:val="single" w:color="BFC9D6" w:sz="4"/>
+              <w:right w:val="single" w:color="BFC9D6" w:sz="4"/>
+            </w:tcBorders>
+            <w:shd w:fill="EEF3F8" w:color="auto" w:val="clear"/>
+            <w:tcMar>
+              <w:top w:type="dxa" w:w="60"/>
+              <w:left w:type="dxa" w:w="100"/>
+              <w:bottom w:type="dxa" w:w="60"/>
+              <w:right w:type="dxa" w:w="100"/>
+            </w:tcMar>
+            <w:vAlign w:val="center"/>
+          </w:tcPr>
+          <w:p>
+            <w:pPr>
+              <w:spacing w:after="30" w:before="30"/>
+              <w:jc w:val="left"/>
+            </w:pPr>
+            <w:r>
+              <w:rPr>
+                <w:rFonts w:ascii="Calibri" w:cs="Calibri" w:eastAsia="Calibri" w:hAnsi="Calibri"/>
+                <w:sz w:val="16"/>
+                <w:szCs w:val="16"/>
+              </w:rPr>
+              <w:t xml:space="preserve">CIMS_NECTA_MODE = simulated | live</w:t>
+            </w:r>
+          </w:p>
+        </w:tc>
+        <w:tc>
+          <w:tcPr>
+            <w:tcW w:type="dxa" w:w="4695"/>
+            <w:tcBorders>
+              <w:top w:val="single" w:color="BFC9D6" w:sz="4"/>
+              <w:left w:val="single" w:color="BFC9D6" w:sz="4"/>
+              <w:bottom w:val="single" w:color="BFC9D6" w:sz="4"/>
+              <w:right w:val="single" w:color="BFC9D6" w:sz="4"/>
+            </w:tcBorders>
+            <w:shd w:fill="EEF3F8" w:color="auto" w:val="clear"/>
+            <w:tcMar>
+              <w:top w:type="dxa" w:w="60"/>
+              <w:left w:type="dxa" w:w="100"/>
+              <w:bottom w:type="dxa" w:w="60"/>
+              <w:right w:type="dxa" w:w="100"/>
+            </w:tcMar>
+            <w:vAlign w:val="center"/>
+          </w:tcPr>
+          <w:p>
+            <w:pPr>
+              <w:spacing w:after="30" w:before="30"/>
+              <w:jc w:val="left"/>
+            </w:pPr>
+            <w:r>
+              <w:rPr>
+                <w:rFonts w:ascii="Calibri" w:cs="Calibri" w:eastAsia="Calibri" w:hAnsi="Calibri"/>
+                <w:sz w:val="16"/>
+                <w:szCs w:val="16"/>
+              </w:rPr>
+              <w:t xml:space="preserve">SimulatedNectaClient / LiveNectaClient (NECTA results API, key NECTA_API_KEY).</w:t>
+            </w:r>
+          </w:p>
+        </w:tc>
+      </w:tr>
+      <w:tr>
+        <w:trPr>
+          <w:cantSplit/>
+        </w:trPr>
+        <w:tc>
+          <w:tcPr>
+            <w:tcW w:type="dxa" w:w="1624"/>
+            <w:tcBorders>
+              <w:top w:val="single" w:color="BFC9D6" w:sz="4"/>
+              <w:left w:val="single" w:color="BFC9D6" w:sz="4"/>
+              <w:bottom w:val="single" w:color="BFC9D6" w:sz="4"/>
+              <w:right w:val="single" w:color="BFC9D6" w:sz="4"/>
+            </w:tcBorders>
+            <w:tcMar>
+              <w:top w:type="dxa" w:w="60"/>
+              <w:left w:type="dxa" w:w="100"/>
+              <w:bottom w:type="dxa" w:w="60"/>
+              <w:right w:type="dxa" w:w="100"/>
+            </w:tcMar>
+            <w:vAlign w:val="center"/>
+          </w:tcPr>
+          <w:p>
+            <w:pPr>
+              <w:spacing w:after="30" w:before="30"/>
+              <w:jc w:val="left"/>
+            </w:pPr>
+            <w:r>
+              <w:rPr>
+                <w:rFonts w:ascii="Calibri" w:cs="Calibri" w:eastAsia="Calibri" w:hAnsi="Calibri"/>
+                <w:b/>
+                <w:bCs/>
+                <w:sz w:val="16"/>
+                <w:szCs w:val="16"/>
+              </w:rPr>
+              <w:t xml:space="preserve">NACTVET awards</w:t>
+            </w:r>
+          </w:p>
+        </w:tc>
+        <w:tc>
+          <w:tcPr>
+            <w:tcW w:type="dxa" w:w="2707"/>
+            <w:tcBorders>
+              <w:top w:val="single" w:color="BFC9D6" w:sz="4"/>
+              <w:left w:val="single" w:color="BFC9D6" w:sz="4"/>
+              <w:bottom w:val="single" w:color="BFC9D6" w:sz="4"/>
+              <w:right w:val="single" w:color="BFC9D6" w:sz="4"/>
+            </w:tcBorders>
+            <w:tcMar>
+              <w:top w:type="dxa" w:w="60"/>
+              <w:left w:type="dxa" w:w="100"/>
+              <w:bottom w:type="dxa" w:w="60"/>
+              <w:right w:type="dxa" w:w="100"/>
+            </w:tcMar>
+            <w:vAlign w:val="center"/>
+          </w:tcPr>
+          <w:p>
+            <w:pPr>
+              <w:spacing w:after="30" w:before="30"/>
+              <w:jc w:val="left"/>
+            </w:pPr>
+            <w:r>
+              <w:rPr>
+                <w:rFonts w:ascii="Calibri" w:cs="Calibri" w:eastAsia="Calibri" w:hAnsi="Calibri"/>
+                <w:sz w:val="16"/>
+                <w:szCs w:val="16"/>
+              </w:rPr>
+              <w:t xml:space="preserve">CIMS_NACTVET_AWARDS_MODE</w:t>
+            </w:r>
+          </w:p>
+        </w:tc>
+        <w:tc>
+          <w:tcPr>
+            <w:tcW w:type="dxa" w:w="4695"/>
+            <w:tcBorders>
+              <w:top w:val="single" w:color="BFC9D6" w:sz="4"/>
+              <w:left w:val="single" w:color="BFC9D6" w:sz="4"/>
+              <w:bottom w:val="single" w:color="BFC9D6" w:sz="4"/>
+              <w:right w:val="single" w:color="BFC9D6" w:sz="4"/>
+            </w:tcBorders>
+            <w:tcMar>
+              <w:top w:type="dxa" w:w="60"/>
+              <w:left w:type="dxa" w:w="100"/>
+              <w:bottom w:type="dxa" w:w="60"/>
+              <w:right w:type="dxa" w:w="100"/>
+            </w:tcMar>
+            <w:vAlign w:val="center"/>
+          </w:tcPr>
+          <w:p>
+            <w:pPr>
+              <w:spacing w:after="30" w:before="30"/>
+              <w:jc w:val="left"/>
+            </w:pPr>
+            <w:r>
+              <w:rPr>
+                <w:rFonts w:ascii="Calibri" w:cs="Calibri" w:eastAsia="Calibri" w:hAnsi="Calibri"/>
+                <w:sz w:val="16"/>
+                <w:szCs w:val="16"/>
+              </w:rPr>
+              <w:t xml:space="preserve">Particulars service as in NOAS (NACTE_AUTHORIZATION, NACTE_API_CODE).</w:t>
+            </w:r>
+          </w:p>
+        </w:tc>
+      </w:tr>
+      <w:tr>
+        <w:trPr>
+          <w:cantSplit/>
+        </w:trPr>
+        <w:tc>
+          <w:tcPr>
+            <w:tcW w:type="dxa" w:w="1624"/>
+            <w:tcBorders>
+              <w:top w:val="single" w:color="BFC9D6" w:sz="4"/>
+              <w:left w:val="single" w:color="BFC9D6" w:sz="4"/>
+              <w:bottom w:val="single" w:color="BFC9D6" w:sz="4"/>
+              <w:right w:val="single" w:color="BFC9D6" w:sz="4"/>
+            </w:tcBorders>
+            <w:shd w:fill="EEF3F8" w:color="auto" w:val="clear"/>
+            <w:tcMar>
+              <w:top w:type="dxa" w:w="60"/>
+              <w:left w:type="dxa" w:w="100"/>
+              <w:bottom w:type="dxa" w:w="60"/>
+              <w:right w:type="dxa" w:w="100"/>
+            </w:tcMar>
+            <w:vAlign w:val="center"/>
+          </w:tcPr>
+          <w:p>
+            <w:pPr>
+              <w:spacing w:after="30" w:before="30"/>
+              <w:jc w:val="left"/>
+            </w:pPr>
+            <w:r>
+              <w:rPr>
+                <w:rFonts w:ascii="Calibri" w:cs="Calibri" w:eastAsia="Calibri" w:hAnsi="Calibri"/>
+                <w:b/>
+                <w:bCs/>
+                <w:sz w:val="16"/>
+                <w:szCs w:val="16"/>
+              </w:rPr>
+              <w:t xml:space="preserve">NACTVET catalogue</w:t>
+            </w:r>
+          </w:p>
+        </w:tc>
+        <w:tc>
+          <w:tcPr>
+            <w:tcW w:type="dxa" w:w="2707"/>
+            <w:tcBorders>
+              <w:top w:val="single" w:color="BFC9D6" w:sz="4"/>
+              <w:left w:val="single" w:color="BFC9D6" w:sz="4"/>
+              <w:bottom w:val="single" w:color="BFC9D6" w:sz="4"/>
+              <w:right w:val="single" w:color="BFC9D6" w:sz="4"/>
+            </w:tcBorders>
+            <w:shd w:fill="EEF3F8" w:color="auto" w:val="clear"/>
+            <w:tcMar>
+              <w:top w:type="dxa" w:w="60"/>
+              <w:left w:type="dxa" w:w="100"/>
+              <w:bottom w:type="dxa" w:w="60"/>
+              <w:right w:type="dxa" w:w="100"/>
+            </w:tcMar>
+            <w:vAlign w:val="center"/>
+          </w:tcPr>
+          <w:p>
+            <w:pPr>
+              <w:spacing w:after="30" w:before="30"/>
+              <w:jc w:val="left"/>
+            </w:pPr>
+            <w:r>
+              <w:rPr>
+                <w:rFonts w:ascii="Calibri" w:cs="Calibri" w:eastAsia="Calibri" w:hAnsi="Calibri"/>
+                <w:sz w:val="16"/>
+                <w:szCs w:val="16"/>
+              </w:rPr>
+              <w:t xml:space="preserve">CIMS_NACTVET_CATALOGUE_MODE</w:t>
+            </w:r>
+          </w:p>
+        </w:tc>
+        <w:tc>
+          <w:tcPr>
+            <w:tcW w:type="dxa" w:w="4695"/>
+            <w:tcBorders>
+              <w:top w:val="single" w:color="BFC9D6" w:sz="4"/>
+              <w:left w:val="single" w:color="BFC9D6" w:sz="4"/>
+              <w:bottom w:val="single" w:color="BFC9D6" w:sz="4"/>
+              <w:right w:val="single" w:color="BFC9D6" w:sz="4"/>
+            </w:tcBorders>
+            <w:shd w:fill="EEF3F8" w:color="auto" w:val="clear"/>
+            <w:tcMar>
+              <w:top w:type="dxa" w:w="60"/>
+              <w:left w:type="dxa" w:w="100"/>
+              <w:bottom w:type="dxa" w:w="60"/>
+              <w:right w:type="dxa" w:w="100"/>
+            </w:tcMar>
+            <w:vAlign w:val="center"/>
+          </w:tcPr>
+          <w:p>
+            <w:pPr>
+              <w:spacing w:after="30" w:before="30"/>
+              <w:jc w:val="left"/>
+            </w:pPr>
+            <w:r>
+              <w:rPr>
+                <w:rFonts w:ascii="Calibri" w:cs="Calibri" w:eastAsia="Calibri" w:hAnsi="Calibri"/>
+                <w:sz w:val="16"/>
+                <w:szCs w:val="16"/>
+              </w:rPr>
+              <w:t xml:space="preserve">institutionprogrammeall service for the platform console.</w:t>
+            </w:r>
+          </w:p>
+        </w:tc>
+      </w:tr>
+      <w:tr>
+        <w:trPr>
+          <w:cantSplit/>
+        </w:trPr>
+        <w:tc>
+          <w:tcPr>
+            <w:tcW w:type="dxa" w:w="1624"/>
+            <w:tcBorders>
+              <w:top w:val="single" w:color="BFC9D6" w:sz="4"/>
+              <w:left w:val="single" w:color="BFC9D6" w:sz="4"/>
+              <w:bottom w:val="single" w:color="BFC9D6" w:sz="4"/>
+              <w:right w:val="single" w:color="BFC9D6" w:sz="4"/>
+            </w:tcBorders>
+            <w:tcMar>
+              <w:top w:type="dxa" w:w="60"/>
+              <w:left w:type="dxa" w:w="100"/>
+              <w:bottom w:type="dxa" w:w="60"/>
+              <w:right w:type="dxa" w:w="100"/>
+            </w:tcMar>
+            <w:vAlign w:val="center"/>
+          </w:tcPr>
+          <w:p>
+            <w:pPr>
+              <w:spacing w:after="30" w:before="30"/>
+              <w:jc w:val="left"/>
+            </w:pPr>
+            <w:r>
+              <w:rPr>
+                <w:rFonts w:ascii="Calibri" w:cs="Calibri" w:eastAsia="Calibri" w:hAnsi="Calibri"/>
+                <w:b/>
+                <w:bCs/>
+                <w:sz w:val="16"/>
+                <w:szCs w:val="16"/>
+              </w:rPr>
+              <w:t xml:space="preserve">NACTVET verification</w:t>
+            </w:r>
+          </w:p>
+        </w:tc>
+        <w:tc>
+          <w:tcPr>
+            <w:tcW w:type="dxa" w:w="2707"/>
+            <w:tcBorders>
+              <w:top w:val="single" w:color="BFC9D6" w:sz="4"/>
+              <w:left w:val="single" w:color="BFC9D6" w:sz="4"/>
+              <w:bottom w:val="single" w:color="BFC9D6" w:sz="4"/>
+              <w:right w:val="single" w:color="BFC9D6" w:sz="4"/>
+            </w:tcBorders>
+            <w:tcMar>
+              <w:top w:type="dxa" w:w="60"/>
+              <w:left w:type="dxa" w:w="100"/>
+              <w:bottom w:type="dxa" w:w="60"/>
+              <w:right w:type="dxa" w:w="100"/>
+            </w:tcMar>
+            <w:vAlign w:val="center"/>
+          </w:tcPr>
+          <w:p>
+            <w:pPr>
+              <w:spacing w:after="30" w:before="30"/>
+              <w:jc w:val="left"/>
+            </w:pPr>
+            <w:r>
+              <w:rPr>
+                <w:rFonts w:ascii="Calibri" w:cs="Calibri" w:eastAsia="Calibri" w:hAnsi="Calibri"/>
+                <w:sz w:val="16"/>
+                <w:szCs w:val="16"/>
+              </w:rPr>
+              <w:t xml:space="preserve">CIMS_NACTVET_MODE = simulated | live</w:t>
+            </w:r>
+          </w:p>
+        </w:tc>
+        <w:tc>
+          <w:tcPr>
+            <w:tcW w:type="dxa" w:w="4695"/>
+            <w:tcBorders>
+              <w:top w:val="single" w:color="BFC9D6" w:sz="4"/>
+              <w:left w:val="single" w:color="BFC9D6" w:sz="4"/>
+              <w:bottom w:val="single" w:color="BFC9D6" w:sz="4"/>
+              <w:right w:val="single" w:color="BFC9D6" w:sz="4"/>
+            </w:tcBorders>
+            <w:tcMar>
+              <w:top w:type="dxa" w:w="60"/>
+              <w:left w:type="dxa" w:w="100"/>
+              <w:bottom w:type="dxa" w:w="60"/>
+              <w:right w:type="dxa" w:w="100"/>
+            </w:tcMar>
+            <w:vAlign w:val="center"/>
+          </w:tcPr>
+          <w:p>
+            <w:pPr>
+              <w:spacing w:after="30" w:before="30"/>
+              <w:jc w:val="left"/>
+            </w:pPr>
+            <w:r>
+              <w:rPr>
+                <w:rFonts w:ascii="Calibri" w:cs="Calibri" w:eastAsia="Calibri" w:hAnsi="Calibri"/>
+                <w:sz w:val="16"/>
+                <w:szCs w:val="16"/>
+              </w:rPr>
+              <w:t xml:space="preserve">SimulatedNactvetGateway / LiveNactvetGateway (NOAS-style JSON POST; endpoint paths configurable; tested against nactvet-mock). File channel always available.</w:t>
+            </w:r>
+          </w:p>
+        </w:tc>
+      </w:tr>
+      <w:tr>
+        <w:trPr>
+          <w:cantSplit/>
+        </w:trPr>
+        <w:tc>
+          <w:tcPr>
+            <w:tcW w:type="dxa" w:w="1624"/>
+            <w:tcBorders>
+              <w:top w:val="single" w:color="BFC9D6" w:sz="4"/>
+              <w:left w:val="single" w:color="BFC9D6" w:sz="4"/>
+              <w:bottom w:val="single" w:color="BFC9D6" w:sz="4"/>
+              <w:right w:val="single" w:color="BFC9D6" w:sz="4"/>
+            </w:tcBorders>
+            <w:shd w:fill="EEF3F8" w:color="auto" w:val="clear"/>
+            <w:tcMar>
+              <w:top w:type="dxa" w:w="60"/>
+              <w:left w:type="dxa" w:w="100"/>
+              <w:bottom w:type="dxa" w:w="60"/>
+              <w:right w:type="dxa" w:w="100"/>
+            </w:tcMar>
+            <w:vAlign w:val="center"/>
+          </w:tcPr>
+          <w:p>
+            <w:pPr>
+              <w:spacing w:after="30" w:before="30"/>
+              <w:jc w:val="left"/>
+            </w:pPr>
+            <w:r>
+              <w:rPr>
+                <w:rFonts w:ascii="Calibri" w:cs="Calibri" w:eastAsia="Calibri" w:hAnsi="Calibri"/>
+                <w:b/>
+                <w:bCs/>
+                <w:sz w:val="16"/>
+                <w:szCs w:val="16"/>
+              </w:rPr>
+              <w:t xml:space="preserve">GePG</w:t>
+            </w:r>
+          </w:p>
+        </w:tc>
+        <w:tc>
+          <w:tcPr>
+            <w:tcW w:type="dxa" w:w="2707"/>
+            <w:tcBorders>
+              <w:top w:val="single" w:color="BFC9D6" w:sz="4"/>
+              <w:left w:val="single" w:color="BFC9D6" w:sz="4"/>
+              <w:bottom w:val="single" w:color="BFC9D6" w:sz="4"/>
+              <w:right w:val="single" w:color="BFC9D6" w:sz="4"/>
+            </w:tcBorders>
+            <w:shd w:fill="EEF3F8" w:color="auto" w:val="clear"/>
+            <w:tcMar>
+              <w:top w:type="dxa" w:w="60"/>
+              <w:left w:type="dxa" w:w="100"/>
+              <w:bottom w:type="dxa" w:w="60"/>
+              <w:right w:type="dxa" w:w="100"/>
+            </w:tcMar>
+            <w:vAlign w:val="center"/>
+          </w:tcPr>
+          <w:p>
+            <w:pPr>
+              <w:spacing w:after="30" w:before="30"/>
+              <w:jc w:val="left"/>
+            </w:pPr>
+            <w:r>
+              <w:rPr>
+                <w:rFonts w:ascii="Calibri" w:cs="Calibri" w:eastAsia="Calibri" w:hAnsi="Calibri"/>
+                <w:sz w:val="16"/>
+                <w:szCs w:val="16"/>
+              </w:rPr>
+              <w:t xml:space="preserve">CIMS_GEPG_MODE = simulated</w:t>
+            </w:r>
+          </w:p>
+        </w:tc>
+        <w:tc>
+          <w:tcPr>
+            <w:tcW w:type="dxa" w:w="4695"/>
+            <w:tcBorders>
+              <w:top w:val="single" w:color="BFC9D6" w:sz="4"/>
+              <w:left w:val="single" w:color="BFC9D6" w:sz="4"/>
+              <w:bottom w:val="single" w:color="BFC9D6" w:sz="4"/>
+              <w:right w:val="single" w:color="BFC9D6" w:sz="4"/>
+            </w:tcBorders>
+            <w:shd w:fill="EEF3F8" w:color="auto" w:val="clear"/>
+            <w:tcMar>
+              <w:top w:type="dxa" w:w="60"/>
+              <w:left w:type="dxa" w:w="100"/>
+              <w:bottom w:type="dxa" w:w="60"/>
+              <w:right w:type="dxa" w:w="100"/>
+            </w:tcMar>
+            <w:vAlign w:val="center"/>
+          </w:tcPr>
+          <w:p>
+            <w:pPr>
+              <w:spacing w:after="30" w:before="30"/>
+              <w:jc w:val="left"/>
+            </w:pPr>
+            <w:r>
+              <w:rPr>
+                <w:rFonts w:ascii="Calibri" w:cs="Calibri" w:eastAsia="Calibri" w:hAnsi="Calibri"/>
+                <w:sz w:val="16"/>
+                <w:szCs w:val="16"/>
+              </w:rPr>
+              <w:t xml:space="preserve">SimulatedGepgGateway with HMAC-signed callback; reconciliation by file import. Live adapter to follow the GePG specification.</w:t>
+            </w:r>
+          </w:p>
+        </w:tc>
+      </w:tr>
+      <w:tr>
+        <w:trPr>
+          <w:cantSplit/>
+        </w:trPr>
+        <w:tc>
+          <w:tcPr>
+            <w:tcW w:type="dxa" w:w="1624"/>
+            <w:tcBorders>
+              <w:top w:val="single" w:color="BFC9D6" w:sz="4"/>
+              <w:left w:val="single" w:color="BFC9D6" w:sz="4"/>
+              <w:bottom w:val="single" w:color="BFC9D6" w:sz="4"/>
+              <w:right w:val="single" w:color="BFC9D6" w:sz="4"/>
+            </w:tcBorders>
+            <w:tcMar>
+              <w:top w:type="dxa" w:w="60"/>
+              <w:left w:type="dxa" w:w="100"/>
+              <w:bottom w:type="dxa" w:w="60"/>
+              <w:right w:type="dxa" w:w="100"/>
+            </w:tcMar>
+            <w:vAlign w:val="center"/>
+          </w:tcPr>
+          <w:p>
+            <w:pPr>
+              <w:spacing w:after="30" w:before="30"/>
+              <w:jc w:val="left"/>
+            </w:pPr>
+            <w:r>
+              <w:rPr>
+                <w:rFonts w:ascii="Calibri" w:cs="Calibri" w:eastAsia="Calibri" w:hAnsi="Calibri"/>
+                <w:b/>
+                <w:bCs/>
+                <w:sz w:val="16"/>
+                <w:szCs w:val="16"/>
+              </w:rPr>
+              <w:t xml:space="preserve">SMS</w:t>
+            </w:r>
+          </w:p>
+        </w:tc>
+        <w:tc>
+          <w:tcPr>
+            <w:tcW w:type="dxa" w:w="2707"/>
+            <w:tcBorders>
+              <w:top w:val="single" w:color="BFC9D6" w:sz="4"/>
+              <w:left w:val="single" w:color="BFC9D6" w:sz="4"/>
+              <w:bottom w:val="single" w:color="BFC9D6" w:sz="4"/>
+              <w:right w:val="single" w:color="BFC9D6" w:sz="4"/>
+            </w:tcBorders>
+            <w:tcMar>
+              <w:top w:type="dxa" w:w="60"/>
+              <w:left w:type="dxa" w:w="100"/>
+              <w:bottom w:type="dxa" w:w="60"/>
+              <w:right w:type="dxa" w:w="100"/>
+            </w:tcMar>
+            <w:vAlign w:val="center"/>
+          </w:tcPr>
+          <w:p>
+            <w:pPr>
+              <w:spacing w:after="30" w:before="30"/>
+              <w:jc w:val="left"/>
+            </w:pPr>
+            <w:r>
+              <w:rPr>
+                <w:rFonts w:ascii="Calibri" w:cs="Calibri" w:eastAsia="Calibri" w:hAnsi="Calibri"/>
+                <w:sz w:val="16"/>
+                <w:szCs w:val="16"/>
+              </w:rPr>
+              <w:t xml:space="preserve">CIMS_SMS_MODE = simulated</w:t>
+            </w:r>
+          </w:p>
+        </w:tc>
+        <w:tc>
+          <w:tcPr>
+            <w:tcW w:type="dxa" w:w="4695"/>
+            <w:tcBorders>
+              <w:top w:val="single" w:color="BFC9D6" w:sz="4"/>
+              <w:left w:val="single" w:color="BFC9D6" w:sz="4"/>
+              <w:bottom w:val="single" w:color="BFC9D6" w:sz="4"/>
+              <w:right w:val="single" w:color="BFC9D6" w:sz="4"/>
+            </w:tcBorders>
+            <w:tcMar>
+              <w:top w:type="dxa" w:w="60"/>
+              <w:left w:type="dxa" w:w="100"/>
+              <w:bottom w:type="dxa" w:w="60"/>
+              <w:right w:type="dxa" w:w="100"/>
+            </w:tcMar>
+            <w:vAlign w:val="center"/>
+          </w:tcPr>
+          <w:p>
+            <w:pPr>
+              <w:spacing w:after="30" w:before="30"/>
+              <w:jc w:val="left"/>
+            </w:pPr>
+            <w:r>
+              <w:rPr>
+                <w:rFonts w:ascii="Calibri" w:cs="Calibri" w:eastAsia="Calibri" w:hAnsi="Calibri"/>
+                <w:sz w:val="16"/>
+                <w:szCs w:val="16"/>
+              </w:rPr>
+              <w:t xml:space="preserve">SimulatedSmsGateway behind the SmsGateway port; outbox, retries, signed delivery reports.</w:t>
+            </w:r>
+          </w:p>
+        </w:tc>
+      </w:tr>
+    </w:tbl>
+    <w:p>
+      <w:pPr>
+        <w:spacing w:after="120"/>
+      </w:pPr>
+    </w:p>
+    <w:p>
+      <w:pPr>
+        <w:pStyle w:val="Heading2"/>
+      </w:pPr>
+      <w:r>
+        <w:rPr>
+          <w:rFonts w:ascii="Calibri" w:cs="Calibri" w:eastAsia="Calibri" w:hAnsi="Calibri"/>
+        </w:rPr>
+        <w:t xml:space="preserve">13.4 Path to the target architecture</w:t>
+      </w:r>
+    </w:p>
+    <w:p>
+      <w:pPr>
+        <w:pStyle w:val="ListParagraph"/>
+        <w:numPr>
+          <w:ilvl w:val="0"/>
+          <w:numId w:val="2"/>
+        </w:numPr>
+        <w:spacing w:after="60" w:line="264"/>
+      </w:pPr>
+      <w:r>
+        <w:rPr>
+          <w:rFonts w:ascii="Calibri" w:cs="Calibri" w:eastAsia="Calibri" w:hAnsi="Calibri"/>
+          <w:b/>
+          <w:bCs/>
+        </w:rPr>
+        <w:t xml:space="preserve">Identity:</w:t>
+      </w:r>
+      <w:r>
+        <w:rPr>
+          <w:rFonts w:ascii="Calibri" w:cs="Calibri" w:eastAsia="Calibri" w:hAnsi="Calibri"/>
+        </w:rPr>
+        <w:t xml:space="preserve"> introduce Keycloak (one realm per institution) and MFA for privileged roles; the backend already validates standard OAuth2 tokens.</w:t>
+      </w:r>
+    </w:p>
+    <w:p>
+      <w:pPr>
+        <w:pStyle w:val="ListParagraph"/>
+        <w:numPr>
+          <w:ilvl w:val="0"/>
+          <w:numId w:val="2"/>
+        </w:numPr>
+        <w:spacing w:after="60" w:line="264"/>
+      </w:pPr>
+      <w:r>
+        <w:rPr>
+          <w:rFonts w:ascii="Calibri" w:cs="Calibri" w:eastAsia="Calibri" w:hAnsi="Calibri"/>
+          <w:b/>
+          <w:bCs/>
+        </w:rPr>
+        <w:t xml:space="preserve">Scale-out:</w:t>
+      </w:r>
+      <w:r>
+        <w:rPr>
+          <w:rFonts w:ascii="Calibri" w:cs="Calibri" w:eastAsia="Calibri" w:hAnsi="Calibri"/>
+        </w:rPr>
+        <w:t xml:space="preserve"> add ShedLock to the scheduled jobs, then run several backend instances behind the ingress; move bulk work to workers with a broker when volumes require.</w:t>
+      </w:r>
+    </w:p>
+    <w:p>
+      <w:pPr>
+        <w:pStyle w:val="ListParagraph"/>
+        <w:numPr>
+          <w:ilvl w:val="0"/>
+          <w:numId w:val="2"/>
+        </w:numPr>
+        <w:spacing w:after="60" w:line="264"/>
+      </w:pPr>
+      <w:r>
+        <w:rPr>
+          <w:rFonts w:ascii="Calibri" w:cs="Calibri" w:eastAsia="Calibri" w:hAnsi="Calibri"/>
+          <w:b/>
+          <w:bCs/>
+        </w:rPr>
+        <w:t xml:space="preserve">Integrations:</w:t>
+      </w:r>
+      <w:r>
+        <w:rPr>
+          <w:rFonts w:ascii="Calibri" w:cs="Calibri" w:eastAsia="Calibri" w:hAnsi="Calibri"/>
+        </w:rPr>
+        <w:t xml:space="preserve"> live GePG adapter (signed bills, RSA signatures), SMS aggregator adapter, NACTVET's real verification endpoints (configuration only), then HESLB, MUSE, NIDA and TAMISEMI.</w:t>
+      </w:r>
+    </w:p>
+    <w:p>
+      <w:pPr>
+        <w:pStyle w:val="ListParagraph"/>
+        <w:numPr>
+          <w:ilvl w:val="0"/>
+          <w:numId w:val="2"/>
+        </w:numPr>
+        <w:spacing w:after="60" w:line="264"/>
+      </w:pPr>
+      <w:r>
+        <w:rPr>
+          <w:rFonts w:ascii="Calibri" w:cs="Calibri" w:eastAsia="Calibri" w:hAnsi="Calibri"/>
+          <w:b/>
+          <w:bCs/>
+        </w:rPr>
+        <w:t xml:space="preserve">Operations:</w:t>
+      </w:r>
+      <w:r>
+        <w:rPr>
+          <w:rFonts w:ascii="Calibri" w:cs="Calibri" w:eastAsia="Calibri" w:hAnsi="Calibri"/>
+        </w:rPr>
+        <w:t xml:space="preserve"> Kubernetes manifests, ingress with automatic certificates, Prometheus/Grafana/Loki, backups with point-in-time recovery, CI/CD with SAST, dependency and image scanning, k6 load tests and an independent penetration test before go-live.</w:t>
+      </w:r>
+    </w:p>
+    <w:p>
+      <w:pPr>
+        <w:pStyle w:val="ListParagraph"/>
+        <w:numPr>
+          <w:ilvl w:val="0"/>
+          <w:numId w:val="2"/>
+        </w:numPr>
+        <w:spacing w:after="60" w:line="264"/>
+      </w:pPr>
+      <w:r>
+        <w:rPr>
+          <w:rFonts w:ascii="Calibri" w:cs="Calibri" w:eastAsia="Calibri" w:hAnsi="Calibri"/>
+          <w:b/>
+          <w:bCs/>
+        </w:rPr>
+        <w:t xml:space="preserve">Documents:</w:t>
+      </w:r>
+      <w:r>
+        <w:rPr>
+          <w:rFonts w:ascii="Calibri" w:cs="Calibri" w:eastAsia="Calibri" w:hAnsi="Calibri"/>
+        </w:rPr>
+        <w:t xml:space="preserve"> object storage when uploads are added; until then documents are generated from stored data and frozen content.</w:t>
+      </w:r>
     </w:p>
     <w:sectPr>
       <w:headerReference w:type="default" r:id="rId7"/>

--- a/docs/06_System_Architecture_College_Institution_Management_System.docx
+++ b/docs/06_System_Architecture_College_Institution_Management_System.docx
@@ -397,7 +397,7 @@
                 <w:sz w:val="18"/>
                 <w:szCs w:val="18"/>
               </w:rPr>
-              <w:t xml:space="preserve">Version 3.0 — updated to the system as built, for stakeholder review</w:t>
+              <w:t xml:space="preserve">Version 3.1 — updated to the system as built after the October 2026 completion batches, for stakeholder review</w:t>
             </w:r>
           </w:p>
         </w:tc>
@@ -1359,6 +1359,143 @@
                 <w:szCs w:val="18"/>
               </w:rPr>
               <w:t xml:space="preserve">Updated to the system as built (development build, October 2026): what is built, what is partly built and what remains, with corrected technology, data model and plan. The version 2.0 requirements stay the baseline.</w:t>
+            </w:r>
+          </w:p>
+        </w:tc>
+      </w:tr>
+      <w:tr>
+        <w:trPr>
+          <w:cantSplit/>
+        </w:trPr>
+        <w:tc>
+          <w:tcPr>
+            <w:tcW w:type="dxa" w:w="1083"/>
+            <w:tcBorders>
+              <w:top w:val="single" w:color="BFC9D6" w:sz="4"/>
+              <w:left w:val="single" w:color="BFC9D6" w:sz="4"/>
+              <w:bottom w:val="single" w:color="BFC9D6" w:sz="4"/>
+              <w:right w:val="single" w:color="BFC9D6" w:sz="4"/>
+            </w:tcBorders>
+            <w:shd w:fill="EEF3F8" w:color="auto" w:val="clear"/>
+            <w:tcMar>
+              <w:top w:type="dxa" w:w="60"/>
+              <w:left w:type="dxa" w:w="100"/>
+              <w:bottom w:type="dxa" w:w="60"/>
+              <w:right w:type="dxa" w:w="100"/>
+            </w:tcMar>
+            <w:vAlign w:val="center"/>
+          </w:tcPr>
+          <w:p>
+            <w:pPr>
+              <w:spacing w:after="30" w:before="30"/>
+              <w:jc w:val="left"/>
+            </w:pPr>
+            <w:r>
+              <w:rPr>
+                <w:rFonts w:ascii="Calibri" w:cs="Calibri" w:eastAsia="Calibri" w:hAnsi="Calibri"/>
+                <w:sz w:val="18"/>
+                <w:szCs w:val="18"/>
+              </w:rPr>
+              <w:t xml:space="preserve">3.1</w:t>
+            </w:r>
+          </w:p>
+        </w:tc>
+        <w:tc>
+          <w:tcPr>
+            <w:tcW w:type="dxa" w:w="1624"/>
+            <w:tcBorders>
+              <w:top w:val="single" w:color="BFC9D6" w:sz="4"/>
+              <w:left w:val="single" w:color="BFC9D6" w:sz="4"/>
+              <w:bottom w:val="single" w:color="BFC9D6" w:sz="4"/>
+              <w:right w:val="single" w:color="BFC9D6" w:sz="4"/>
+            </w:tcBorders>
+            <w:shd w:fill="EEF3F8" w:color="auto" w:val="clear"/>
+            <w:tcMar>
+              <w:top w:type="dxa" w:w="60"/>
+              <w:left w:type="dxa" w:w="100"/>
+              <w:bottom w:type="dxa" w:w="60"/>
+              <w:right w:type="dxa" w:w="100"/>
+            </w:tcMar>
+            <w:vAlign w:val="center"/>
+          </w:tcPr>
+          <w:p>
+            <w:pPr>
+              <w:spacing w:after="30" w:before="30"/>
+              <w:jc w:val="left"/>
+            </w:pPr>
+            <w:r>
+              <w:rPr>
+                <w:rFonts w:ascii="Calibri" w:cs="Calibri" w:eastAsia="Calibri" w:hAnsi="Calibri"/>
+                <w:sz w:val="18"/>
+                <w:szCs w:val="18"/>
+              </w:rPr>
+              <w:t xml:space="preserve">October 2026</w:t>
+            </w:r>
+          </w:p>
+        </w:tc>
+        <w:tc>
+          <w:tcPr>
+            <w:tcW w:type="dxa" w:w="1985"/>
+            <w:tcBorders>
+              <w:top w:val="single" w:color="BFC9D6" w:sz="4"/>
+              <w:left w:val="single" w:color="BFC9D6" w:sz="4"/>
+              <w:bottom w:val="single" w:color="BFC9D6" w:sz="4"/>
+              <w:right w:val="single" w:color="BFC9D6" w:sz="4"/>
+            </w:tcBorders>
+            <w:shd w:fill="EEF3F8" w:color="auto" w:val="clear"/>
+            <w:tcMar>
+              <w:top w:type="dxa" w:w="60"/>
+              <w:left w:type="dxa" w:w="100"/>
+              <w:bottom w:type="dxa" w:w="60"/>
+              <w:right w:type="dxa" w:w="100"/>
+            </w:tcMar>
+            <w:vAlign w:val="center"/>
+          </w:tcPr>
+          <w:p>
+            <w:pPr>
+              <w:spacing w:after="30" w:before="30"/>
+              <w:jc w:val="left"/>
+            </w:pPr>
+            <w:r>
+              <w:rPr>
+                <w:rFonts w:ascii="Calibri" w:cs="Calibri" w:eastAsia="Calibri" w:hAnsi="Calibri"/>
+                <w:sz w:val="18"/>
+                <w:szCs w:val="18"/>
+              </w:rPr>
+              <w:t xml:space="preserve">Msingi Technologies Ltd</w:t>
+            </w:r>
+          </w:p>
+        </w:tc>
+        <w:tc>
+          <w:tcPr>
+            <w:tcW w:type="dxa" w:w="4334"/>
+            <w:tcBorders>
+              <w:top w:val="single" w:color="BFC9D6" w:sz="4"/>
+              <w:left w:val="single" w:color="BFC9D6" w:sz="4"/>
+              <w:bottom w:val="single" w:color="BFC9D6" w:sz="4"/>
+              <w:right w:val="single" w:color="BFC9D6" w:sz="4"/>
+            </w:tcBorders>
+            <w:shd w:fill="EEF3F8" w:color="auto" w:val="clear"/>
+            <w:tcMar>
+              <w:top w:type="dxa" w:w="60"/>
+              <w:left w:type="dxa" w:w="100"/>
+              <w:bottom w:type="dxa" w:w="60"/>
+              <w:right w:type="dxa" w:w="100"/>
+            </w:tcMar>
+            <w:vAlign w:val="center"/>
+          </w:tcPr>
+          <w:p>
+            <w:pPr>
+              <w:spacing w:after="30" w:before="30"/>
+              <w:jc w:val="left"/>
+            </w:pPr>
+            <w:r>
+              <w:rPr>
+                <w:rFonts w:ascii="Calibri" w:cs="Calibri" w:eastAsia="Calibri" w:hAnsi="Calibri"/>
+                <w:sz w:val="18"/>
+                <w:szCs w:val="18"/>
+              </w:rPr>
+              <w:t xml:space="preserve">Architecture as built (section 13) and the delivery note brought up to date after the completion batches (campuses and transfers; instalments, penalties and discounts; email; two-step sign-in, API clients and personal-data requests; data import and document uploads; configurable approval stages; alumni and tracer surveys; government adapters, deployment and load tests; the staff back-office in Kiswahili), including the frontend upgrade to Vite 8 and React Router 7. The version 2.0 design stays the target.</w:t>
             </w:r>
           </w:p>
         </w:tc>
@@ -11579,13 +11716,7 @@
           <w:b/>
           <w:bCs/>
         </w:rPr>
-        <w:t xml:space="preserve">As built:</w:t>
-      </w:r>
-      <w:r>
-        <w:rPr>
-          <w:rFonts w:ascii="Calibri" w:cs="Calibri" w:eastAsia="Calibri" w:hAnsi="Calibri"/>
-        </w:rPr>
-        <w:t xml:space="preserve"> the code is built with Maven and npm, migrations run at start-up, and the full test suite runs against PostgreSQL before each delivery. A Docker Compose stack runs PostgreSQL (with a non-superuser application role), the backend and the frontend. Production hosting, environments beyond development and the automated pipeline are still to be set up.</w:t>
+        <w:t xml:space="preserve">As built: GitHub Actions runs the backend tests against PostgreSQL and the frontend type check, unit tests and build on every change, with a separate load-test workflow (k6). A production Docker Compose stack runs PostgreSQL with WAL archiving, the backend, and the frontend behind an Nginx TLS proxy, with an encrypted backup service (daily backups kept 35 days, monthly for 12 months) whose restore is tested; the backend refuses to start in production with development settings. Kubernetes, image signing and scanning, and the test and staging environments are set up with production hosting.</w:t>
       </w:r>
     </w:p>
     <w:p>
@@ -13663,13 +13794,7 @@
           <w:b/>
           <w:bCs/>
         </w:rPr>
-        <w:t xml:space="preserve">As built:</w:t>
-      </w:r>
-      <w:r>
-        <w:rPr>
-          <w:rFonts w:ascii="Calibri" w:cs="Calibri" w:eastAsia="Calibri" w:hAnsi="Calibri"/>
-        </w:rPr>
-        <w:t xml:space="preserve"> ADRs 01–04, 06, 08 and 09 hold as decided. ADR-05 is deferred: the build uses its own token issuer (custom JWT authentication) behind a standard OAuth2 resource server, so Keycloak can be introduced without changing the modules. ADR-07 is applied to SMS (outbox); calls to NECTA and NACTVET are made directly with timeouts, and GePG callbacks are idempotent.</w:t>
+        <w:t xml:space="preserve">As built: ADRs 01–04, 06, 08 and 09 hold as decided. ADR-05 is deferred: the build uses its own token issuer (custom JWT authentication, with two-step sign-in) behind a standard OAuth2 resource server, so Keycloak can be introduced without changing the modules. ADR-07 is applied to SMS and email (outboxes); calls to NECTA, NACTVET, GePG, HESLB, NIDA, MUSE and TAMISEMI are made directly with timeouts and logged, and GePG callbacks are idempotent.</w:t>
       </w:r>
     </w:p>
     <w:p>
@@ -13692,7 +13817,7 @@
         <w:rPr>
           <w:rFonts w:ascii="Calibri" w:cs="Calibri" w:eastAsia="Calibri" w:hAnsi="Calibri"/>
         </w:rPr>
-        <w:t xml:space="preserve">This section records the architecture of the development build for version 3.0. The design above remains the target; the differences are deliberate simplifications for the build and pilot phase, each with a path to the target.</w:t>
+        <w:t xml:space="preserve">This section records the architecture of the development build for version 3.1. The design above remains the target; the differences are deliberate simplifications for the build and pilot phase, each with a path to the target.</w:t>
       </w:r>
     </w:p>
     <w:p>
@@ -13939,7 +14064,7 @@
                 <w:sz w:val="16"/>
                 <w:szCs w:val="16"/>
               </w:rPr>
-              <w:t xml:space="preserve">As planned: React 18.3, TypeScript 5, Vite 5, MUI 6, TanStack Query 5, i18next (English/Kiswahili portals). One application serves the admission portal, student portal, staff back-office, platform console and verification page; served by Nginx. Installable, with a service worker that keeps the app shell (never personal data) available offline.</w:t>
+              <w:t xml:space="preserve">React 18.3, TypeScript 5, Vite 8, MUI 6, TanStack Query 5, React Router 7, i18next. The admission and student portals use i18next; the staff back-office is translated as it renders by a JSX runtime of its own with a dictionary of about 4,000 entries, so every screen is in English and Kiswahili. One application serves the admission portal, student portal, staff back-office, platform console and verification page; served by Nginx. Installable, with a service worker that keeps the app shell (never personal data) available offline.</w:t>
             </w:r>
           </w:p>
         </w:tc>
@@ -14148,7 +14273,7 @@
                 <w:sz w:val="16"/>
                 <w:szCs w:val="16"/>
               </w:rPr>
-              <w:t xml:space="preserve">PostgreSQL 16 with forced row-level security; Flyway V1–V38. pg_trgm is not used yet.</w:t>
+              <w:t xml:space="preserve">PostgreSQL 16 with forced row-level security; Flyway V1–V49. pg_trgm is not used yet.</w:t>
             </w:r>
           </w:p>
         </w:tc>
@@ -14251,7 +14376,7 @@
                 <w:sz w:val="16"/>
                 <w:szCs w:val="16"/>
               </w:rPr>
-              <w:t xml:space="preserve">CIMS issues its own signed JWT access tokens (60 minutes, configurable) for staff, applicants, students and platform staff; Keycloak-ready because the backend is a standard OAuth2 resource server. MFA not built.</w:t>
+              <w:t xml:space="preserve">CIMS issues its own signed JWT access tokens (60 minutes, configurable) for staff, applicants, students and platform staff; Keycloak-ready because the backend is a standard OAuth2 resource server. Two-step sign-in with an authenticator app (recovery codes, SMS fall-back) for the roles each institution chooses; idle sign-out per user type; connected systems receive OAuth2 client-credential tokens.</w:t>
             </w:r>
           </w:p>
         </w:tc>
@@ -14460,7 +14585,7 @@
                 <w:sz w:val="16"/>
                 <w:szCs w:val="16"/>
               </w:rPr>
-              <w:t xml:space="preserve">Not used. SMS go through a transactional outbox table sent after commit with retries; seven scheduled jobs run inside the application (check-in closing, SMS retries, window closing, offer expiry, hostel release, status changes, integration log clean-up). ShedLock is needed before running more than one instance.</w:t>
+              <w:t xml:space="preserve">Not used. SMS and email go through transactional outbox tables sent after commit with retries; eleven scheduled jobs run inside the application (check-in closing, SMS retries, email retries, window closing, offer expiry, hostel release, status changes, fee reminders and penalties, scheduled reports, retention, integration log clean-up). ShedLock is needed before running more than one instance.</w:t>
             </w:r>
           </w:p>
         </w:tc>
@@ -14566,7 +14691,7 @@
                 <w:sz w:val="16"/>
                 <w:szCs w:val="16"/>
               </w:rPr>
-              <w:t xml:space="preserve">Not used. Generated documents are rendered on request from stored data; photos are kept in the database.</w:t>
+              <w:t xml:space="preserve">Not used. Generated documents are rendered on request from stored data; photos and uploaded application documents (size-limited, checked by content) are kept in the database.</w:t>
             </w:r>
           </w:p>
         </w:tc>
@@ -14878,7 +15003,7 @@
                 <w:sz w:val="16"/>
                 <w:szCs w:val="16"/>
               </w:rPr>
-              <w:t xml:space="preserve">Outbox for SMS; timeouts on outside calls; simulated and live adapters per integration. Resilience4j not used.</w:t>
+              <w:t xml:space="preserve">Outboxes for SMS and email; timeouts on outside calls; simulated and live adapters per integration, each call logged. Resilience4j not used.</w:t>
             </w:r>
           </w:p>
         </w:tc>
@@ -14984,7 +15109,7 @@
                 <w:sz w:val="16"/>
                 <w:szCs w:val="16"/>
               </w:rPr>
-              <w:t xml:space="preserve">REST/JSON with OpenAPI 3 (springdoc, Swagger UI); RFC 7807 error responses. Client credentials for third parties not built.</w:t>
+              <w:t xml:space="preserve">REST/JSON with OpenAPI 3 (springdoc, Swagger UI); RFC 7807 error responses. Connected systems use OAuth2 client credentials with scopes on a read-only integration API (programmes, students, results, payments).</w:t>
             </w:r>
           </w:p>
         </w:tc>
@@ -15087,7 +15212,7 @@
                 <w:sz w:val="16"/>
                 <w:szCs w:val="16"/>
               </w:rPr>
-              <w:t xml:space="preserve">Dockerfiles for backend and frontend and a Docker Compose stack (PostgreSQL, backend, frontend). Kubernetes manifests not written yet.</w:t>
+              <w:t xml:space="preserve">Dockerfiles for the backend, the frontend and the two simulators (nactvet-mock, gov-mocks); a development Compose stack and a production Compose stack with TLS proxy, WAL archiving and backups. Kubernetes manifests not written yet.</w:t>
             </w:r>
           </w:p>
         </w:tc>
@@ -15193,7 +15318,7 @@
                 <w:sz w:val="16"/>
                 <w:szCs w:val="16"/>
               </w:rPr>
-              <w:t xml:space="preserve">Not set up yet; planned with production hosting. Actuator health endpoint and the integration call log exist.</w:t>
+              <w:t xml:space="preserve">GitHub Actions for continuous integration and load tests; Nginx TLS proxy in the production stack; Actuator health and Prometheus metrics, reachable inside the network only. Grafana, Loki, SonarQube, Trivy and ZAP come with production hosting.</w:t>
             </w:r>
           </w:p>
         </w:tc>
@@ -15296,7 +15421,7 @@
                 <w:sz w:val="16"/>
                 <w:szCs w:val="16"/>
               </w:rPr>
-              <w:t xml:space="preserve">JUnit 5 with Spring Boot tests against a real PostgreSQL database (200 tests); screens checked with Playwright scripts during development; a NACTVET test server (nactvet-mock). Load tests not yet run.</w:t>
+              <w:t xml:space="preserve">JUnit 5 with Spring Boot tests against a real PostgreSQL database (239 tests) and Vitest unit tests for the frontend; screens checked with Playwright scripts; simulators of NACTVET (nactvet-mock) and of GePG, HESLB, NIDA, MUSE and TAMISEMI (gov-mocks); k6 and Locust load tests (100 users on the development machine: no errors, p95 37 ms, p99 1.0 s).</w:t>
             </w:r>
           </w:p>
         </w:tc>
@@ -15327,7 +15452,7 @@
         <w:rPr>
           <w:rFonts w:ascii="Calibri" w:cs="Calibri" w:eastAsia="Calibri" w:hAnsi="Calibri"/>
         </w:rPr>
-        <w:t xml:space="preserve">The backend has 404 Java source files (about 44,000 lines) in these packages; the frontend has 78 TypeScript files (about 22,000 lines).</w:t>
+        <w:t xml:space="preserve">The backend has 507 Java source files (about 55,000 lines) in these packages; the frontend has 106 TypeScript files (about 26,000 lines).</w:t>
       </w:r>
     </w:p>
     <w:tbl>
@@ -15493,7 +15618,7 @@
                 <w:sz w:val="16"/>
                 <w:szCs w:val="16"/>
               </w:rPr>
-              <w:t xml:space="preserve">Tenancy (host or X-Tenant header), security and sign-in, users and roles, branding, audit trail, numbering.</w:t>
+              <w:t xml:space="preserve">Tenancy (host or X-Tenant header), security and sign-in, users and roles, branding, audit trail, numbering; two-step sign-in, API clients, personal-data requests and retention, letter templates.</w:t>
             </w:r>
           </w:p>
         </w:tc>
@@ -15637,7 +15762,7 @@
                 <w:sz w:val="16"/>
                 <w:szCs w:val="16"/>
               </w:rPr>
-              <w:t xml:space="preserve">Years, intakes, departments, programmes, modules, curricula, calendar.</w:t>
+              <w:t xml:space="preserve">Years, intakes, departments, programmes, modules, curricula, calendar; campuses, faculties, student categories.</w:t>
             </w:r>
           </w:p>
         </w:tc>
@@ -15708,7 +15833,7 @@
                 <w:sz w:val="16"/>
                 <w:szCs w:val="16"/>
               </w:rPr>
-              <w:t xml:space="preserve">Windows, applicants, applications, eligibility, selection, NACTVET verification, offers, letters.</w:t>
+              <w:t xml:space="preserve">Windows, applicants, applications, eligibility, selection, NACTVET verification, offers, letters; document uploads, external selections.</w:t>
             </w:r>
           </w:p>
         </w:tc>
@@ -15781,7 +15906,7 @@
                 <w:sz w:val="16"/>
                 <w:szCs w:val="16"/>
               </w:rPr>
-              <w:t xml:space="preserve">Hand-over, students, first and semester registration, status changes, ID cards.</w:t>
+              <w:t xml:space="preserve">Hand-over, students, first and semester registration, status changes, ID cards; programme and campus transfers, National Identification Numbers, NACTVET registration, data import.</w:t>
             </w:r>
           </w:p>
         </w:tc>
@@ -15925,7 +16050,7 @@
                 <w:sz w:val="16"/>
                 <w:szCs w:val="16"/>
               </w:rPr>
-              <w:t xml:space="preserve">Regulations, marks, moderation, result sheets, resits, amendments, appeals, transcripts, NVA competence.</w:t>
+              <w:t xml:space="preserve">Regulations, marks, moderation, result sheets, resits, amendments, appeals, transcripts, NVA competence; approval stages, results from before CIMS.</w:t>
             </w:r>
           </w:p>
         </w:tc>
@@ -15996,7 +16121,7 @@
                 <w:sz w:val="16"/>
                 <w:szCs w:val="16"/>
               </w:rPr>
-              <w:t xml:space="preserve">Fees, billing, GePG, payments, reconciliation, accounts and clearance, sponsors, adjustments, finance overview.</w:t>
+              <w:t xml:space="preserve">Fees, billing, GePG, payments, reconciliation, accounts and clearance, sponsors, adjustments, finance overview; instalment reminders and penalties, discount schemes, HESLB, MUSE postings.</w:t>
             </w:r>
           </w:p>
         </w:tc>
@@ -16069,7 +16194,7 @@
                 <w:sz w:val="16"/>
                 <w:szCs w:val="16"/>
               </w:rPr>
-              <w:t xml:space="preserve">Hostels and repairs; industrial practical training; clearance, graduations and certificates.</w:t>
+              <w:t xml:space="preserve">Hostels and repairs; industrial practical training; clearance, graduations and certificates; alumni and tracer surveys.</w:t>
             </w:r>
           </w:p>
         </w:tc>
@@ -16213,7 +16338,7 @@
                 <w:sz w:val="16"/>
                 <w:szCs w:val="16"/>
               </w:rPr>
-              <w:t xml:space="preserve">Message templates, outbox, dispatcher, bulk campaigns, SMS bundles.</w:t>
+              <w:t xml:space="preserve">Message templates, outbox, dispatcher, bulk campaigns, SMS bundles; email outbox.</w:t>
             </w:r>
           </w:p>
         </w:tc>
@@ -16284,7 +16409,7 @@
                 <w:sz w:val="16"/>
                 <w:szCs w:val="16"/>
               </w:rPr>
-              <w:t xml:space="preserve">Report catalogue and exports, dashboards and overviews; the approvals list.</w:t>
+              <w:t xml:space="preserve">Report catalogue and exports, dashboards and overviews; the approvals list; scheduled reports.</w:t>
             </w:r>
           </w:p>
         </w:tc>
@@ -16357,7 +16482,7 @@
                 <w:sz w:val="16"/>
                 <w:szCs w:val="16"/>
               </w:rPr>
-              <w:t xml:space="preserve">NECTA and NACTVET clients, integration call log; administrative areas and school lists.</w:t>
+              <w:t xml:space="preserve">NECTA, NACTVET, HESLB, NIDA, MUSE and TAMISEMI clients, the institution's integration settings, integration call log; administrative areas and school lists.</w:t>
             </w:r>
           </w:p>
         </w:tc>
@@ -16997,7 +17122,7 @@
                 <w:sz w:val="16"/>
                 <w:szCs w:val="16"/>
               </w:rPr>
-              <w:t xml:space="preserve">CIMS_GEPG_MODE = simulated</w:t>
+              <w:t xml:space="preserve">CIMS_GEPG_MODE = simulated | live</w:t>
             </w:r>
           </w:p>
         </w:tc>
@@ -17030,7 +17155,7 @@
                 <w:sz w:val="16"/>
                 <w:szCs w:val="16"/>
               </w:rPr>
-              <w:t xml:space="preserve">SimulatedGepgGateway with HMAC-signed callback; reconciliation by file import. Live adapter to follow the GePG specification.</w:t>
+              <w:t xml:space="preserve">SimulatedGepgGateway / live adapter with GePG's signed XML (bills, control numbers by callback, payments, reconciliation requests), tested against the gov-mocks GePG simulator with test keys; reconciliation files can still be imported. Each institution's SP code, sub SP code, system id and GFS code are on its Integrations page.</w:t>
             </w:r>
           </w:p>
         </w:tc>
@@ -17134,6 +17259,727 @@
                 <w:szCs w:val="16"/>
               </w:rPr>
               <w:t xml:space="preserve">SimulatedSmsGateway behind the SmsGateway port; outbox, retries, signed delivery reports.</w:t>
+            </w:r>
+          </w:p>
+        </w:tc>
+      </w:tr>
+      <w:tr>
+        <w:trPr>
+          <w:cantSplit/>
+        </w:trPr>
+        <w:tc>
+          <w:tcPr>
+            <w:tcW w:type="dxa" w:w="1624"/>
+            <w:tcBorders>
+              <w:top w:val="single" w:color="BFC9D6" w:sz="4"/>
+              <w:left w:val="single" w:color="BFC9D6" w:sz="4"/>
+              <w:bottom w:val="single" w:color="BFC9D6" w:sz="4"/>
+              <w:right w:val="single" w:color="BFC9D6" w:sz="4"/>
+            </w:tcBorders>
+            <w:tcMar>
+              <w:top w:type="dxa" w:w="60"/>
+              <w:left w:type="dxa" w:w="100"/>
+              <w:bottom w:type="dxa" w:w="60"/>
+              <w:right w:type="dxa" w:w="100"/>
+            </w:tcMar>
+            <w:vAlign w:val="center"/>
+          </w:tcPr>
+          <w:p>
+            <w:pPr>
+              <w:spacing w:after="30" w:before="30"/>
+              <w:jc w:val="left"/>
+            </w:pPr>
+            <w:r>
+              <w:rPr>
+                <w:rFonts w:ascii="Calibri" w:cs="Calibri" w:eastAsia="Calibri" w:hAnsi="Calibri"/>
+                <w:b/>
+                <w:bCs/>
+                <w:sz w:val="16"/>
+                <w:szCs w:val="16"/>
+              </w:rPr>
+              <w:t xml:space="preserve">NACTVET registration and results</w:t>
+            </w:r>
+          </w:p>
+        </w:tc>
+        <w:tc>
+          <w:tcPr>
+            <w:tcW w:type="dxa" w:w="2707"/>
+            <w:tcBorders>
+              <w:top w:val="single" w:color="BFC9D6" w:sz="4"/>
+              <w:left w:val="single" w:color="BFC9D6" w:sz="4"/>
+              <w:bottom w:val="single" w:color="BFC9D6" w:sz="4"/>
+              <w:right w:val="single" w:color="BFC9D6" w:sz="4"/>
+            </w:tcBorders>
+            <w:tcMar>
+              <w:top w:type="dxa" w:w="60"/>
+              <w:left w:type="dxa" w:w="100"/>
+              <w:bottom w:type="dxa" w:w="60"/>
+              <w:right w:type="dxa" w:w="100"/>
+            </w:tcMar>
+            <w:vAlign w:val="center"/>
+          </w:tcPr>
+          <w:p>
+            <w:pPr>
+              <w:spacing w:after="30" w:before="30"/>
+              <w:jc w:val="left"/>
+            </w:pPr>
+            <w:r>
+              <w:rPr>
+                <w:rFonts w:ascii="Calibri" w:cs="Calibri" w:eastAsia="Calibri" w:hAnsi="Calibri"/>
+                <w:sz w:val="16"/>
+                <w:szCs w:val="16"/>
+              </w:rPr>
+              <w:t xml:space="preserve">CIMS_NACTVET_SUBMISSION_MODE</w:t>
+            </w:r>
+          </w:p>
+        </w:tc>
+        <w:tc>
+          <w:tcPr>
+            <w:tcW w:type="dxa" w:w="4695"/>
+            <w:tcBorders>
+              <w:top w:val="single" w:color="BFC9D6" w:sz="4"/>
+              <w:left w:val="single" w:color="BFC9D6" w:sz="4"/>
+              <w:bottom w:val="single" w:color="BFC9D6" w:sz="4"/>
+              <w:right w:val="single" w:color="BFC9D6" w:sz="4"/>
+            </w:tcBorders>
+            <w:tcMar>
+              <w:top w:type="dxa" w:w="60"/>
+              <w:left w:type="dxa" w:w="100"/>
+              <w:bottom w:type="dxa" w:w="60"/>
+              <w:right w:type="dxa" w:w="100"/>
+            </w:tcMar>
+            <w:vAlign w:val="center"/>
+          </w:tcPr>
+          <w:p>
+            <w:pPr>
+              <w:spacing w:after="30" w:before="30"/>
+              <w:jc w:val="left"/>
+            </w:pPr>
+            <w:r>
+              <w:rPr>
+                <w:rFonts w:ascii="Calibri" w:cs="Calibri" w:eastAsia="Calibri" w:hAnsi="Calibri"/>
+                <w:sz w:val="16"/>
+                <w:szCs w:val="16"/>
+              </w:rPr>
+              <w:t xml:space="preserve">Student registration and results submission with status follow-up; endpoint paths configurable until NACTVET issues them; tested against nactvet-mock.</w:t>
+            </w:r>
+          </w:p>
+        </w:tc>
+      </w:tr>
+      <w:tr>
+        <w:trPr>
+          <w:cantSplit/>
+        </w:trPr>
+        <w:tc>
+          <w:tcPr>
+            <w:tcW w:type="dxa" w:w="1624"/>
+            <w:tcBorders>
+              <w:top w:val="single" w:color="BFC9D6" w:sz="4"/>
+              <w:left w:val="single" w:color="BFC9D6" w:sz="4"/>
+              <w:bottom w:val="single" w:color="BFC9D6" w:sz="4"/>
+              <w:right w:val="single" w:color="BFC9D6" w:sz="4"/>
+            </w:tcBorders>
+            <w:tcMar>
+              <w:top w:type="dxa" w:w="60"/>
+              <w:left w:type="dxa" w:w="100"/>
+              <w:bottom w:type="dxa" w:w="60"/>
+              <w:right w:type="dxa" w:w="100"/>
+            </w:tcMar>
+            <w:vAlign w:val="center"/>
+          </w:tcPr>
+          <w:p>
+            <w:pPr>
+              <w:spacing w:after="30" w:before="30"/>
+              <w:jc w:val="left"/>
+            </w:pPr>
+            <w:r>
+              <w:rPr>
+                <w:rFonts w:ascii="Calibri" w:cs="Calibri" w:eastAsia="Calibri" w:hAnsi="Calibri"/>
+                <w:b/>
+                <w:bCs/>
+                <w:sz w:val="16"/>
+                <w:szCs w:val="16"/>
+              </w:rPr>
+              <w:t xml:space="preserve">HESLB</w:t>
+            </w:r>
+          </w:p>
+        </w:tc>
+        <w:tc>
+          <w:tcPr>
+            <w:tcW w:type="dxa" w:w="2707"/>
+            <w:tcBorders>
+              <w:top w:val="single" w:color="BFC9D6" w:sz="4"/>
+              <w:left w:val="single" w:color="BFC9D6" w:sz="4"/>
+              <w:bottom w:val="single" w:color="BFC9D6" w:sz="4"/>
+              <w:right w:val="single" w:color="BFC9D6" w:sz="4"/>
+            </w:tcBorders>
+            <w:tcMar>
+              <w:top w:type="dxa" w:w="60"/>
+              <w:left w:type="dxa" w:w="100"/>
+              <w:bottom w:type="dxa" w:w="60"/>
+              <w:right w:type="dxa" w:w="100"/>
+            </w:tcMar>
+            <w:vAlign w:val="center"/>
+          </w:tcPr>
+          <w:p>
+            <w:pPr>
+              <w:spacing w:after="30" w:before="30"/>
+              <w:jc w:val="left"/>
+            </w:pPr>
+            <w:r>
+              <w:rPr>
+                <w:rFonts w:ascii="Calibri" w:cs="Calibri" w:eastAsia="Calibri" w:hAnsi="Calibri"/>
+                <w:sz w:val="16"/>
+                <w:szCs w:val="16"/>
+              </w:rPr>
+              <w:t xml:space="preserve">CIMS_HESLB_MODE</w:t>
+            </w:r>
+          </w:p>
+        </w:tc>
+        <w:tc>
+          <w:tcPr>
+            <w:tcW w:type="dxa" w:w="4695"/>
+            <w:tcBorders>
+              <w:top w:val="single" w:color="BFC9D6" w:sz="4"/>
+              <w:left w:val="single" w:color="BFC9D6" w:sz="4"/>
+              <w:bottom w:val="single" w:color="BFC9D6" w:sz="4"/>
+              <w:right w:val="single" w:color="BFC9D6" w:sz="4"/>
+            </w:tcBorders>
+            <w:tcMar>
+              <w:top w:type="dxa" w:w="60"/>
+              <w:left w:type="dxa" w:w="100"/>
+              <w:bottom w:type="dxa" w:w="60"/>
+              <w:right w:type="dxa" w:w="100"/>
+            </w:tcMar>
+            <w:vAlign w:val="center"/>
+          </w:tcPr>
+          <w:p>
+            <w:pPr>
+              <w:spacing w:after="30" w:before="30"/>
+              <w:jc w:val="left"/>
+            </w:pPr>
+            <w:r>
+              <w:rPr>
+                <w:rFonts w:ascii="Calibri" w:cs="Calibri" w:eastAsia="Calibri" w:hAnsi="Calibri"/>
+                <w:sz w:val="16"/>
+                <w:szCs w:val="16"/>
+              </w:rPr>
+              <w:t xml:space="preserve">Registration data out, beneficiaries in as capped sponsorships, disbursements recorded; placeholder endpoints until HESLB issues its interface.</w:t>
+            </w:r>
+          </w:p>
+        </w:tc>
+      </w:tr>
+      <w:tr>
+        <w:trPr>
+          <w:cantSplit/>
+        </w:trPr>
+        <w:tc>
+          <w:tcPr>
+            <w:tcW w:type="dxa" w:w="1624"/>
+            <w:tcBorders>
+              <w:top w:val="single" w:color="BFC9D6" w:sz="4"/>
+              <w:left w:val="single" w:color="BFC9D6" w:sz="4"/>
+              <w:bottom w:val="single" w:color="BFC9D6" w:sz="4"/>
+              <w:right w:val="single" w:color="BFC9D6" w:sz="4"/>
+            </w:tcBorders>
+            <w:tcMar>
+              <w:top w:type="dxa" w:w="60"/>
+              <w:left w:type="dxa" w:w="100"/>
+              <w:bottom w:type="dxa" w:w="60"/>
+              <w:right w:type="dxa" w:w="100"/>
+            </w:tcMar>
+            <w:vAlign w:val="center"/>
+          </w:tcPr>
+          <w:p>
+            <w:pPr>
+              <w:spacing w:after="30" w:before="30"/>
+              <w:jc w:val="left"/>
+            </w:pPr>
+            <w:r>
+              <w:rPr>
+                <w:rFonts w:ascii="Calibri" w:cs="Calibri" w:eastAsia="Calibri" w:hAnsi="Calibri"/>
+                <w:b/>
+                <w:bCs/>
+                <w:sz w:val="16"/>
+                <w:szCs w:val="16"/>
+              </w:rPr>
+              <w:t xml:space="preserve">NIDA</w:t>
+            </w:r>
+          </w:p>
+        </w:tc>
+        <w:tc>
+          <w:tcPr>
+            <w:tcW w:type="dxa" w:w="2707"/>
+            <w:tcBorders>
+              <w:top w:val="single" w:color="BFC9D6" w:sz="4"/>
+              <w:left w:val="single" w:color="BFC9D6" w:sz="4"/>
+              <w:bottom w:val="single" w:color="BFC9D6" w:sz="4"/>
+              <w:right w:val="single" w:color="BFC9D6" w:sz="4"/>
+            </w:tcBorders>
+            <w:tcMar>
+              <w:top w:type="dxa" w:w="60"/>
+              <w:left w:type="dxa" w:w="100"/>
+              <w:bottom w:type="dxa" w:w="60"/>
+              <w:right w:type="dxa" w:w="100"/>
+            </w:tcMar>
+            <w:vAlign w:val="center"/>
+          </w:tcPr>
+          <w:p>
+            <w:pPr>
+              <w:spacing w:after="30" w:before="30"/>
+              <w:jc w:val="left"/>
+            </w:pPr>
+            <w:r>
+              <w:rPr>
+                <w:rFonts w:ascii="Calibri" w:cs="Calibri" w:eastAsia="Calibri" w:hAnsi="Calibri"/>
+                <w:sz w:val="16"/>
+                <w:szCs w:val="16"/>
+              </w:rPr>
+              <w:t xml:space="preserve">CIMS_NIDA_MODE</w:t>
+            </w:r>
+          </w:p>
+        </w:tc>
+        <w:tc>
+          <w:tcPr>
+            <w:tcW w:type="dxa" w:w="4695"/>
+            <w:tcBorders>
+              <w:top w:val="single" w:color="BFC9D6" w:sz="4"/>
+              <w:left w:val="single" w:color="BFC9D6" w:sz="4"/>
+              <w:bottom w:val="single" w:color="BFC9D6" w:sz="4"/>
+              <w:right w:val="single" w:color="BFC9D6" w:sz="4"/>
+            </w:tcBorders>
+            <w:tcMar>
+              <w:top w:type="dxa" w:w="60"/>
+              <w:left w:type="dxa" w:w="100"/>
+              <w:bottom w:type="dxa" w:w="60"/>
+              <w:right w:type="dxa" w:w="100"/>
+            </w:tcMar>
+            <w:vAlign w:val="center"/>
+          </w:tcPr>
+          <w:p>
+            <w:pPr>
+              <w:spacing w:after="30" w:before="30"/>
+              <w:jc w:val="left"/>
+            </w:pPr>
+            <w:r>
+              <w:rPr>
+                <w:rFonts w:ascii="Calibri" w:cs="Calibri" w:eastAsia="Calibri" w:hAnsi="Calibri"/>
+                <w:sz w:val="16"/>
+                <w:szCs w:val="16"/>
+              </w:rPr>
+              <w:t xml:space="preserve">National Identification Number checked against name and date of birth; the number is stored encrypted.</w:t>
+            </w:r>
+          </w:p>
+        </w:tc>
+      </w:tr>
+      <w:tr>
+        <w:trPr>
+          <w:cantSplit/>
+        </w:trPr>
+        <w:tc>
+          <w:tcPr>
+            <w:tcW w:type="dxa" w:w="1624"/>
+            <w:tcBorders>
+              <w:top w:val="single" w:color="BFC9D6" w:sz="4"/>
+              <w:left w:val="single" w:color="BFC9D6" w:sz="4"/>
+              <w:bottom w:val="single" w:color="BFC9D6" w:sz="4"/>
+              <w:right w:val="single" w:color="BFC9D6" w:sz="4"/>
+            </w:tcBorders>
+            <w:tcMar>
+              <w:top w:type="dxa" w:w="60"/>
+              <w:left w:type="dxa" w:w="100"/>
+              <w:bottom w:type="dxa" w:w="60"/>
+              <w:right w:type="dxa" w:w="100"/>
+            </w:tcMar>
+            <w:vAlign w:val="center"/>
+          </w:tcPr>
+          <w:p>
+            <w:pPr>
+              <w:spacing w:after="30" w:before="30"/>
+              <w:jc w:val="left"/>
+            </w:pPr>
+            <w:r>
+              <w:rPr>
+                <w:rFonts w:ascii="Calibri" w:cs="Calibri" w:eastAsia="Calibri" w:hAnsi="Calibri"/>
+                <w:b/>
+                <w:bCs/>
+                <w:sz w:val="16"/>
+                <w:szCs w:val="16"/>
+              </w:rPr>
+              <w:t xml:space="preserve">MUSE</w:t>
+            </w:r>
+          </w:p>
+        </w:tc>
+        <w:tc>
+          <w:tcPr>
+            <w:tcW w:type="dxa" w:w="2707"/>
+            <w:tcBorders>
+              <w:top w:val="single" w:color="BFC9D6" w:sz="4"/>
+              <w:left w:val="single" w:color="BFC9D6" w:sz="4"/>
+              <w:bottom w:val="single" w:color="BFC9D6" w:sz="4"/>
+              <w:right w:val="single" w:color="BFC9D6" w:sz="4"/>
+            </w:tcBorders>
+            <w:tcMar>
+              <w:top w:type="dxa" w:w="60"/>
+              <w:left w:type="dxa" w:w="100"/>
+              <w:bottom w:type="dxa" w:w="60"/>
+              <w:right w:type="dxa" w:w="100"/>
+            </w:tcMar>
+            <w:vAlign w:val="center"/>
+          </w:tcPr>
+          <w:p>
+            <w:pPr>
+              <w:spacing w:after="30" w:before="30"/>
+              <w:jc w:val="left"/>
+            </w:pPr>
+            <w:r>
+              <w:rPr>
+                <w:rFonts w:ascii="Calibri" w:cs="Calibri" w:eastAsia="Calibri" w:hAnsi="Calibri"/>
+                <w:sz w:val="16"/>
+                <w:szCs w:val="16"/>
+              </w:rPr>
+              <w:t xml:space="preserve">CIMS_MUSE_MODE</w:t>
+            </w:r>
+          </w:p>
+        </w:tc>
+        <w:tc>
+          <w:tcPr>
+            <w:tcW w:type="dxa" w:w="4695"/>
+            <w:tcBorders>
+              <w:top w:val="single" w:color="BFC9D6" w:sz="4"/>
+              <w:left w:val="single" w:color="BFC9D6" w:sz="4"/>
+              <w:bottom w:val="single" w:color="BFC9D6" w:sz="4"/>
+              <w:right w:val="single" w:color="BFC9D6" w:sz="4"/>
+            </w:tcBorders>
+            <w:tcMar>
+              <w:top w:type="dxa" w:w="60"/>
+              <w:left w:type="dxa" w:w="100"/>
+              <w:bottom w:type="dxa" w:w="60"/>
+              <w:right w:type="dxa" w:w="100"/>
+            </w:tcMar>
+            <w:vAlign w:val="center"/>
+          </w:tcPr>
+          <w:p>
+            <w:pPr>
+              <w:spacing w:after="30" w:before="30"/>
+              <w:jc w:val="left"/>
+            </w:pPr>
+            <w:r>
+              <w:rPr>
+                <w:rFonts w:ascii="Calibri" w:cs="Calibri" w:eastAsia="Calibri" w:hAnsi="Calibri"/>
+                <w:sz w:val="16"/>
+                <w:szCs w:val="16"/>
+              </w:rPr>
+              <w:t xml:space="preserve">Summarised postings per period by GFS code, each period once; postings CSV for other systems.</w:t>
+            </w:r>
+          </w:p>
+        </w:tc>
+      </w:tr>
+      <w:tr>
+        <w:trPr>
+          <w:cantSplit/>
+        </w:trPr>
+        <w:tc>
+          <w:tcPr>
+            <w:tcW w:type="dxa" w:w="1624"/>
+            <w:tcBorders>
+              <w:top w:val="single" w:color="BFC9D6" w:sz="4"/>
+              <w:left w:val="single" w:color="BFC9D6" w:sz="4"/>
+              <w:bottom w:val="single" w:color="BFC9D6" w:sz="4"/>
+              <w:right w:val="single" w:color="BFC9D6" w:sz="4"/>
+            </w:tcBorders>
+            <w:tcMar>
+              <w:top w:type="dxa" w:w="60"/>
+              <w:left w:type="dxa" w:w="100"/>
+              <w:bottom w:type="dxa" w:w="60"/>
+              <w:right w:type="dxa" w:w="100"/>
+            </w:tcMar>
+            <w:vAlign w:val="center"/>
+          </w:tcPr>
+          <w:p>
+            <w:pPr>
+              <w:spacing w:after="30" w:before="30"/>
+              <w:jc w:val="left"/>
+            </w:pPr>
+            <w:r>
+              <w:rPr>
+                <w:rFonts w:ascii="Calibri" w:cs="Calibri" w:eastAsia="Calibri" w:hAnsi="Calibri"/>
+                <w:b/>
+                <w:bCs/>
+                <w:sz w:val="16"/>
+                <w:szCs w:val="16"/>
+              </w:rPr>
+              <w:t xml:space="preserve">TAMISEMI</w:t>
+            </w:r>
+          </w:p>
+        </w:tc>
+        <w:tc>
+          <w:tcPr>
+            <w:tcW w:type="dxa" w:w="2707"/>
+            <w:tcBorders>
+              <w:top w:val="single" w:color="BFC9D6" w:sz="4"/>
+              <w:left w:val="single" w:color="BFC9D6" w:sz="4"/>
+              <w:bottom w:val="single" w:color="BFC9D6" w:sz="4"/>
+              <w:right w:val="single" w:color="BFC9D6" w:sz="4"/>
+            </w:tcBorders>
+            <w:tcMar>
+              <w:top w:type="dxa" w:w="60"/>
+              <w:left w:type="dxa" w:w="100"/>
+              <w:bottom w:type="dxa" w:w="60"/>
+              <w:right w:type="dxa" w:w="100"/>
+            </w:tcMar>
+            <w:vAlign w:val="center"/>
+          </w:tcPr>
+          <w:p>
+            <w:pPr>
+              <w:spacing w:after="30" w:before="30"/>
+              <w:jc w:val="left"/>
+            </w:pPr>
+            <w:r>
+              <w:rPr>
+                <w:rFonts w:ascii="Calibri" w:cs="Calibri" w:eastAsia="Calibri" w:hAnsi="Calibri"/>
+                <w:sz w:val="16"/>
+                <w:szCs w:val="16"/>
+              </w:rPr>
+              <w:t xml:space="preserve">CIMS_TAMISEMI_MODE</w:t>
+            </w:r>
+          </w:p>
+        </w:tc>
+        <w:tc>
+          <w:tcPr>
+            <w:tcW w:type="dxa" w:w="4695"/>
+            <w:tcBorders>
+              <w:top w:val="single" w:color="BFC9D6" w:sz="4"/>
+              <w:left w:val="single" w:color="BFC9D6" w:sz="4"/>
+              <w:bottom w:val="single" w:color="BFC9D6" w:sz="4"/>
+              <w:right w:val="single" w:color="BFC9D6" w:sz="4"/>
+            </w:tcBorders>
+            <w:tcMar>
+              <w:top w:type="dxa" w:w="60"/>
+              <w:left w:type="dxa" w:w="100"/>
+              <w:bottom w:type="dxa" w:w="60"/>
+              <w:right w:type="dxa" w:w="100"/>
+            </w:tcMar>
+            <w:vAlign w:val="center"/>
+          </w:tcPr>
+          <w:p>
+            <w:pPr>
+              <w:spacing w:after="30" w:before="30"/>
+              <w:jc w:val="left"/>
+            </w:pPr>
+            <w:r>
+              <w:rPr>
+                <w:rFonts w:ascii="Calibri" w:cs="Calibri" w:eastAsia="Calibri" w:hAnsi="Calibri"/>
+                <w:sz w:val="16"/>
+                <w:szCs w:val="16"/>
+              </w:rPr>
+              <w:t xml:space="preserve">Selections fetched into the checked import, then verified and offered like other applicants.</w:t>
+            </w:r>
+          </w:p>
+        </w:tc>
+      </w:tr>
+      <w:tr>
+        <w:trPr>
+          <w:cantSplit/>
+        </w:trPr>
+        <w:tc>
+          <w:tcPr>
+            <w:tcW w:type="dxa" w:w="1624"/>
+            <w:tcBorders>
+              <w:top w:val="single" w:color="BFC9D6" w:sz="4"/>
+              <w:left w:val="single" w:color="BFC9D6" w:sz="4"/>
+              <w:bottom w:val="single" w:color="BFC9D6" w:sz="4"/>
+              <w:right w:val="single" w:color="BFC9D6" w:sz="4"/>
+            </w:tcBorders>
+            <w:tcMar>
+              <w:top w:type="dxa" w:w="60"/>
+              <w:left w:type="dxa" w:w="100"/>
+              <w:bottom w:type="dxa" w:w="60"/>
+              <w:right w:type="dxa" w:w="100"/>
+            </w:tcMar>
+            <w:vAlign w:val="center"/>
+          </w:tcPr>
+          <w:p>
+            <w:pPr>
+              <w:spacing w:after="30" w:before="30"/>
+              <w:jc w:val="left"/>
+            </w:pPr>
+            <w:r>
+              <w:rPr>
+                <w:rFonts w:ascii="Calibri" w:cs="Calibri" w:eastAsia="Calibri" w:hAnsi="Calibri"/>
+                <w:b/>
+                <w:bCs/>
+                <w:sz w:val="16"/>
+                <w:szCs w:val="16"/>
+              </w:rPr>
+              <w:t xml:space="preserve">Collections outside GePG</w:t>
+            </w:r>
+          </w:p>
+        </w:tc>
+        <w:tc>
+          <w:tcPr>
+            <w:tcW w:type="dxa" w:w="2707"/>
+            <w:tcBorders>
+              <w:top w:val="single" w:color="BFC9D6" w:sz="4"/>
+              <w:left w:val="single" w:color="BFC9D6" w:sz="4"/>
+              <w:bottom w:val="single" w:color="BFC9D6" w:sz="4"/>
+              <w:right w:val="single" w:color="BFC9D6" w:sz="4"/>
+            </w:tcBorders>
+            <w:tcMar>
+              <w:top w:type="dxa" w:w="60"/>
+              <w:left w:type="dxa" w:w="100"/>
+              <w:bottom w:type="dxa" w:w="60"/>
+              <w:right w:type="dxa" w:w="100"/>
+            </w:tcMar>
+            <w:vAlign w:val="center"/>
+          </w:tcPr>
+          <w:p>
+            <w:pPr>
+              <w:spacing w:after="30" w:before="30"/>
+              <w:jc w:val="left"/>
+            </w:pPr>
+            <w:r>
+              <w:rPr>
+                <w:rFonts w:ascii="Calibri" w:cs="Calibri" w:eastAsia="Calibri" w:hAnsi="Calibri"/>
+                <w:sz w:val="16"/>
+                <w:szCs w:val="16"/>
+              </w:rPr>
+              <w:t xml:space="preserve">CIMS_COLLECTION_MODE = simulated | statement</w:t>
+            </w:r>
+          </w:p>
+        </w:tc>
+        <w:tc>
+          <w:tcPr>
+            <w:tcW w:type="dxa" w:w="4695"/>
+            <w:tcBorders>
+              <w:top w:val="single" w:color="BFC9D6" w:sz="4"/>
+              <w:left w:val="single" w:color="BFC9D6" w:sz="4"/>
+              <w:bottom w:val="single" w:color="BFC9D6" w:sz="4"/>
+              <w:right w:val="single" w:color="BFC9D6" w:sz="4"/>
+            </w:tcBorders>
+            <w:tcMar>
+              <w:top w:type="dxa" w:w="60"/>
+              <w:left w:type="dxa" w:w="100"/>
+              <w:bottom w:type="dxa" w:w="60"/>
+              <w:right w:type="dxa" w:w="100"/>
+            </w:tcMar>
+            <w:vAlign w:val="center"/>
+          </w:tcPr>
+          <w:p>
+            <w:pPr>
+              <w:spacing w:after="30" w:before="30"/>
+              <w:jc w:val="left"/>
+            </w:pPr>
+            <w:r>
+              <w:rPr>
+                <w:rFonts w:ascii="Calibri" w:cs="Calibri" w:eastAsia="Calibri" w:hAnsi="Calibri"/>
+                <w:sz w:val="16"/>
+                <w:szCs w:val="16"/>
+              </w:rPr>
+              <w:t xml:space="preserve">Payment references for private and faith-based institutions, confirmed by a signed collector callback or by importing the day's mobile money or bank statement.</w:t>
+            </w:r>
+          </w:p>
+        </w:tc>
+      </w:tr>
+      <w:tr>
+        <w:trPr>
+          <w:cantSplit/>
+        </w:trPr>
+        <w:tc>
+          <w:tcPr>
+            <w:tcW w:type="dxa" w:w="1624"/>
+            <w:tcBorders>
+              <w:top w:val="single" w:color="BFC9D6" w:sz="4"/>
+              <w:left w:val="single" w:color="BFC9D6" w:sz="4"/>
+              <w:bottom w:val="single" w:color="BFC9D6" w:sz="4"/>
+              <w:right w:val="single" w:color="BFC9D6" w:sz="4"/>
+            </w:tcBorders>
+            <w:tcMar>
+              <w:top w:type="dxa" w:w="60"/>
+              <w:left w:type="dxa" w:w="100"/>
+              <w:bottom w:type="dxa" w:w="60"/>
+              <w:right w:type="dxa" w:w="100"/>
+            </w:tcMar>
+            <w:vAlign w:val="center"/>
+          </w:tcPr>
+          <w:p>
+            <w:pPr>
+              <w:spacing w:after="30" w:before="30"/>
+              <w:jc w:val="left"/>
+            </w:pPr>
+            <w:r>
+              <w:rPr>
+                <w:rFonts w:ascii="Calibri" w:cs="Calibri" w:eastAsia="Calibri" w:hAnsi="Calibri"/>
+                <w:b/>
+                <w:bCs/>
+                <w:sz w:val="16"/>
+                <w:szCs w:val="16"/>
+              </w:rPr>
+              <w:t xml:space="preserve">Email</w:t>
+            </w:r>
+          </w:p>
+        </w:tc>
+        <w:tc>
+          <w:tcPr>
+            <w:tcW w:type="dxa" w:w="2707"/>
+            <w:tcBorders>
+              <w:top w:val="single" w:color="BFC9D6" w:sz="4"/>
+              <w:left w:val="single" w:color="BFC9D6" w:sz="4"/>
+              <w:bottom w:val="single" w:color="BFC9D6" w:sz="4"/>
+              <w:right w:val="single" w:color="BFC9D6" w:sz="4"/>
+            </w:tcBorders>
+            <w:tcMar>
+              <w:top w:type="dxa" w:w="60"/>
+              <w:left w:type="dxa" w:w="100"/>
+              <w:bottom w:type="dxa" w:w="60"/>
+              <w:right w:type="dxa" w:w="100"/>
+            </w:tcMar>
+            <w:vAlign w:val="center"/>
+          </w:tcPr>
+          <w:p>
+            <w:pPr>
+              <w:spacing w:after="30" w:before="30"/>
+              <w:jc w:val="left"/>
+            </w:pPr>
+            <w:r>
+              <w:rPr>
+                <w:rFonts w:ascii="Calibri" w:cs="Calibri" w:eastAsia="Calibri" w:hAnsi="Calibri"/>
+                <w:sz w:val="16"/>
+                <w:szCs w:val="16"/>
+              </w:rPr>
+              <w:t xml:space="preserve">CIMS_EMAIL_MODE = simulated | smtp</w:t>
+            </w:r>
+          </w:p>
+        </w:tc>
+        <w:tc>
+          <w:tcPr>
+            <w:tcW w:type="dxa" w:w="4695"/>
+            <w:tcBorders>
+              <w:top w:val="single" w:color="BFC9D6" w:sz="4"/>
+              <w:left w:val="single" w:color="BFC9D6" w:sz="4"/>
+              <w:bottom w:val="single" w:color="BFC9D6" w:sz="4"/>
+              <w:right w:val="single" w:color="BFC9D6" w:sz="4"/>
+            </w:tcBorders>
+            <w:tcMar>
+              <w:top w:type="dxa" w:w="60"/>
+              <w:left w:type="dxa" w:w="100"/>
+              <w:bottom w:type="dxa" w:w="60"/>
+              <w:right w:type="dxa" w:w="100"/>
+            </w:tcMar>
+            <w:vAlign w:val="center"/>
+          </w:tcPr>
+          <w:p>
+            <w:pPr>
+              <w:spacing w:after="30" w:before="30"/>
+              <w:jc w:val="left"/>
+            </w:pPr>
+            <w:r>
+              <w:rPr>
+                <w:rFonts w:ascii="Calibri" w:cs="Calibri" w:eastAsia="Calibri" w:hAnsi="Calibri"/>
+                <w:sz w:val="16"/>
+                <w:szCs w:val="16"/>
+              </w:rPr>
+              <w:t xml:space="preserve">Outbox with retries and attachments, sent by SMTP (Mailpit in development).</w:t>
             </w:r>
           </w:p>
         </w:tc>
@@ -17170,13 +18016,7 @@
           <w:b/>
           <w:bCs/>
         </w:rPr>
-        <w:t xml:space="preserve">Identity:</w:t>
-      </w:r>
-      <w:r>
-        <w:rPr>
-          <w:rFonts w:ascii="Calibri" w:cs="Calibri" w:eastAsia="Calibri" w:hAnsi="Calibri"/>
-        </w:rPr>
-        <w:t xml:space="preserve"> introduce Keycloak (one realm per institution) and MFA for privileged roles; the backend already validates standard OAuth2 tokens.</w:t>
+        <w:t xml:space="preserve">Identity: introduce Keycloak (one realm per institution) if single sign-on is needed; two-step sign-in is already built into CIMS's own issuer and the backend validates standard OAuth2 tokens.</w:t>
       </w:r>
     </w:p>
     <w:p>
@@ -17218,13 +18058,7 @@
           <w:b/>
           <w:bCs/>
         </w:rPr>
-        <w:t xml:space="preserve">Integrations:</w:t>
-      </w:r>
-      <w:r>
-        <w:rPr>
-          <w:rFonts w:ascii="Calibri" w:cs="Calibri" w:eastAsia="Calibri" w:hAnsi="Calibri"/>
-        </w:rPr>
-        <w:t xml:space="preserve"> live GePG adapter (signed bills, RSA signatures), SMS aggregator adapter, NACTVET's real verification endpoints (configuration only), then HESLB, MUSE, NIDA and TAMISEMI.</w:t>
+        <w:t xml:space="preserve">Integrations: switch GePG to live with each institution's certificates; wire the live HESLB, NIDA, MUSE, TAMISEMI and NACTVET registration and results endpoints as each body issues them; add the SMS aggregator adapter; connect to GovESB where mandated.</w:t>
       </w:r>
     </w:p>
     <w:p>
@@ -17242,13 +18076,7 @@
           <w:b/>
           <w:bCs/>
         </w:rPr>
-        <w:t xml:space="preserve">Operations:</w:t>
-      </w:r>
-      <w:r>
-        <w:rPr>
-          <w:rFonts w:ascii="Calibri" w:cs="Calibri" w:eastAsia="Calibri" w:hAnsi="Calibri"/>
-        </w:rPr>
-        <w:t xml:space="preserve"> Kubernetes manifests, ingress with automatic certificates, Prometheus/Grafana/Loki, backups with point-in-time recovery, CI/CD with SAST, dependency and image scanning, k6 load tests and an independent penetration test before go-live.</w:t>
+        <w:t xml:space="preserve">Operations: Kubernetes manifests, ingress with automatic certificates, Grafana and Loki on the existing metrics and logs, image and dependency scanning, the peak load test on staging hardware and an independent penetration test before go-live. Continuous integration, backups with point-in-time recovery and load-test scripts are in place.</w:t>
       </w:r>
     </w:p>
     <w:p>
@@ -17266,13 +18094,7 @@
           <w:b/>
           <w:bCs/>
         </w:rPr>
-        <w:t xml:space="preserve">Documents:</w:t>
-      </w:r>
-      <w:r>
-        <w:rPr>
-          <w:rFonts w:ascii="Calibri" w:cs="Calibri" w:eastAsia="Calibri" w:hAnsi="Calibri"/>
-        </w:rPr>
-        <w:t xml:space="preserve"> object storage when uploads are added; until then documents are generated from stored data and frozen content.</w:t>
+        <w:t xml:space="preserve">Documents: move uploaded documents to object storage if volumes require; today they are kept in the database, size-limited.</w:t>
       </w:r>
     </w:p>
     <w:sectPr>

--- a/docs/06_System_Architecture_College_Institution_Management_System.docx
+++ b/docs/06_System_Architecture_College_Institution_Management_System.docx
@@ -397,7 +397,7 @@
                 <w:sz w:val="18"/>
                 <w:szCs w:val="18"/>
               </w:rPr>
-              <w:t xml:space="preserve">Version 3.1 — updated to the system as built after the October 2026 completion batches, for stakeholder review</w:t>
+              <w:t xml:space="preserve">Version 3.2 — updated to the system as built after the October 2026 completion batches, for stakeholder review</w:t>
             </w:r>
           </w:p>
         </w:tc>
@@ -1496,6 +1496,143 @@
                 <w:szCs w:val="18"/>
               </w:rPr>
               <w:t xml:space="preserve">Architecture as built (section 13) and the delivery note brought up to date after the completion batches (campuses and transfers; instalments, penalties and discounts; email; two-step sign-in, API clients and personal-data requests; data import and document uploads; configurable approval stages; alumni and tracer surveys; government adapters, deployment and load tests; the staff back-office in Kiswahili), including the frontend upgrade to Vite 8 and React Router 7. The version 2.0 design stays the target.</w:t>
+            </w:r>
+          </w:p>
+        </w:tc>
+      </w:tr>
+      <w:tr>
+        <w:trPr>
+          <w:cantSplit/>
+        </w:trPr>
+        <w:tc>
+          <w:tcPr>
+            <w:tcW w:type="dxa" w:w="1083"/>
+            <w:tcBorders>
+              <w:top w:val="single" w:color="BFC9D6" w:sz="4"/>
+              <w:left w:val="single" w:color="BFC9D6" w:sz="4"/>
+              <w:bottom w:val="single" w:color="BFC9D6" w:sz="4"/>
+              <w:right w:val="single" w:color="BFC9D6" w:sz="4"/>
+            </w:tcBorders>
+            <w:shd w:fill="EEF3F8" w:color="auto" w:val="clear"/>
+            <w:tcMar>
+              <w:top w:type="dxa" w:w="60"/>
+              <w:left w:type="dxa" w:w="100"/>
+              <w:bottom w:type="dxa" w:w="60"/>
+              <w:right w:type="dxa" w:w="100"/>
+            </w:tcMar>
+            <w:vAlign w:val="center"/>
+          </w:tcPr>
+          <w:p>
+            <w:pPr>
+              <w:spacing w:after="30" w:before="30"/>
+              <w:jc w:val="left"/>
+            </w:pPr>
+            <w:r>
+              <w:rPr>
+                <w:rFonts w:ascii="Calibri" w:cs="Calibri" w:eastAsia="Calibri" w:hAnsi="Calibri"/>
+                <w:sz w:val="18"/>
+                <w:szCs w:val="18"/>
+              </w:rPr>
+              <w:t xml:space="preserve">3.2</w:t>
+            </w:r>
+          </w:p>
+        </w:tc>
+        <w:tc>
+          <w:tcPr>
+            <w:tcW w:type="dxa" w:w="1624"/>
+            <w:tcBorders>
+              <w:top w:val="single" w:color="BFC9D6" w:sz="4"/>
+              <w:left w:val="single" w:color="BFC9D6" w:sz="4"/>
+              <w:bottom w:val="single" w:color="BFC9D6" w:sz="4"/>
+              <w:right w:val="single" w:color="BFC9D6" w:sz="4"/>
+            </w:tcBorders>
+            <w:shd w:fill="EEF3F8" w:color="auto" w:val="clear"/>
+            <w:tcMar>
+              <w:top w:type="dxa" w:w="60"/>
+              <w:left w:type="dxa" w:w="100"/>
+              <w:bottom w:type="dxa" w:w="60"/>
+              <w:right w:type="dxa" w:w="100"/>
+            </w:tcMar>
+            <w:vAlign w:val="center"/>
+          </w:tcPr>
+          <w:p>
+            <w:pPr>
+              <w:spacing w:after="30" w:before="30"/>
+              <w:jc w:val="left"/>
+            </w:pPr>
+            <w:r>
+              <w:rPr>
+                <w:rFonts w:ascii="Calibri" w:cs="Calibri" w:eastAsia="Calibri" w:hAnsi="Calibri"/>
+                <w:sz w:val="18"/>
+                <w:szCs w:val="18"/>
+              </w:rPr>
+              <w:t xml:space="preserve">October 2026</w:t>
+            </w:r>
+          </w:p>
+        </w:tc>
+        <w:tc>
+          <w:tcPr>
+            <w:tcW w:type="dxa" w:w="1985"/>
+            <w:tcBorders>
+              <w:top w:val="single" w:color="BFC9D6" w:sz="4"/>
+              <w:left w:val="single" w:color="BFC9D6" w:sz="4"/>
+              <w:bottom w:val="single" w:color="BFC9D6" w:sz="4"/>
+              <w:right w:val="single" w:color="BFC9D6" w:sz="4"/>
+            </w:tcBorders>
+            <w:shd w:fill="EEF3F8" w:color="auto" w:val="clear"/>
+            <w:tcMar>
+              <w:top w:type="dxa" w:w="60"/>
+              <w:left w:type="dxa" w:w="100"/>
+              <w:bottom w:type="dxa" w:w="60"/>
+              <w:right w:type="dxa" w:w="100"/>
+            </w:tcMar>
+            <w:vAlign w:val="center"/>
+          </w:tcPr>
+          <w:p>
+            <w:pPr>
+              <w:spacing w:after="30" w:before="30"/>
+              <w:jc w:val="left"/>
+            </w:pPr>
+            <w:r>
+              <w:rPr>
+                <w:rFonts w:ascii="Calibri" w:cs="Calibri" w:eastAsia="Calibri" w:hAnsi="Calibri"/>
+                <w:sz w:val="18"/>
+                <w:szCs w:val="18"/>
+              </w:rPr>
+              <w:t xml:space="preserve">Msingi Technologies Ltd</w:t>
+            </w:r>
+          </w:p>
+        </w:tc>
+        <w:tc>
+          <w:tcPr>
+            <w:tcW w:type="dxa" w:w="4334"/>
+            <w:tcBorders>
+              <w:top w:val="single" w:color="BFC9D6" w:sz="4"/>
+              <w:left w:val="single" w:color="BFC9D6" w:sz="4"/>
+              <w:bottom w:val="single" w:color="BFC9D6" w:sz="4"/>
+              <w:right w:val="single" w:color="BFC9D6" w:sz="4"/>
+            </w:tcBorders>
+            <w:shd w:fill="EEF3F8" w:color="auto" w:val="clear"/>
+            <w:tcMar>
+              <w:top w:type="dxa" w:w="60"/>
+              <w:left w:type="dxa" w:w="100"/>
+              <w:bottom w:type="dxa" w:w="60"/>
+              <w:right w:type="dxa" w:w="100"/>
+            </w:tcMar>
+            <w:vAlign w:val="center"/>
+          </w:tcPr>
+          <w:p>
+            <w:pPr>
+              <w:spacing w:after="30" w:before="30"/>
+              <w:jc w:val="left"/>
+            </w:pPr>
+            <w:r>
+              <w:rPr>
+                <w:rFonts w:ascii="Calibri" w:cs="Calibri" w:eastAsia="Calibri" w:hAnsi="Calibri"/>
+                <w:sz w:val="18"/>
+                <w:szCs w:val="18"/>
+              </w:rPr>
+              <w:t xml:space="preserve">Section 13 updated after Batch 9 (go-live hardening): passwords of at least 10 characters; scheduled jobs run once across several instances; the web app split into bundles loaded on demand; WCAG accessibility fixes; end-to-end tests in three browsers and security scans (Trivy, OWASP ZAP baseline, npm audit) in CI.</w:t>
             </w:r>
           </w:p>
         </w:tc>
@@ -14064,7 +14201,7 @@
                 <w:sz w:val="16"/>
                 <w:szCs w:val="16"/>
               </w:rPr>
-              <w:t xml:space="preserve">React 18.3, TypeScript 5, Vite 8, MUI 6, TanStack Query 5, React Router 7, i18next. The admission and student portals use i18next; the staff back-office is translated as it renders by a JSX runtime of its own with a dictionary of about 4,000 entries, so every screen is in English and Kiswahili. One application serves the admission portal, student portal, staff back-office, platform console and verification page; served by Nginx. Installable, with a service worker that keeps the app shell (never personal data) available offline.</w:t>
+              <w:t xml:space="preserve">React 18.3, TypeScript 5, Vite 8, MUI 6, TanStack Query 5, React Router 7, i18next. The admission and student portals use i18next; the staff back-office is translated as it renders by a JSX runtime of its own with a dictionary of about 4,000 entries, so every screen is in English and Kiswahili. One application serves the admission portal, student portal, staff back-office, platform console and verification page; served by Nginx. Installable, with a service worker that keeps the app shell (never personal data) available offline. Each part (admission portal, student portal, back-office, platform console) is a separate bundle fetched when first opened, and the Kiswahili dictionary only when Kiswahili is chosen, so the admission portal starts with about 200 kB compressed.</w:t>
             </w:r>
           </w:p>
         </w:tc>
@@ -14273,7 +14410,7 @@
                 <w:sz w:val="16"/>
                 <w:szCs w:val="16"/>
               </w:rPr>
-              <w:t xml:space="preserve">PostgreSQL 16 with forced row-level security; Flyway V1–V49. pg_trgm is not used yet.</w:t>
+              <w:t xml:space="preserve">PostgreSQL 16 with forced row-level security; Flyway V1–V50. pg_trgm is not used yet.</w:t>
             </w:r>
           </w:p>
         </w:tc>
@@ -14585,7 +14722,7 @@
                 <w:sz w:val="16"/>
                 <w:szCs w:val="16"/>
               </w:rPr>
-              <w:t xml:space="preserve">Not used. SMS and email go through transactional outbox tables sent after commit with retries; eleven scheduled jobs run inside the application (check-in closing, SMS retries, email retries, window closing, offer expiry, hostel release, status changes, fee reminders and penalties, scheduled reports, retention, integration log clean-up). ShedLock is needed before running more than one instance.</w:t>
+              <w:t xml:space="preserve">Not used. SMS and email go through transactional outbox tables sent after commit with retries; eleven scheduled jobs run inside the application (check-in closing, SMS retries, email retries, window closing, offer expiry, hostel release, status changes, fee reminders and penalties, scheduled reports, retention, integration log clean-up). Each job takes a database lock first (job_locks, as ShedLock does), so it runs once when several instances run.</w:t>
             </w:r>
           </w:p>
         </w:tc>
@@ -15318,7 +15455,7 @@
                 <w:sz w:val="16"/>
                 <w:szCs w:val="16"/>
               </w:rPr>
-              <w:t xml:space="preserve">GitHub Actions for continuous integration and load tests; Nginx TLS proxy in the production stack; Actuator health and Prometheus metrics, reachable inside the network only. Grafana, Loki, SonarQube, Trivy and ZAP come with production hosting.</w:t>
+              <w:t xml:space="preserve">GitHub Actions for continuous integration, end-to-end and accessibility tests in three browsers, Trivy and OWASP ZAP baseline scans, and load tests; Nginx TLS proxy in the production stack; Actuator health and Prometheus metrics, reachable inside the network only. Grafana, Loki and SonarQube come with production hosting.</w:t>
             </w:r>
           </w:p>
         </w:tc>
@@ -15421,7 +15558,7 @@
                 <w:sz w:val="16"/>
                 <w:szCs w:val="16"/>
               </w:rPr>
-              <w:t xml:space="preserve">JUnit 5 with Spring Boot tests against a real PostgreSQL database (239 tests) and Vitest unit tests for the frontend; screens checked with Playwright scripts; simulators of NACTVET (nactvet-mock) and of GePG, HESLB, NIDA, MUSE and TAMISEMI (gov-mocks); k6 and Locust load tests (100 users on the development machine: no errors, p95 37 ms, p99 1.0 s).</w:t>
+              <w:t xml:space="preserve">JUnit 5 with Spring Boot tests against a real PostgreSQL database (244 tests) and Vitest unit tests for the frontend; Playwright end-to-end and axe accessibility tests in Chromium, Firefox and WebKit; simulators of NACTVET (nactvet-mock) and of GePG, HESLB, NIDA, MUSE and TAMISEMI (gov-mocks); k6 and Locust load tests (100 users on the development machine: no errors, p95 37 ms, p99 1.0 s).</w:t>
             </w:r>
           </w:p>
         </w:tc>
@@ -18034,13 +18171,7 @@
           <w:b/>
           <w:bCs/>
         </w:rPr>
-        <w:t xml:space="preserve">Scale-out:</w:t>
-      </w:r>
-      <w:r>
-        <w:rPr>
-          <w:rFonts w:ascii="Calibri" w:cs="Calibri" w:eastAsia="Calibri" w:hAnsi="Calibri"/>
-        </w:rPr>
-        <w:t xml:space="preserve"> add ShedLock to the scheduled jobs, then run several backend instances behind the ingress; move bulk work to workers with a broker when volumes require.</w:t>
+        <w:t xml:space="preserve">Scale-out: run several backend instances behind the ingress (scheduled jobs already take a database lock); move bulk work to workers with a broker when volumes require.</w:t>
       </w:r>
     </w:p>
     <w:p>
@@ -18076,7 +18207,7 @@
           <w:b/>
           <w:bCs/>
         </w:rPr>
-        <w:t xml:space="preserve">Operations: Kubernetes manifests, ingress with automatic certificates, Grafana and Loki on the existing metrics and logs, image and dependency scanning, the peak load test on staging hardware and an independent penetration test before go-live. Continuous integration, backups with point-in-time recovery and load-test scripts are in place.</w:t>
+        <w:t xml:space="preserve">Operations: Kubernetes manifests, ingress with automatic certificates, Grafana and Loki on the existing metrics and logs, the peak load test on staging hardware and an independent penetration test before go-live. Continuous integration with dependency, secret and Dockerfile scanning, a ZAP baseline and browser tests, backups with point-in-time recovery and load-test scripts are in place.</w:t>
       </w:r>
     </w:p>
     <w:p>

--- a/docs/06_System_Architecture_College_Institution_Management_System.docx
+++ b/docs/06_System_Architecture_College_Institution_Management_System.docx
@@ -397,7 +397,7 @@
                 <w:sz w:val="18"/>
                 <w:szCs w:val="18"/>
               </w:rPr>
-              <w:t xml:space="preserve">Version 3.2 — updated to the system as built after the October 2026 completion batches, for stakeholder review</w:t>
+              <w:t xml:space="preserve">Version 3.3 — updated to the system as built after the October 2026 completion batches, for stakeholder review</w:t>
             </w:r>
           </w:p>
         </w:tc>
@@ -786,6 +786,21 @@
           <w:rFonts w:ascii="Calibri" w:cs="Calibri" w:eastAsia="Calibri" w:hAnsi="Calibri"/>
         </w:rPr>
         <w:t xml:space="preserve">Document Control</w:t>
+      </w:r>
+    </w:p>
+    <w:p>
+      <w:pPr>
+        <w:spacing w:after="300"/>
+      </w:pPr>
+      <w:r>
+        <w:rPr>
+          <w:i/>
+          <w:rFonts w:ascii="Calibri" w:cs="Calibri" w:eastAsia="Calibri" w:hAnsi="Calibri"/>
+          <w:color w:val="595959"/>
+          <w:sz w:val="22"/>
+          <w:szCs w:val="22"/>
+        </w:rPr>
+        <w:t xml:space="preserve">This section records the versions of this System Architecture, who prepared each one and what changed, so that readers know they are working from the current approved text.</w:t>
       </w:r>
     </w:p>
     <w:tbl>
@@ -1495,7 +1510,7 @@
                 <w:sz w:val="18"/>
                 <w:szCs w:val="18"/>
               </w:rPr>
-              <w:t xml:space="preserve">Architecture as built (section 13) and the delivery note brought up to date after the completion batches (campuses and transfers; instalments, penalties and discounts; email; two-step sign-in, API clients and personal-data requests; data import and document uploads; configurable approval stages; alumni and tracer surveys; government adapters, deployment and load tests; the staff back-office in Kiswahili), including the frontend upgrade to Vite 8 and React Router 7. The version 2.0 design stays the target.</w:t>
+              <w:t xml:space="preserve">Architecture as built (section 12) and the delivery note brought up to date after the completion batches (campuses and transfers; instalments, penalties and discounts; email; two-step sign-in, API clients and personal-data requests; data import and document uploads; configurable approval stages; alumni and tracer surveys; government adapters, deployment and load tests; the staff back-office in Kiswahili), including the frontend upgrade to Vite 8 and React Router 7. The version 2.0 design stays the target.</w:t>
             </w:r>
           </w:p>
         </w:tc>
@@ -1632,7 +1647,144 @@
                 <w:sz w:val="18"/>
                 <w:szCs w:val="18"/>
               </w:rPr>
-              <w:t xml:space="preserve">Section 13 updated after Batch 9 (go-live hardening): passwords of at least 10 characters; scheduled jobs run once across several instances; the web app split into bundles loaded on demand; WCAG accessibility fixes; end-to-end tests in three browsers and security scans (Trivy, OWASP ZAP baseline, npm audit) in CI.</w:t>
+              <w:t xml:space="preserve">Section 12 updated after Batch 9 (go-live hardening): passwords of at least 10 characters; scheduled jobs run once across several instances; the web app split into bundles loaded on demand; WCAG accessibility fixes; end-to-end tests in three browsers and security scans (Trivy, OWASP ZAP baseline, npm audit) in CI.</w:t>
+            </w:r>
+          </w:p>
+        </w:tc>
+      </w:tr>
+      <w:tr>
+        <w:trPr>
+          <w:cantSplit/>
+        </w:trPr>
+        <w:tc>
+          <w:tcPr>
+            <w:tcW w:type="dxa" w:w="1083"/>
+            <w:tcBorders>
+              <w:top w:val="single" w:color="BFC9D6" w:sz="4"/>
+              <w:left w:val="single" w:color="BFC9D6" w:sz="4"/>
+              <w:bottom w:val="single" w:color="BFC9D6" w:sz="4"/>
+              <w:right w:val="single" w:color="BFC9D6" w:sz="4"/>
+            </w:tcBorders>
+            <w:shd w:fill="EEF3F8" w:color="auto" w:val="clear"/>
+            <w:tcMar>
+              <w:top w:type="dxa" w:w="60"/>
+              <w:left w:type="dxa" w:w="100"/>
+              <w:bottom w:type="dxa" w:w="60"/>
+              <w:right w:type="dxa" w:w="100"/>
+            </w:tcMar>
+            <w:vAlign w:val="center"/>
+          </w:tcPr>
+          <w:p>
+            <w:pPr>
+              <w:spacing w:after="30" w:before="30"/>
+              <w:jc w:val="left"/>
+            </w:pPr>
+            <w:r>
+              <w:rPr>
+                <w:rFonts w:ascii="Calibri" w:cs="Calibri" w:eastAsia="Calibri" w:hAnsi="Calibri"/>
+                <w:sz w:val="18"/>
+                <w:szCs w:val="18"/>
+              </w:rPr>
+              <w:t xml:space="preserve">3.3</w:t>
+            </w:r>
+          </w:p>
+        </w:tc>
+        <w:tc>
+          <w:tcPr>
+            <w:tcW w:type="dxa" w:w="1624"/>
+            <w:tcBorders>
+              <w:top w:val="single" w:color="BFC9D6" w:sz="4"/>
+              <w:left w:val="single" w:color="BFC9D6" w:sz="4"/>
+              <w:bottom w:val="single" w:color="BFC9D6" w:sz="4"/>
+              <w:right w:val="single" w:color="BFC9D6" w:sz="4"/>
+            </w:tcBorders>
+            <w:shd w:fill="EEF3F8" w:color="auto" w:val="clear"/>
+            <w:tcMar>
+              <w:top w:type="dxa" w:w="60"/>
+              <w:left w:type="dxa" w:w="100"/>
+              <w:bottom w:type="dxa" w:w="60"/>
+              <w:right w:type="dxa" w:w="100"/>
+            </w:tcMar>
+            <w:vAlign w:val="center"/>
+          </w:tcPr>
+          <w:p>
+            <w:pPr>
+              <w:spacing w:after="30" w:before="30"/>
+              <w:jc w:val="left"/>
+            </w:pPr>
+            <w:r>
+              <w:rPr>
+                <w:rFonts w:ascii="Calibri" w:cs="Calibri" w:eastAsia="Calibri" w:hAnsi="Calibri"/>
+                <w:sz w:val="18"/>
+                <w:szCs w:val="18"/>
+              </w:rPr>
+              <w:t xml:space="preserve">October 2026</w:t>
+            </w:r>
+          </w:p>
+        </w:tc>
+        <w:tc>
+          <w:tcPr>
+            <w:tcW w:type="dxa" w:w="1985"/>
+            <w:tcBorders>
+              <w:top w:val="single" w:color="BFC9D6" w:sz="4"/>
+              <w:left w:val="single" w:color="BFC9D6" w:sz="4"/>
+              <w:bottom w:val="single" w:color="BFC9D6" w:sz="4"/>
+              <w:right w:val="single" w:color="BFC9D6" w:sz="4"/>
+            </w:tcBorders>
+            <w:shd w:fill="EEF3F8" w:color="auto" w:val="clear"/>
+            <w:tcMar>
+              <w:top w:type="dxa" w:w="60"/>
+              <w:left w:type="dxa" w:w="100"/>
+              <w:bottom w:type="dxa" w:w="60"/>
+              <w:right w:type="dxa" w:w="100"/>
+            </w:tcMar>
+            <w:vAlign w:val="center"/>
+          </w:tcPr>
+          <w:p>
+            <w:pPr>
+              <w:spacing w:after="30" w:before="30"/>
+              <w:jc w:val="left"/>
+            </w:pPr>
+            <w:r>
+              <w:rPr>
+                <w:rFonts w:ascii="Calibri" w:cs="Calibri" w:eastAsia="Calibri" w:hAnsi="Calibri"/>
+                <w:sz w:val="18"/>
+                <w:szCs w:val="18"/>
+              </w:rPr>
+              <w:t xml:space="preserve">Msingi Technologies Ltd</w:t>
+            </w:r>
+          </w:p>
+        </w:tc>
+        <w:tc>
+          <w:tcPr>
+            <w:tcW w:type="dxa" w:w="4334"/>
+            <w:tcBorders>
+              <w:top w:val="single" w:color="BFC9D6" w:sz="4"/>
+              <w:left w:val="single" w:color="BFC9D6" w:sz="4"/>
+              <w:bottom w:val="single" w:color="BFC9D6" w:sz="4"/>
+              <w:right w:val="single" w:color="BFC9D6" w:sz="4"/>
+            </w:tcBorders>
+            <w:shd w:fill="EEF3F8" w:color="auto" w:val="clear"/>
+            <w:tcMar>
+              <w:top w:type="dxa" w:w="60"/>
+              <w:left w:type="dxa" w:w="100"/>
+              <w:bottom w:type="dxa" w:w="60"/>
+              <w:right w:type="dxa" w:w="100"/>
+            </w:tcMar>
+            <w:vAlign w:val="center"/>
+          </w:tcPr>
+          <w:p>
+            <w:pPr>
+              <w:spacing w:after="30" w:before="30"/>
+              <w:jc w:val="left"/>
+            </w:pPr>
+            <w:r>
+              <w:rPr>
+                <w:rFonts w:ascii="Calibri" w:cs="Calibri" w:eastAsia="Calibri" w:hAnsi="Calibri"/>
+                <w:sz w:val="18"/>
+                <w:szCs w:val="18"/>
+              </w:rPr>
+              <w:t xml:space="preserve">Preamble added to every section; "Architecture As Built" renumbered from 13 to 12 (there was no section 12).</w:t>
             </w:r>
           </w:p>
         </w:tc>
@@ -1648,6 +1800,21 @@
           <w:rFonts w:ascii="Calibri" w:cs="Calibri" w:eastAsia="Calibri" w:hAnsi="Calibri"/>
         </w:rPr>
         <w:t xml:space="preserve">Review and Approval</w:t>
+      </w:r>
+    </w:p>
+    <w:p>
+      <w:pPr>
+        <w:spacing w:after="300"/>
+      </w:pPr>
+      <w:r>
+        <w:rPr>
+          <w:i/>
+          <w:rFonts w:ascii="Calibri" w:cs="Calibri" w:eastAsia="Calibri" w:hAnsi="Calibri"/>
+          <w:color w:val="595959"/>
+          <w:sz w:val="22"/>
+          <w:szCs w:val="22"/>
+        </w:rPr>
+        <w:t xml:space="preserve">The people listed below review this System Architecture and confirm, by signing, that it is accepted as the basis for the work that follows.</w:t>
       </w:r>
     </w:p>
     <w:tbl>
@@ -2273,6 +2440,21 @@
           <w:rFonts w:ascii="Calibri" w:cs="Calibri" w:eastAsia="Calibri" w:hAnsi="Calibri"/>
         </w:rPr>
         <w:t xml:space="preserve">Related Documents</w:t>
+      </w:r>
+    </w:p>
+    <w:p>
+      <w:pPr>
+        <w:spacing w:after="300"/>
+      </w:pPr>
+      <w:r>
+        <w:rPr>
+          <w:i/>
+          <w:rFonts w:ascii="Calibri" w:cs="Calibri" w:eastAsia="Calibri" w:hAnsi="Calibri"/>
+          <w:color w:val="595959"/>
+          <w:sz w:val="22"/>
+          <w:szCs w:val="22"/>
+        </w:rPr>
+        <w:t xml:space="preserve">CIMS is described in a set of eight documents, each written for a different purpose and audience. This table shows where each topic is covered, so a reader can go straight to the document that answers their question.</w:t>
       </w:r>
     </w:p>
     <w:tbl>
@@ -3152,6 +3334,862 @@
             <w:instrText xml:space="preserve">TOC \h \o "1-2"</w:instrText>
             <w:fldChar w:fldCharType="separate"/>
           </w:r>
+        </w:p>
+        <w:p>
+          <w:pPr>
+            <w:tabs>
+              <w:tab w:val="right" w:leader="dot" w:pos="9020"/>
+            </w:tabs>
+            <w:spacing w:before="120" w:after="20"/>
+            <w:ind w:left="0"/>
+          </w:pPr>
+          <w:hyperlink w:anchor="_TocV11_1" w:history="1">
+            <w:r>
+              <w:rPr>
+                <w:rFonts w:ascii="Calibri" w:cs="Calibri" w:eastAsia="Calibri" w:hAnsi="Calibri"/>
+                <w:b/>
+                <w:bCs/>
+                <w:color w:val="1F3864"/>
+                <w:sz w:val="21"/>
+                <w:szCs w:val="21"/>
+              </w:rPr>
+              <w:t xml:space="preserve">1. Introduction</w:t>
+            </w:r>
+            <w:r>
+              <w:rPr>
+                <w:rFonts w:ascii="Calibri" w:cs="Calibri" w:eastAsia="Calibri" w:hAnsi="Calibri"/>
+                <w:b/>
+                <w:bCs/>
+                <w:color w:val="1F3864"/>
+                <w:sz w:val="21"/>
+                <w:szCs w:val="21"/>
+              </w:rPr>
+              <w:tab/>
+              <w:t>5</w:t>
+            </w:r>
+          </w:hyperlink>
+        </w:p>
+        <w:p>
+          <w:pPr>
+            <w:tabs>
+              <w:tab w:val="right" w:leader="dot" w:pos="9020"/>
+            </w:tabs>
+            <w:spacing w:before="20" w:after="20"/>
+            <w:ind w:left="360"/>
+          </w:pPr>
+          <w:hyperlink w:anchor="_TocV11_2" w:history="1">
+            <w:r>
+              <w:rPr>
+                <w:rFonts w:ascii="Calibri" w:cs="Calibri" w:eastAsia="Calibri" w:hAnsi="Calibri"/>
+                <w:sz w:val="20"/>
+                <w:szCs w:val="20"/>
+              </w:rPr>
+              <w:t xml:space="preserve">1.1 Architecture principles</w:t>
+            </w:r>
+            <w:r>
+              <w:rPr>
+                <w:rFonts w:ascii="Calibri" w:cs="Calibri" w:eastAsia="Calibri" w:hAnsi="Calibri"/>
+                <w:sz w:val="20"/>
+                <w:szCs w:val="20"/>
+              </w:rPr>
+              <w:tab/>
+              <w:t>5</w:t>
+            </w:r>
+          </w:hyperlink>
+        </w:p>
+        <w:p>
+          <w:pPr>
+            <w:tabs>
+              <w:tab w:val="right" w:leader="dot" w:pos="9020"/>
+            </w:tabs>
+            <w:spacing w:before="120" w:after="20"/>
+            <w:ind w:left="0"/>
+          </w:pPr>
+          <w:hyperlink w:anchor="_TocV11_3" w:history="1">
+            <w:r>
+              <w:rPr>
+                <w:rFonts w:ascii="Calibri" w:cs="Calibri" w:eastAsia="Calibri" w:hAnsi="Calibri"/>
+                <w:b/>
+                <w:bCs/>
+                <w:color w:val="1F3864"/>
+                <w:sz w:val="21"/>
+                <w:szCs w:val="21"/>
+              </w:rPr>
+              <w:t xml:space="preserve">2. System Context</w:t>
+            </w:r>
+            <w:r>
+              <w:rPr>
+                <w:rFonts w:ascii="Calibri" w:cs="Calibri" w:eastAsia="Calibri" w:hAnsi="Calibri"/>
+                <w:b/>
+                <w:bCs/>
+                <w:color w:val="1F3864"/>
+                <w:sz w:val="21"/>
+                <w:szCs w:val="21"/>
+              </w:rPr>
+              <w:tab/>
+              <w:t>5</w:t>
+            </w:r>
+          </w:hyperlink>
+        </w:p>
+        <w:p>
+          <w:pPr>
+            <w:tabs>
+              <w:tab w:val="right" w:leader="dot" w:pos="9020"/>
+            </w:tabs>
+            <w:spacing w:before="120" w:after="20"/>
+            <w:ind w:left="0"/>
+          </w:pPr>
+          <w:hyperlink w:anchor="_TocV11_4" w:history="1">
+            <w:r>
+              <w:rPr>
+                <w:rFonts w:ascii="Calibri" w:cs="Calibri" w:eastAsia="Calibri" w:hAnsi="Calibri"/>
+                <w:b/>
+                <w:bCs/>
+                <w:color w:val="1F3864"/>
+                <w:sz w:val="21"/>
+                <w:szCs w:val="21"/>
+              </w:rPr>
+              <w:t xml:space="preserve">3. Logical Architecture</w:t>
+            </w:r>
+            <w:r>
+              <w:rPr>
+                <w:rFonts w:ascii="Calibri" w:cs="Calibri" w:eastAsia="Calibri" w:hAnsi="Calibri"/>
+                <w:b/>
+                <w:bCs/>
+                <w:color w:val="1F3864"/>
+                <w:sz w:val="21"/>
+                <w:szCs w:val="21"/>
+              </w:rPr>
+              <w:tab/>
+              <w:t>6</w:t>
+            </w:r>
+          </w:hyperlink>
+        </w:p>
+        <w:p>
+          <w:pPr>
+            <w:tabs>
+              <w:tab w:val="right" w:leader="dot" w:pos="9020"/>
+            </w:tabs>
+            <w:spacing w:before="20" w:after="20"/>
+            <w:ind w:left="360"/>
+          </w:pPr>
+          <w:hyperlink w:anchor="_TocV11_5" w:history="1">
+            <w:r>
+              <w:rPr>
+                <w:rFonts w:ascii="Calibri" w:cs="Calibri" w:eastAsia="Calibri" w:hAnsi="Calibri"/>
+                <w:sz w:val="20"/>
+                <w:szCs w:val="20"/>
+              </w:rPr>
+              <w:t xml:space="preserve">3.1 Presentation tier</w:t>
+            </w:r>
+            <w:r>
+              <w:rPr>
+                <w:rFonts w:ascii="Calibri" w:cs="Calibri" w:eastAsia="Calibri" w:hAnsi="Calibri"/>
+                <w:sz w:val="20"/>
+                <w:szCs w:val="20"/>
+              </w:rPr>
+              <w:tab/>
+              <w:t>7</w:t>
+            </w:r>
+          </w:hyperlink>
+        </w:p>
+        <w:p>
+          <w:pPr>
+            <w:tabs>
+              <w:tab w:val="right" w:leader="dot" w:pos="9020"/>
+            </w:tabs>
+            <w:spacing w:before="20" w:after="20"/>
+            <w:ind w:left="360"/>
+          </w:pPr>
+          <w:hyperlink w:anchor="_TocV11_6" w:history="1">
+            <w:r>
+              <w:rPr>
+                <w:rFonts w:ascii="Calibri" w:cs="Calibri" w:eastAsia="Calibri" w:hAnsi="Calibri"/>
+                <w:sz w:val="20"/>
+                <w:szCs w:val="20"/>
+              </w:rPr>
+              <w:t xml:space="preserve">3.2 Application tier</w:t>
+            </w:r>
+            <w:r>
+              <w:rPr>
+                <w:rFonts w:ascii="Calibri" w:cs="Calibri" w:eastAsia="Calibri" w:hAnsi="Calibri"/>
+                <w:sz w:val="20"/>
+                <w:szCs w:val="20"/>
+              </w:rPr>
+              <w:tab/>
+              <w:t>7</w:t>
+            </w:r>
+          </w:hyperlink>
+        </w:p>
+        <w:p>
+          <w:pPr>
+            <w:tabs>
+              <w:tab w:val="right" w:leader="dot" w:pos="9020"/>
+            </w:tabs>
+            <w:spacing w:before="20" w:after="20"/>
+            <w:ind w:left="360"/>
+          </w:pPr>
+          <w:hyperlink w:anchor="_TocV11_7" w:history="1">
+            <w:r>
+              <w:rPr>
+                <w:rFonts w:ascii="Calibri" w:cs="Calibri" w:eastAsia="Calibri" w:hAnsi="Calibri"/>
+                <w:sz w:val="20"/>
+                <w:szCs w:val="20"/>
+              </w:rPr>
+              <w:t xml:space="preserve">3.3 Background processing</w:t>
+            </w:r>
+            <w:r>
+              <w:rPr>
+                <w:rFonts w:ascii="Calibri" w:cs="Calibri" w:eastAsia="Calibri" w:hAnsi="Calibri"/>
+                <w:sz w:val="20"/>
+                <w:szCs w:val="20"/>
+              </w:rPr>
+              <w:tab/>
+              <w:t>7</w:t>
+            </w:r>
+          </w:hyperlink>
+        </w:p>
+        <w:p>
+          <w:pPr>
+            <w:tabs>
+              <w:tab w:val="right" w:leader="dot" w:pos="9020"/>
+            </w:tabs>
+            <w:spacing w:before="120" w:after="20"/>
+            <w:ind w:left="0"/>
+          </w:pPr>
+          <w:hyperlink w:anchor="_TocV11_8" w:history="1">
+            <w:r>
+              <w:rPr>
+                <w:rFonts w:ascii="Calibri" w:cs="Calibri" w:eastAsia="Calibri" w:hAnsi="Calibri"/>
+                <w:b/>
+                <w:bCs/>
+                <w:color w:val="1F3864"/>
+                <w:sz w:val="21"/>
+                <w:szCs w:val="21"/>
+              </w:rPr>
+              <w:t xml:space="preserve">4. Technology Stack</w:t>
+            </w:r>
+            <w:r>
+              <w:rPr>
+                <w:rFonts w:ascii="Calibri" w:cs="Calibri" w:eastAsia="Calibri" w:hAnsi="Calibri"/>
+                <w:b/>
+                <w:bCs/>
+                <w:color w:val="1F3864"/>
+                <w:sz w:val="21"/>
+                <w:szCs w:val="21"/>
+              </w:rPr>
+              <w:tab/>
+              <w:t>8</w:t>
+            </w:r>
+          </w:hyperlink>
+        </w:p>
+        <w:p>
+          <w:pPr>
+            <w:tabs>
+              <w:tab w:val="right" w:leader="dot" w:pos="9020"/>
+            </w:tabs>
+            <w:spacing w:before="120" w:after="20"/>
+            <w:ind w:left="0"/>
+          </w:pPr>
+          <w:hyperlink w:anchor="_TocV11_9" w:history="1">
+            <w:r>
+              <w:rPr>
+                <w:rFonts w:ascii="Calibri" w:cs="Calibri" w:eastAsia="Calibri" w:hAnsi="Calibri"/>
+                <w:b/>
+                <w:bCs/>
+                <w:color w:val="1F3864"/>
+                <w:sz w:val="21"/>
+                <w:szCs w:val="21"/>
+              </w:rPr>
+              <w:t xml:space="preserve">5. Multi-Tenancy Architecture</w:t>
+            </w:r>
+            <w:r>
+              <w:rPr>
+                <w:rFonts w:ascii="Calibri" w:cs="Calibri" w:eastAsia="Calibri" w:hAnsi="Calibri"/>
+                <w:b/>
+                <w:bCs/>
+                <w:color w:val="1F3864"/>
+                <w:sz w:val="21"/>
+                <w:szCs w:val="21"/>
+              </w:rPr>
+              <w:tab/>
+              <w:t>9</w:t>
+            </w:r>
+          </w:hyperlink>
+        </w:p>
+        <w:p>
+          <w:pPr>
+            <w:tabs>
+              <w:tab w:val="right" w:leader="dot" w:pos="9020"/>
+            </w:tabs>
+            <w:spacing w:before="120" w:after="20"/>
+            <w:ind w:left="0"/>
+          </w:pPr>
+          <w:hyperlink w:anchor="_TocV11_10" w:history="1">
+            <w:r>
+              <w:rPr>
+                <w:rFonts w:ascii="Calibri" w:cs="Calibri" w:eastAsia="Calibri" w:hAnsi="Calibri"/>
+                <w:b/>
+                <w:bCs/>
+                <w:color w:val="1F3864"/>
+                <w:sz w:val="21"/>
+                <w:szCs w:val="21"/>
+              </w:rPr>
+              <w:t xml:space="preserve">6. Security Architecture</w:t>
+            </w:r>
+            <w:r>
+              <w:rPr>
+                <w:rFonts w:ascii="Calibri" w:cs="Calibri" w:eastAsia="Calibri" w:hAnsi="Calibri"/>
+                <w:b/>
+                <w:bCs/>
+                <w:color w:val="1F3864"/>
+                <w:sz w:val="21"/>
+                <w:szCs w:val="21"/>
+              </w:rPr>
+              <w:tab/>
+              <w:t>9</w:t>
+            </w:r>
+          </w:hyperlink>
+        </w:p>
+        <w:p>
+          <w:pPr>
+            <w:tabs>
+              <w:tab w:val="right" w:leader="dot" w:pos="9020"/>
+            </w:tabs>
+            <w:spacing w:before="20" w:after="20"/>
+            <w:ind w:left="360"/>
+          </w:pPr>
+          <w:hyperlink w:anchor="_TocV11_11" w:history="1">
+            <w:r>
+              <w:rPr>
+                <w:rFonts w:ascii="Calibri" w:cs="Calibri" w:eastAsia="Calibri" w:hAnsi="Calibri"/>
+                <w:sz w:val="20"/>
+                <w:szCs w:val="20"/>
+              </w:rPr>
+              <w:t xml:space="preserve">6.1 Identity and access</w:t>
+            </w:r>
+            <w:r>
+              <w:rPr>
+                <w:rFonts w:ascii="Calibri" w:cs="Calibri" w:eastAsia="Calibri" w:hAnsi="Calibri"/>
+                <w:sz w:val="20"/>
+                <w:szCs w:val="20"/>
+              </w:rPr>
+              <w:tab/>
+              <w:t>9</w:t>
+            </w:r>
+          </w:hyperlink>
+        </w:p>
+        <w:p>
+          <w:pPr>
+            <w:tabs>
+              <w:tab w:val="right" w:leader="dot" w:pos="9020"/>
+            </w:tabs>
+            <w:spacing w:before="20" w:after="20"/>
+            <w:ind w:left="360"/>
+          </w:pPr>
+          <w:hyperlink w:anchor="_TocV11_12" w:history="1">
+            <w:r>
+              <w:rPr>
+                <w:rFonts w:ascii="Calibri" w:cs="Calibri" w:eastAsia="Calibri" w:hAnsi="Calibri"/>
+                <w:sz w:val="20"/>
+                <w:szCs w:val="20"/>
+              </w:rPr>
+              <w:t xml:space="preserve">6.2 Data protection</w:t>
+            </w:r>
+            <w:r>
+              <w:rPr>
+                <w:rFonts w:ascii="Calibri" w:cs="Calibri" w:eastAsia="Calibri" w:hAnsi="Calibri"/>
+                <w:sz w:val="20"/>
+                <w:szCs w:val="20"/>
+              </w:rPr>
+              <w:tab/>
+              <w:t>10</w:t>
+            </w:r>
+          </w:hyperlink>
+        </w:p>
+        <w:p>
+          <w:pPr>
+            <w:tabs>
+              <w:tab w:val="right" w:leader="dot" w:pos="9020"/>
+            </w:tabs>
+            <w:spacing w:before="20" w:after="20"/>
+            <w:ind w:left="360"/>
+          </w:pPr>
+          <w:hyperlink w:anchor="_TocV11_13" w:history="1">
+            <w:r>
+              <w:rPr>
+                <w:rFonts w:ascii="Calibri" w:cs="Calibri" w:eastAsia="Calibri" w:hAnsi="Calibri"/>
+                <w:sz w:val="20"/>
+                <w:szCs w:val="20"/>
+              </w:rPr>
+              <w:t xml:space="preserve">6.3 Application and infrastructure security</w:t>
+            </w:r>
+            <w:r>
+              <w:rPr>
+                <w:rFonts w:ascii="Calibri" w:cs="Calibri" w:eastAsia="Calibri" w:hAnsi="Calibri"/>
+                <w:sz w:val="20"/>
+                <w:szCs w:val="20"/>
+              </w:rPr>
+              <w:tab/>
+              <w:t>10</w:t>
+            </w:r>
+          </w:hyperlink>
+        </w:p>
+        <w:p>
+          <w:pPr>
+            <w:tabs>
+              <w:tab w:val="right" w:leader="dot" w:pos="9020"/>
+            </w:tabs>
+            <w:spacing w:before="20" w:after="20"/>
+            <w:ind w:left="360"/>
+          </w:pPr>
+          <w:hyperlink w:anchor="_TocV11_14" w:history="1">
+            <w:r>
+              <w:rPr>
+                <w:rFonts w:ascii="Calibri" w:cs="Calibri" w:eastAsia="Calibri" w:hAnsi="Calibri"/>
+                <w:sz w:val="20"/>
+                <w:szCs w:val="20"/>
+              </w:rPr>
+              <w:t xml:space="preserve">6.4 Compliance</w:t>
+            </w:r>
+            <w:r>
+              <w:rPr>
+                <w:rFonts w:ascii="Calibri" w:cs="Calibri" w:eastAsia="Calibri" w:hAnsi="Calibri"/>
+                <w:sz w:val="20"/>
+                <w:szCs w:val="20"/>
+              </w:rPr>
+              <w:tab/>
+              <w:t>10</w:t>
+            </w:r>
+          </w:hyperlink>
+        </w:p>
+        <w:p>
+          <w:pPr>
+            <w:tabs>
+              <w:tab w:val="right" w:leader="dot" w:pos="9020"/>
+            </w:tabs>
+            <w:spacing w:before="120" w:after="20"/>
+            <w:ind w:left="0"/>
+          </w:pPr>
+          <w:hyperlink w:anchor="_TocV11_15" w:history="1">
+            <w:r>
+              <w:rPr>
+                <w:rFonts w:ascii="Calibri" w:cs="Calibri" w:eastAsia="Calibri" w:hAnsi="Calibri"/>
+                <w:b/>
+                <w:bCs/>
+                <w:color w:val="1F3864"/>
+                <w:sz w:val="21"/>
+                <w:szCs w:val="21"/>
+              </w:rPr>
+              <w:t xml:space="preserve">7. Integration Architecture</w:t>
+            </w:r>
+            <w:r>
+              <w:rPr>
+                <w:rFonts w:ascii="Calibri" w:cs="Calibri" w:eastAsia="Calibri" w:hAnsi="Calibri"/>
+                <w:b/>
+                <w:bCs/>
+                <w:color w:val="1F3864"/>
+                <w:sz w:val="21"/>
+                <w:szCs w:val="21"/>
+              </w:rPr>
+              <w:tab/>
+              <w:t>11</w:t>
+            </w:r>
+          </w:hyperlink>
+        </w:p>
+        <w:p>
+          <w:pPr>
+            <w:tabs>
+              <w:tab w:val="right" w:leader="dot" w:pos="9020"/>
+            </w:tabs>
+            <w:spacing w:before="120" w:after="20"/>
+            <w:ind w:left="0"/>
+          </w:pPr>
+          <w:hyperlink w:anchor="_TocV11_16" w:history="1">
+            <w:r>
+              <w:rPr>
+                <w:rFonts w:ascii="Calibri" w:cs="Calibri" w:eastAsia="Calibri" w:hAnsi="Calibri"/>
+                <w:b/>
+                <w:bCs/>
+                <w:color w:val="1F3864"/>
+                <w:sz w:val="21"/>
+                <w:szCs w:val="21"/>
+              </w:rPr>
+              <w:t xml:space="preserve">8. Deployment Architecture</w:t>
+            </w:r>
+            <w:r>
+              <w:rPr>
+                <w:rFonts w:ascii="Calibri" w:cs="Calibri" w:eastAsia="Calibri" w:hAnsi="Calibri"/>
+                <w:b/>
+                <w:bCs/>
+                <w:color w:val="1F3864"/>
+                <w:sz w:val="21"/>
+                <w:szCs w:val="21"/>
+              </w:rPr>
+              <w:tab/>
+              <w:t>11</w:t>
+            </w:r>
+          </w:hyperlink>
+        </w:p>
+        <w:p>
+          <w:pPr>
+            <w:tabs>
+              <w:tab w:val="right" w:leader="dot" w:pos="9020"/>
+            </w:tabs>
+            <w:spacing w:before="20" w:after="20"/>
+            <w:ind w:left="360"/>
+          </w:pPr>
+          <w:hyperlink w:anchor="_TocV11_17" w:history="1">
+            <w:r>
+              <w:rPr>
+                <w:rFonts w:ascii="Calibri" w:cs="Calibri" w:eastAsia="Calibri" w:hAnsi="Calibri"/>
+                <w:sz w:val="20"/>
+                <w:szCs w:val="20"/>
+              </w:rPr>
+              <w:t xml:space="preserve">8.1 Cloud service (Option A)</w:t>
+            </w:r>
+            <w:r>
+              <w:rPr>
+                <w:rFonts w:ascii="Calibri" w:cs="Calibri" w:eastAsia="Calibri" w:hAnsi="Calibri"/>
+                <w:sz w:val="20"/>
+                <w:szCs w:val="20"/>
+              </w:rPr>
+              <w:tab/>
+              <w:t>12</w:t>
+            </w:r>
+          </w:hyperlink>
+        </w:p>
+        <w:p>
+          <w:pPr>
+            <w:tabs>
+              <w:tab w:val="right" w:leader="dot" w:pos="9020"/>
+            </w:tabs>
+            <w:spacing w:before="20" w:after="20"/>
+            <w:ind w:left="360"/>
+          </w:pPr>
+          <w:hyperlink w:anchor="_TocV11_18" w:history="1">
+            <w:r>
+              <w:rPr>
+                <w:rFonts w:ascii="Calibri" w:cs="Calibri" w:eastAsia="Calibri" w:hAnsi="Calibri"/>
+                <w:sz w:val="20"/>
+                <w:szCs w:val="20"/>
+              </w:rPr>
+              <w:t xml:space="preserve">8.2 Dedicated installation (Option B)</w:t>
+            </w:r>
+            <w:r>
+              <w:rPr>
+                <w:rFonts w:ascii="Calibri" w:cs="Calibri" w:eastAsia="Calibri" w:hAnsi="Calibri"/>
+                <w:sz w:val="20"/>
+                <w:szCs w:val="20"/>
+              </w:rPr>
+              <w:tab/>
+              <w:t>13</w:t>
+            </w:r>
+          </w:hyperlink>
+        </w:p>
+        <w:p>
+          <w:pPr>
+            <w:tabs>
+              <w:tab w:val="right" w:leader="dot" w:pos="9020"/>
+            </w:tabs>
+            <w:spacing w:before="20" w:after="20"/>
+            <w:ind w:left="360"/>
+          </w:pPr>
+          <w:hyperlink w:anchor="_TocV11_19" w:history="1">
+            <w:r>
+              <w:rPr>
+                <w:rFonts w:ascii="Calibri" w:cs="Calibri" w:eastAsia="Calibri" w:hAnsi="Calibri"/>
+                <w:sz w:val="20"/>
+                <w:szCs w:val="20"/>
+              </w:rPr>
+              <w:t xml:space="preserve">8.3 Environments</w:t>
+            </w:r>
+            <w:r>
+              <w:rPr>
+                <w:rFonts w:ascii="Calibri" w:cs="Calibri" w:eastAsia="Calibri" w:hAnsi="Calibri"/>
+                <w:sz w:val="20"/>
+                <w:szCs w:val="20"/>
+              </w:rPr>
+              <w:tab/>
+              <w:t>13</w:t>
+            </w:r>
+          </w:hyperlink>
+        </w:p>
+        <w:p>
+          <w:pPr>
+            <w:tabs>
+              <w:tab w:val="right" w:leader="dot" w:pos="9020"/>
+            </w:tabs>
+            <w:spacing w:before="20" w:after="20"/>
+            <w:ind w:left="360"/>
+          </w:pPr>
+          <w:hyperlink w:anchor="_TocV11_20" w:history="1">
+            <w:r>
+              <w:rPr>
+                <w:rFonts w:ascii="Calibri" w:cs="Calibri" w:eastAsia="Calibri" w:hAnsi="Calibri"/>
+                <w:sz w:val="20"/>
+                <w:szCs w:val="20"/>
+              </w:rPr>
+              <w:t xml:space="preserve">8.4 Delivery pipeline</w:t>
+            </w:r>
+            <w:r>
+              <w:rPr>
+                <w:rFonts w:ascii="Calibri" w:cs="Calibri" w:eastAsia="Calibri" w:hAnsi="Calibri"/>
+                <w:sz w:val="20"/>
+                <w:szCs w:val="20"/>
+              </w:rPr>
+              <w:tab/>
+              <w:t>13</w:t>
+            </w:r>
+          </w:hyperlink>
+        </w:p>
+        <w:p>
+          <w:pPr>
+            <w:tabs>
+              <w:tab w:val="right" w:leader="dot" w:pos="9020"/>
+            </w:tabs>
+            <w:spacing w:before="120" w:after="20"/>
+            <w:ind w:left="0"/>
+          </w:pPr>
+          <w:hyperlink w:anchor="_TocV11_21" w:history="1">
+            <w:r>
+              <w:rPr>
+                <w:rFonts w:ascii="Calibri" w:cs="Calibri" w:eastAsia="Calibri" w:hAnsi="Calibri"/>
+                <w:b/>
+                <w:bCs/>
+                <w:color w:val="1F3864"/>
+                <w:sz w:val="21"/>
+                <w:szCs w:val="21"/>
+              </w:rPr>
+              <w:t xml:space="preserve">9. Performance, Scalability and Availability</w:t>
+            </w:r>
+            <w:r>
+              <w:rPr>
+                <w:rFonts w:ascii="Calibri" w:cs="Calibri" w:eastAsia="Calibri" w:hAnsi="Calibri"/>
+                <w:b/>
+                <w:bCs/>
+                <w:color w:val="1F3864"/>
+                <w:sz w:val="21"/>
+                <w:szCs w:val="21"/>
+              </w:rPr>
+              <w:tab/>
+              <w:t>14</w:t>
+            </w:r>
+          </w:hyperlink>
+        </w:p>
+        <w:p>
+          <w:pPr>
+            <w:tabs>
+              <w:tab w:val="right" w:leader="dot" w:pos="9020"/>
+            </w:tabs>
+            <w:spacing w:before="120" w:after="20"/>
+            <w:ind w:left="0"/>
+          </w:pPr>
+          <w:hyperlink w:anchor="_TocV11_22" w:history="1">
+            <w:r>
+              <w:rPr>
+                <w:rFonts w:ascii="Calibri" w:cs="Calibri" w:eastAsia="Calibri" w:hAnsi="Calibri"/>
+                <w:b/>
+                <w:bCs/>
+                <w:color w:val="1F3864"/>
+                <w:sz w:val="21"/>
+                <w:szCs w:val="21"/>
+              </w:rPr>
+              <w:t xml:space="preserve">10. Operations and Support</w:t>
+            </w:r>
+            <w:r>
+              <w:rPr>
+                <w:rFonts w:ascii="Calibri" w:cs="Calibri" w:eastAsia="Calibri" w:hAnsi="Calibri"/>
+                <w:b/>
+                <w:bCs/>
+                <w:color w:val="1F3864"/>
+                <w:sz w:val="21"/>
+                <w:szCs w:val="21"/>
+              </w:rPr>
+              <w:tab/>
+              <w:t>14</w:t>
+            </w:r>
+          </w:hyperlink>
+        </w:p>
+        <w:p>
+          <w:pPr>
+            <w:tabs>
+              <w:tab w:val="right" w:leader="dot" w:pos="9020"/>
+            </w:tabs>
+            <w:spacing w:before="120" w:after="20"/>
+            <w:ind w:left="0"/>
+          </w:pPr>
+          <w:hyperlink w:anchor="_TocV11_23" w:history="1">
+            <w:r>
+              <w:rPr>
+                <w:rFonts w:ascii="Calibri" w:cs="Calibri" w:eastAsia="Calibri" w:hAnsi="Calibri"/>
+                <w:b/>
+                <w:bCs/>
+                <w:color w:val="1F3864"/>
+                <w:sz w:val="21"/>
+                <w:szCs w:val="21"/>
+              </w:rPr>
+              <w:t xml:space="preserve">11. Architecture Decision Records (Summary)</w:t>
+            </w:r>
+            <w:r>
+              <w:rPr>
+                <w:rFonts w:ascii="Calibri" w:cs="Calibri" w:eastAsia="Calibri" w:hAnsi="Calibri"/>
+                <w:b/>
+                <w:bCs/>
+                <w:color w:val="1F3864"/>
+                <w:sz w:val="21"/>
+                <w:szCs w:val="21"/>
+              </w:rPr>
+              <w:tab/>
+              <w:t>14</w:t>
+            </w:r>
+          </w:hyperlink>
+        </w:p>
+        <w:p>
+          <w:pPr>
+            <w:tabs>
+              <w:tab w:val="right" w:leader="dot" w:pos="9020"/>
+            </w:tabs>
+            <w:spacing w:before="120" w:after="20"/>
+            <w:ind w:left="0"/>
+          </w:pPr>
+          <w:hyperlink w:anchor="_TocV11_24" w:history="1">
+            <w:r>
+              <w:rPr>
+                <w:rFonts w:ascii="Calibri" w:cs="Calibri" w:eastAsia="Calibri" w:hAnsi="Calibri"/>
+                <w:b/>
+                <w:bCs/>
+                <w:color w:val="1F3864"/>
+                <w:sz w:val="21"/>
+                <w:szCs w:val="21"/>
+              </w:rPr>
+              <w:t xml:space="preserve">12. Architecture As Built (October 2026)</w:t>
+            </w:r>
+            <w:r>
+              <w:rPr>
+                <w:rFonts w:ascii="Calibri" w:cs="Calibri" w:eastAsia="Calibri" w:hAnsi="Calibri"/>
+                <w:b/>
+                <w:bCs/>
+                <w:color w:val="1F3864"/>
+                <w:sz w:val="21"/>
+                <w:szCs w:val="21"/>
+              </w:rPr>
+              <w:tab/>
+              <w:t>15</w:t>
+            </w:r>
+          </w:hyperlink>
+        </w:p>
+        <w:p>
+          <w:pPr>
+            <w:tabs>
+              <w:tab w:val="right" w:leader="dot" w:pos="9020"/>
+            </w:tabs>
+            <w:spacing w:before="20" w:after="20"/>
+            <w:ind w:left="360"/>
+          </w:pPr>
+          <w:hyperlink w:anchor="_TocV11_25" w:history="1">
+            <w:r>
+              <w:rPr>
+                <w:rFonts w:ascii="Calibri" w:cs="Calibri" w:eastAsia="Calibri" w:hAnsi="Calibri"/>
+                <w:sz w:val="20"/>
+                <w:szCs w:val="20"/>
+              </w:rPr>
+              <w:t xml:space="preserve">12.1 Technology stack as built</w:t>
+            </w:r>
+            <w:r>
+              <w:rPr>
+                <w:rFonts w:ascii="Calibri" w:cs="Calibri" w:eastAsia="Calibri" w:hAnsi="Calibri"/>
+                <w:sz w:val="20"/>
+                <w:szCs w:val="20"/>
+              </w:rPr>
+              <w:tab/>
+              <w:t>15</w:t>
+            </w:r>
+          </w:hyperlink>
+        </w:p>
+        <w:p>
+          <w:pPr>
+            <w:tabs>
+              <w:tab w:val="right" w:leader="dot" w:pos="9020"/>
+            </w:tabs>
+            <w:spacing w:before="20" w:after="20"/>
+            <w:ind w:left="360"/>
+          </w:pPr>
+          <w:hyperlink w:anchor="_TocV11_26" w:history="1">
+            <w:r>
+              <w:rPr>
+                <w:rFonts w:ascii="Calibri" w:cs="Calibri" w:eastAsia="Calibri" w:hAnsi="Calibri"/>
+                <w:sz w:val="20"/>
+                <w:szCs w:val="20"/>
+              </w:rPr>
+              <w:t xml:space="preserve">12.2 Modules</w:t>
+            </w:r>
+            <w:r>
+              <w:rPr>
+                <w:rFonts w:ascii="Calibri" w:cs="Calibri" w:eastAsia="Calibri" w:hAnsi="Calibri"/>
+                <w:sz w:val="20"/>
+                <w:szCs w:val="20"/>
+              </w:rPr>
+              <w:tab/>
+              <w:t>17</w:t>
+            </w:r>
+          </w:hyperlink>
+        </w:p>
+        <w:p>
+          <w:pPr>
+            <w:tabs>
+              <w:tab w:val="right" w:leader="dot" w:pos="9020"/>
+            </w:tabs>
+            <w:spacing w:before="20" w:after="20"/>
+            <w:ind w:left="360"/>
+          </w:pPr>
+          <w:hyperlink w:anchor="_TocV11_27" w:history="1">
+            <w:r>
+              <w:rPr>
+                <w:rFonts w:ascii="Calibri" w:cs="Calibri" w:eastAsia="Calibri" w:hAnsi="Calibri"/>
+                <w:sz w:val="20"/>
+                <w:szCs w:val="20"/>
+              </w:rPr>
+              <w:t xml:space="preserve">12.3 Integration adapters</w:t>
+            </w:r>
+            <w:r>
+              <w:rPr>
+                <w:rFonts w:ascii="Calibri" w:cs="Calibri" w:eastAsia="Calibri" w:hAnsi="Calibri"/>
+                <w:sz w:val="20"/>
+                <w:szCs w:val="20"/>
+              </w:rPr>
+              <w:tab/>
+              <w:t>17</w:t>
+            </w:r>
+          </w:hyperlink>
+        </w:p>
+        <w:p>
+          <w:pPr>
+            <w:tabs>
+              <w:tab w:val="right" w:leader="dot" w:pos="9020"/>
+            </w:tabs>
+            <w:spacing w:before="20" w:after="20"/>
+            <w:ind w:left="360"/>
+          </w:pPr>
+          <w:hyperlink w:anchor="_TocV11_28" w:history="1">
+            <w:r>
+              <w:rPr>
+                <w:rFonts w:ascii="Calibri" w:cs="Calibri" w:eastAsia="Calibri" w:hAnsi="Calibri"/>
+                <w:sz w:val="20"/>
+                <w:szCs w:val="20"/>
+              </w:rPr>
+              <w:t xml:space="preserve">12.4 Path to the target architecture</w:t>
+            </w:r>
+            <w:r>
+              <w:rPr>
+                <w:rFonts w:ascii="Calibri" w:cs="Calibri" w:eastAsia="Calibri" w:hAnsi="Calibri"/>
+                <w:sz w:val="20"/>
+                <w:szCs w:val="20"/>
+              </w:rPr>
+              <w:tab/>
+              <w:t>18</w:t>
+            </w:r>
+          </w:hyperlink>
         </w:p>
         <w:p>
           <w:r>
@@ -3185,11 +4223,28 @@
       <w:pPr>
         <w:pStyle w:val="Heading1"/>
       </w:pPr>
+      <w:bookmarkStart w:id="1" w:name="_TocV11_1"/>
       <w:r>
         <w:rPr>
           <w:rFonts w:ascii="Calibri" w:cs="Calibri" w:eastAsia="Calibri" w:hAnsi="Calibri"/>
         </w:rPr>
         <w:t xml:space="preserve">1. Introduction</w:t>
+      </w:r>
+      <w:bookmarkEnd w:id="1"/>
+    </w:p>
+    <w:p>
+      <w:pPr>
+        <w:spacing w:after="300"/>
+      </w:pPr>
+      <w:r>
+        <w:rPr>
+          <w:i/>
+          <w:rFonts w:ascii="Calibri" w:cs="Calibri" w:eastAsia="Calibri" w:hAnsi="Calibri"/>
+          <w:color w:val="595959"/>
+          <w:sz w:val="22"/>
+          <w:szCs w:val="22"/>
+        </w:rPr>
+        <w:t xml:space="preserve">This section explains what this architecture document covers and the principles that guided the design. Architecture means how the system is put together and run; it decides how secure, reliable and affordable CIMS is.</w:t>
       </w:r>
     </w:p>
     <w:p>
@@ -3208,11 +4263,28 @@
       <w:pPr>
         <w:pStyle w:val="Heading2"/>
       </w:pPr>
+      <w:bookmarkStart w:id="2" w:name="_TocV11_2"/>
       <w:r>
         <w:rPr>
           <w:rFonts w:ascii="Calibri" w:cs="Calibri" w:eastAsia="Calibri" w:hAnsi="Calibri"/>
         </w:rPr>
         <w:t xml:space="preserve">1.1 Architecture principles</w:t>
+      </w:r>
+      <w:bookmarkEnd w:id="2"/>
+    </w:p>
+    <w:p>
+      <w:pPr>
+        <w:spacing w:after="300"/>
+      </w:pPr>
+      <w:r>
+        <w:rPr>
+          <w:i/>
+          <w:rFonts w:ascii="Calibri" w:cs="Calibri" w:eastAsia="Calibri" w:hAnsi="Calibri"/>
+          <w:color w:val="595959"/>
+          <w:sz w:val="22"/>
+          <w:szCs w:val="22"/>
+        </w:rPr>
+        <w:t xml:space="preserve">The principles are the guiding choices behind every design decision, each with what it means for CIMS in practice.</w:t>
       </w:r>
     </w:p>
     <w:tbl>
@@ -3819,24 +4891,35 @@
           <w:b/>
           <w:bCs/>
         </w:rPr>
-        <w:t xml:space="preserve">As built:</w:t>
-      </w:r>
-      <w:r>
-        <w:rPr>
-          <w:rFonts w:ascii="Calibri" w:cs="Calibri" w:eastAsia="Calibri" w:hAnsi="Calibri"/>
-        </w:rPr>
-        <w:t xml:space="preserve"> CIMS is a modular monolith (one Spring Boot application, modules as Java packages); every request, query and message is tenant-aware with row-level security in the database; institution differences are configuration (regulations, fees, templates wording, entry rules, clearance gates, thresholds); outside systems sit behind ports with simulated and live adapters. Section 13 records where the build differs from this design.</w:t>
+        <w:t xml:space="preserve">As built: CIMS is a modular monolith (one Spring Boot application, modules as Java packages); every request, query and message is tenant-aware with row-level security in the database; institution differences are configuration (regulations, fees, templates wording, entry rules, clearance gates, thresholds); outside systems sit behind ports with simulated and live adapters. Section 12 records where the build differs from this design.</w:t>
       </w:r>
     </w:p>
     <w:p>
       <w:pPr>
         <w:pStyle w:val="Heading1"/>
       </w:pPr>
+      <w:bookmarkStart w:id="3" w:name="_TocV11_3"/>
       <w:r>
         <w:rPr>
           <w:rFonts w:ascii="Calibri" w:cs="Calibri" w:eastAsia="Calibri" w:hAnsi="Calibri"/>
         </w:rPr>
         <w:t xml:space="preserve">2. System Context</w:t>
+      </w:r>
+      <w:bookmarkEnd w:id="3"/>
+    </w:p>
+    <w:p>
+      <w:pPr>
+        <w:spacing w:after="300"/>
+      </w:pPr>
+      <w:r>
+        <w:rPr>
+          <w:i/>
+          <w:rFonts w:ascii="Calibri" w:cs="Calibri" w:eastAsia="Calibri" w:hAnsi="Calibri"/>
+          <w:color w:val="595959"/>
+          <w:sz w:val="22"/>
+          <w:szCs w:val="22"/>
+        </w:rPr>
+        <w:t xml:space="preserve">The system context shows CIMS as a single box with the people who use it and the outside systems it exchanges data with. It sets the boundary of what CIMS is responsible for.</w:t>
       </w:r>
     </w:p>
     <w:p>
@@ -3918,11 +5001,28 @@
       <w:pPr>
         <w:pStyle w:val="Heading1"/>
       </w:pPr>
+      <w:bookmarkStart w:id="4" w:name="_TocV11_4"/>
       <w:r>
         <w:rPr>
           <w:rFonts w:ascii="Calibri" w:cs="Calibri" w:eastAsia="Calibri" w:hAnsi="Calibri"/>
         </w:rPr>
         <w:t xml:space="preserve">3. Logical Architecture</w:t>
+      </w:r>
+      <w:bookmarkEnd w:id="4"/>
+    </w:p>
+    <w:p>
+      <w:pPr>
+        <w:spacing w:after="300"/>
+      </w:pPr>
+      <w:r>
+        <w:rPr>
+          <w:i/>
+          <w:rFonts w:ascii="Calibri" w:cs="Calibri" w:eastAsia="Calibri" w:hAnsi="Calibri"/>
+          <w:color w:val="595959"/>
+          <w:sz w:val="22"/>
+          <w:szCs w:val="22"/>
+        </w:rPr>
+        <w:t xml:space="preserve">The logical architecture opens the box: it shows the main parts of CIMS (the portals people use, the application that applies the rules, and background processing) and how they work together.</w:t>
       </w:r>
     </w:p>
     <w:p>
@@ -3992,11 +5092,28 @@
       <w:pPr>
         <w:pStyle w:val="Heading2"/>
       </w:pPr>
+      <w:bookmarkStart w:id="5" w:name="_TocV11_5"/>
       <w:r>
         <w:rPr>
           <w:rFonts w:ascii="Calibri" w:cs="Calibri" w:eastAsia="Calibri" w:hAnsi="Calibri"/>
         </w:rPr>
         <w:t xml:space="preserve">3.1 Presentation tier</w:t>
+      </w:r>
+      <w:bookmarkEnd w:id="5"/>
+    </w:p>
+    <w:p>
+      <w:pPr>
+        <w:spacing w:after="300"/>
+      </w:pPr>
+      <w:r>
+        <w:rPr>
+          <w:i/>
+          <w:rFonts w:ascii="Calibri" w:cs="Calibri" w:eastAsia="Calibri" w:hAnsi="Calibri"/>
+          <w:color w:val="595959"/>
+          <w:sz w:val="22"/>
+          <w:szCs w:val="22"/>
+        </w:rPr>
+        <w:t xml:space="preserve">The presentation tier is what people see: the admission portal, the student portal and the staff back-office, all used in a web browser on a phone or computer.</w:t>
       </w:r>
     </w:p>
     <w:p>
@@ -4099,11 +5216,28 @@
       <w:pPr>
         <w:pStyle w:val="Heading2"/>
       </w:pPr>
+      <w:bookmarkStart w:id="6" w:name="_TocV11_6"/>
       <w:r>
         <w:rPr>
           <w:rFonts w:ascii="Calibri" w:cs="Calibri" w:eastAsia="Calibri" w:hAnsi="Calibri"/>
         </w:rPr>
         <w:t xml:space="preserve">3.2 Application tier</w:t>
+      </w:r>
+      <w:bookmarkEnd w:id="6"/>
+    </w:p>
+    <w:p>
+      <w:pPr>
+        <w:spacing w:after="300"/>
+      </w:pPr>
+      <w:r>
+        <w:rPr>
+          <w:i/>
+          <w:rFonts w:ascii="Calibri" w:cs="Calibri" w:eastAsia="Calibri" w:hAnsi="Calibri"/>
+          <w:color w:val="595959"/>
+          <w:sz w:val="22"/>
+          <w:szCs w:val="22"/>
+        </w:rPr>
+        <w:t xml:space="preserve">The application tier is where the institution's rules are applied and data is saved. This sub-section explains how it is organised into separate modules.</w:t>
       </w:r>
     </w:p>
     <w:p>
@@ -5604,11 +6738,28 @@
       <w:pPr>
         <w:pStyle w:val="Heading2"/>
       </w:pPr>
+      <w:bookmarkStart w:id="7" w:name="_TocV11_7"/>
       <w:r>
         <w:rPr>
           <w:rFonts w:ascii="Calibri" w:cs="Calibri" w:eastAsia="Calibri" w:hAnsi="Calibri"/>
         </w:rPr>
         <w:t xml:space="preserve">3.3 Background processing</w:t>
+      </w:r>
+      <w:bookmarkEnd w:id="7"/>
+    </w:p>
+    <w:p>
+      <w:pPr>
+        <w:spacing w:after="300"/>
+      </w:pPr>
+      <w:r>
+        <w:rPr>
+          <w:i/>
+          <w:rFonts w:ascii="Calibri" w:cs="Calibri" w:eastAsia="Calibri" w:hAnsi="Calibri"/>
+          <w:color w:val="595959"/>
+          <w:sz w:val="22"/>
+          <w:szCs w:val="22"/>
+        </w:rPr>
+        <w:t xml:space="preserve">Some work is too long or too large to do while a user waits, such as bulk invoicing or report generation. This sub-section explains how that work runs in the background.</w:t>
       </w:r>
     </w:p>
     <w:p>
@@ -5638,24 +6789,35 @@
           <w:b/>
           <w:bCs/>
         </w:rPr>
-        <w:t xml:space="preserve">As built:</w:t>
-      </w:r>
-      <w:r>
-        <w:rPr>
-          <w:rFonts w:ascii="Calibri" w:cs="Calibri" w:eastAsia="Calibri" w:hAnsi="Calibri"/>
-        </w:rPr>
-        <w:t xml:space="preserve"> there is no separate worker or message broker yet. Bulk work (billing runs, result computation, bulk SMS, file generation) runs in the request or in seven scheduled jobs inside the application, and SMS leave through a database outbox. This is sufficient for pilot volumes; workers and a broker are added when load requires (section 13.4).</w:t>
+        <w:t xml:space="preserve">As built: there is no separate worker or message broker yet. Bulk work (billing runs, result computation, bulk SMS, file generation) runs in the request or in seven scheduled jobs inside the application, and SMS leave through a database outbox. This is sufficient for pilot volumes; workers and a broker are added when load requires (section 12.4).</w:t>
       </w:r>
     </w:p>
     <w:p>
       <w:pPr>
         <w:pStyle w:val="Heading1"/>
       </w:pPr>
+      <w:bookmarkStart w:id="8" w:name="_TocV11_8"/>
       <w:r>
         <w:rPr>
           <w:rFonts w:ascii="Calibri" w:cs="Calibri" w:eastAsia="Calibri" w:hAnsi="Calibri"/>
         </w:rPr>
         <w:t xml:space="preserve">4. Technology Stack</w:t>
+      </w:r>
+      <w:bookmarkEnd w:id="8"/>
+    </w:p>
+    <w:p>
+      <w:pPr>
+        <w:spacing w:after="300"/>
+      </w:pPr>
+      <w:r>
+        <w:rPr>
+          <w:i/>
+          <w:rFonts w:ascii="Calibri" w:cs="Calibri" w:eastAsia="Calibri" w:hAnsi="Calibri"/>
+          <w:color w:val="595959"/>
+          <w:sz w:val="22"/>
+          <w:szCs w:val="22"/>
+        </w:rPr>
+        <w:t xml:space="preserve">This section lists the technologies chosen for each layer of CIMS and the reason for each choice, favouring proven, open-source tools with skills available in Tanzania.</w:t>
       </w:r>
     </w:p>
     <w:tbl>
@@ -7439,11 +8601,28 @@
       <w:pPr>
         <w:pStyle w:val="Heading1"/>
       </w:pPr>
+      <w:bookmarkStart w:id="9" w:name="_TocV11_9"/>
       <w:r>
         <w:rPr>
           <w:rFonts w:ascii="Calibri" w:cs="Calibri" w:eastAsia="Calibri" w:hAnsi="Calibri"/>
         </w:rPr>
         <w:t xml:space="preserve">5. Multi-Tenancy Architecture</w:t>
+      </w:r>
+      <w:bookmarkEnd w:id="9"/>
+    </w:p>
+    <w:p>
+      <w:pPr>
+        <w:spacing w:after="300"/>
+      </w:pPr>
+      <w:r>
+        <w:rPr>
+          <w:i/>
+          <w:rFonts w:ascii="Calibri" w:cs="Calibri" w:eastAsia="Calibri" w:hAnsi="Calibri"/>
+          <w:color w:val="595959"/>
+          <w:sz w:val="22"/>
+          <w:szCs w:val="22"/>
+        </w:rPr>
+        <w:t xml:space="preserve">Many institutions share one platform. This section explains how the architecture identifies each institution and keeps its data, users and settings separate from all others.</w:t>
       </w:r>
     </w:p>
     <w:tbl>
@@ -8134,22 +9313,56 @@
       <w:pPr>
         <w:pStyle w:val="Heading1"/>
       </w:pPr>
+      <w:bookmarkStart w:id="10" w:name="_TocV11_10"/>
       <w:r>
         <w:rPr>
           <w:rFonts w:ascii="Calibri" w:cs="Calibri" w:eastAsia="Calibri" w:hAnsi="Calibri"/>
         </w:rPr>
         <w:t xml:space="preserve">6. Security Architecture</w:t>
       </w:r>
+      <w:bookmarkEnd w:id="10"/>
+    </w:p>
+    <w:p>
+      <w:pPr>
+        <w:spacing w:after="300"/>
+      </w:pPr>
+      <w:r>
+        <w:rPr>
+          <w:i/>
+          <w:rFonts w:ascii="Calibri" w:cs="Calibri" w:eastAsia="Calibri" w:hAnsi="Calibri"/>
+          <w:color w:val="595959"/>
+          <w:sz w:val="22"/>
+          <w:szCs w:val="22"/>
+        </w:rPr>
+        <w:t xml:space="preserve">Institutions entrust CIMS with personal, academic and financial records. This section describes how the system protects them, from sign-in to storage, and how it meets the law.</w:t>
+      </w:r>
     </w:p>
     <w:p>
       <w:pPr>
         <w:pStyle w:val="Heading2"/>
       </w:pPr>
+      <w:bookmarkStart w:id="11" w:name="_TocV11_11"/>
       <w:r>
         <w:rPr>
           <w:rFonts w:ascii="Calibri" w:cs="Calibri" w:eastAsia="Calibri" w:hAnsi="Calibri"/>
         </w:rPr>
         <w:t xml:space="preserve">6.1 Identity and access</w:t>
+      </w:r>
+      <w:bookmarkEnd w:id="11"/>
+    </w:p>
+    <w:p>
+      <w:pPr>
+        <w:spacing w:after="300"/>
+      </w:pPr>
+      <w:r>
+        <w:rPr>
+          <w:i/>
+          <w:rFonts w:ascii="Calibri" w:cs="Calibri" w:eastAsia="Calibri" w:hAnsi="Calibri"/>
+          <w:color w:val="595959"/>
+          <w:sz w:val="22"/>
+          <w:szCs w:val="22"/>
+        </w:rPr>
+        <w:t xml:space="preserve">This sub-section explains how users prove who they are and how the system decides what each person may see and do.</w:t>
       </w:r>
     </w:p>
     <w:p>
@@ -8236,11 +9449,28 @@
       <w:pPr>
         <w:pStyle w:val="Heading2"/>
       </w:pPr>
+      <w:bookmarkStart w:id="12" w:name="_TocV11_12"/>
       <w:r>
         <w:rPr>
           <w:rFonts w:ascii="Calibri" w:cs="Calibri" w:eastAsia="Calibri" w:hAnsi="Calibri"/>
         </w:rPr>
         <w:t xml:space="preserve">6.2 Data protection</w:t>
+      </w:r>
+      <w:bookmarkEnd w:id="12"/>
+    </w:p>
+    <w:p>
+      <w:pPr>
+        <w:spacing w:after="300"/>
+      </w:pPr>
+      <w:r>
+        <w:rPr>
+          <w:i/>
+          <w:rFonts w:ascii="Calibri" w:cs="Calibri" w:eastAsia="Calibri" w:hAnsi="Calibri"/>
+          <w:color w:val="595959"/>
+          <w:sz w:val="22"/>
+          <w:szCs w:val="22"/>
+        </w:rPr>
+        <w:t xml:space="preserve">This sub-section explains how data is protected in transit and at rest, including encryption of the most sensitive fields.</w:t>
       </w:r>
     </w:p>
     <w:p>
@@ -8311,11 +9541,28 @@
       <w:pPr>
         <w:pStyle w:val="Heading2"/>
       </w:pPr>
+      <w:bookmarkStart w:id="13" w:name="_TocV11_13"/>
       <w:r>
         <w:rPr>
           <w:rFonts w:ascii="Calibri" w:cs="Calibri" w:eastAsia="Calibri" w:hAnsi="Calibri"/>
         </w:rPr>
         <w:t xml:space="preserve">6.3 Application and infrastructure security</w:t>
+      </w:r>
+      <w:bookmarkEnd w:id="13"/>
+    </w:p>
+    <w:p>
+      <w:pPr>
+        <w:spacing w:after="300"/>
+      </w:pPr>
+      <w:r>
+        <w:rPr>
+          <w:i/>
+          <w:rFonts w:ascii="Calibri" w:cs="Calibri" w:eastAsia="Calibri" w:hAnsi="Calibri"/>
+          <w:color w:val="595959"/>
+          <w:sz w:val="22"/>
+          <w:szCs w:val="22"/>
+        </w:rPr>
+        <w:t xml:space="preserve">This sub-section explains how the software and servers are protected against attack, from secure coding practice to monitoring.</w:t>
       </w:r>
     </w:p>
     <w:p>
@@ -8418,11 +9665,28 @@
       <w:pPr>
         <w:pStyle w:val="Heading2"/>
       </w:pPr>
+      <w:bookmarkStart w:id="14" w:name="_TocV11_14"/>
       <w:r>
         <w:rPr>
           <w:rFonts w:ascii="Calibri" w:cs="Calibri" w:eastAsia="Calibri" w:hAnsi="Calibri"/>
         </w:rPr>
         <w:t xml:space="preserve">6.4 Compliance</w:t>
+      </w:r>
+      <w:bookmarkEnd w:id="14"/>
+    </w:p>
+    <w:p>
+      <w:pPr>
+        <w:spacing w:after="300"/>
+      </w:pPr>
+      <w:r>
+        <w:rPr>
+          <w:i/>
+          <w:rFonts w:ascii="Calibri" w:cs="Calibri" w:eastAsia="Calibri" w:hAnsi="Calibri"/>
+          <w:color w:val="595959"/>
+          <w:sz w:val="22"/>
+          <w:szCs w:val="22"/>
+        </w:rPr>
+        <w:t xml:space="preserve">This sub-section shows how CIMS meets each legal and policy framework that applies to it, such as the Personal Data Protection Act.</w:t>
       </w:r>
     </w:p>
     <w:tbl>
@@ -8833,11 +10097,28 @@
       <w:pPr>
         <w:pStyle w:val="Heading1"/>
       </w:pPr>
+      <w:bookmarkStart w:id="15" w:name="_TocV11_15"/>
       <w:r>
         <w:rPr>
           <w:rFonts w:ascii="Calibri" w:cs="Calibri" w:eastAsia="Calibri" w:hAnsi="Calibri"/>
         </w:rPr>
         <w:t xml:space="preserve">7. Integration Architecture</w:t>
+      </w:r>
+      <w:bookmarkEnd w:id="15"/>
+    </w:p>
+    <w:p>
+      <w:pPr>
+        <w:spacing w:after="300"/>
+      </w:pPr>
+      <w:r>
+        <w:rPr>
+          <w:i/>
+          <w:rFonts w:ascii="Calibri" w:cs="Calibri" w:eastAsia="Calibri" w:hAnsi="Calibri"/>
+          <w:color w:val="595959"/>
+          <w:sz w:val="22"/>
+          <w:szCs w:val="22"/>
+        </w:rPr>
+        <w:t xml:space="preserve">CIMS exchanges data with NACTVET, NECTA, GePG, HESLB and other systems. This section explains how those connections are built so that a failure in an outside system never loses data or blocks the institution's work.</w:t>
       </w:r>
     </w:p>
     <w:p>
@@ -10254,35 +11535,63 @@
           <w:b/>
           <w:bCs/>
         </w:rPr>
-        <w:t xml:space="preserve">As built:</w:t>
-      </w:r>
-      <w:r>
-        <w:rPr>
-          <w:rFonts w:ascii="Calibri" w:cs="Calibri" w:eastAsia="Calibri" w:hAnsi="Calibri"/>
-        </w:rPr>
-        <w:t xml:space="preserve"> each external system is a Java port with a simulated and a live adapter chosen by configuration; every call is recorded (operation, outcome, duration, reference only) in the integration call log shown in the platform console and to each institution's Auditor. Section 13.3 lists the adapters.</w:t>
+        <w:t xml:space="preserve">As built: each external system is a Java port with a simulated and a live adapter chosen by configuration; every call is recorded (operation, outcome, duration, reference only) in the integration call log shown in the platform console and to each institution's Auditor. Section 12.3 lists the adapters.</w:t>
       </w:r>
     </w:p>
     <w:p>
       <w:pPr>
         <w:pStyle w:val="Heading1"/>
       </w:pPr>
+      <w:bookmarkStart w:id="16" w:name="_TocV11_16"/>
       <w:r>
         <w:rPr>
           <w:rFonts w:ascii="Calibri" w:cs="Calibri" w:eastAsia="Calibri" w:hAnsi="Calibri"/>
         </w:rPr>
         <w:t xml:space="preserve">8. Deployment Architecture</w:t>
       </w:r>
+      <w:bookmarkEnd w:id="16"/>
+    </w:p>
+    <w:p>
+      <w:pPr>
+        <w:spacing w:after="300"/>
+      </w:pPr>
+      <w:r>
+        <w:rPr>
+          <w:i/>
+          <w:rFonts w:ascii="Calibri" w:cs="Calibri" w:eastAsia="Calibri" w:hAnsi="Calibri"/>
+          <w:color w:val="595959"/>
+          <w:sz w:val="22"/>
+          <w:szCs w:val="22"/>
+        </w:rPr>
+        <w:t xml:space="preserve">This section explains where and how CIMS runs: as a shared cloud service or installed for one institution, the environments used from development to production, and how new versions are delivered.</w:t>
+      </w:r>
     </w:p>
     <w:p>
       <w:pPr>
         <w:pStyle w:val="Heading2"/>
       </w:pPr>
+      <w:bookmarkStart w:id="17" w:name="_TocV11_17"/>
       <w:r>
         <w:rPr>
           <w:rFonts w:ascii="Calibri" w:cs="Calibri" w:eastAsia="Calibri" w:hAnsi="Calibri"/>
         </w:rPr>
         <w:t xml:space="preserve">8.1 Cloud service (Option A)</w:t>
+      </w:r>
+      <w:bookmarkEnd w:id="17"/>
+    </w:p>
+    <w:p>
+      <w:pPr>
+        <w:spacing w:after="300"/>
+      </w:pPr>
+      <w:r>
+        <w:rPr>
+          <w:i/>
+          <w:rFonts w:ascii="Calibri" w:cs="Calibri" w:eastAsia="Calibri" w:hAnsi="Calibri"/>
+          <w:color w:val="595959"/>
+          <w:sz w:val="22"/>
+          <w:szCs w:val="22"/>
+        </w:rPr>
+        <w:t xml:space="preserve">This sub-section describes the shared cloud service hosted in Tanzania, the default way institutions use CIMS.</w:t>
       </w:r>
     </w:p>
     <w:p>
@@ -11024,11 +12333,28 @@
       <w:pPr>
         <w:pStyle w:val="Heading2"/>
       </w:pPr>
+      <w:bookmarkStart w:id="18" w:name="_TocV11_18"/>
       <w:r>
         <w:rPr>
           <w:rFonts w:ascii="Calibri" w:cs="Calibri" w:eastAsia="Calibri" w:hAnsi="Calibri"/>
         </w:rPr>
         <w:t xml:space="preserve">8.2 Dedicated installation (Option B)</w:t>
+      </w:r>
+      <w:bookmarkEnd w:id="18"/>
+    </w:p>
+    <w:p>
+      <w:pPr>
+        <w:spacing w:after="300"/>
+      </w:pPr>
+      <w:r>
+        <w:rPr>
+          <w:i/>
+          <w:rFonts w:ascii="Calibri" w:cs="Calibri" w:eastAsia="Calibri" w:hAnsi="Calibri"/>
+          <w:color w:val="595959"/>
+          <w:sz w:val="22"/>
+          <w:szCs w:val="22"/>
+        </w:rPr>
+        <w:t xml:space="preserve">Some institutions may need CIMS on their own servers. This sub-section gives the minimum infrastructure for such an installation.</w:t>
       </w:r>
     </w:p>
     <w:tbl>
@@ -11275,11 +12601,28 @@
       <w:pPr>
         <w:pStyle w:val="Heading2"/>
       </w:pPr>
+      <w:bookmarkStart w:id="19" w:name="_TocV11_19"/>
       <w:r>
         <w:rPr>
           <w:rFonts w:ascii="Calibri" w:cs="Calibri" w:eastAsia="Calibri" w:hAnsi="Calibri"/>
         </w:rPr>
         <w:t xml:space="preserve">8.3 Environments</w:t>
+      </w:r>
+      <w:bookmarkEnd w:id="19"/>
+    </w:p>
+    <w:p>
+      <w:pPr>
+        <w:spacing w:after="300"/>
+      </w:pPr>
+      <w:r>
+        <w:rPr>
+          <w:i/>
+          <w:rFonts w:ascii="Calibri" w:cs="Calibri" w:eastAsia="Calibri" w:hAnsi="Calibri"/>
+          <w:color w:val="595959"/>
+          <w:sz w:val="22"/>
+          <w:szCs w:val="22"/>
+        </w:rPr>
+        <w:t xml:space="preserve">Software passes through several environments before it reaches institutions. The table explains the purpose of each.</w:t>
       </w:r>
     </w:p>
     <w:tbl>
@@ -11735,11 +13078,28 @@
       <w:pPr>
         <w:pStyle w:val="Heading2"/>
       </w:pPr>
+      <w:bookmarkStart w:id="20" w:name="_TocV11_20"/>
       <w:r>
         <w:rPr>
           <w:rFonts w:ascii="Calibri" w:cs="Calibri" w:eastAsia="Calibri" w:hAnsi="Calibri"/>
         </w:rPr>
         <w:t xml:space="preserve">8.4 Delivery pipeline</w:t>
+      </w:r>
+      <w:bookmarkEnd w:id="20"/>
+    </w:p>
+    <w:p>
+      <w:pPr>
+        <w:spacing w:after="300"/>
+      </w:pPr>
+      <w:r>
+        <w:rPr>
+          <w:i/>
+          <w:rFonts w:ascii="Calibri" w:cs="Calibri" w:eastAsia="Calibri" w:hAnsi="Calibri"/>
+          <w:color w:val="595959"/>
+          <w:sz w:val="22"/>
+          <w:szCs w:val="22"/>
+        </w:rPr>
+        <w:t xml:space="preserve">The delivery pipeline is the automated sequence of checks every change passes before release. It keeps quality high and releases predictable.</w:t>
       </w:r>
     </w:p>
     <w:p>
@@ -11860,11 +13220,28 @@
       <w:pPr>
         <w:pStyle w:val="Heading1"/>
       </w:pPr>
+      <w:bookmarkStart w:id="21" w:name="_TocV11_21"/>
       <w:r>
         <w:rPr>
           <w:rFonts w:ascii="Calibri" w:cs="Calibri" w:eastAsia="Calibri" w:hAnsi="Calibri"/>
         </w:rPr>
         <w:t xml:space="preserve">9. Performance, Scalability and Availability</w:t>
+      </w:r>
+      <w:bookmarkEnd w:id="21"/>
+    </w:p>
+    <w:p>
+      <w:pPr>
+        <w:spacing w:after="300"/>
+      </w:pPr>
+      <w:r>
+        <w:rPr>
+          <w:i/>
+          <w:rFonts w:ascii="Calibri" w:cs="Calibri" w:eastAsia="Calibri" w:hAnsi="Calibri"/>
+          <w:color w:val="595959"/>
+          <w:sz w:val="22"/>
+          <w:szCs w:val="22"/>
+        </w:rPr>
+        <w:t xml:space="preserve">This section explains how CIMS stays fast during peaks such as application deadlines and results publication, how it grows with more institutions, and how it stays available.</w:t>
       </w:r>
     </w:p>
     <w:tbl>
@@ -12391,11 +13768,28 @@
       <w:pPr>
         <w:pStyle w:val="Heading1"/>
       </w:pPr>
+      <w:bookmarkStart w:id="22" w:name="_TocV11_22"/>
       <w:r>
         <w:rPr>
           <w:rFonts w:ascii="Calibri" w:cs="Calibri" w:eastAsia="Calibri" w:hAnsi="Calibri"/>
         </w:rPr>
         <w:t xml:space="preserve">10. Operations and Support</w:t>
+      </w:r>
+      <w:bookmarkEnd w:id="22"/>
+    </w:p>
+    <w:p>
+      <w:pPr>
+        <w:spacing w:after="300"/>
+      </w:pPr>
+      <w:r>
+        <w:rPr>
+          <w:i/>
+          <w:rFonts w:ascii="Calibri" w:cs="Calibri" w:eastAsia="Calibri" w:hAnsi="Calibri"/>
+          <w:color w:val="595959"/>
+          <w:sz w:val="22"/>
+          <w:szCs w:val="22"/>
+        </w:rPr>
+        <w:t xml:space="preserve">This section describes how the running system is watched, supported and kept healthy after go-live.</w:t>
       </w:r>
     </w:p>
     <w:p>
@@ -12522,11 +13916,28 @@
       <w:pPr>
         <w:pStyle w:val="Heading1"/>
       </w:pPr>
+      <w:bookmarkStart w:id="23" w:name="_TocV11_23"/>
       <w:r>
         <w:rPr>
           <w:rFonts w:ascii="Calibri" w:cs="Calibri" w:eastAsia="Calibri" w:hAnsi="Calibri"/>
         </w:rPr>
         <w:t xml:space="preserve">11. Architecture Decision Records (Summary)</w:t>
+      </w:r>
+      <w:bookmarkEnd w:id="23"/>
+    </w:p>
+    <w:p>
+      <w:pPr>
+        <w:spacing w:after="300"/>
+      </w:pPr>
+      <w:r>
+        <w:rPr>
+          <w:i/>
+          <w:rFonts w:ascii="Calibri" w:cs="Calibri" w:eastAsia="Calibri" w:hAnsi="Calibri"/>
+          <w:color w:val="595959"/>
+          <w:sz w:val="22"/>
+          <w:szCs w:val="22"/>
+        </w:rPr>
+        <w:t xml:space="preserve">An architecture decision record captures an important design choice, the alternatives considered and why the choice was made. This summary lets future teams understand and revisit those decisions.</w:t>
       </w:r>
     </w:p>
     <w:tbl>
@@ -13938,11 +15349,28 @@
       <w:pPr>
         <w:pStyle w:val="Heading1"/>
       </w:pPr>
+      <w:bookmarkStart w:id="24" w:name="_TocV11_24"/>
       <w:r>
         <w:rPr>
           <w:rFonts w:ascii="Calibri" w:cs="Calibri" w:eastAsia="Calibri" w:hAnsi="Calibri"/>
         </w:rPr>
-        <w:t xml:space="preserve">13. Architecture As Built (October 2026)</w:t>
+        <w:t xml:space="preserve">12. Architecture As Built (October 2026)</w:t>
+      </w:r>
+      <w:bookmarkEnd w:id="24"/>
+    </w:p>
+    <w:p>
+      <w:pPr>
+        <w:spacing w:after="300"/>
+      </w:pPr>
+      <w:r>
+        <w:rPr>
+          <w:i/>
+          <w:rFonts w:ascii="Calibri" w:cs="Calibri" w:eastAsia="Calibri" w:hAnsi="Calibri"/>
+          <w:color w:val="595959"/>
+          <w:sz w:val="22"/>
+          <w:szCs w:val="22"/>
+        </w:rPr>
+        <w:t xml:space="preserve">This section describes the architecture as actually built by October 2026 and where it deliberately differs from the target design above, so that stakeholders can see both the present state and the way forward.</w:t>
       </w:r>
     </w:p>
     <w:p>
@@ -13961,11 +15389,28 @@
       <w:pPr>
         <w:pStyle w:val="Heading2"/>
       </w:pPr>
+      <w:bookmarkStart w:id="25" w:name="_TocV11_25"/>
       <w:r>
         <w:rPr>
           <w:rFonts w:ascii="Calibri" w:cs="Calibri" w:eastAsia="Calibri" w:hAnsi="Calibri"/>
         </w:rPr>
-        <w:t xml:space="preserve">13.1 Technology stack as built</w:t>
+        <w:t xml:space="preserve">12.1 Technology stack as built</w:t>
+      </w:r>
+      <w:bookmarkEnd w:id="25"/>
+    </w:p>
+    <w:p>
+      <w:pPr>
+        <w:spacing w:after="300"/>
+      </w:pPr>
+      <w:r>
+        <w:rPr>
+          <w:i/>
+          <w:rFonts w:ascii="Calibri" w:cs="Calibri" w:eastAsia="Calibri" w:hAnsi="Calibri"/>
+          <w:color w:val="595959"/>
+          <w:sz w:val="22"/>
+          <w:szCs w:val="22"/>
+        </w:rPr>
+        <w:t xml:space="preserve">The table compares the technologies planned in section 4 with those used in the built system.</w:t>
       </w:r>
     </w:p>
     <w:tbl>
@@ -15573,11 +17018,28 @@
       <w:pPr>
         <w:pStyle w:val="Heading2"/>
       </w:pPr>
+      <w:bookmarkStart w:id="26" w:name="_TocV11_26"/>
       <w:r>
         <w:rPr>
           <w:rFonts w:ascii="Calibri" w:cs="Calibri" w:eastAsia="Calibri" w:hAnsi="Calibri"/>
         </w:rPr>
-        <w:t xml:space="preserve">13.2 Modules</w:t>
+        <w:t xml:space="preserve">12.2 Modules</w:t>
+      </w:r>
+      <w:bookmarkEnd w:id="26"/>
+    </w:p>
+    <w:p>
+      <w:pPr>
+        <w:spacing w:after="300"/>
+      </w:pPr>
+      <w:r>
+        <w:rPr>
+          <w:i/>
+          <w:rFonts w:ascii="Calibri" w:cs="Calibri" w:eastAsia="Calibri" w:hAnsi="Calibri"/>
+          <w:color w:val="595959"/>
+          <w:sz w:val="22"/>
+          <w:szCs w:val="22"/>
+        </w:rPr>
+        <w:t xml:space="preserve">This sub-section lists the modules (code packages) of the built system and what each is responsible for.</w:t>
       </w:r>
     </w:p>
     <w:p>
@@ -16634,11 +18096,28 @@
       <w:pPr>
         <w:pStyle w:val="Heading2"/>
       </w:pPr>
+      <w:bookmarkStart w:id="27" w:name="_TocV11_27"/>
       <w:r>
         <w:rPr>
           <w:rFonts w:ascii="Calibri" w:cs="Calibri" w:eastAsia="Calibri" w:hAnsi="Calibri"/>
         </w:rPr>
-        <w:t xml:space="preserve">13.3 Integration adapters</w:t>
+        <w:t xml:space="preserve">12.3 Integration adapters</w:t>
+      </w:r>
+      <w:bookmarkEnd w:id="27"/>
+    </w:p>
+    <w:p>
+      <w:pPr>
+        <w:spacing w:after="300"/>
+      </w:pPr>
+      <w:r>
+        <w:rPr>
+          <w:i/>
+          <w:rFonts w:ascii="Calibri" w:cs="Calibri" w:eastAsia="Calibri" w:hAnsi="Calibri"/>
+          <w:color w:val="595959"/>
+          <w:sz w:val="22"/>
+          <w:szCs w:val="22"/>
+        </w:rPr>
+        <w:t xml:space="preserve">This sub-section lists each connection to an outside system as built, the setting that switches it between test and live, and its current state.</w:t>
       </w:r>
     </w:p>
     <w:tbl>
@@ -18131,11 +19610,28 @@
       <w:pPr>
         <w:pStyle w:val="Heading2"/>
       </w:pPr>
+      <w:bookmarkStart w:id="28" w:name="_TocV11_28"/>
       <w:r>
         <w:rPr>
           <w:rFonts w:ascii="Calibri" w:cs="Calibri" w:eastAsia="Calibri" w:hAnsi="Calibri"/>
         </w:rPr>
-        <w:t xml:space="preserve">13.4 Path to the target architecture</w:t>
+        <w:t xml:space="preserve">12.4 Path to the target architecture</w:t>
+      </w:r>
+      <w:bookmarkEnd w:id="28"/>
+    </w:p>
+    <w:p>
+      <w:pPr>
+        <w:spacing w:after="300"/>
+      </w:pPr>
+      <w:r>
+        <w:rPr>
+          <w:i/>
+          <w:rFonts w:ascii="Calibri" w:cs="Calibri" w:eastAsia="Calibri" w:hAnsi="Calibri"/>
+          <w:color w:val="595959"/>
+          <w:sz w:val="22"/>
+          <w:szCs w:val="22"/>
+        </w:rPr>
+        <w:t xml:space="preserve">This sub-section sets out the steps that will take the built system to the full target architecture as the number of institutions grows.</w:t>
       </w:r>
     </w:p>
     <w:p>

--- a/docs/06_System_Architecture_College_Institution_Management_System.docx
+++ b/docs/06_System_Architecture_College_Institution_Management_System.docx
@@ -397,7 +397,7 @@
                 <w:sz w:val="18"/>
                 <w:szCs w:val="18"/>
               </w:rPr>
-              <w:t xml:space="preserve">Version 3.3 — updated to the system as built after the October 2026 completion batches, for stakeholder review</w:t>
+              <w:t xml:space="preserve">Version 3.4 — updated to the system as built after the October 2026 completion batches, for stakeholder review</w:t>
             </w:r>
           </w:p>
         </w:tc>
@@ -1785,6 +1785,143 @@
                 <w:szCs w:val="18"/>
               </w:rPr>
               <w:t xml:space="preserve">Preamble added to every section; "Architecture As Built" renumbered from 13 to 12 (there was no section 12).</w:t>
+            </w:r>
+          </w:p>
+        </w:tc>
+      </w:tr>
+      <w:tr>
+        <w:trPr>
+          <w:cantSplit/>
+        </w:trPr>
+        <w:tc>
+          <w:tcPr>
+            <w:tcW w:type="dxa" w:w="1083"/>
+            <w:tcBorders>
+              <w:top w:val="single" w:color="BFC9D6" w:sz="4"/>
+              <w:left w:val="single" w:color="BFC9D6" w:sz="4"/>
+              <w:bottom w:val="single" w:color="BFC9D6" w:sz="4"/>
+              <w:right w:val="single" w:color="BFC9D6" w:sz="4"/>
+            </w:tcBorders>
+            <w:shd w:fill="EEF3F8" w:color="auto" w:val="clear"/>
+            <w:tcMar>
+              <w:top w:type="dxa" w:w="60"/>
+              <w:left w:type="dxa" w:w="100"/>
+              <w:bottom w:type="dxa" w:w="60"/>
+              <w:right w:type="dxa" w:w="100"/>
+            </w:tcMar>
+            <w:vAlign w:val="center"/>
+          </w:tcPr>
+          <w:p>
+            <w:pPr>
+              <w:spacing w:after="30" w:before="30"/>
+              <w:jc w:val="left"/>
+            </w:pPr>
+            <w:r>
+              <w:rPr>
+                <w:rFonts w:ascii="Calibri" w:cs="Calibri" w:eastAsia="Calibri" w:hAnsi="Calibri"/>
+                <w:sz w:val="18"/>
+                <w:szCs w:val="18"/>
+              </w:rPr>
+              <w:t xml:space="preserve">3.4</w:t>
+            </w:r>
+          </w:p>
+        </w:tc>
+        <w:tc>
+          <w:tcPr>
+            <w:tcW w:type="dxa" w:w="1624"/>
+            <w:tcBorders>
+              <w:top w:val="single" w:color="BFC9D6" w:sz="4"/>
+              <w:left w:val="single" w:color="BFC9D6" w:sz="4"/>
+              <w:bottom w:val="single" w:color="BFC9D6" w:sz="4"/>
+              <w:right w:val="single" w:color="BFC9D6" w:sz="4"/>
+            </w:tcBorders>
+            <w:shd w:fill="EEF3F8" w:color="auto" w:val="clear"/>
+            <w:tcMar>
+              <w:top w:type="dxa" w:w="60"/>
+              <w:left w:type="dxa" w:w="100"/>
+              <w:bottom w:type="dxa" w:w="60"/>
+              <w:right w:type="dxa" w:w="100"/>
+            </w:tcMar>
+            <w:vAlign w:val="center"/>
+          </w:tcPr>
+          <w:p>
+            <w:pPr>
+              <w:spacing w:after="30" w:before="30"/>
+              <w:jc w:val="left"/>
+            </w:pPr>
+            <w:r>
+              <w:rPr>
+                <w:rFonts w:ascii="Calibri" w:cs="Calibri" w:eastAsia="Calibri" w:hAnsi="Calibri"/>
+                <w:sz w:val="18"/>
+                <w:szCs w:val="18"/>
+              </w:rPr>
+              <w:t xml:space="preserve">October 2026</w:t>
+            </w:r>
+          </w:p>
+        </w:tc>
+        <w:tc>
+          <w:tcPr>
+            <w:tcW w:type="dxa" w:w="1985"/>
+            <w:tcBorders>
+              <w:top w:val="single" w:color="BFC9D6" w:sz="4"/>
+              <w:left w:val="single" w:color="BFC9D6" w:sz="4"/>
+              <w:bottom w:val="single" w:color="BFC9D6" w:sz="4"/>
+              <w:right w:val="single" w:color="BFC9D6" w:sz="4"/>
+            </w:tcBorders>
+            <w:shd w:fill="EEF3F8" w:color="auto" w:val="clear"/>
+            <w:tcMar>
+              <w:top w:type="dxa" w:w="60"/>
+              <w:left w:type="dxa" w:w="100"/>
+              <w:bottom w:type="dxa" w:w="60"/>
+              <w:right w:type="dxa" w:w="100"/>
+            </w:tcMar>
+            <w:vAlign w:val="center"/>
+          </w:tcPr>
+          <w:p>
+            <w:pPr>
+              <w:spacing w:after="30" w:before="30"/>
+              <w:jc w:val="left"/>
+            </w:pPr>
+            <w:r>
+              <w:rPr>
+                <w:rFonts w:ascii="Calibri" w:cs="Calibri" w:eastAsia="Calibri" w:hAnsi="Calibri"/>
+                <w:sz w:val="18"/>
+                <w:szCs w:val="18"/>
+              </w:rPr>
+              <w:t xml:space="preserve">Msingi Technologies Ltd</w:t>
+            </w:r>
+          </w:p>
+        </w:tc>
+        <w:tc>
+          <w:tcPr>
+            <w:tcW w:type="dxa" w:w="4334"/>
+            <w:tcBorders>
+              <w:top w:val="single" w:color="BFC9D6" w:sz="4"/>
+              <w:left w:val="single" w:color="BFC9D6" w:sz="4"/>
+              <w:bottom w:val="single" w:color="BFC9D6" w:sz="4"/>
+              <w:right w:val="single" w:color="BFC9D6" w:sz="4"/>
+            </w:tcBorders>
+            <w:shd w:fill="EEF3F8" w:color="auto" w:val="clear"/>
+            <w:tcMar>
+              <w:top w:type="dxa" w:w="60"/>
+              <w:left w:type="dxa" w:w="100"/>
+              <w:bottom w:type="dxa" w:w="60"/>
+              <w:right w:type="dxa" w:w="100"/>
+            </w:tcMar>
+            <w:vAlign w:val="center"/>
+          </w:tcPr>
+          <w:p>
+            <w:pPr>
+              <w:spacing w:after="30" w:before="30"/>
+              <w:jc w:val="left"/>
+            </w:pPr>
+            <w:r>
+              <w:rPr>
+                <w:rFonts w:ascii="Calibri" w:cs="Calibri" w:eastAsia="Calibri" w:hAnsi="Calibri"/>
+                <w:sz w:val="18"/>
+                <w:szCs w:val="18"/>
+              </w:rPr>
+              <w:t xml:space="preserve">Section 12 updated after Batch 10: late-registration fee, application-fee reminders, waivers proposed when a status change takes effect, hostel bed changes with the fee difference, refunds of fees paid (hostel check-out and cancellation), and the entry-rule test tool.</w:t>
             </w:r>
           </w:p>
         </w:tc>
@@ -4891,7 +5028,13 @@
           <w:b/>
           <w:bCs/>
         </w:rPr>
-        <w:t xml:space="preserve">As built: CIMS is a modular monolith (one Spring Boot application, modules as Java packages); every request, query and message is tenant-aware with row-level security in the database; institution differences are configuration (regulations, fees, templates wording, entry rules, clearance gates, thresholds); outside systems sit behind ports with simulated and live adapters. Section 12 records where the build differs from this design.</w:t>
+        <w:t>As built:</w:t>
+      </w:r>
+      <w:r>
+        <w:rPr>
+          <w:rFonts w:ascii="Calibri" w:cs="Calibri" w:eastAsia="Calibri" w:hAnsi="Calibri"/>
+        </w:rPr>
+        <w:t xml:space="preserve"> CIMS is a modular monolith (one Spring Boot application, modules as Java packages); every request, query and message is tenant-aware with row-level security in the database; institution differences are configuration (regulations, fees, templates wording, entry rules, clearance gates, thresholds); outside systems sit behind ports with simulated and live adapters. Section 12 records where the build differs from this design.</w:t>
       </w:r>
     </w:p>
     <w:p>
@@ -6789,7 +6932,13 @@
           <w:b/>
           <w:bCs/>
         </w:rPr>
-        <w:t xml:space="preserve">As built: there is no separate worker or message broker yet. Bulk work (billing runs, result computation, bulk SMS, file generation) runs in the request or in seven scheduled jobs inside the application, and SMS leave through a database outbox. This is sufficient for pilot volumes; workers and a broker are added when load requires (section 12.4).</w:t>
+        <w:t>As built:</w:t>
+      </w:r>
+      <w:r>
+        <w:rPr>
+          <w:rFonts w:ascii="Calibri" w:cs="Calibri" w:eastAsia="Calibri" w:hAnsi="Calibri"/>
+        </w:rPr>
+        <w:t xml:space="preserve"> there is no separate worker or message broker yet. Bulk work (billing runs, result computation, bulk SMS, file generation) runs in the request or in seven scheduled jobs inside the application, and SMS leave through a database outbox. This is sufficient for pilot volumes; workers and a broker are added when load requires (section 12.4).</w:t>
       </w:r>
     </w:p>
     <w:p>
@@ -11535,7 +11684,13 @@
           <w:b/>
           <w:bCs/>
         </w:rPr>
-        <w:t xml:space="preserve">As built: each external system is a Java port with a simulated and a live adapter chosen by configuration; every call is recorded (operation, outcome, duration, reference only) in the integration call log shown in the platform console and to each institution's Auditor. Section 12.3 lists the adapters.</w:t>
+        <w:t>As built:</w:t>
+      </w:r>
+      <w:r>
+        <w:rPr>
+          <w:rFonts w:ascii="Calibri" w:cs="Calibri" w:eastAsia="Calibri" w:hAnsi="Calibri"/>
+        </w:rPr>
+        <w:t xml:space="preserve"> each external system is a Java port with a simulated and a live adapter chosen by configuration; every call is recorded (operation, outcome, duration, reference only) in the integration call log shown in the platform console and to each institution's Auditor. Section 12.3 lists the adapters.</w:t>
       </w:r>
     </w:p>
     <w:p>
@@ -13213,7 +13368,13 @@
           <w:b/>
           <w:bCs/>
         </w:rPr>
-        <w:t xml:space="preserve">As built: GitHub Actions runs the backend tests against PostgreSQL and the frontend type check, unit tests and build on every change, with a separate load-test workflow (k6). A production Docker Compose stack runs PostgreSQL with WAL archiving, the backend, and the frontend behind an Nginx TLS proxy, with an encrypted backup service (daily backups kept 35 days, monthly for 12 months) whose restore is tested; the backend refuses to start in production with development settings. Kubernetes, image signing and scanning, and the test and staging environments are set up with production hosting.</w:t>
+        <w:t>As built:</w:t>
+      </w:r>
+      <w:r>
+        <w:rPr>
+          <w:rFonts w:ascii="Calibri" w:cs="Calibri" w:eastAsia="Calibri" w:hAnsi="Calibri"/>
+        </w:rPr>
+        <w:t xml:space="preserve"> GitHub Actions runs the backend tests against PostgreSQL and the frontend type check, unit tests and build on every change, with a separate load-test workflow (k6). A production Docker Compose stack runs PostgreSQL with WAL archiving, the backend, and the frontend behind an Nginx TLS proxy, with an encrypted backup service (daily backups kept 35 days, monthly for 12 months) whose restore is tested; the backend refuses to start in production with development settings. Kubernetes, image signing and scanning, and the test and staging environments are set up with production hosting.</w:t>
       </w:r>
     </w:p>
     <w:p>
@@ -15342,7 +15503,13 @@
           <w:b/>
           <w:bCs/>
         </w:rPr>
-        <w:t xml:space="preserve">As built: ADRs 01–04, 06, 08 and 09 hold as decided. ADR-05 is deferred: the build uses its own token issuer (custom JWT authentication, with two-step sign-in) behind a standard OAuth2 resource server, so Keycloak can be introduced without changing the modules. ADR-07 is applied to SMS and email (outboxes); calls to NECTA, NACTVET, GePG, HESLB, NIDA, MUSE and TAMISEMI are made directly with timeouts and logged, and GePG callbacks are idempotent.</w:t>
+        <w:t>As built:</w:t>
+      </w:r>
+      <w:r>
+        <w:rPr>
+          <w:rFonts w:ascii="Calibri" w:cs="Calibri" w:eastAsia="Calibri" w:hAnsi="Calibri"/>
+        </w:rPr>
+        <w:t xml:space="preserve"> ADRs 01–04, 06, 08 and 09 hold as decided. ADR-05 is deferred: the build uses its own token issuer (custom JWT authentication, with two-step sign-in) behind a standard OAuth2 resource server, so Keycloak can be introduced without changing the modules. ADR-07 is applied to SMS and email (outboxes); calls to NECTA, NACTVET, GePG, HESLB, NIDA, MUSE and TAMISEMI are made directly with timeouts and logged, and GePG callbacks are idempotent.</w:t>
       </w:r>
     </w:p>
     <w:p>
@@ -15855,7 +16022,7 @@
                 <w:sz w:val="16"/>
                 <w:szCs w:val="16"/>
               </w:rPr>
-              <w:t xml:space="preserve">PostgreSQL 16 with forced row-level security; Flyway V1–V50. pg_trgm is not used yet.</w:t>
+              <w:t xml:space="preserve">PostgreSQL 16 with forced row-level security; Flyway V1–V51. pg_trgm is not used yet.</w:t>
             </w:r>
           </w:p>
         </w:tc>
@@ -17003,7 +17170,7 @@
                 <w:sz w:val="16"/>
                 <w:szCs w:val="16"/>
               </w:rPr>
-              <w:t xml:space="preserve">JUnit 5 with Spring Boot tests against a real PostgreSQL database (244 tests) and Vitest unit tests for the frontend; Playwright end-to-end and axe accessibility tests in Chromium, Firefox and WebKit; simulators of NACTVET (nactvet-mock) and of GePG, HESLB, NIDA, MUSE and TAMISEMI (gov-mocks); k6 and Locust load tests (100 users on the development machine: no errors, p95 37 ms, p99 1.0 s).</w:t>
+              <w:t xml:space="preserve">JUnit 5 with Spring Boot tests against a real PostgreSQL database (248 tests) and Vitest unit tests for the frontend; Playwright end-to-end and axe accessibility tests in Chromium, Firefox and WebKit; simulators of NACTVET (nactvet-mock) and of GePG, HESLB, NIDA, MUSE and TAMISEMI (gov-mocks); k6 and Locust load tests (100 users on the development machine: no errors, p95 37 ms, p99 1.0 s).</w:t>
             </w:r>
           </w:p>
         </w:tc>

--- a/docs/06_System_Architecture_College_Institution_Management_System.docx
+++ b/docs/06_System_Architecture_College_Institution_Management_System.docx
@@ -1921,7 +1921,7 @@
                 <w:sz w:val="18"/>
                 <w:szCs w:val="18"/>
               </w:rPr>
-              <w:t xml:space="preserve">Section 12 updated after Batch 10: late-registration fee, application-fee reminders, waivers proposed when a status change takes effect, hostel bed changes with the fee difference, refunds of fees paid (hostel check-out and cancellation), and the entry-rule test tool.</w:t>
+              <w:t xml:space="preserve">Section 12 updated after Batch 10: late-registration fee, application-fee reminders, waivers proposed when a status change takes effect, hostel bed changes with the fee difference, refunds of fees paid (hostel check-out and cancellation), and the entry-rule test tool. Abbreviations and glossary table added (section 1.2).</w:t>
             </w:r>
           </w:p>
         </w:tc>
@@ -3539,6 +3539,34 @@
             <w:tabs>
               <w:tab w:val="right" w:leader="dot" w:pos="9020"/>
             </w:tabs>
+            <w:spacing w:before="20" w:after="20"/>
+            <w:ind w:left="360"/>
+          </w:pPr>
+          <w:hyperlink w:anchor="_TocV11_29" w:history="1">
+            <w:r>
+              <w:rPr>
+                <w:rFonts w:ascii="Calibri" w:cs="Calibri" w:eastAsia="Calibri" w:hAnsi="Calibri"/>
+                <w:sz w:val="20"/>
+                <w:szCs w:val="20"/>
+              </w:rPr>
+              <w:t xml:space="preserve">1.2 Abbreviations and glossary</w:t>
+            </w:r>
+            <w:r>
+              <w:rPr>
+                <w:rFonts w:ascii="Calibri" w:cs="Calibri" w:eastAsia="Calibri" w:hAnsi="Calibri"/>
+                <w:sz w:val="20"/>
+                <w:szCs w:val="20"/>
+              </w:rPr>
+              <w:tab/>
+              <w:t>5</w:t>
+            </w:r>
+          </w:hyperlink>
+        </w:p>
+        <w:p>
+          <w:pPr>
+            <w:tabs>
+              <w:tab w:val="right" w:leader="dot" w:pos="9020"/>
+            </w:tabs>
             <w:spacing w:before="120" w:after="20"/>
             <w:ind w:left="0"/>
           </w:pPr>
@@ -3564,7 +3592,7 @@
                 <w:szCs w:val="21"/>
               </w:rPr>
               <w:tab/>
-              <w:t>5</w:t>
+              <w:t>8</w:t>
             </w:r>
           </w:hyperlink>
         </w:p>
@@ -3598,7 +3626,7 @@
                 <w:szCs w:val="21"/>
               </w:rPr>
               <w:tab/>
-              <w:t>6</w:t>
+              <w:t>8</w:t>
             </w:r>
           </w:hyperlink>
         </w:p>
@@ -3626,7 +3654,7 @@
                 <w:szCs w:val="20"/>
               </w:rPr>
               <w:tab/>
-              <w:t>7</w:t>
+              <w:t>9</w:t>
             </w:r>
           </w:hyperlink>
         </w:p>
@@ -3654,7 +3682,7 @@
                 <w:szCs w:val="20"/>
               </w:rPr>
               <w:tab/>
-              <w:t>7</w:t>
+              <w:t>9</w:t>
             </w:r>
           </w:hyperlink>
         </w:p>
@@ -3682,7 +3710,7 @@
                 <w:szCs w:val="20"/>
               </w:rPr>
               <w:tab/>
-              <w:t>7</w:t>
+              <w:t>10</w:t>
             </w:r>
           </w:hyperlink>
         </w:p>
@@ -3716,7 +3744,7 @@
                 <w:szCs w:val="21"/>
               </w:rPr>
               <w:tab/>
-              <w:t>8</w:t>
+              <w:t>10</w:t>
             </w:r>
           </w:hyperlink>
         </w:p>
@@ -3750,7 +3778,7 @@
                 <w:szCs w:val="21"/>
               </w:rPr>
               <w:tab/>
-              <w:t>9</w:t>
+              <w:t>11</w:t>
             </w:r>
           </w:hyperlink>
         </w:p>
@@ -3784,7 +3812,7 @@
                 <w:szCs w:val="21"/>
               </w:rPr>
               <w:tab/>
-              <w:t>9</w:t>
+              <w:t>12</w:t>
             </w:r>
           </w:hyperlink>
         </w:p>
@@ -3812,7 +3840,7 @@
                 <w:szCs w:val="20"/>
               </w:rPr>
               <w:tab/>
-              <w:t>9</w:t>
+              <w:t>12</w:t>
             </w:r>
           </w:hyperlink>
         </w:p>
@@ -3840,7 +3868,7 @@
                 <w:szCs w:val="20"/>
               </w:rPr>
               <w:tab/>
-              <w:t>10</w:t>
+              <w:t>12</w:t>
             </w:r>
           </w:hyperlink>
         </w:p>
@@ -3868,7 +3896,7 @@
                 <w:szCs w:val="20"/>
               </w:rPr>
               <w:tab/>
-              <w:t>10</w:t>
+              <w:t>12</w:t>
             </w:r>
           </w:hyperlink>
         </w:p>
@@ -3896,7 +3924,7 @@
                 <w:szCs w:val="20"/>
               </w:rPr>
               <w:tab/>
-              <w:t>10</w:t>
+              <w:t>13</w:t>
             </w:r>
           </w:hyperlink>
         </w:p>
@@ -3930,7 +3958,7 @@
                 <w:szCs w:val="21"/>
               </w:rPr>
               <w:tab/>
-              <w:t>11</w:t>
+              <w:t>13</w:t>
             </w:r>
           </w:hyperlink>
         </w:p>
@@ -3964,7 +3992,7 @@
                 <w:szCs w:val="21"/>
               </w:rPr>
               <w:tab/>
-              <w:t>11</w:t>
+              <w:t>14</w:t>
             </w:r>
           </w:hyperlink>
         </w:p>
@@ -3992,7 +4020,7 @@
                 <w:szCs w:val="20"/>
               </w:rPr>
               <w:tab/>
-              <w:t>12</w:t>
+              <w:t>14</w:t>
             </w:r>
           </w:hyperlink>
         </w:p>
@@ -4020,7 +4048,7 @@
                 <w:szCs w:val="20"/>
               </w:rPr>
               <w:tab/>
-              <w:t>13</w:t>
+              <w:t>16</w:t>
             </w:r>
           </w:hyperlink>
         </w:p>
@@ -4048,7 +4076,7 @@
                 <w:szCs w:val="20"/>
               </w:rPr>
               <w:tab/>
-              <w:t>13</w:t>
+              <w:t>16</w:t>
             </w:r>
           </w:hyperlink>
         </w:p>
@@ -4076,7 +4104,7 @@
                 <w:szCs w:val="20"/>
               </w:rPr>
               <w:tab/>
-              <w:t>13</w:t>
+              <w:t>16</w:t>
             </w:r>
           </w:hyperlink>
         </w:p>
@@ -4110,7 +4138,7 @@
                 <w:szCs w:val="21"/>
               </w:rPr>
               <w:tab/>
-              <w:t>14</w:t>
+              <w:t>17</w:t>
             </w:r>
           </w:hyperlink>
         </w:p>
@@ -4144,7 +4172,7 @@
                 <w:szCs w:val="21"/>
               </w:rPr>
               <w:tab/>
-              <w:t>14</w:t>
+              <w:t>17</w:t>
             </w:r>
           </w:hyperlink>
         </w:p>
@@ -4178,7 +4206,7 @@
                 <w:szCs w:val="21"/>
               </w:rPr>
               <w:tab/>
-              <w:t>14</w:t>
+              <w:t>17</w:t>
             </w:r>
           </w:hyperlink>
         </w:p>
@@ -4212,7 +4240,7 @@
                 <w:szCs w:val="21"/>
               </w:rPr>
               <w:tab/>
-              <w:t>15</w:t>
+              <w:t>18</w:t>
             </w:r>
           </w:hyperlink>
         </w:p>
@@ -4240,7 +4268,7 @@
                 <w:szCs w:val="20"/>
               </w:rPr>
               <w:tab/>
-              <w:t>15</w:t>
+              <w:t>18</w:t>
             </w:r>
           </w:hyperlink>
         </w:p>
@@ -4268,7 +4296,7 @@
                 <w:szCs w:val="20"/>
               </w:rPr>
               <w:tab/>
-              <w:t>17</w:t>
+              <w:t>20</w:t>
             </w:r>
           </w:hyperlink>
         </w:p>
@@ -4296,7 +4324,7 @@
                 <w:szCs w:val="20"/>
               </w:rPr>
               <w:tab/>
-              <w:t>17</w:t>
+              <w:t>20</w:t>
             </w:r>
           </w:hyperlink>
         </w:p>
@@ -4324,7 +4352,7 @@
                 <w:szCs w:val="20"/>
               </w:rPr>
               <w:tab/>
-              <w:t>18</w:t>
+              <w:t>21</w:t>
             </w:r>
           </w:hyperlink>
         </w:p>
@@ -5035,6 +5063,4491 @@
           <w:rFonts w:ascii="Calibri" w:cs="Calibri" w:eastAsia="Calibri" w:hAnsi="Calibri"/>
         </w:rPr>
         <w:t xml:space="preserve"> CIMS is a modular monolith (one Spring Boot application, modules as Java packages); every request, query and message is tenant-aware with row-level security in the database; institution differences are configuration (regulations, fees, templates wording, entry rules, clearance gates, thresholds); outside systems sit behind ports with simulated and live adapters. Section 12 records where the build differs from this design.</w:t>
+      </w:r>
+    </w:p>
+    <w:p>
+      <w:pPr>
+        <w:pStyle w:val="Heading2"/>
+      </w:pPr>
+      <w:bookmarkStart w:id="29" w:name="_TocV11_29"/>
+      <w:r>
+        <w:rPr>
+          <w:rFonts w:ascii="Calibri" w:cs="Calibri" w:eastAsia="Calibri" w:hAnsi="Calibri"/>
+        </w:rPr>
+        <w:t xml:space="preserve">1.2 Abbreviations and glossary</w:t>
+      </w:r>
+      <w:bookmarkEnd w:id="29"/>
+    </w:p>
+    <w:p>
+      <w:pPr>
+        <w:spacing w:after="300"/>
+      </w:pPr>
+      <w:r>
+        <w:rPr>
+          <w:i/>
+          <w:rFonts w:ascii="Calibri" w:cs="Calibri" w:eastAsia="Calibri" w:hAnsi="Calibri"/>
+          <w:color w:val="595959"/>
+          <w:sz w:val="22"/>
+          <w:szCs w:val="22"/>
+        </w:rPr>
+        <w:t xml:space="preserve">This table explains the abbreviations and specialised terms used in this document, so that readers from any office can follow it. Only terms that appear in this document are listed.</w:t>
+      </w:r>
+    </w:p>
+    <w:tbl>
+      <w:tblPr>
+        <w:tblW w:type="dxa" w:w="9026"/>
+        <w:tblBorders>
+          <w:top w:val="single" w:color="auto" w:sz="4"/>
+          <w:left w:val="single" w:color="auto" w:sz="4"/>
+          <w:bottom w:val="single" w:color="auto" w:sz="4"/>
+          <w:right w:val="single" w:color="auto" w:sz="4"/>
+          <w:insideH w:val="single" w:color="auto" w:sz="4"/>
+          <w:insideV w:val="single" w:color="auto" w:sz="4"/>
+        </w:tblBorders>
+        <w:tblLayout w:type="fixed"/>
+      </w:tblPr>
+      <w:tblGrid>
+        <w:gridCol w:w="1985"/>
+        <w:gridCol w:w="7041"/>
+      </w:tblGrid>
+      <w:tr>
+        <w:trPr>
+          <w:tblHeader/>
+        </w:trPr>
+        <w:tc>
+          <w:tcPr>
+            <w:tcW w:type="dxa" w:w="1985"/>
+            <w:tcBorders>
+              <w:top w:val="single" w:color="BFC9D6" w:sz="4"/>
+              <w:left w:val="single" w:color="BFC9D6" w:sz="4"/>
+              <w:bottom w:val="single" w:color="BFC9D6" w:sz="4"/>
+              <w:right w:val="single" w:color="BFC9D6" w:sz="4"/>
+            </w:tcBorders>
+            <w:shd w:fill="1F3864" w:color="auto" w:val="clear"/>
+            <w:tcMar>
+              <w:top w:type="dxa" w:w="60"/>
+              <w:left w:type="dxa" w:w="100"/>
+              <w:bottom w:type="dxa" w:w="60"/>
+              <w:right w:type="dxa" w:w="100"/>
+            </w:tcMar>
+            <w:vAlign w:val="center"/>
+          </w:tcPr>
+          <w:p>
+            <w:pPr>
+              <w:spacing w:after="30" w:before="30"/>
+              <w:jc w:val="left"/>
+            </w:pPr>
+            <w:r>
+              <w:rPr>
+                <w:rFonts w:ascii="Calibri" w:cs="Calibri" w:eastAsia="Calibri" w:hAnsi="Calibri"/>
+                <w:b/>
+                <w:bCs/>
+                <w:color w:val="FFFFFF"/>
+                <w:sz w:val="18"/>
+                <w:szCs w:val="18"/>
+              </w:rPr>
+              <w:t xml:space="preserve">Term</w:t>
+            </w:r>
+          </w:p>
+        </w:tc>
+        <w:tc>
+          <w:tcPr>
+            <w:tcW w:type="dxa" w:w="7041"/>
+            <w:tcBorders>
+              <w:top w:val="single" w:color="BFC9D6" w:sz="4"/>
+              <w:left w:val="single" w:color="BFC9D6" w:sz="4"/>
+              <w:bottom w:val="single" w:color="BFC9D6" w:sz="4"/>
+              <w:right w:val="single" w:color="BFC9D6" w:sz="4"/>
+            </w:tcBorders>
+            <w:shd w:fill="1F3864" w:color="auto" w:val="clear"/>
+            <w:tcMar>
+              <w:top w:type="dxa" w:w="60"/>
+              <w:left w:type="dxa" w:w="100"/>
+              <w:bottom w:type="dxa" w:w="60"/>
+              <w:right w:type="dxa" w:w="100"/>
+            </w:tcMar>
+            <w:vAlign w:val="center"/>
+          </w:tcPr>
+          <w:p>
+            <w:pPr>
+              <w:spacing w:after="30" w:before="30"/>
+              <w:jc w:val="left"/>
+            </w:pPr>
+            <w:r>
+              <w:rPr>
+                <w:rFonts w:ascii="Calibri" w:cs="Calibri" w:eastAsia="Calibri" w:hAnsi="Calibri"/>
+                <w:b/>
+                <w:bCs/>
+                <w:color w:val="FFFFFF"/>
+                <w:sz w:val="18"/>
+                <w:szCs w:val="18"/>
+              </w:rPr>
+              <w:t xml:space="preserve">Meaning</w:t>
+            </w:r>
+          </w:p>
+        </w:tc>
+      </w:tr>
+      <w:tr>
+        <w:trPr>
+          <w:cantSplit/>
+        </w:trPr>
+        <w:tc>
+          <w:tcPr>
+            <w:tcW w:type="dxa" w:w="1985"/>
+            <w:tcBorders>
+              <w:top w:val="single" w:color="BFC9D6" w:sz="4"/>
+              <w:left w:val="single" w:color="BFC9D6" w:sz="4"/>
+              <w:bottom w:val="single" w:color="BFC9D6" w:sz="4"/>
+              <w:right w:val="single" w:color="BFC9D6" w:sz="4"/>
+            </w:tcBorders>
+            <w:tcMar>
+              <w:top w:type="dxa" w:w="60"/>
+              <w:left w:type="dxa" w:w="100"/>
+              <w:bottom w:type="dxa" w:w="60"/>
+              <w:right w:type="dxa" w:w="100"/>
+            </w:tcMar>
+            <w:vAlign w:val="center"/>
+          </w:tcPr>
+          <w:p>
+            <w:pPr>
+              <w:spacing w:after="30" w:before="30"/>
+              <w:jc w:val="left"/>
+            </w:pPr>
+            <w:r>
+              <w:rPr>
+                <w:rFonts w:ascii="Calibri" w:cs="Calibri" w:eastAsia="Calibri" w:hAnsi="Calibri"/>
+                <w:sz w:val="18"/>
+                <w:szCs w:val="18"/>
+              </w:rPr>
+              <w:t xml:space="preserve">ACSEE</w:t>
+            </w:r>
+          </w:p>
+        </w:tc>
+        <w:tc>
+          <w:tcPr>
+            <w:tcW w:type="dxa" w:w="7041"/>
+            <w:tcBorders>
+              <w:top w:val="single" w:color="BFC9D6" w:sz="4"/>
+              <w:left w:val="single" w:color="BFC9D6" w:sz="4"/>
+              <w:bottom w:val="single" w:color="BFC9D6" w:sz="4"/>
+              <w:right w:val="single" w:color="BFC9D6" w:sz="4"/>
+            </w:tcBorders>
+            <w:tcMar>
+              <w:top w:type="dxa" w:w="60"/>
+              <w:left w:type="dxa" w:w="100"/>
+              <w:bottom w:type="dxa" w:w="60"/>
+              <w:right w:type="dxa" w:w="100"/>
+            </w:tcMar>
+            <w:vAlign w:val="center"/>
+          </w:tcPr>
+          <w:p>
+            <w:pPr>
+              <w:spacing w:after="30" w:before="30"/>
+              <w:jc w:val="left"/>
+            </w:pPr>
+            <w:r>
+              <w:rPr>
+                <w:rFonts w:ascii="Calibri" w:cs="Calibri" w:eastAsia="Calibri" w:hAnsi="Calibri"/>
+                <w:sz w:val="18"/>
+                <w:szCs w:val="18"/>
+              </w:rPr>
+              <w:t xml:space="preserve">Advanced Certificate of Secondary Education Examination (Form Six), results from NECTA.</w:t>
+            </w:r>
+          </w:p>
+        </w:tc>
+      </w:tr>
+      <w:tr>
+        <w:trPr>
+          <w:cantSplit/>
+        </w:trPr>
+        <w:tc>
+          <w:tcPr>
+            <w:tcW w:type="dxa" w:w="1985"/>
+            <w:tcBorders>
+              <w:top w:val="single" w:color="BFC9D6" w:sz="4"/>
+              <w:left w:val="single" w:color="BFC9D6" w:sz="4"/>
+              <w:bottom w:val="single" w:color="BFC9D6" w:sz="4"/>
+              <w:right w:val="single" w:color="BFC9D6" w:sz="4"/>
+            </w:tcBorders>
+            <w:tcMar>
+              <w:top w:type="dxa" w:w="60"/>
+              <w:left w:type="dxa" w:w="100"/>
+              <w:bottom w:type="dxa" w:w="60"/>
+              <w:right w:type="dxa" w:w="100"/>
+            </w:tcMar>
+            <w:vAlign w:val="center"/>
+          </w:tcPr>
+          <w:p>
+            <w:pPr>
+              <w:spacing w:after="30" w:before="30"/>
+              <w:jc w:val="left"/>
+            </w:pPr>
+            <w:r>
+              <w:rPr>
+                <w:rFonts w:ascii="Calibri" w:cs="Calibri" w:eastAsia="Calibri" w:hAnsi="Calibri"/>
+                <w:sz w:val="18"/>
+                <w:szCs w:val="18"/>
+              </w:rPr>
+              <w:t xml:space="preserve">Admission window</w:t>
+            </w:r>
+          </w:p>
+        </w:tc>
+        <w:tc>
+          <w:tcPr>
+            <w:tcW w:type="dxa" w:w="7041"/>
+            <w:tcBorders>
+              <w:top w:val="single" w:color="BFC9D6" w:sz="4"/>
+              <w:left w:val="single" w:color="BFC9D6" w:sz="4"/>
+              <w:bottom w:val="single" w:color="BFC9D6" w:sz="4"/>
+              <w:right w:val="single" w:color="BFC9D6" w:sz="4"/>
+            </w:tcBorders>
+            <w:tcMar>
+              <w:top w:type="dxa" w:w="60"/>
+              <w:left w:type="dxa" w:w="100"/>
+              <w:bottom w:type="dxa" w:w="60"/>
+              <w:right w:type="dxa" w:w="100"/>
+            </w:tcMar>
+            <w:vAlign w:val="center"/>
+          </w:tcPr>
+          <w:p>
+            <w:pPr>
+              <w:spacing w:after="30" w:before="30"/>
+              <w:jc w:val="left"/>
+            </w:pPr>
+            <w:r>
+              <w:rPr>
+                <w:rFonts w:ascii="Calibri" w:cs="Calibri" w:eastAsia="Calibri" w:hAnsi="Calibri"/>
+                <w:sz w:val="18"/>
+                <w:szCs w:val="18"/>
+              </w:rPr>
+              <w:t xml:space="preserve">A period, for one academic year and intake, during which applicants can apply for the programmes offered.</w:t>
+            </w:r>
+          </w:p>
+        </w:tc>
+      </w:tr>
+      <w:tr>
+        <w:trPr>
+          <w:cantSplit/>
+        </w:trPr>
+        <w:tc>
+          <w:tcPr>
+            <w:tcW w:type="dxa" w:w="1985"/>
+            <w:tcBorders>
+              <w:top w:val="single" w:color="BFC9D6" w:sz="4"/>
+              <w:left w:val="single" w:color="BFC9D6" w:sz="4"/>
+              <w:bottom w:val="single" w:color="BFC9D6" w:sz="4"/>
+              <w:right w:val="single" w:color="BFC9D6" w:sz="4"/>
+            </w:tcBorders>
+            <w:tcMar>
+              <w:top w:type="dxa" w:w="60"/>
+              <w:left w:type="dxa" w:w="100"/>
+              <w:bottom w:type="dxa" w:w="60"/>
+              <w:right w:type="dxa" w:w="100"/>
+            </w:tcMar>
+            <w:vAlign w:val="center"/>
+          </w:tcPr>
+          <w:p>
+            <w:pPr>
+              <w:spacing w:after="30" w:before="30"/>
+              <w:jc w:val="left"/>
+            </w:pPr>
+            <w:r>
+              <w:rPr>
+                <w:rFonts w:ascii="Calibri" w:cs="Calibri" w:eastAsia="Calibri" w:hAnsi="Calibri"/>
+                <w:sz w:val="18"/>
+                <w:szCs w:val="18"/>
+              </w:rPr>
+              <w:t xml:space="preserve">API</w:t>
+            </w:r>
+          </w:p>
+        </w:tc>
+        <w:tc>
+          <w:tcPr>
+            <w:tcW w:type="dxa" w:w="7041"/>
+            <w:tcBorders>
+              <w:top w:val="single" w:color="BFC9D6" w:sz="4"/>
+              <w:left w:val="single" w:color="BFC9D6" w:sz="4"/>
+              <w:bottom w:val="single" w:color="BFC9D6" w:sz="4"/>
+              <w:right w:val="single" w:color="BFC9D6" w:sz="4"/>
+            </w:tcBorders>
+            <w:tcMar>
+              <w:top w:type="dxa" w:w="60"/>
+              <w:left w:type="dxa" w:w="100"/>
+              <w:bottom w:type="dxa" w:w="60"/>
+              <w:right w:type="dxa" w:w="100"/>
+            </w:tcMar>
+            <w:vAlign w:val="center"/>
+          </w:tcPr>
+          <w:p>
+            <w:pPr>
+              <w:spacing w:after="30" w:before="30"/>
+              <w:jc w:val="left"/>
+            </w:pPr>
+            <w:r>
+              <w:rPr>
+                <w:rFonts w:ascii="Calibri" w:cs="Calibri" w:eastAsia="Calibri" w:hAnsi="Calibri"/>
+                <w:sz w:val="18"/>
+                <w:szCs w:val="18"/>
+              </w:rPr>
+              <w:t xml:space="preserve">Application Programming Interface: the way two systems exchange data automatically.</w:t>
+            </w:r>
+          </w:p>
+        </w:tc>
+      </w:tr>
+      <w:tr>
+        <w:trPr>
+          <w:cantSplit/>
+        </w:trPr>
+        <w:tc>
+          <w:tcPr>
+            <w:tcW w:type="dxa" w:w="1985"/>
+            <w:tcBorders>
+              <w:top w:val="single" w:color="BFC9D6" w:sz="4"/>
+              <w:left w:val="single" w:color="BFC9D6" w:sz="4"/>
+              <w:bottom w:val="single" w:color="BFC9D6" w:sz="4"/>
+              <w:right w:val="single" w:color="BFC9D6" w:sz="4"/>
+            </w:tcBorders>
+            <w:tcMar>
+              <w:top w:type="dxa" w:w="60"/>
+              <w:left w:type="dxa" w:w="100"/>
+              <w:bottom w:type="dxa" w:w="60"/>
+              <w:right w:type="dxa" w:w="100"/>
+            </w:tcMar>
+            <w:vAlign w:val="center"/>
+          </w:tcPr>
+          <w:p>
+            <w:pPr>
+              <w:spacing w:after="30" w:before="30"/>
+              <w:jc w:val="left"/>
+            </w:pPr>
+            <w:r>
+              <w:rPr>
+                <w:rFonts w:ascii="Calibri" w:cs="Calibri" w:eastAsia="Calibri" w:hAnsi="Calibri"/>
+                <w:sz w:val="18"/>
+                <w:szCs w:val="18"/>
+              </w:rPr>
+              <w:t xml:space="preserve">ASVS</w:t>
+            </w:r>
+          </w:p>
+        </w:tc>
+        <w:tc>
+          <w:tcPr>
+            <w:tcW w:type="dxa" w:w="7041"/>
+            <w:tcBorders>
+              <w:top w:val="single" w:color="BFC9D6" w:sz="4"/>
+              <w:left w:val="single" w:color="BFC9D6" w:sz="4"/>
+              <w:bottom w:val="single" w:color="BFC9D6" w:sz="4"/>
+              <w:right w:val="single" w:color="BFC9D6" w:sz="4"/>
+            </w:tcBorders>
+            <w:tcMar>
+              <w:top w:type="dxa" w:w="60"/>
+              <w:left w:type="dxa" w:w="100"/>
+              <w:bottom w:type="dxa" w:w="60"/>
+              <w:right w:type="dxa" w:w="100"/>
+            </w:tcMar>
+            <w:vAlign w:val="center"/>
+          </w:tcPr>
+          <w:p>
+            <w:pPr>
+              <w:spacing w:after="30" w:before="30"/>
+              <w:jc w:val="left"/>
+            </w:pPr>
+            <w:r>
+              <w:rPr>
+                <w:rFonts w:ascii="Calibri" w:cs="Calibri" w:eastAsia="Calibri" w:hAnsi="Calibri"/>
+                <w:sz w:val="18"/>
+                <w:szCs w:val="18"/>
+              </w:rPr>
+              <w:t xml:space="preserve">Application Security Verification Standard (OWASP): a checklist of security requirements used for review.</w:t>
+            </w:r>
+          </w:p>
+        </w:tc>
+      </w:tr>
+      <w:tr>
+        <w:trPr>
+          <w:cantSplit/>
+        </w:trPr>
+        <w:tc>
+          <w:tcPr>
+            <w:tcW w:type="dxa" w:w="1985"/>
+            <w:tcBorders>
+              <w:top w:val="single" w:color="BFC9D6" w:sz="4"/>
+              <w:left w:val="single" w:color="BFC9D6" w:sz="4"/>
+              <w:bottom w:val="single" w:color="BFC9D6" w:sz="4"/>
+              <w:right w:val="single" w:color="BFC9D6" w:sz="4"/>
+            </w:tcBorders>
+            <w:tcMar>
+              <w:top w:type="dxa" w:w="60"/>
+              <w:left w:type="dxa" w:w="100"/>
+              <w:bottom w:type="dxa" w:w="60"/>
+              <w:right w:type="dxa" w:w="100"/>
+            </w:tcMar>
+            <w:vAlign w:val="center"/>
+          </w:tcPr>
+          <w:p>
+            <w:pPr>
+              <w:spacing w:after="30" w:before="30"/>
+              <w:jc w:val="left"/>
+            </w:pPr>
+            <w:r>
+              <w:rPr>
+                <w:rFonts w:ascii="Calibri" w:cs="Calibri" w:eastAsia="Calibri" w:hAnsi="Calibri"/>
+                <w:sz w:val="18"/>
+                <w:szCs w:val="18"/>
+              </w:rPr>
+              <w:t xml:space="preserve">AVN</w:t>
+            </w:r>
+          </w:p>
+        </w:tc>
+        <w:tc>
+          <w:tcPr>
+            <w:tcW w:type="dxa" w:w="7041"/>
+            <w:tcBorders>
+              <w:top w:val="single" w:color="BFC9D6" w:sz="4"/>
+              <w:left w:val="single" w:color="BFC9D6" w:sz="4"/>
+              <w:bottom w:val="single" w:color="BFC9D6" w:sz="4"/>
+              <w:right w:val="single" w:color="BFC9D6" w:sz="4"/>
+            </w:tcBorders>
+            <w:tcMar>
+              <w:top w:type="dxa" w:w="60"/>
+              <w:left w:type="dxa" w:w="100"/>
+              <w:bottom w:type="dxa" w:w="60"/>
+              <w:right w:type="dxa" w:w="100"/>
+            </w:tcMar>
+            <w:vAlign w:val="center"/>
+          </w:tcPr>
+          <w:p>
+            <w:pPr>
+              <w:spacing w:after="30" w:before="30"/>
+              <w:jc w:val="left"/>
+            </w:pPr>
+            <w:r>
+              <w:rPr>
+                <w:rFonts w:ascii="Calibri" w:cs="Calibri" w:eastAsia="Calibri" w:hAnsi="Calibri"/>
+                <w:sz w:val="18"/>
+                <w:szCs w:val="18"/>
+              </w:rPr>
+              <w:t xml:space="preserve">Award Verification Number issued by NACTVET for NTA awards, used to verify prior qualifications.</w:t>
+            </w:r>
+          </w:p>
+        </w:tc>
+      </w:tr>
+      <w:tr>
+        <w:trPr>
+          <w:cantSplit/>
+        </w:trPr>
+        <w:tc>
+          <w:tcPr>
+            <w:tcW w:type="dxa" w:w="1985"/>
+            <w:tcBorders>
+              <w:top w:val="single" w:color="BFC9D6" w:sz="4"/>
+              <w:left w:val="single" w:color="BFC9D6" w:sz="4"/>
+              <w:bottom w:val="single" w:color="BFC9D6" w:sz="4"/>
+              <w:right w:val="single" w:color="BFC9D6" w:sz="4"/>
+            </w:tcBorders>
+            <w:tcMar>
+              <w:top w:type="dxa" w:w="60"/>
+              <w:left w:type="dxa" w:w="100"/>
+              <w:bottom w:type="dxa" w:w="60"/>
+              <w:right w:type="dxa" w:w="100"/>
+            </w:tcMar>
+            <w:vAlign w:val="center"/>
+          </w:tcPr>
+          <w:p>
+            <w:pPr>
+              <w:spacing w:after="30" w:before="30"/>
+              <w:jc w:val="left"/>
+            </w:pPr>
+            <w:r>
+              <w:rPr>
+                <w:rFonts w:ascii="Calibri" w:cs="Calibri" w:eastAsia="Calibri" w:hAnsi="Calibri"/>
+                <w:sz w:val="18"/>
+                <w:szCs w:val="18"/>
+              </w:rPr>
+              <w:t xml:space="preserve">CI / CD</w:t>
+            </w:r>
+          </w:p>
+        </w:tc>
+        <w:tc>
+          <w:tcPr>
+            <w:tcW w:type="dxa" w:w="7041"/>
+            <w:tcBorders>
+              <w:top w:val="single" w:color="BFC9D6" w:sz="4"/>
+              <w:left w:val="single" w:color="BFC9D6" w:sz="4"/>
+              <w:bottom w:val="single" w:color="BFC9D6" w:sz="4"/>
+              <w:right w:val="single" w:color="BFC9D6" w:sz="4"/>
+            </w:tcBorders>
+            <w:tcMar>
+              <w:top w:type="dxa" w:w="60"/>
+              <w:left w:type="dxa" w:w="100"/>
+              <w:bottom w:type="dxa" w:w="60"/>
+              <w:right w:type="dxa" w:w="100"/>
+            </w:tcMar>
+            <w:vAlign w:val="center"/>
+          </w:tcPr>
+          <w:p>
+            <w:pPr>
+              <w:spacing w:after="30" w:before="30"/>
+              <w:jc w:val="left"/>
+            </w:pPr>
+            <w:r>
+              <w:rPr>
+                <w:rFonts w:ascii="Calibri" w:cs="Calibri" w:eastAsia="Calibri" w:hAnsi="Calibri"/>
+                <w:sz w:val="18"/>
+                <w:szCs w:val="18"/>
+              </w:rPr>
+              <w:t xml:space="preserve">Continuous integration / continuous delivery: every change is built and tested automatically, and released by an automated pipeline.</w:t>
+            </w:r>
+          </w:p>
+        </w:tc>
+      </w:tr>
+      <w:tr>
+        <w:trPr>
+          <w:cantSplit/>
+        </w:trPr>
+        <w:tc>
+          <w:tcPr>
+            <w:tcW w:type="dxa" w:w="1985"/>
+            <w:tcBorders>
+              <w:top w:val="single" w:color="BFC9D6" w:sz="4"/>
+              <w:left w:val="single" w:color="BFC9D6" w:sz="4"/>
+              <w:bottom w:val="single" w:color="BFC9D6" w:sz="4"/>
+              <w:right w:val="single" w:color="BFC9D6" w:sz="4"/>
+            </w:tcBorders>
+            <w:tcMar>
+              <w:top w:type="dxa" w:w="60"/>
+              <w:left w:type="dxa" w:w="100"/>
+              <w:bottom w:type="dxa" w:w="60"/>
+              <w:right w:type="dxa" w:w="100"/>
+            </w:tcMar>
+            <w:vAlign w:val="center"/>
+          </w:tcPr>
+          <w:p>
+            <w:pPr>
+              <w:spacing w:after="30" w:before="30"/>
+              <w:jc w:val="left"/>
+            </w:pPr>
+            <w:r>
+              <w:rPr>
+                <w:rFonts w:ascii="Calibri" w:cs="Calibri" w:eastAsia="Calibri" w:hAnsi="Calibri"/>
+                <w:sz w:val="18"/>
+                <w:szCs w:val="18"/>
+              </w:rPr>
+              <w:t xml:space="preserve">CIMS</w:t>
+            </w:r>
+          </w:p>
+        </w:tc>
+        <w:tc>
+          <w:tcPr>
+            <w:tcW w:type="dxa" w:w="7041"/>
+            <w:tcBorders>
+              <w:top w:val="single" w:color="BFC9D6" w:sz="4"/>
+              <w:left w:val="single" w:color="BFC9D6" w:sz="4"/>
+              <w:bottom w:val="single" w:color="BFC9D6" w:sz="4"/>
+              <w:right w:val="single" w:color="BFC9D6" w:sz="4"/>
+            </w:tcBorders>
+            <w:tcMar>
+              <w:top w:type="dxa" w:w="60"/>
+              <w:left w:type="dxa" w:w="100"/>
+              <w:bottom w:type="dxa" w:w="60"/>
+              <w:right w:type="dxa" w:w="100"/>
+            </w:tcMar>
+            <w:vAlign w:val="center"/>
+          </w:tcPr>
+          <w:p>
+            <w:pPr>
+              <w:spacing w:after="30" w:before="30"/>
+              <w:jc w:val="left"/>
+            </w:pPr>
+            <w:r>
+              <w:rPr>
+                <w:rFonts w:ascii="Calibri" w:cs="Calibri" w:eastAsia="Calibri" w:hAnsi="Calibri"/>
+                <w:sz w:val="18"/>
+                <w:szCs w:val="18"/>
+              </w:rPr>
+              <w:t xml:space="preserve">College/Institution Management System, the system these documents describe.</w:t>
+            </w:r>
+          </w:p>
+        </w:tc>
+      </w:tr>
+      <w:tr>
+        <w:trPr>
+          <w:cantSplit/>
+        </w:trPr>
+        <w:tc>
+          <w:tcPr>
+            <w:tcW w:type="dxa" w:w="1985"/>
+            <w:tcBorders>
+              <w:top w:val="single" w:color="BFC9D6" w:sz="4"/>
+              <w:left w:val="single" w:color="BFC9D6" w:sz="4"/>
+              <w:bottom w:val="single" w:color="BFC9D6" w:sz="4"/>
+              <w:right w:val="single" w:color="BFC9D6" w:sz="4"/>
+            </w:tcBorders>
+            <w:tcMar>
+              <w:top w:type="dxa" w:w="60"/>
+              <w:left w:type="dxa" w:w="100"/>
+              <w:bottom w:type="dxa" w:w="60"/>
+              <w:right w:type="dxa" w:w="100"/>
+            </w:tcMar>
+            <w:vAlign w:val="center"/>
+          </w:tcPr>
+          <w:p>
+            <w:pPr>
+              <w:spacing w:after="30" w:before="30"/>
+              <w:jc w:val="left"/>
+            </w:pPr>
+            <w:r>
+              <w:rPr>
+                <w:rFonts w:ascii="Calibri" w:cs="Calibri" w:eastAsia="Calibri" w:hAnsi="Calibri"/>
+                <w:sz w:val="18"/>
+                <w:szCs w:val="18"/>
+              </w:rPr>
+              <w:t xml:space="preserve">Clearance gate</w:t>
+            </w:r>
+          </w:p>
+        </w:tc>
+        <w:tc>
+          <w:tcPr>
+            <w:tcW w:type="dxa" w:w="7041"/>
+            <w:tcBorders>
+              <w:top w:val="single" w:color="BFC9D6" w:sz="4"/>
+              <w:left w:val="single" w:color="BFC9D6" w:sz="4"/>
+              <w:bottom w:val="single" w:color="BFC9D6" w:sz="4"/>
+              <w:right w:val="single" w:color="BFC9D6" w:sz="4"/>
+            </w:tcBorders>
+            <w:tcMar>
+              <w:top w:type="dxa" w:w="60"/>
+              <w:left w:type="dxa" w:w="100"/>
+              <w:bottom w:type="dxa" w:w="60"/>
+              <w:right w:type="dxa" w:w="100"/>
+            </w:tcMar>
+            <w:vAlign w:val="center"/>
+          </w:tcPr>
+          <w:p>
+            <w:pPr>
+              <w:spacing w:after="30" w:before="30"/>
+              <w:jc w:val="left"/>
+            </w:pPr>
+            <w:r>
+              <w:rPr>
+                <w:rFonts w:ascii="Calibri" w:cs="Calibri" w:eastAsia="Calibri" w:hAnsi="Calibri"/>
+                <w:sz w:val="18"/>
+                <w:szCs w:val="18"/>
+              </w:rPr>
+              <w:t xml:space="preserve">A fees rule that must be met before registration, examinations, results, hostel or graduation.</w:t>
+            </w:r>
+          </w:p>
+        </w:tc>
+      </w:tr>
+      <w:tr>
+        <w:trPr>
+          <w:cantSplit/>
+        </w:trPr>
+        <w:tc>
+          <w:tcPr>
+            <w:tcW w:type="dxa" w:w="1985"/>
+            <w:tcBorders>
+              <w:top w:val="single" w:color="BFC9D6" w:sz="4"/>
+              <w:left w:val="single" w:color="BFC9D6" w:sz="4"/>
+              <w:bottom w:val="single" w:color="BFC9D6" w:sz="4"/>
+              <w:right w:val="single" w:color="BFC9D6" w:sz="4"/>
+            </w:tcBorders>
+            <w:tcMar>
+              <w:top w:type="dxa" w:w="60"/>
+              <w:left w:type="dxa" w:w="100"/>
+              <w:bottom w:type="dxa" w:w="60"/>
+              <w:right w:type="dxa" w:w="100"/>
+            </w:tcMar>
+            <w:vAlign w:val="center"/>
+          </w:tcPr>
+          <w:p>
+            <w:pPr>
+              <w:spacing w:after="30" w:before="30"/>
+              <w:jc w:val="left"/>
+            </w:pPr>
+            <w:r>
+              <w:rPr>
+                <w:rFonts w:ascii="Calibri" w:cs="Calibri" w:eastAsia="Calibri" w:hAnsi="Calibri"/>
+                <w:sz w:val="18"/>
+                <w:szCs w:val="18"/>
+              </w:rPr>
+              <w:t xml:space="preserve">Control number</w:t>
+            </w:r>
+          </w:p>
+        </w:tc>
+        <w:tc>
+          <w:tcPr>
+            <w:tcW w:type="dxa" w:w="7041"/>
+            <w:tcBorders>
+              <w:top w:val="single" w:color="BFC9D6" w:sz="4"/>
+              <w:left w:val="single" w:color="BFC9D6" w:sz="4"/>
+              <w:bottom w:val="single" w:color="BFC9D6" w:sz="4"/>
+              <w:right w:val="single" w:color="BFC9D6" w:sz="4"/>
+            </w:tcBorders>
+            <w:tcMar>
+              <w:top w:type="dxa" w:w="60"/>
+              <w:left w:type="dxa" w:w="100"/>
+              <w:bottom w:type="dxa" w:w="60"/>
+              <w:right w:type="dxa" w:w="100"/>
+            </w:tcMar>
+            <w:vAlign w:val="center"/>
+          </w:tcPr>
+          <w:p>
+            <w:pPr>
+              <w:spacing w:after="30" w:before="30"/>
+              <w:jc w:val="left"/>
+            </w:pPr>
+            <w:r>
+              <w:rPr>
+                <w:rFonts w:ascii="Calibri" w:cs="Calibri" w:eastAsia="Calibri" w:hAnsi="Calibri"/>
+                <w:sz w:val="18"/>
+                <w:szCs w:val="18"/>
+              </w:rPr>
+              <w:t xml:space="preserve">The GePG number used to pay an invoice through a bank or mobile money.</w:t>
+            </w:r>
+          </w:p>
+        </w:tc>
+      </w:tr>
+      <w:tr>
+        <w:trPr>
+          <w:cantSplit/>
+        </w:trPr>
+        <w:tc>
+          <w:tcPr>
+            <w:tcW w:type="dxa" w:w="1985"/>
+            <w:tcBorders>
+              <w:top w:val="single" w:color="BFC9D6" w:sz="4"/>
+              <w:left w:val="single" w:color="BFC9D6" w:sz="4"/>
+              <w:bottom w:val="single" w:color="BFC9D6" w:sz="4"/>
+              <w:right w:val="single" w:color="BFC9D6" w:sz="4"/>
+            </w:tcBorders>
+            <w:tcMar>
+              <w:top w:type="dxa" w:w="60"/>
+              <w:left w:type="dxa" w:w="100"/>
+              <w:bottom w:type="dxa" w:w="60"/>
+              <w:right w:type="dxa" w:w="100"/>
+            </w:tcMar>
+            <w:vAlign w:val="center"/>
+          </w:tcPr>
+          <w:p>
+            <w:pPr>
+              <w:spacing w:after="30" w:before="30"/>
+              <w:jc w:val="left"/>
+            </w:pPr>
+            <w:r>
+              <w:rPr>
+                <w:rFonts w:ascii="Calibri" w:cs="Calibri" w:eastAsia="Calibri" w:hAnsi="Calibri"/>
+                <w:sz w:val="18"/>
+                <w:szCs w:val="18"/>
+              </w:rPr>
+              <w:t xml:space="preserve">CSEE</w:t>
+            </w:r>
+          </w:p>
+        </w:tc>
+        <w:tc>
+          <w:tcPr>
+            <w:tcW w:type="dxa" w:w="7041"/>
+            <w:tcBorders>
+              <w:top w:val="single" w:color="BFC9D6" w:sz="4"/>
+              <w:left w:val="single" w:color="BFC9D6" w:sz="4"/>
+              <w:bottom w:val="single" w:color="BFC9D6" w:sz="4"/>
+              <w:right w:val="single" w:color="BFC9D6" w:sz="4"/>
+            </w:tcBorders>
+            <w:tcMar>
+              <w:top w:type="dxa" w:w="60"/>
+              <w:left w:type="dxa" w:w="100"/>
+              <w:bottom w:type="dxa" w:w="60"/>
+              <w:right w:type="dxa" w:w="100"/>
+            </w:tcMar>
+            <w:vAlign w:val="center"/>
+          </w:tcPr>
+          <w:p>
+            <w:pPr>
+              <w:spacing w:after="30" w:before="30"/>
+              <w:jc w:val="left"/>
+            </w:pPr>
+            <w:r>
+              <w:rPr>
+                <w:rFonts w:ascii="Calibri" w:cs="Calibri" w:eastAsia="Calibri" w:hAnsi="Calibri"/>
+                <w:sz w:val="18"/>
+                <w:szCs w:val="18"/>
+              </w:rPr>
+              <w:t xml:space="preserve">Certificate of Secondary Education Examination (Form Four), results from NECTA.</w:t>
+            </w:r>
+          </w:p>
+        </w:tc>
+      </w:tr>
+      <w:tr>
+        <w:trPr>
+          <w:cantSplit/>
+        </w:trPr>
+        <w:tc>
+          <w:tcPr>
+            <w:tcW w:type="dxa" w:w="1985"/>
+            <w:tcBorders>
+              <w:top w:val="single" w:color="BFC9D6" w:sz="4"/>
+              <w:left w:val="single" w:color="BFC9D6" w:sz="4"/>
+              <w:bottom w:val="single" w:color="BFC9D6" w:sz="4"/>
+              <w:right w:val="single" w:color="BFC9D6" w:sz="4"/>
+            </w:tcBorders>
+            <w:tcMar>
+              <w:top w:type="dxa" w:w="60"/>
+              <w:left w:type="dxa" w:w="100"/>
+              <w:bottom w:type="dxa" w:w="60"/>
+              <w:right w:type="dxa" w:w="100"/>
+            </w:tcMar>
+            <w:vAlign w:val="center"/>
+          </w:tcPr>
+          <w:p>
+            <w:pPr>
+              <w:spacing w:after="30" w:before="30"/>
+              <w:jc w:val="left"/>
+            </w:pPr>
+            <w:r>
+              <w:rPr>
+                <w:rFonts w:ascii="Calibri" w:cs="Calibri" w:eastAsia="Calibri" w:hAnsi="Calibri"/>
+                <w:sz w:val="18"/>
+                <w:szCs w:val="18"/>
+              </w:rPr>
+              <w:t xml:space="preserve">CSV</w:t>
+            </w:r>
+          </w:p>
+        </w:tc>
+        <w:tc>
+          <w:tcPr>
+            <w:tcW w:type="dxa" w:w="7041"/>
+            <w:tcBorders>
+              <w:top w:val="single" w:color="BFC9D6" w:sz="4"/>
+              <w:left w:val="single" w:color="BFC9D6" w:sz="4"/>
+              <w:bottom w:val="single" w:color="BFC9D6" w:sz="4"/>
+              <w:right w:val="single" w:color="BFC9D6" w:sz="4"/>
+            </w:tcBorders>
+            <w:tcMar>
+              <w:top w:type="dxa" w:w="60"/>
+              <w:left w:type="dxa" w:w="100"/>
+              <w:bottom w:type="dxa" w:w="60"/>
+              <w:right w:type="dxa" w:w="100"/>
+            </w:tcMar>
+            <w:vAlign w:val="center"/>
+          </w:tcPr>
+          <w:p>
+            <w:pPr>
+              <w:spacing w:after="30" w:before="30"/>
+              <w:jc w:val="left"/>
+            </w:pPr>
+            <w:r>
+              <w:rPr>
+                <w:rFonts w:ascii="Calibri" w:cs="Calibri" w:eastAsia="Calibri" w:hAnsi="Calibri"/>
+                <w:sz w:val="18"/>
+                <w:szCs w:val="18"/>
+              </w:rPr>
+              <w:t xml:space="preserve">Comma-separated values: a plain spreadsheet file that most systems can import and export.</w:t>
+            </w:r>
+          </w:p>
+        </w:tc>
+      </w:tr>
+      <w:tr>
+        <w:trPr>
+          <w:cantSplit/>
+        </w:trPr>
+        <w:tc>
+          <w:tcPr>
+            <w:tcW w:type="dxa" w:w="1985"/>
+            <w:tcBorders>
+              <w:top w:val="single" w:color="BFC9D6" w:sz="4"/>
+              <w:left w:val="single" w:color="BFC9D6" w:sz="4"/>
+              <w:bottom w:val="single" w:color="BFC9D6" w:sz="4"/>
+              <w:right w:val="single" w:color="BFC9D6" w:sz="4"/>
+            </w:tcBorders>
+            <w:tcMar>
+              <w:top w:type="dxa" w:w="60"/>
+              <w:left w:type="dxa" w:w="100"/>
+              <w:bottom w:type="dxa" w:w="60"/>
+              <w:right w:type="dxa" w:w="100"/>
+            </w:tcMar>
+            <w:vAlign w:val="center"/>
+          </w:tcPr>
+          <w:p>
+            <w:pPr>
+              <w:spacing w:after="30" w:before="30"/>
+              <w:jc w:val="left"/>
+            </w:pPr>
+            <w:r>
+              <w:rPr>
+                <w:rFonts w:ascii="Calibri" w:cs="Calibri" w:eastAsia="Calibri" w:hAnsi="Calibri"/>
+                <w:sz w:val="18"/>
+                <w:szCs w:val="18"/>
+              </w:rPr>
+              <w:t xml:space="preserve">DAST</w:t>
+            </w:r>
+          </w:p>
+        </w:tc>
+        <w:tc>
+          <w:tcPr>
+            <w:tcW w:type="dxa" w:w="7041"/>
+            <w:tcBorders>
+              <w:top w:val="single" w:color="BFC9D6" w:sz="4"/>
+              <w:left w:val="single" w:color="BFC9D6" w:sz="4"/>
+              <w:bottom w:val="single" w:color="BFC9D6" w:sz="4"/>
+              <w:right w:val="single" w:color="BFC9D6" w:sz="4"/>
+            </w:tcBorders>
+            <w:tcMar>
+              <w:top w:type="dxa" w:w="60"/>
+              <w:left w:type="dxa" w:w="100"/>
+              <w:bottom w:type="dxa" w:w="60"/>
+              <w:right w:type="dxa" w:w="100"/>
+            </w:tcMar>
+            <w:vAlign w:val="center"/>
+          </w:tcPr>
+          <w:p>
+            <w:pPr>
+              <w:spacing w:after="30" w:before="30"/>
+              <w:jc w:val="left"/>
+            </w:pPr>
+            <w:r>
+              <w:rPr>
+                <w:rFonts w:ascii="Calibri" w:cs="Calibri" w:eastAsia="Calibri" w:hAnsi="Calibri"/>
+                <w:sz w:val="18"/>
+                <w:szCs w:val="18"/>
+              </w:rPr>
+              <w:t xml:space="preserve">Dynamic application security testing: scanning the running system for weaknesses.</w:t>
+            </w:r>
+          </w:p>
+        </w:tc>
+      </w:tr>
+      <w:tr>
+        <w:trPr>
+          <w:cantSplit/>
+        </w:trPr>
+        <w:tc>
+          <w:tcPr>
+            <w:tcW w:type="dxa" w:w="1985"/>
+            <w:tcBorders>
+              <w:top w:val="single" w:color="BFC9D6" w:sz="4"/>
+              <w:left w:val="single" w:color="BFC9D6" w:sz="4"/>
+              <w:bottom w:val="single" w:color="BFC9D6" w:sz="4"/>
+              <w:right w:val="single" w:color="BFC9D6" w:sz="4"/>
+            </w:tcBorders>
+            <w:tcMar>
+              <w:top w:type="dxa" w:w="60"/>
+              <w:left w:type="dxa" w:w="100"/>
+              <w:bottom w:type="dxa" w:w="60"/>
+              <w:right w:type="dxa" w:w="100"/>
+            </w:tcMar>
+            <w:vAlign w:val="center"/>
+          </w:tcPr>
+          <w:p>
+            <w:pPr>
+              <w:spacing w:after="30" w:before="30"/>
+              <w:jc w:val="left"/>
+            </w:pPr>
+            <w:r>
+              <w:rPr>
+                <w:rFonts w:ascii="Calibri" w:cs="Calibri" w:eastAsia="Calibri" w:hAnsi="Calibri"/>
+                <w:sz w:val="18"/>
+                <w:szCs w:val="18"/>
+              </w:rPr>
+              <w:t xml:space="preserve">Docker / Kubernetes</w:t>
+            </w:r>
+          </w:p>
+        </w:tc>
+        <w:tc>
+          <w:tcPr>
+            <w:tcW w:type="dxa" w:w="7041"/>
+            <w:tcBorders>
+              <w:top w:val="single" w:color="BFC9D6" w:sz="4"/>
+              <w:left w:val="single" w:color="BFC9D6" w:sz="4"/>
+              <w:bottom w:val="single" w:color="BFC9D6" w:sz="4"/>
+              <w:right w:val="single" w:color="BFC9D6" w:sz="4"/>
+            </w:tcBorders>
+            <w:tcMar>
+              <w:top w:type="dxa" w:w="60"/>
+              <w:left w:type="dxa" w:w="100"/>
+              <w:bottom w:type="dxa" w:w="60"/>
+              <w:right w:type="dxa" w:w="100"/>
+            </w:tcMar>
+            <w:vAlign w:val="center"/>
+          </w:tcPr>
+          <w:p>
+            <w:pPr>
+              <w:spacing w:after="30" w:before="30"/>
+              <w:jc w:val="left"/>
+            </w:pPr>
+            <w:r>
+              <w:rPr>
+                <w:rFonts w:ascii="Calibri" w:cs="Calibri" w:eastAsia="Calibri" w:hAnsi="Calibri"/>
+                <w:sz w:val="18"/>
+                <w:szCs w:val="18"/>
+              </w:rPr>
+              <w:t xml:space="preserve">Software that packages and runs CIMS and its parts on servers (Docker), and runs them across many servers (Kubernetes).</w:t>
+            </w:r>
+          </w:p>
+        </w:tc>
+      </w:tr>
+      <w:tr>
+        <w:trPr>
+          <w:cantSplit/>
+        </w:trPr>
+        <w:tc>
+          <w:tcPr>
+            <w:tcW w:type="dxa" w:w="1985"/>
+            <w:tcBorders>
+              <w:top w:val="single" w:color="BFC9D6" w:sz="4"/>
+              <w:left w:val="single" w:color="BFC9D6" w:sz="4"/>
+              <w:bottom w:val="single" w:color="BFC9D6" w:sz="4"/>
+              <w:right w:val="single" w:color="BFC9D6" w:sz="4"/>
+            </w:tcBorders>
+            <w:tcMar>
+              <w:top w:type="dxa" w:w="60"/>
+              <w:left w:type="dxa" w:w="100"/>
+              <w:bottom w:type="dxa" w:w="60"/>
+              <w:right w:type="dxa" w:w="100"/>
+            </w:tcMar>
+            <w:vAlign w:val="center"/>
+          </w:tcPr>
+          <w:p>
+            <w:pPr>
+              <w:spacing w:after="30" w:before="30"/>
+              <w:jc w:val="left"/>
+            </w:pPr>
+            <w:r>
+              <w:rPr>
+                <w:rFonts w:ascii="Calibri" w:cs="Calibri" w:eastAsia="Calibri" w:hAnsi="Calibri"/>
+                <w:sz w:val="18"/>
+                <w:szCs w:val="18"/>
+              </w:rPr>
+              <w:t xml:space="preserve">DR</w:t>
+            </w:r>
+          </w:p>
+        </w:tc>
+        <w:tc>
+          <w:tcPr>
+            <w:tcW w:type="dxa" w:w="7041"/>
+            <w:tcBorders>
+              <w:top w:val="single" w:color="BFC9D6" w:sz="4"/>
+              <w:left w:val="single" w:color="BFC9D6" w:sz="4"/>
+              <w:bottom w:val="single" w:color="BFC9D6" w:sz="4"/>
+              <w:right w:val="single" w:color="BFC9D6" w:sz="4"/>
+            </w:tcBorders>
+            <w:tcMar>
+              <w:top w:type="dxa" w:w="60"/>
+              <w:left w:type="dxa" w:w="100"/>
+              <w:bottom w:type="dxa" w:w="60"/>
+              <w:right w:type="dxa" w:w="100"/>
+            </w:tcMar>
+            <w:vAlign w:val="center"/>
+          </w:tcPr>
+          <w:p>
+            <w:pPr>
+              <w:spacing w:after="30" w:before="30"/>
+              <w:jc w:val="left"/>
+            </w:pPr>
+            <w:r>
+              <w:rPr>
+                <w:rFonts w:ascii="Calibri" w:cs="Calibri" w:eastAsia="Calibri" w:hAnsi="Calibri"/>
+                <w:sz w:val="18"/>
+                <w:szCs w:val="18"/>
+              </w:rPr>
+              <w:t xml:space="preserve">Disaster recovery: restoring the service at another site after a major failure.</w:t>
+            </w:r>
+          </w:p>
+        </w:tc>
+      </w:tr>
+      <w:tr>
+        <w:trPr>
+          <w:cantSplit/>
+        </w:trPr>
+        <w:tc>
+          <w:tcPr>
+            <w:tcW w:type="dxa" w:w="1985"/>
+            <w:tcBorders>
+              <w:top w:val="single" w:color="BFC9D6" w:sz="4"/>
+              <w:left w:val="single" w:color="BFC9D6" w:sz="4"/>
+              <w:bottom w:val="single" w:color="BFC9D6" w:sz="4"/>
+              <w:right w:val="single" w:color="BFC9D6" w:sz="4"/>
+            </w:tcBorders>
+            <w:tcMar>
+              <w:top w:type="dxa" w:w="60"/>
+              <w:left w:type="dxa" w:w="100"/>
+              <w:bottom w:type="dxa" w:w="60"/>
+              <w:right w:type="dxa" w:w="100"/>
+            </w:tcMar>
+            <w:vAlign w:val="center"/>
+          </w:tcPr>
+          <w:p>
+            <w:pPr>
+              <w:spacing w:after="30" w:before="30"/>
+              <w:jc w:val="left"/>
+            </w:pPr>
+            <w:r>
+              <w:rPr>
+                <w:rFonts w:ascii="Calibri" w:cs="Calibri" w:eastAsia="Calibri" w:hAnsi="Calibri"/>
+                <w:sz w:val="18"/>
+                <w:szCs w:val="18"/>
+              </w:rPr>
+              <w:t xml:space="preserve">EAT</w:t>
+            </w:r>
+          </w:p>
+        </w:tc>
+        <w:tc>
+          <w:tcPr>
+            <w:tcW w:type="dxa" w:w="7041"/>
+            <w:tcBorders>
+              <w:top w:val="single" w:color="BFC9D6" w:sz="4"/>
+              <w:left w:val="single" w:color="BFC9D6" w:sz="4"/>
+              <w:bottom w:val="single" w:color="BFC9D6" w:sz="4"/>
+              <w:right w:val="single" w:color="BFC9D6" w:sz="4"/>
+            </w:tcBorders>
+            <w:tcMar>
+              <w:top w:type="dxa" w:w="60"/>
+              <w:left w:type="dxa" w:w="100"/>
+              <w:bottom w:type="dxa" w:w="60"/>
+              <w:right w:type="dxa" w:w="100"/>
+            </w:tcMar>
+            <w:vAlign w:val="center"/>
+          </w:tcPr>
+          <w:p>
+            <w:pPr>
+              <w:spacing w:after="30" w:before="30"/>
+              <w:jc w:val="left"/>
+            </w:pPr>
+            <w:r>
+              <w:rPr>
+                <w:rFonts w:ascii="Calibri" w:cs="Calibri" w:eastAsia="Calibri" w:hAnsi="Calibri"/>
+                <w:sz w:val="18"/>
+                <w:szCs w:val="18"/>
+              </w:rPr>
+              <w:t xml:space="preserve">East Africa Time (UTC+3), the time zone CIMS uses.</w:t>
+            </w:r>
+          </w:p>
+        </w:tc>
+      </w:tr>
+      <w:tr>
+        <w:trPr>
+          <w:cantSplit/>
+        </w:trPr>
+        <w:tc>
+          <w:tcPr>
+            <w:tcW w:type="dxa" w:w="1985"/>
+            <w:tcBorders>
+              <w:top w:val="single" w:color="BFC9D6" w:sz="4"/>
+              <w:left w:val="single" w:color="BFC9D6" w:sz="4"/>
+              <w:bottom w:val="single" w:color="BFC9D6" w:sz="4"/>
+              <w:right w:val="single" w:color="BFC9D6" w:sz="4"/>
+            </w:tcBorders>
+            <w:tcMar>
+              <w:top w:type="dxa" w:w="60"/>
+              <w:left w:type="dxa" w:w="100"/>
+              <w:bottom w:type="dxa" w:w="60"/>
+              <w:right w:type="dxa" w:w="100"/>
+            </w:tcMar>
+            <w:vAlign w:val="center"/>
+          </w:tcPr>
+          <w:p>
+            <w:pPr>
+              <w:spacing w:after="30" w:before="30"/>
+              <w:jc w:val="left"/>
+            </w:pPr>
+            <w:r>
+              <w:rPr>
+                <w:rFonts w:ascii="Calibri" w:cs="Calibri" w:eastAsia="Calibri" w:hAnsi="Calibri"/>
+                <w:sz w:val="18"/>
+                <w:szCs w:val="18"/>
+              </w:rPr>
+              <w:t xml:space="preserve">ERP</w:t>
+            </w:r>
+          </w:p>
+        </w:tc>
+        <w:tc>
+          <w:tcPr>
+            <w:tcW w:type="dxa" w:w="7041"/>
+            <w:tcBorders>
+              <w:top w:val="single" w:color="BFC9D6" w:sz="4"/>
+              <w:left w:val="single" w:color="BFC9D6" w:sz="4"/>
+              <w:bottom w:val="single" w:color="BFC9D6" w:sz="4"/>
+              <w:right w:val="single" w:color="BFC9D6" w:sz="4"/>
+            </w:tcBorders>
+            <w:tcMar>
+              <w:top w:type="dxa" w:w="60"/>
+              <w:left w:type="dxa" w:w="100"/>
+              <w:bottom w:type="dxa" w:w="60"/>
+              <w:right w:type="dxa" w:w="100"/>
+            </w:tcMar>
+            <w:vAlign w:val="center"/>
+          </w:tcPr>
+          <w:p>
+            <w:pPr>
+              <w:spacing w:after="30" w:before="30"/>
+              <w:jc w:val="left"/>
+            </w:pPr>
+            <w:r>
+              <w:rPr>
+                <w:rFonts w:ascii="Calibri" w:cs="Calibri" w:eastAsia="Calibri" w:hAnsi="Calibri"/>
+                <w:sz w:val="18"/>
+                <w:szCs w:val="18"/>
+              </w:rPr>
+              <w:t xml:space="preserve">Enterprise resource planning system, for example the government MUSE financial system.</w:t>
+            </w:r>
+          </w:p>
+        </w:tc>
+      </w:tr>
+      <w:tr>
+        <w:trPr>
+          <w:cantSplit/>
+        </w:trPr>
+        <w:tc>
+          <w:tcPr>
+            <w:tcW w:type="dxa" w:w="1985"/>
+            <w:tcBorders>
+              <w:top w:val="single" w:color="BFC9D6" w:sz="4"/>
+              <w:left w:val="single" w:color="BFC9D6" w:sz="4"/>
+              <w:bottom w:val="single" w:color="BFC9D6" w:sz="4"/>
+              <w:right w:val="single" w:color="BFC9D6" w:sz="4"/>
+            </w:tcBorders>
+            <w:tcMar>
+              <w:top w:type="dxa" w:w="60"/>
+              <w:left w:type="dxa" w:w="100"/>
+              <w:bottom w:type="dxa" w:w="60"/>
+              <w:right w:type="dxa" w:w="100"/>
+            </w:tcMar>
+            <w:vAlign w:val="center"/>
+          </w:tcPr>
+          <w:p>
+            <w:pPr>
+              <w:spacing w:after="30" w:before="30"/>
+              <w:jc w:val="left"/>
+            </w:pPr>
+            <w:r>
+              <w:rPr>
+                <w:rFonts w:ascii="Calibri" w:cs="Calibri" w:eastAsia="Calibri" w:hAnsi="Calibri"/>
+                <w:sz w:val="18"/>
+                <w:szCs w:val="18"/>
+              </w:rPr>
+              <w:t xml:space="preserve">Flyway</w:t>
+            </w:r>
+          </w:p>
+        </w:tc>
+        <w:tc>
+          <w:tcPr>
+            <w:tcW w:type="dxa" w:w="7041"/>
+            <w:tcBorders>
+              <w:top w:val="single" w:color="BFC9D6" w:sz="4"/>
+              <w:left w:val="single" w:color="BFC9D6" w:sz="4"/>
+              <w:bottom w:val="single" w:color="BFC9D6" w:sz="4"/>
+              <w:right w:val="single" w:color="BFC9D6" w:sz="4"/>
+            </w:tcBorders>
+            <w:tcMar>
+              <w:top w:type="dxa" w:w="60"/>
+              <w:left w:type="dxa" w:w="100"/>
+              <w:bottom w:type="dxa" w:w="60"/>
+              <w:right w:type="dxa" w:w="100"/>
+            </w:tcMar>
+            <w:vAlign w:val="center"/>
+          </w:tcPr>
+          <w:p>
+            <w:pPr>
+              <w:spacing w:after="30" w:before="30"/>
+              <w:jc w:val="left"/>
+            </w:pPr>
+            <w:r>
+              <w:rPr>
+                <w:rFonts w:ascii="Calibri" w:cs="Calibri" w:eastAsia="Calibri" w:hAnsi="Calibri"/>
+                <w:sz w:val="18"/>
+                <w:szCs w:val="18"/>
+              </w:rPr>
+              <w:t xml:space="preserve">The tool that applies database migrations in order when CIMS starts.</w:t>
+            </w:r>
+          </w:p>
+        </w:tc>
+      </w:tr>
+      <w:tr>
+        <w:trPr>
+          <w:cantSplit/>
+        </w:trPr>
+        <w:tc>
+          <w:tcPr>
+            <w:tcW w:type="dxa" w:w="1985"/>
+            <w:tcBorders>
+              <w:top w:val="single" w:color="BFC9D6" w:sz="4"/>
+              <w:left w:val="single" w:color="BFC9D6" w:sz="4"/>
+              <w:bottom w:val="single" w:color="BFC9D6" w:sz="4"/>
+              <w:right w:val="single" w:color="BFC9D6" w:sz="4"/>
+            </w:tcBorders>
+            <w:tcMar>
+              <w:top w:type="dxa" w:w="60"/>
+              <w:left w:type="dxa" w:w="100"/>
+              <w:bottom w:type="dxa" w:w="60"/>
+              <w:right w:type="dxa" w:w="100"/>
+            </w:tcMar>
+            <w:vAlign w:val="center"/>
+          </w:tcPr>
+          <w:p>
+            <w:pPr>
+              <w:spacing w:after="30" w:before="30"/>
+              <w:jc w:val="left"/>
+            </w:pPr>
+            <w:r>
+              <w:rPr>
+                <w:rFonts w:ascii="Calibri" w:cs="Calibri" w:eastAsia="Calibri" w:hAnsi="Calibri"/>
+                <w:sz w:val="18"/>
+                <w:szCs w:val="18"/>
+              </w:rPr>
+              <w:t xml:space="preserve">GePG</w:t>
+            </w:r>
+          </w:p>
+        </w:tc>
+        <w:tc>
+          <w:tcPr>
+            <w:tcW w:type="dxa" w:w="7041"/>
+            <w:tcBorders>
+              <w:top w:val="single" w:color="BFC9D6" w:sz="4"/>
+              <w:left w:val="single" w:color="BFC9D6" w:sz="4"/>
+              <w:bottom w:val="single" w:color="BFC9D6" w:sz="4"/>
+              <w:right w:val="single" w:color="BFC9D6" w:sz="4"/>
+            </w:tcBorders>
+            <w:tcMar>
+              <w:top w:type="dxa" w:w="60"/>
+              <w:left w:type="dxa" w:w="100"/>
+              <w:bottom w:type="dxa" w:w="60"/>
+              <w:right w:type="dxa" w:w="100"/>
+            </w:tcMar>
+            <w:vAlign w:val="center"/>
+          </w:tcPr>
+          <w:p>
+            <w:pPr>
+              <w:spacing w:after="30" w:before="30"/>
+              <w:jc w:val="left"/>
+            </w:pPr>
+            <w:r>
+              <w:rPr>
+                <w:rFonts w:ascii="Calibri" w:cs="Calibri" w:eastAsia="Calibri" w:hAnsi="Calibri"/>
+                <w:sz w:val="18"/>
+                <w:szCs w:val="18"/>
+              </w:rPr>
+              <w:t xml:space="preserve">Government electronic Payment Gateway: issues control numbers and confirms payments for public institutions.</w:t>
+            </w:r>
+          </w:p>
+        </w:tc>
+      </w:tr>
+      <w:tr>
+        <w:trPr>
+          <w:cantSplit/>
+        </w:trPr>
+        <w:tc>
+          <w:tcPr>
+            <w:tcW w:type="dxa" w:w="1985"/>
+            <w:tcBorders>
+              <w:top w:val="single" w:color="BFC9D6" w:sz="4"/>
+              <w:left w:val="single" w:color="BFC9D6" w:sz="4"/>
+              <w:bottom w:val="single" w:color="BFC9D6" w:sz="4"/>
+              <w:right w:val="single" w:color="BFC9D6" w:sz="4"/>
+            </w:tcBorders>
+            <w:tcMar>
+              <w:top w:type="dxa" w:w="60"/>
+              <w:left w:type="dxa" w:w="100"/>
+              <w:bottom w:type="dxa" w:w="60"/>
+              <w:right w:type="dxa" w:w="100"/>
+            </w:tcMar>
+            <w:vAlign w:val="center"/>
+          </w:tcPr>
+          <w:p>
+            <w:pPr>
+              <w:spacing w:after="30" w:before="30"/>
+              <w:jc w:val="left"/>
+            </w:pPr>
+            <w:r>
+              <w:rPr>
+                <w:rFonts w:ascii="Calibri" w:cs="Calibri" w:eastAsia="Calibri" w:hAnsi="Calibri"/>
+                <w:sz w:val="18"/>
+                <w:szCs w:val="18"/>
+              </w:rPr>
+              <w:t xml:space="preserve">GFS code</w:t>
+            </w:r>
+          </w:p>
+        </w:tc>
+        <w:tc>
+          <w:tcPr>
+            <w:tcW w:type="dxa" w:w="7041"/>
+            <w:tcBorders>
+              <w:top w:val="single" w:color="BFC9D6" w:sz="4"/>
+              <w:left w:val="single" w:color="BFC9D6" w:sz="4"/>
+              <w:bottom w:val="single" w:color="BFC9D6" w:sz="4"/>
+              <w:right w:val="single" w:color="BFC9D6" w:sz="4"/>
+            </w:tcBorders>
+            <w:tcMar>
+              <w:top w:type="dxa" w:w="60"/>
+              <w:left w:type="dxa" w:w="100"/>
+              <w:bottom w:type="dxa" w:w="60"/>
+              <w:right w:type="dxa" w:w="100"/>
+            </w:tcMar>
+            <w:vAlign w:val="center"/>
+          </w:tcPr>
+          <w:p>
+            <w:pPr>
+              <w:spacing w:after="30" w:before="30"/>
+              <w:jc w:val="left"/>
+            </w:pPr>
+            <w:r>
+              <w:rPr>
+                <w:rFonts w:ascii="Calibri" w:cs="Calibri" w:eastAsia="Calibri" w:hAnsi="Calibri"/>
+                <w:sz w:val="18"/>
+                <w:szCs w:val="18"/>
+              </w:rPr>
+              <w:t xml:space="preserve">Government Finance Statistics code: the revenue classification of a fee item used by GePG and MUSE.</w:t>
+            </w:r>
+          </w:p>
+        </w:tc>
+      </w:tr>
+      <w:tr>
+        <w:trPr>
+          <w:cantSplit/>
+        </w:trPr>
+        <w:tc>
+          <w:tcPr>
+            <w:tcW w:type="dxa" w:w="1985"/>
+            <w:tcBorders>
+              <w:top w:val="single" w:color="BFC9D6" w:sz="4"/>
+              <w:left w:val="single" w:color="BFC9D6" w:sz="4"/>
+              <w:bottom w:val="single" w:color="BFC9D6" w:sz="4"/>
+              <w:right w:val="single" w:color="BFC9D6" w:sz="4"/>
+            </w:tcBorders>
+            <w:tcMar>
+              <w:top w:type="dxa" w:w="60"/>
+              <w:left w:type="dxa" w:w="100"/>
+              <w:bottom w:type="dxa" w:w="60"/>
+              <w:right w:type="dxa" w:w="100"/>
+            </w:tcMar>
+            <w:vAlign w:val="center"/>
+          </w:tcPr>
+          <w:p>
+            <w:pPr>
+              <w:spacing w:after="30" w:before="30"/>
+              <w:jc w:val="left"/>
+            </w:pPr>
+            <w:r>
+              <w:rPr>
+                <w:rFonts w:ascii="Calibri" w:cs="Calibri" w:eastAsia="Calibri" w:hAnsi="Calibri"/>
+                <w:sz w:val="18"/>
+                <w:szCs w:val="18"/>
+              </w:rPr>
+              <w:t xml:space="preserve">GPA</w:t>
+            </w:r>
+          </w:p>
+        </w:tc>
+        <w:tc>
+          <w:tcPr>
+            <w:tcW w:type="dxa" w:w="7041"/>
+            <w:tcBorders>
+              <w:top w:val="single" w:color="BFC9D6" w:sz="4"/>
+              <w:left w:val="single" w:color="BFC9D6" w:sz="4"/>
+              <w:bottom w:val="single" w:color="BFC9D6" w:sz="4"/>
+              <w:right w:val="single" w:color="BFC9D6" w:sz="4"/>
+            </w:tcBorders>
+            <w:tcMar>
+              <w:top w:type="dxa" w:w="60"/>
+              <w:left w:type="dxa" w:w="100"/>
+              <w:bottom w:type="dxa" w:w="60"/>
+              <w:right w:type="dxa" w:w="100"/>
+            </w:tcMar>
+            <w:vAlign w:val="center"/>
+          </w:tcPr>
+          <w:p>
+            <w:pPr>
+              <w:spacing w:after="30" w:before="30"/>
+              <w:jc w:val="left"/>
+            </w:pPr>
+            <w:r>
+              <w:rPr>
+                <w:rFonts w:ascii="Calibri" w:cs="Calibri" w:eastAsia="Calibri" w:hAnsi="Calibri"/>
+                <w:sz w:val="18"/>
+                <w:szCs w:val="18"/>
+              </w:rPr>
+              <w:t xml:space="preserve">Grade point average for a semester or year, computed under the regulations of the award level.</w:t>
+            </w:r>
+          </w:p>
+        </w:tc>
+      </w:tr>
+      <w:tr>
+        <w:trPr>
+          <w:cantSplit/>
+        </w:trPr>
+        <w:tc>
+          <w:tcPr>
+            <w:tcW w:type="dxa" w:w="1985"/>
+            <w:tcBorders>
+              <w:top w:val="single" w:color="BFC9D6" w:sz="4"/>
+              <w:left w:val="single" w:color="BFC9D6" w:sz="4"/>
+              <w:bottom w:val="single" w:color="BFC9D6" w:sz="4"/>
+              <w:right w:val="single" w:color="BFC9D6" w:sz="4"/>
+            </w:tcBorders>
+            <w:tcMar>
+              <w:top w:type="dxa" w:w="60"/>
+              <w:left w:type="dxa" w:w="100"/>
+              <w:bottom w:type="dxa" w:w="60"/>
+              <w:right w:type="dxa" w:w="100"/>
+            </w:tcMar>
+            <w:vAlign w:val="center"/>
+          </w:tcPr>
+          <w:p>
+            <w:pPr>
+              <w:spacing w:after="30" w:before="30"/>
+              <w:jc w:val="left"/>
+            </w:pPr>
+            <w:r>
+              <w:rPr>
+                <w:rFonts w:ascii="Calibri" w:cs="Calibri" w:eastAsia="Calibri" w:hAnsi="Calibri"/>
+                <w:sz w:val="18"/>
+                <w:szCs w:val="18"/>
+              </w:rPr>
+              <w:t xml:space="preserve">Hand-over</w:t>
+            </w:r>
+          </w:p>
+        </w:tc>
+        <w:tc>
+          <w:tcPr>
+            <w:tcW w:type="dxa" w:w="7041"/>
+            <w:tcBorders>
+              <w:top w:val="single" w:color="BFC9D6" w:sz="4"/>
+              <w:left w:val="single" w:color="BFC9D6" w:sz="4"/>
+              <w:bottom w:val="single" w:color="BFC9D6" w:sz="4"/>
+              <w:right w:val="single" w:color="BFC9D6" w:sz="4"/>
+            </w:tcBorders>
+            <w:tcMar>
+              <w:top w:type="dxa" w:w="60"/>
+              <w:left w:type="dxa" w:w="100"/>
+              <w:bottom w:type="dxa" w:w="60"/>
+              <w:right w:type="dxa" w:w="100"/>
+            </w:tcMar>
+            <w:vAlign w:val="center"/>
+          </w:tcPr>
+          <w:p>
+            <w:pPr>
+              <w:spacing w:after="30" w:before="30"/>
+              <w:jc w:val="left"/>
+            </w:pPr>
+            <w:r>
+              <w:rPr>
+                <w:rFonts w:ascii="Calibri" w:cs="Calibri" w:eastAsia="Calibri" w:hAnsi="Calibri"/>
+                <w:sz w:val="18"/>
+                <w:szCs w:val="18"/>
+              </w:rPr>
+              <w:t xml:space="preserve">Registry turning an accepted applicant into a student: record, registration number and portal sign-in.</w:t>
+            </w:r>
+          </w:p>
+        </w:tc>
+      </w:tr>
+      <w:tr>
+        <w:trPr>
+          <w:cantSplit/>
+        </w:trPr>
+        <w:tc>
+          <w:tcPr>
+            <w:tcW w:type="dxa" w:w="1985"/>
+            <w:tcBorders>
+              <w:top w:val="single" w:color="BFC9D6" w:sz="4"/>
+              <w:left w:val="single" w:color="BFC9D6" w:sz="4"/>
+              <w:bottom w:val="single" w:color="BFC9D6" w:sz="4"/>
+              <w:right w:val="single" w:color="BFC9D6" w:sz="4"/>
+            </w:tcBorders>
+            <w:tcMar>
+              <w:top w:type="dxa" w:w="60"/>
+              <w:left w:type="dxa" w:w="100"/>
+              <w:bottom w:type="dxa" w:w="60"/>
+              <w:right w:type="dxa" w:w="100"/>
+            </w:tcMar>
+            <w:vAlign w:val="center"/>
+          </w:tcPr>
+          <w:p>
+            <w:pPr>
+              <w:spacing w:after="30" w:before="30"/>
+              <w:jc w:val="left"/>
+            </w:pPr>
+            <w:r>
+              <w:rPr>
+                <w:rFonts w:ascii="Calibri" w:cs="Calibri" w:eastAsia="Calibri" w:hAnsi="Calibri"/>
+                <w:sz w:val="18"/>
+                <w:szCs w:val="18"/>
+              </w:rPr>
+              <w:t xml:space="preserve">HESLB</w:t>
+            </w:r>
+          </w:p>
+        </w:tc>
+        <w:tc>
+          <w:tcPr>
+            <w:tcW w:type="dxa" w:w="7041"/>
+            <w:tcBorders>
+              <w:top w:val="single" w:color="BFC9D6" w:sz="4"/>
+              <w:left w:val="single" w:color="BFC9D6" w:sz="4"/>
+              <w:bottom w:val="single" w:color="BFC9D6" w:sz="4"/>
+              <w:right w:val="single" w:color="BFC9D6" w:sz="4"/>
+            </w:tcBorders>
+            <w:tcMar>
+              <w:top w:type="dxa" w:w="60"/>
+              <w:left w:type="dxa" w:w="100"/>
+              <w:bottom w:type="dxa" w:w="60"/>
+              <w:right w:type="dxa" w:w="100"/>
+            </w:tcMar>
+            <w:vAlign w:val="center"/>
+          </w:tcPr>
+          <w:p>
+            <w:pPr>
+              <w:spacing w:after="30" w:before="30"/>
+              <w:jc w:val="left"/>
+            </w:pPr>
+            <w:r>
+              <w:rPr>
+                <w:rFonts w:ascii="Calibri" w:cs="Calibri" w:eastAsia="Calibri" w:hAnsi="Calibri"/>
+                <w:sz w:val="18"/>
+                <w:szCs w:val="18"/>
+              </w:rPr>
+              <w:t xml:space="preserve">Higher Education Students' Loans Board: funds eligible students in eligible programmes.</w:t>
+            </w:r>
+          </w:p>
+        </w:tc>
+      </w:tr>
+      <w:tr>
+        <w:trPr>
+          <w:cantSplit/>
+        </w:trPr>
+        <w:tc>
+          <w:tcPr>
+            <w:tcW w:type="dxa" w:w="1985"/>
+            <w:tcBorders>
+              <w:top w:val="single" w:color="BFC9D6" w:sz="4"/>
+              <w:left w:val="single" w:color="BFC9D6" w:sz="4"/>
+              <w:bottom w:val="single" w:color="BFC9D6" w:sz="4"/>
+              <w:right w:val="single" w:color="BFC9D6" w:sz="4"/>
+            </w:tcBorders>
+            <w:tcMar>
+              <w:top w:type="dxa" w:w="60"/>
+              <w:left w:type="dxa" w:w="100"/>
+              <w:bottom w:type="dxa" w:w="60"/>
+              <w:right w:type="dxa" w:w="100"/>
+            </w:tcMar>
+            <w:vAlign w:val="center"/>
+          </w:tcPr>
+          <w:p>
+            <w:pPr>
+              <w:spacing w:after="30" w:before="30"/>
+              <w:jc w:val="left"/>
+            </w:pPr>
+            <w:r>
+              <w:rPr>
+                <w:rFonts w:ascii="Calibri" w:cs="Calibri" w:eastAsia="Calibri" w:hAnsi="Calibri"/>
+                <w:sz w:val="18"/>
+                <w:szCs w:val="18"/>
+              </w:rPr>
+              <w:t xml:space="preserve">HSTS</w:t>
+            </w:r>
+          </w:p>
+        </w:tc>
+        <w:tc>
+          <w:tcPr>
+            <w:tcW w:type="dxa" w:w="7041"/>
+            <w:tcBorders>
+              <w:top w:val="single" w:color="BFC9D6" w:sz="4"/>
+              <w:left w:val="single" w:color="BFC9D6" w:sz="4"/>
+              <w:bottom w:val="single" w:color="BFC9D6" w:sz="4"/>
+              <w:right w:val="single" w:color="BFC9D6" w:sz="4"/>
+            </w:tcBorders>
+            <w:tcMar>
+              <w:top w:type="dxa" w:w="60"/>
+              <w:left w:type="dxa" w:w="100"/>
+              <w:bottom w:type="dxa" w:w="60"/>
+              <w:right w:type="dxa" w:w="100"/>
+            </w:tcMar>
+            <w:vAlign w:val="center"/>
+          </w:tcPr>
+          <w:p>
+            <w:pPr>
+              <w:spacing w:after="30" w:before="30"/>
+              <w:jc w:val="left"/>
+            </w:pPr>
+            <w:r>
+              <w:rPr>
+                <w:rFonts w:ascii="Calibri" w:cs="Calibri" w:eastAsia="Calibri" w:hAnsi="Calibri"/>
+                <w:sz w:val="18"/>
+                <w:szCs w:val="18"/>
+              </w:rPr>
+              <w:t xml:space="preserve">HTTP Strict Transport Security: tells browsers to use only encrypted (HTTPS) connections.</w:t>
+            </w:r>
+          </w:p>
+        </w:tc>
+      </w:tr>
+      <w:tr>
+        <w:trPr>
+          <w:cantSplit/>
+        </w:trPr>
+        <w:tc>
+          <w:tcPr>
+            <w:tcW w:type="dxa" w:w="1985"/>
+            <w:tcBorders>
+              <w:top w:val="single" w:color="BFC9D6" w:sz="4"/>
+              <w:left w:val="single" w:color="BFC9D6" w:sz="4"/>
+              <w:bottom w:val="single" w:color="BFC9D6" w:sz="4"/>
+              <w:right w:val="single" w:color="BFC9D6" w:sz="4"/>
+            </w:tcBorders>
+            <w:tcMar>
+              <w:top w:type="dxa" w:w="60"/>
+              <w:left w:type="dxa" w:w="100"/>
+              <w:bottom w:type="dxa" w:w="60"/>
+              <w:right w:type="dxa" w:w="100"/>
+            </w:tcMar>
+            <w:vAlign w:val="center"/>
+          </w:tcPr>
+          <w:p>
+            <w:pPr>
+              <w:spacing w:after="30" w:before="30"/>
+              <w:jc w:val="left"/>
+            </w:pPr>
+            <w:r>
+              <w:rPr>
+                <w:rFonts w:ascii="Calibri" w:cs="Calibri" w:eastAsia="Calibri" w:hAnsi="Calibri"/>
+                <w:sz w:val="18"/>
+                <w:szCs w:val="18"/>
+              </w:rPr>
+              <w:t xml:space="preserve">ID card</w:t>
+            </w:r>
+          </w:p>
+        </w:tc>
+        <w:tc>
+          <w:tcPr>
+            <w:tcW w:type="dxa" w:w="7041"/>
+            <w:tcBorders>
+              <w:top w:val="single" w:color="BFC9D6" w:sz="4"/>
+              <w:left w:val="single" w:color="BFC9D6" w:sz="4"/>
+              <w:bottom w:val="single" w:color="BFC9D6" w:sz="4"/>
+              <w:right w:val="single" w:color="BFC9D6" w:sz="4"/>
+            </w:tcBorders>
+            <w:tcMar>
+              <w:top w:type="dxa" w:w="60"/>
+              <w:left w:type="dxa" w:w="100"/>
+              <w:bottom w:type="dxa" w:w="60"/>
+              <w:right w:type="dxa" w:w="100"/>
+            </w:tcMar>
+            <w:vAlign w:val="center"/>
+          </w:tcPr>
+          <w:p>
+            <w:pPr>
+              <w:spacing w:after="30" w:before="30"/>
+              <w:jc w:val="left"/>
+            </w:pPr>
+            <w:r>
+              <w:rPr>
+                <w:rFonts w:ascii="Calibri" w:cs="Calibri" w:eastAsia="Calibri" w:hAnsi="Calibri"/>
+                <w:sz w:val="18"/>
+                <w:szCs w:val="18"/>
+              </w:rPr>
+              <w:t xml:space="preserve">Student identity card, printed from CIMS with a verification code.</w:t>
+            </w:r>
+          </w:p>
+        </w:tc>
+      </w:tr>
+      <w:tr>
+        <w:trPr>
+          <w:cantSplit/>
+        </w:trPr>
+        <w:tc>
+          <w:tcPr>
+            <w:tcW w:type="dxa" w:w="1985"/>
+            <w:tcBorders>
+              <w:top w:val="single" w:color="BFC9D6" w:sz="4"/>
+              <w:left w:val="single" w:color="BFC9D6" w:sz="4"/>
+              <w:bottom w:val="single" w:color="BFC9D6" w:sz="4"/>
+              <w:right w:val="single" w:color="BFC9D6" w:sz="4"/>
+            </w:tcBorders>
+            <w:tcMar>
+              <w:top w:type="dxa" w:w="60"/>
+              <w:left w:type="dxa" w:w="100"/>
+              <w:bottom w:type="dxa" w:w="60"/>
+              <w:right w:type="dxa" w:w="100"/>
+            </w:tcMar>
+            <w:vAlign w:val="center"/>
+          </w:tcPr>
+          <w:p>
+            <w:pPr>
+              <w:spacing w:after="30" w:before="30"/>
+              <w:jc w:val="left"/>
+            </w:pPr>
+            <w:r>
+              <w:rPr>
+                <w:rFonts w:ascii="Calibri" w:cs="Calibri" w:eastAsia="Calibri" w:hAnsi="Calibri"/>
+                <w:sz w:val="18"/>
+                <w:szCs w:val="18"/>
+              </w:rPr>
+              <w:t xml:space="preserve">IPT</w:t>
+            </w:r>
+          </w:p>
+        </w:tc>
+        <w:tc>
+          <w:tcPr>
+            <w:tcW w:type="dxa" w:w="7041"/>
+            <w:tcBorders>
+              <w:top w:val="single" w:color="BFC9D6" w:sz="4"/>
+              <w:left w:val="single" w:color="BFC9D6" w:sz="4"/>
+              <w:bottom w:val="single" w:color="BFC9D6" w:sz="4"/>
+              <w:right w:val="single" w:color="BFC9D6" w:sz="4"/>
+            </w:tcBorders>
+            <w:tcMar>
+              <w:top w:type="dxa" w:w="60"/>
+              <w:left w:type="dxa" w:w="100"/>
+              <w:bottom w:type="dxa" w:w="60"/>
+              <w:right w:type="dxa" w:w="100"/>
+            </w:tcMar>
+            <w:vAlign w:val="center"/>
+          </w:tcPr>
+          <w:p>
+            <w:pPr>
+              <w:spacing w:after="30" w:before="30"/>
+              <w:jc w:val="left"/>
+            </w:pPr>
+            <w:r>
+              <w:rPr>
+                <w:rFonts w:ascii="Calibri" w:cs="Calibri" w:eastAsia="Calibri" w:hAnsi="Calibri"/>
+                <w:sz w:val="18"/>
+                <w:szCs w:val="18"/>
+              </w:rPr>
+              <w:t xml:space="preserve">Industrial practical training: assessed field attachment in a workplace.</w:t>
+            </w:r>
+          </w:p>
+        </w:tc>
+      </w:tr>
+      <w:tr>
+        <w:trPr>
+          <w:cantSplit/>
+        </w:trPr>
+        <w:tc>
+          <w:tcPr>
+            <w:tcW w:type="dxa" w:w="1985"/>
+            <w:tcBorders>
+              <w:top w:val="single" w:color="BFC9D6" w:sz="4"/>
+              <w:left w:val="single" w:color="BFC9D6" w:sz="4"/>
+              <w:bottom w:val="single" w:color="BFC9D6" w:sz="4"/>
+              <w:right w:val="single" w:color="BFC9D6" w:sz="4"/>
+            </w:tcBorders>
+            <w:tcMar>
+              <w:top w:type="dxa" w:w="60"/>
+              <w:left w:type="dxa" w:w="100"/>
+              <w:bottom w:type="dxa" w:w="60"/>
+              <w:right w:type="dxa" w:w="100"/>
+            </w:tcMar>
+            <w:vAlign w:val="center"/>
+          </w:tcPr>
+          <w:p>
+            <w:pPr>
+              <w:spacing w:after="30" w:before="30"/>
+              <w:jc w:val="left"/>
+            </w:pPr>
+            <w:r>
+              <w:rPr>
+                <w:rFonts w:ascii="Calibri" w:cs="Calibri" w:eastAsia="Calibri" w:hAnsi="Calibri"/>
+                <w:sz w:val="18"/>
+                <w:szCs w:val="18"/>
+              </w:rPr>
+              <w:t xml:space="preserve">JSON / JSONB</w:t>
+            </w:r>
+          </w:p>
+        </w:tc>
+        <w:tc>
+          <w:tcPr>
+            <w:tcW w:type="dxa" w:w="7041"/>
+            <w:tcBorders>
+              <w:top w:val="single" w:color="BFC9D6" w:sz="4"/>
+              <w:left w:val="single" w:color="BFC9D6" w:sz="4"/>
+              <w:bottom w:val="single" w:color="BFC9D6" w:sz="4"/>
+              <w:right w:val="single" w:color="BFC9D6" w:sz="4"/>
+            </w:tcBorders>
+            <w:tcMar>
+              <w:top w:type="dxa" w:w="60"/>
+              <w:left w:type="dxa" w:w="100"/>
+              <w:bottom w:type="dxa" w:w="60"/>
+              <w:right w:type="dxa" w:w="100"/>
+            </w:tcMar>
+            <w:vAlign w:val="center"/>
+          </w:tcPr>
+          <w:p>
+            <w:pPr>
+              <w:spacing w:after="30" w:before="30"/>
+              <w:jc w:val="left"/>
+            </w:pPr>
+            <w:r>
+              <w:rPr>
+                <w:rFonts w:ascii="Calibri" w:cs="Calibri" w:eastAsia="Calibri" w:hAnsi="Calibri"/>
+                <w:sz w:val="18"/>
+                <w:szCs w:val="18"/>
+              </w:rPr>
+              <w:t xml:space="preserve">JavaScript Object Notation: a text format for structured data; JSONB is PostgreSQL's stored form of it.</w:t>
+            </w:r>
+          </w:p>
+        </w:tc>
+      </w:tr>
+      <w:tr>
+        <w:trPr>
+          <w:cantSplit/>
+        </w:trPr>
+        <w:tc>
+          <w:tcPr>
+            <w:tcW w:type="dxa" w:w="1985"/>
+            <w:tcBorders>
+              <w:top w:val="single" w:color="BFC9D6" w:sz="4"/>
+              <w:left w:val="single" w:color="BFC9D6" w:sz="4"/>
+              <w:bottom w:val="single" w:color="BFC9D6" w:sz="4"/>
+              <w:right w:val="single" w:color="BFC9D6" w:sz="4"/>
+            </w:tcBorders>
+            <w:tcMar>
+              <w:top w:type="dxa" w:w="60"/>
+              <w:left w:type="dxa" w:w="100"/>
+              <w:bottom w:type="dxa" w:w="60"/>
+              <w:right w:type="dxa" w:w="100"/>
+            </w:tcMar>
+            <w:vAlign w:val="center"/>
+          </w:tcPr>
+          <w:p>
+            <w:pPr>
+              <w:spacing w:after="30" w:before="30"/>
+              <w:jc w:val="left"/>
+            </w:pPr>
+            <w:r>
+              <w:rPr>
+                <w:rFonts w:ascii="Calibri" w:cs="Calibri" w:eastAsia="Calibri" w:hAnsi="Calibri"/>
+                <w:sz w:val="18"/>
+                <w:szCs w:val="18"/>
+              </w:rPr>
+              <w:t xml:space="preserve">JWT</w:t>
+            </w:r>
+          </w:p>
+        </w:tc>
+        <w:tc>
+          <w:tcPr>
+            <w:tcW w:type="dxa" w:w="7041"/>
+            <w:tcBorders>
+              <w:top w:val="single" w:color="BFC9D6" w:sz="4"/>
+              <w:left w:val="single" w:color="BFC9D6" w:sz="4"/>
+              <w:bottom w:val="single" w:color="BFC9D6" w:sz="4"/>
+              <w:right w:val="single" w:color="BFC9D6" w:sz="4"/>
+            </w:tcBorders>
+            <w:tcMar>
+              <w:top w:type="dxa" w:w="60"/>
+              <w:left w:type="dxa" w:w="100"/>
+              <w:bottom w:type="dxa" w:w="60"/>
+              <w:right w:type="dxa" w:w="100"/>
+            </w:tcMar>
+            <w:vAlign w:val="center"/>
+          </w:tcPr>
+          <w:p>
+            <w:pPr>
+              <w:spacing w:after="30" w:before="30"/>
+              <w:jc w:val="left"/>
+            </w:pPr>
+            <w:r>
+              <w:rPr>
+                <w:rFonts w:ascii="Calibri" w:cs="Calibri" w:eastAsia="Calibri" w:hAnsi="Calibri"/>
+                <w:sz w:val="18"/>
+                <w:szCs w:val="18"/>
+              </w:rPr>
+              <w:t xml:space="preserve">JSON Web Token: the signed sign-in token CIMS issues.</w:t>
+            </w:r>
+          </w:p>
+        </w:tc>
+      </w:tr>
+      <w:tr>
+        <w:trPr>
+          <w:cantSplit/>
+        </w:trPr>
+        <w:tc>
+          <w:tcPr>
+            <w:tcW w:type="dxa" w:w="1985"/>
+            <w:tcBorders>
+              <w:top w:val="single" w:color="BFC9D6" w:sz="4"/>
+              <w:left w:val="single" w:color="BFC9D6" w:sz="4"/>
+              <w:bottom w:val="single" w:color="BFC9D6" w:sz="4"/>
+              <w:right w:val="single" w:color="BFC9D6" w:sz="4"/>
+            </w:tcBorders>
+            <w:tcMar>
+              <w:top w:type="dxa" w:w="60"/>
+              <w:left w:type="dxa" w:w="100"/>
+              <w:bottom w:type="dxa" w:w="60"/>
+              <w:right w:type="dxa" w:w="100"/>
+            </w:tcMar>
+            <w:vAlign w:val="center"/>
+          </w:tcPr>
+          <w:p>
+            <w:pPr>
+              <w:spacing w:after="30" w:before="30"/>
+              <w:jc w:val="left"/>
+            </w:pPr>
+            <w:r>
+              <w:rPr>
+                <w:rFonts w:ascii="Calibri" w:cs="Calibri" w:eastAsia="Calibri" w:hAnsi="Calibri"/>
+                <w:sz w:val="18"/>
+                <w:szCs w:val="18"/>
+              </w:rPr>
+              <w:t xml:space="preserve">Keycloak</w:t>
+            </w:r>
+          </w:p>
+        </w:tc>
+        <w:tc>
+          <w:tcPr>
+            <w:tcW w:type="dxa" w:w="7041"/>
+            <w:tcBorders>
+              <w:top w:val="single" w:color="BFC9D6" w:sz="4"/>
+              <w:left w:val="single" w:color="BFC9D6" w:sz="4"/>
+              <w:bottom w:val="single" w:color="BFC9D6" w:sz="4"/>
+              <w:right w:val="single" w:color="BFC9D6" w:sz="4"/>
+            </w:tcBorders>
+            <w:tcMar>
+              <w:top w:type="dxa" w:w="60"/>
+              <w:left w:type="dxa" w:w="100"/>
+              <w:bottom w:type="dxa" w:w="60"/>
+              <w:right w:type="dxa" w:w="100"/>
+            </w:tcMar>
+            <w:vAlign w:val="center"/>
+          </w:tcPr>
+          <w:p>
+            <w:pPr>
+              <w:spacing w:after="30" w:before="30"/>
+              <w:jc w:val="left"/>
+            </w:pPr>
+            <w:r>
+              <w:rPr>
+                <w:rFonts w:ascii="Calibri" w:cs="Calibri" w:eastAsia="Calibri" w:hAnsi="Calibri"/>
+                <w:sz w:val="18"/>
+                <w:szCs w:val="18"/>
+              </w:rPr>
+              <w:t xml:space="preserve">An open-source sign-in server that could provide single sign-on across systems in future.</w:t>
+            </w:r>
+          </w:p>
+        </w:tc>
+      </w:tr>
+      <w:tr>
+        <w:trPr>
+          <w:cantSplit/>
+        </w:trPr>
+        <w:tc>
+          <w:tcPr>
+            <w:tcW w:type="dxa" w:w="1985"/>
+            <w:tcBorders>
+              <w:top w:val="single" w:color="BFC9D6" w:sz="4"/>
+              <w:left w:val="single" w:color="BFC9D6" w:sz="4"/>
+              <w:bottom w:val="single" w:color="BFC9D6" w:sz="4"/>
+              <w:right w:val="single" w:color="BFC9D6" w:sz="4"/>
+            </w:tcBorders>
+            <w:tcMar>
+              <w:top w:type="dxa" w:w="60"/>
+              <w:left w:type="dxa" w:w="100"/>
+              <w:bottom w:type="dxa" w:w="60"/>
+              <w:right w:type="dxa" w:w="100"/>
+            </w:tcMar>
+            <w:vAlign w:val="center"/>
+          </w:tcPr>
+          <w:p>
+            <w:pPr>
+              <w:spacing w:after="30" w:before="30"/>
+              <w:jc w:val="left"/>
+            </w:pPr>
+            <w:r>
+              <w:rPr>
+                <w:rFonts w:ascii="Calibri" w:cs="Calibri" w:eastAsia="Calibri" w:hAnsi="Calibri"/>
+                <w:sz w:val="18"/>
+                <w:szCs w:val="18"/>
+              </w:rPr>
+              <w:t xml:space="preserve">MFA</w:t>
+            </w:r>
+          </w:p>
+        </w:tc>
+        <w:tc>
+          <w:tcPr>
+            <w:tcW w:type="dxa" w:w="7041"/>
+            <w:tcBorders>
+              <w:top w:val="single" w:color="BFC9D6" w:sz="4"/>
+              <w:left w:val="single" w:color="BFC9D6" w:sz="4"/>
+              <w:bottom w:val="single" w:color="BFC9D6" w:sz="4"/>
+              <w:right w:val="single" w:color="BFC9D6" w:sz="4"/>
+            </w:tcBorders>
+            <w:tcMar>
+              <w:top w:type="dxa" w:w="60"/>
+              <w:left w:type="dxa" w:w="100"/>
+              <w:bottom w:type="dxa" w:w="60"/>
+              <w:right w:type="dxa" w:w="100"/>
+            </w:tcMar>
+            <w:vAlign w:val="center"/>
+          </w:tcPr>
+          <w:p>
+            <w:pPr>
+              <w:spacing w:after="30" w:before="30"/>
+              <w:jc w:val="left"/>
+            </w:pPr>
+            <w:r>
+              <w:rPr>
+                <w:rFonts w:ascii="Calibri" w:cs="Calibri" w:eastAsia="Calibri" w:hAnsi="Calibri"/>
+                <w:sz w:val="18"/>
+                <w:szCs w:val="18"/>
+              </w:rPr>
+              <w:t xml:space="preserve">Multi-factor authentication: signing in with a password and a second proof, such as a code from an authenticator app (two-step sign-in).</w:t>
+            </w:r>
+          </w:p>
+        </w:tc>
+      </w:tr>
+      <w:tr>
+        <w:trPr>
+          <w:cantSplit/>
+        </w:trPr>
+        <w:tc>
+          <w:tcPr>
+            <w:tcW w:type="dxa" w:w="1985"/>
+            <w:tcBorders>
+              <w:top w:val="single" w:color="BFC9D6" w:sz="4"/>
+              <w:left w:val="single" w:color="BFC9D6" w:sz="4"/>
+              <w:bottom w:val="single" w:color="BFC9D6" w:sz="4"/>
+              <w:right w:val="single" w:color="BFC9D6" w:sz="4"/>
+            </w:tcBorders>
+            <w:tcMar>
+              <w:top w:type="dxa" w:w="60"/>
+              <w:left w:type="dxa" w:w="100"/>
+              <w:bottom w:type="dxa" w:w="60"/>
+              <w:right w:type="dxa" w:w="100"/>
+            </w:tcMar>
+            <w:vAlign w:val="center"/>
+          </w:tcPr>
+          <w:p>
+            <w:pPr>
+              <w:spacing w:after="30" w:before="30"/>
+              <w:jc w:val="left"/>
+            </w:pPr>
+            <w:r>
+              <w:rPr>
+                <w:rFonts w:ascii="Calibri" w:cs="Calibri" w:eastAsia="Calibri" w:hAnsi="Calibri"/>
+                <w:sz w:val="18"/>
+                <w:szCs w:val="18"/>
+              </w:rPr>
+              <w:t xml:space="preserve">Migration</w:t>
+            </w:r>
+          </w:p>
+        </w:tc>
+        <w:tc>
+          <w:tcPr>
+            <w:tcW w:type="dxa" w:w="7041"/>
+            <w:tcBorders>
+              <w:top w:val="single" w:color="BFC9D6" w:sz="4"/>
+              <w:left w:val="single" w:color="BFC9D6" w:sz="4"/>
+              <w:bottom w:val="single" w:color="BFC9D6" w:sz="4"/>
+              <w:right w:val="single" w:color="BFC9D6" w:sz="4"/>
+            </w:tcBorders>
+            <w:tcMar>
+              <w:top w:type="dxa" w:w="60"/>
+              <w:left w:type="dxa" w:w="100"/>
+              <w:bottom w:type="dxa" w:w="60"/>
+              <w:right w:type="dxa" w:w="100"/>
+            </w:tcMar>
+            <w:vAlign w:val="center"/>
+          </w:tcPr>
+          <w:p>
+            <w:pPr>
+              <w:spacing w:after="30" w:before="30"/>
+              <w:jc w:val="left"/>
+            </w:pPr>
+            <w:r>
+              <w:rPr>
+                <w:rFonts w:ascii="Calibri" w:cs="Calibri" w:eastAsia="Calibri" w:hAnsi="Calibri"/>
+                <w:sz w:val="18"/>
+                <w:szCs w:val="18"/>
+              </w:rPr>
+              <w:t xml:space="preserve">A numbered script that changes the database structure; applied in order by Flyway and never edited once applied.</w:t>
+            </w:r>
+          </w:p>
+        </w:tc>
+      </w:tr>
+      <w:tr>
+        <w:trPr>
+          <w:cantSplit/>
+        </w:trPr>
+        <w:tc>
+          <w:tcPr>
+            <w:tcW w:type="dxa" w:w="1985"/>
+            <w:tcBorders>
+              <w:top w:val="single" w:color="BFC9D6" w:sz="4"/>
+              <w:left w:val="single" w:color="BFC9D6" w:sz="4"/>
+              <w:bottom w:val="single" w:color="BFC9D6" w:sz="4"/>
+              <w:right w:val="single" w:color="BFC9D6" w:sz="4"/>
+            </w:tcBorders>
+            <w:tcMar>
+              <w:top w:type="dxa" w:w="60"/>
+              <w:left w:type="dxa" w:w="100"/>
+              <w:bottom w:type="dxa" w:w="60"/>
+              <w:right w:type="dxa" w:w="100"/>
+            </w:tcMar>
+            <w:vAlign w:val="center"/>
+          </w:tcPr>
+          <w:p>
+            <w:pPr>
+              <w:spacing w:after="30" w:before="30"/>
+              <w:jc w:val="left"/>
+            </w:pPr>
+            <w:r>
+              <w:rPr>
+                <w:rFonts w:ascii="Calibri" w:cs="Calibri" w:eastAsia="Calibri" w:hAnsi="Calibri"/>
+                <w:sz w:val="18"/>
+                <w:szCs w:val="18"/>
+              </w:rPr>
+              <w:t xml:space="preserve">MUSE</w:t>
+            </w:r>
+          </w:p>
+        </w:tc>
+        <w:tc>
+          <w:tcPr>
+            <w:tcW w:type="dxa" w:w="7041"/>
+            <w:tcBorders>
+              <w:top w:val="single" w:color="BFC9D6" w:sz="4"/>
+              <w:left w:val="single" w:color="BFC9D6" w:sz="4"/>
+              <w:bottom w:val="single" w:color="BFC9D6" w:sz="4"/>
+              <w:right w:val="single" w:color="BFC9D6" w:sz="4"/>
+            </w:tcBorders>
+            <w:tcMar>
+              <w:top w:type="dxa" w:w="60"/>
+              <w:left w:type="dxa" w:w="100"/>
+              <w:bottom w:type="dxa" w:w="60"/>
+              <w:right w:type="dxa" w:w="100"/>
+            </w:tcMar>
+            <w:vAlign w:val="center"/>
+          </w:tcPr>
+          <w:p>
+            <w:pPr>
+              <w:spacing w:after="30" w:before="30"/>
+              <w:jc w:val="left"/>
+            </w:pPr>
+            <w:r>
+              <w:rPr>
+                <w:rFonts w:ascii="Calibri" w:cs="Calibri" w:eastAsia="Calibri" w:hAnsi="Calibri"/>
+                <w:sz w:val="18"/>
+                <w:szCs w:val="18"/>
+              </w:rPr>
+              <w:t xml:space="preserve">The government financial management (ERP) system to which public institutions post revenue.</w:t>
+            </w:r>
+          </w:p>
+        </w:tc>
+      </w:tr>
+      <w:tr>
+        <w:trPr>
+          <w:cantSplit/>
+        </w:trPr>
+        <w:tc>
+          <w:tcPr>
+            <w:tcW w:type="dxa" w:w="1985"/>
+            <w:tcBorders>
+              <w:top w:val="single" w:color="BFC9D6" w:sz="4"/>
+              <w:left w:val="single" w:color="BFC9D6" w:sz="4"/>
+              <w:bottom w:val="single" w:color="BFC9D6" w:sz="4"/>
+              <w:right w:val="single" w:color="BFC9D6" w:sz="4"/>
+            </w:tcBorders>
+            <w:tcMar>
+              <w:top w:type="dxa" w:w="60"/>
+              <w:left w:type="dxa" w:w="100"/>
+              <w:bottom w:type="dxa" w:w="60"/>
+              <w:right w:type="dxa" w:w="100"/>
+            </w:tcMar>
+            <w:vAlign w:val="center"/>
+          </w:tcPr>
+          <w:p>
+            <w:pPr>
+              <w:spacing w:after="30" w:before="30"/>
+              <w:jc w:val="left"/>
+            </w:pPr>
+            <w:r>
+              <w:rPr>
+                <w:rFonts w:ascii="Calibri" w:cs="Calibri" w:eastAsia="Calibri" w:hAnsi="Calibri"/>
+                <w:sz w:val="18"/>
+                <w:szCs w:val="18"/>
+              </w:rPr>
+              <w:t xml:space="preserve">NACTVET</w:t>
+            </w:r>
+          </w:p>
+        </w:tc>
+        <w:tc>
+          <w:tcPr>
+            <w:tcW w:type="dxa" w:w="7041"/>
+            <w:tcBorders>
+              <w:top w:val="single" w:color="BFC9D6" w:sz="4"/>
+              <w:left w:val="single" w:color="BFC9D6" w:sz="4"/>
+              <w:bottom w:val="single" w:color="BFC9D6" w:sz="4"/>
+              <w:right w:val="single" w:color="BFC9D6" w:sz="4"/>
+            </w:tcBorders>
+            <w:tcMar>
+              <w:top w:type="dxa" w:w="60"/>
+              <w:left w:type="dxa" w:w="100"/>
+              <w:bottom w:type="dxa" w:w="60"/>
+              <w:right w:type="dxa" w:w="100"/>
+            </w:tcMar>
+            <w:vAlign w:val="center"/>
+          </w:tcPr>
+          <w:p>
+            <w:pPr>
+              <w:spacing w:after="30" w:before="30"/>
+              <w:jc w:val="left"/>
+            </w:pPr>
+            <w:r>
+              <w:rPr>
+                <w:rFonts w:ascii="Calibri" w:cs="Calibri" w:eastAsia="Calibri" w:hAnsi="Calibri"/>
+                <w:sz w:val="18"/>
+                <w:szCs w:val="18"/>
+              </w:rPr>
+              <w:t xml:space="preserve">National Council for Technical and Vocational Education and Training: the regulator of TVET institutions and awards.</w:t>
+            </w:r>
+          </w:p>
+        </w:tc>
+      </w:tr>
+      <w:tr>
+        <w:trPr>
+          <w:cantSplit/>
+        </w:trPr>
+        <w:tc>
+          <w:tcPr>
+            <w:tcW w:type="dxa" w:w="1985"/>
+            <w:tcBorders>
+              <w:top w:val="single" w:color="BFC9D6" w:sz="4"/>
+              <w:left w:val="single" w:color="BFC9D6" w:sz="4"/>
+              <w:bottom w:val="single" w:color="BFC9D6" w:sz="4"/>
+              <w:right w:val="single" w:color="BFC9D6" w:sz="4"/>
+            </w:tcBorders>
+            <w:tcMar>
+              <w:top w:type="dxa" w:w="60"/>
+              <w:left w:type="dxa" w:w="100"/>
+              <w:bottom w:type="dxa" w:w="60"/>
+              <w:right w:type="dxa" w:w="100"/>
+            </w:tcMar>
+            <w:vAlign w:val="center"/>
+          </w:tcPr>
+          <w:p>
+            <w:pPr>
+              <w:spacing w:after="30" w:before="30"/>
+              <w:jc w:val="left"/>
+            </w:pPr>
+            <w:r>
+              <w:rPr>
+                <w:rFonts w:ascii="Calibri" w:cs="Calibri" w:eastAsia="Calibri" w:hAnsi="Calibri"/>
+                <w:sz w:val="18"/>
+                <w:szCs w:val="18"/>
+              </w:rPr>
+              <w:t xml:space="preserve">NECTA</w:t>
+            </w:r>
+          </w:p>
+        </w:tc>
+        <w:tc>
+          <w:tcPr>
+            <w:tcW w:type="dxa" w:w="7041"/>
+            <w:tcBorders>
+              <w:top w:val="single" w:color="BFC9D6" w:sz="4"/>
+              <w:left w:val="single" w:color="BFC9D6" w:sz="4"/>
+              <w:bottom w:val="single" w:color="BFC9D6" w:sz="4"/>
+              <w:right w:val="single" w:color="BFC9D6" w:sz="4"/>
+            </w:tcBorders>
+            <w:tcMar>
+              <w:top w:type="dxa" w:w="60"/>
+              <w:left w:type="dxa" w:w="100"/>
+              <w:bottom w:type="dxa" w:w="60"/>
+              <w:right w:type="dxa" w:w="100"/>
+            </w:tcMar>
+            <w:vAlign w:val="center"/>
+          </w:tcPr>
+          <w:p>
+            <w:pPr>
+              <w:spacing w:after="30" w:before="30"/>
+              <w:jc w:val="left"/>
+            </w:pPr>
+            <w:r>
+              <w:rPr>
+                <w:rFonts w:ascii="Calibri" w:cs="Calibri" w:eastAsia="Calibri" w:hAnsi="Calibri"/>
+                <w:sz w:val="18"/>
+                <w:szCs w:val="18"/>
+              </w:rPr>
+              <w:t xml:space="preserve">National Examinations Council of Tanzania: source of CSEE and ACSEE results.</w:t>
+            </w:r>
+          </w:p>
+        </w:tc>
+      </w:tr>
+      <w:tr>
+        <w:trPr>
+          <w:cantSplit/>
+        </w:trPr>
+        <w:tc>
+          <w:tcPr>
+            <w:tcW w:type="dxa" w:w="1985"/>
+            <w:tcBorders>
+              <w:top w:val="single" w:color="BFC9D6" w:sz="4"/>
+              <w:left w:val="single" w:color="BFC9D6" w:sz="4"/>
+              <w:bottom w:val="single" w:color="BFC9D6" w:sz="4"/>
+              <w:right w:val="single" w:color="BFC9D6" w:sz="4"/>
+            </w:tcBorders>
+            <w:tcMar>
+              <w:top w:type="dxa" w:w="60"/>
+              <w:left w:type="dxa" w:w="100"/>
+              <w:bottom w:type="dxa" w:w="60"/>
+              <w:right w:type="dxa" w:w="100"/>
+            </w:tcMar>
+            <w:vAlign w:val="center"/>
+          </w:tcPr>
+          <w:p>
+            <w:pPr>
+              <w:spacing w:after="30" w:before="30"/>
+              <w:jc w:val="left"/>
+            </w:pPr>
+            <w:r>
+              <w:rPr>
+                <w:rFonts w:ascii="Calibri" w:cs="Calibri" w:eastAsia="Calibri" w:hAnsi="Calibri"/>
+                <w:sz w:val="18"/>
+                <w:szCs w:val="18"/>
+              </w:rPr>
+              <w:t xml:space="preserve">NIDA / NIN</w:t>
+            </w:r>
+          </w:p>
+        </w:tc>
+        <w:tc>
+          <w:tcPr>
+            <w:tcW w:type="dxa" w:w="7041"/>
+            <w:tcBorders>
+              <w:top w:val="single" w:color="BFC9D6" w:sz="4"/>
+              <w:left w:val="single" w:color="BFC9D6" w:sz="4"/>
+              <w:bottom w:val="single" w:color="BFC9D6" w:sz="4"/>
+              <w:right w:val="single" w:color="BFC9D6" w:sz="4"/>
+            </w:tcBorders>
+            <w:tcMar>
+              <w:top w:type="dxa" w:w="60"/>
+              <w:left w:type="dxa" w:w="100"/>
+              <w:bottom w:type="dxa" w:w="60"/>
+              <w:right w:type="dxa" w:w="100"/>
+            </w:tcMar>
+            <w:vAlign w:val="center"/>
+          </w:tcPr>
+          <w:p>
+            <w:pPr>
+              <w:spacing w:after="30" w:before="30"/>
+              <w:jc w:val="left"/>
+            </w:pPr>
+            <w:r>
+              <w:rPr>
+                <w:rFonts w:ascii="Calibri" w:cs="Calibri" w:eastAsia="Calibri" w:hAnsi="Calibri"/>
+                <w:sz w:val="18"/>
+                <w:szCs w:val="18"/>
+              </w:rPr>
+              <w:t xml:space="preserve">National Identification Authority / National Identification Number.</w:t>
+            </w:r>
+          </w:p>
+        </w:tc>
+      </w:tr>
+      <w:tr>
+        <w:trPr>
+          <w:cantSplit/>
+        </w:trPr>
+        <w:tc>
+          <w:tcPr>
+            <w:tcW w:type="dxa" w:w="1985"/>
+            <w:tcBorders>
+              <w:top w:val="single" w:color="BFC9D6" w:sz="4"/>
+              <w:left w:val="single" w:color="BFC9D6" w:sz="4"/>
+              <w:bottom w:val="single" w:color="BFC9D6" w:sz="4"/>
+              <w:right w:val="single" w:color="BFC9D6" w:sz="4"/>
+            </w:tcBorders>
+            <w:tcMar>
+              <w:top w:type="dxa" w:w="60"/>
+              <w:left w:type="dxa" w:w="100"/>
+              <w:bottom w:type="dxa" w:w="60"/>
+              <w:right w:type="dxa" w:w="100"/>
+            </w:tcMar>
+            <w:vAlign w:val="center"/>
+          </w:tcPr>
+          <w:p>
+            <w:pPr>
+              <w:spacing w:after="30" w:before="30"/>
+              <w:jc w:val="left"/>
+            </w:pPr>
+            <w:r>
+              <w:rPr>
+                <w:rFonts w:ascii="Calibri" w:cs="Calibri" w:eastAsia="Calibri" w:hAnsi="Calibri"/>
+                <w:sz w:val="18"/>
+                <w:szCs w:val="18"/>
+              </w:rPr>
+              <w:t xml:space="preserve">NOAS</w:t>
+            </w:r>
+          </w:p>
+        </w:tc>
+        <w:tc>
+          <w:tcPr>
+            <w:tcW w:type="dxa" w:w="7041"/>
+            <w:tcBorders>
+              <w:top w:val="single" w:color="BFC9D6" w:sz="4"/>
+              <w:left w:val="single" w:color="BFC9D6" w:sz="4"/>
+              <w:bottom w:val="single" w:color="BFC9D6" w:sz="4"/>
+              <w:right w:val="single" w:color="BFC9D6" w:sz="4"/>
+            </w:tcBorders>
+            <w:tcMar>
+              <w:top w:type="dxa" w:w="60"/>
+              <w:left w:type="dxa" w:w="100"/>
+              <w:bottom w:type="dxa" w:w="60"/>
+              <w:right w:type="dxa" w:w="100"/>
+            </w:tcMar>
+            <w:vAlign w:val="center"/>
+          </w:tcPr>
+          <w:p>
+            <w:pPr>
+              <w:spacing w:after="30" w:before="30"/>
+              <w:jc w:val="left"/>
+            </w:pPr>
+            <w:r>
+              <w:rPr>
+                <w:rFonts w:ascii="Calibri" w:cs="Calibri" w:eastAsia="Calibri" w:hAnsi="Calibri"/>
+                <w:sz w:val="18"/>
+                <w:szCs w:val="18"/>
+              </w:rPr>
+              <w:t xml:space="preserve">NACTE/NACTVET Online Admission System, the earlier central admission system.</w:t>
+            </w:r>
+          </w:p>
+        </w:tc>
+      </w:tr>
+      <w:tr>
+        <w:trPr>
+          <w:cantSplit/>
+        </w:trPr>
+        <w:tc>
+          <w:tcPr>
+            <w:tcW w:type="dxa" w:w="1985"/>
+            <w:tcBorders>
+              <w:top w:val="single" w:color="BFC9D6" w:sz="4"/>
+              <w:left w:val="single" w:color="BFC9D6" w:sz="4"/>
+              <w:bottom w:val="single" w:color="BFC9D6" w:sz="4"/>
+              <w:right w:val="single" w:color="BFC9D6" w:sz="4"/>
+            </w:tcBorders>
+            <w:tcMar>
+              <w:top w:type="dxa" w:w="60"/>
+              <w:left w:type="dxa" w:w="100"/>
+              <w:bottom w:type="dxa" w:w="60"/>
+              <w:right w:type="dxa" w:w="100"/>
+            </w:tcMar>
+            <w:vAlign w:val="center"/>
+          </w:tcPr>
+          <w:p>
+            <w:pPr>
+              <w:spacing w:after="30" w:before="30"/>
+              <w:jc w:val="left"/>
+            </w:pPr>
+            <w:r>
+              <w:rPr>
+                <w:rFonts w:ascii="Calibri" w:cs="Calibri" w:eastAsia="Calibri" w:hAnsi="Calibri"/>
+                <w:sz w:val="18"/>
+                <w:szCs w:val="18"/>
+              </w:rPr>
+              <w:t xml:space="preserve">NTA</w:t>
+            </w:r>
+          </w:p>
+        </w:tc>
+        <w:tc>
+          <w:tcPr>
+            <w:tcW w:type="dxa" w:w="7041"/>
+            <w:tcBorders>
+              <w:top w:val="single" w:color="BFC9D6" w:sz="4"/>
+              <w:left w:val="single" w:color="BFC9D6" w:sz="4"/>
+              <w:bottom w:val="single" w:color="BFC9D6" w:sz="4"/>
+              <w:right w:val="single" w:color="BFC9D6" w:sz="4"/>
+            </w:tcBorders>
+            <w:tcMar>
+              <w:top w:type="dxa" w:w="60"/>
+              <w:left w:type="dxa" w:w="100"/>
+              <w:bottom w:type="dxa" w:w="60"/>
+              <w:right w:type="dxa" w:w="100"/>
+            </w:tcMar>
+            <w:vAlign w:val="center"/>
+          </w:tcPr>
+          <w:p>
+            <w:pPr>
+              <w:spacing w:after="30" w:before="30"/>
+              <w:jc w:val="left"/>
+            </w:pPr>
+            <w:r>
+              <w:rPr>
+                <w:rFonts w:ascii="Calibri" w:cs="Calibri" w:eastAsia="Calibri" w:hAnsi="Calibri"/>
+                <w:sz w:val="18"/>
+                <w:szCs w:val="18"/>
+              </w:rPr>
+              <w:t xml:space="preserve">National Technical Award, Levels 4–8 (Basic Technician Certificate to Bachelor Degree).</w:t>
+            </w:r>
+          </w:p>
+        </w:tc>
+      </w:tr>
+      <w:tr>
+        <w:trPr>
+          <w:cantSplit/>
+        </w:trPr>
+        <w:tc>
+          <w:tcPr>
+            <w:tcW w:type="dxa" w:w="1985"/>
+            <w:tcBorders>
+              <w:top w:val="single" w:color="BFC9D6" w:sz="4"/>
+              <w:left w:val="single" w:color="BFC9D6" w:sz="4"/>
+              <w:bottom w:val="single" w:color="BFC9D6" w:sz="4"/>
+              <w:right w:val="single" w:color="BFC9D6" w:sz="4"/>
+            </w:tcBorders>
+            <w:tcMar>
+              <w:top w:type="dxa" w:w="60"/>
+              <w:left w:type="dxa" w:w="100"/>
+              <w:bottom w:type="dxa" w:w="60"/>
+              <w:right w:type="dxa" w:w="100"/>
+            </w:tcMar>
+            <w:vAlign w:val="center"/>
+          </w:tcPr>
+          <w:p>
+            <w:pPr>
+              <w:spacing w:after="30" w:before="30"/>
+              <w:jc w:val="left"/>
+            </w:pPr>
+            <w:r>
+              <w:rPr>
+                <w:rFonts w:ascii="Calibri" w:cs="Calibri" w:eastAsia="Calibri" w:hAnsi="Calibri"/>
+                <w:sz w:val="18"/>
+                <w:szCs w:val="18"/>
+              </w:rPr>
+              <w:t xml:space="preserve">NVA</w:t>
+            </w:r>
+          </w:p>
+        </w:tc>
+        <w:tc>
+          <w:tcPr>
+            <w:tcW w:type="dxa" w:w="7041"/>
+            <w:tcBorders>
+              <w:top w:val="single" w:color="BFC9D6" w:sz="4"/>
+              <w:left w:val="single" w:color="BFC9D6" w:sz="4"/>
+              <w:bottom w:val="single" w:color="BFC9D6" w:sz="4"/>
+              <w:right w:val="single" w:color="BFC9D6" w:sz="4"/>
+            </w:tcBorders>
+            <w:tcMar>
+              <w:top w:type="dxa" w:w="60"/>
+              <w:left w:type="dxa" w:w="100"/>
+              <w:bottom w:type="dxa" w:w="60"/>
+              <w:right w:type="dxa" w:w="100"/>
+            </w:tcMar>
+            <w:vAlign w:val="center"/>
+          </w:tcPr>
+          <w:p>
+            <w:pPr>
+              <w:spacing w:after="30" w:before="30"/>
+              <w:jc w:val="left"/>
+            </w:pPr>
+            <w:r>
+              <w:rPr>
+                <w:rFonts w:ascii="Calibri" w:cs="Calibri" w:eastAsia="Calibri" w:hAnsi="Calibri"/>
+                <w:sz w:val="18"/>
+                <w:szCs w:val="18"/>
+              </w:rPr>
+              <w:t xml:space="preserve">National Vocational Award, Levels I–III (certificates of competence, awarded through VETA).</w:t>
+            </w:r>
+          </w:p>
+        </w:tc>
+      </w:tr>
+      <w:tr>
+        <w:trPr>
+          <w:cantSplit/>
+        </w:trPr>
+        <w:tc>
+          <w:tcPr>
+            <w:tcW w:type="dxa" w:w="1985"/>
+            <w:tcBorders>
+              <w:top w:val="single" w:color="BFC9D6" w:sz="4"/>
+              <w:left w:val="single" w:color="BFC9D6" w:sz="4"/>
+              <w:bottom w:val="single" w:color="BFC9D6" w:sz="4"/>
+              <w:right w:val="single" w:color="BFC9D6" w:sz="4"/>
+            </w:tcBorders>
+            <w:tcMar>
+              <w:top w:type="dxa" w:w="60"/>
+              <w:left w:type="dxa" w:w="100"/>
+              <w:bottom w:type="dxa" w:w="60"/>
+              <w:right w:type="dxa" w:w="100"/>
+            </w:tcMar>
+            <w:vAlign w:val="center"/>
+          </w:tcPr>
+          <w:p>
+            <w:pPr>
+              <w:spacing w:after="30" w:before="30"/>
+              <w:jc w:val="left"/>
+            </w:pPr>
+            <w:r>
+              <w:rPr>
+                <w:rFonts w:ascii="Calibri" w:cs="Calibri" w:eastAsia="Calibri" w:hAnsi="Calibri"/>
+                <w:sz w:val="18"/>
+                <w:szCs w:val="18"/>
+              </w:rPr>
+              <w:t xml:space="preserve">OIDC / SSO</w:t>
+            </w:r>
+          </w:p>
+        </w:tc>
+        <w:tc>
+          <w:tcPr>
+            <w:tcW w:type="dxa" w:w="7041"/>
+            <w:tcBorders>
+              <w:top w:val="single" w:color="BFC9D6" w:sz="4"/>
+              <w:left w:val="single" w:color="BFC9D6" w:sz="4"/>
+              <w:bottom w:val="single" w:color="BFC9D6" w:sz="4"/>
+              <w:right w:val="single" w:color="BFC9D6" w:sz="4"/>
+            </w:tcBorders>
+            <w:tcMar>
+              <w:top w:type="dxa" w:w="60"/>
+              <w:left w:type="dxa" w:w="100"/>
+              <w:bottom w:type="dxa" w:w="60"/>
+              <w:right w:type="dxa" w:w="100"/>
+            </w:tcMar>
+            <w:vAlign w:val="center"/>
+          </w:tcPr>
+          <w:p>
+            <w:pPr>
+              <w:spacing w:after="30" w:before="30"/>
+              <w:jc w:val="left"/>
+            </w:pPr>
+            <w:r>
+              <w:rPr>
+                <w:rFonts w:ascii="Calibri" w:cs="Calibri" w:eastAsia="Calibri" w:hAnsi="Calibri"/>
+                <w:sz w:val="18"/>
+                <w:szCs w:val="18"/>
+              </w:rPr>
+              <w:t xml:space="preserve">OpenID Connect / single sign-on: one sign-in shared by several systems.</w:t>
+            </w:r>
+          </w:p>
+        </w:tc>
+      </w:tr>
+      <w:tr>
+        <w:trPr>
+          <w:cantSplit/>
+        </w:trPr>
+        <w:tc>
+          <w:tcPr>
+            <w:tcW w:type="dxa" w:w="1985"/>
+            <w:tcBorders>
+              <w:top w:val="single" w:color="BFC9D6" w:sz="4"/>
+              <w:left w:val="single" w:color="BFC9D6" w:sz="4"/>
+              <w:bottom w:val="single" w:color="BFC9D6" w:sz="4"/>
+              <w:right w:val="single" w:color="BFC9D6" w:sz="4"/>
+            </w:tcBorders>
+            <w:tcMar>
+              <w:top w:type="dxa" w:w="60"/>
+              <w:left w:type="dxa" w:w="100"/>
+              <w:bottom w:type="dxa" w:w="60"/>
+              <w:right w:type="dxa" w:w="100"/>
+            </w:tcMar>
+            <w:vAlign w:val="center"/>
+          </w:tcPr>
+          <w:p>
+            <w:pPr>
+              <w:spacing w:after="30" w:before="30"/>
+              <w:jc w:val="left"/>
+            </w:pPr>
+            <w:r>
+              <w:rPr>
+                <w:rFonts w:ascii="Calibri" w:cs="Calibri" w:eastAsia="Calibri" w:hAnsi="Calibri"/>
+                <w:sz w:val="18"/>
+                <w:szCs w:val="18"/>
+              </w:rPr>
+              <w:t xml:space="preserve">OTP</w:t>
+            </w:r>
+          </w:p>
+        </w:tc>
+        <w:tc>
+          <w:tcPr>
+            <w:tcW w:type="dxa" w:w="7041"/>
+            <w:tcBorders>
+              <w:top w:val="single" w:color="BFC9D6" w:sz="4"/>
+              <w:left w:val="single" w:color="BFC9D6" w:sz="4"/>
+              <w:bottom w:val="single" w:color="BFC9D6" w:sz="4"/>
+              <w:right w:val="single" w:color="BFC9D6" w:sz="4"/>
+            </w:tcBorders>
+            <w:tcMar>
+              <w:top w:type="dxa" w:w="60"/>
+              <w:left w:type="dxa" w:w="100"/>
+              <w:bottom w:type="dxa" w:w="60"/>
+              <w:right w:type="dxa" w:w="100"/>
+            </w:tcMar>
+            <w:vAlign w:val="center"/>
+          </w:tcPr>
+          <w:p>
+            <w:pPr>
+              <w:spacing w:after="30" w:before="30"/>
+              <w:jc w:val="left"/>
+            </w:pPr>
+            <w:r>
+              <w:rPr>
+                <w:rFonts w:ascii="Calibri" w:cs="Calibri" w:eastAsia="Calibri" w:hAnsi="Calibri"/>
+                <w:sz w:val="18"/>
+                <w:szCs w:val="18"/>
+              </w:rPr>
+              <w:t xml:space="preserve">One-time password: a short code sent by SMS to verify a phone number.</w:t>
+            </w:r>
+          </w:p>
+        </w:tc>
+      </w:tr>
+      <w:tr>
+        <w:trPr>
+          <w:cantSplit/>
+        </w:trPr>
+        <w:tc>
+          <w:tcPr>
+            <w:tcW w:type="dxa" w:w="1985"/>
+            <w:tcBorders>
+              <w:top w:val="single" w:color="BFC9D6" w:sz="4"/>
+              <w:left w:val="single" w:color="BFC9D6" w:sz="4"/>
+              <w:bottom w:val="single" w:color="BFC9D6" w:sz="4"/>
+              <w:right w:val="single" w:color="BFC9D6" w:sz="4"/>
+            </w:tcBorders>
+            <w:tcMar>
+              <w:top w:type="dxa" w:w="60"/>
+              <w:left w:type="dxa" w:w="100"/>
+              <w:bottom w:type="dxa" w:w="60"/>
+              <w:right w:type="dxa" w:w="100"/>
+            </w:tcMar>
+            <w:vAlign w:val="center"/>
+          </w:tcPr>
+          <w:p>
+            <w:pPr>
+              <w:spacing w:after="30" w:before="30"/>
+              <w:jc w:val="left"/>
+            </w:pPr>
+            <w:r>
+              <w:rPr>
+                <w:rFonts w:ascii="Calibri" w:cs="Calibri" w:eastAsia="Calibri" w:hAnsi="Calibri"/>
+                <w:sz w:val="18"/>
+                <w:szCs w:val="18"/>
+              </w:rPr>
+              <w:t xml:space="preserve">OWASP</w:t>
+            </w:r>
+          </w:p>
+        </w:tc>
+        <w:tc>
+          <w:tcPr>
+            <w:tcW w:type="dxa" w:w="7041"/>
+            <w:tcBorders>
+              <w:top w:val="single" w:color="BFC9D6" w:sz="4"/>
+              <w:left w:val="single" w:color="BFC9D6" w:sz="4"/>
+              <w:bottom w:val="single" w:color="BFC9D6" w:sz="4"/>
+              <w:right w:val="single" w:color="BFC9D6" w:sz="4"/>
+            </w:tcBorders>
+            <w:tcMar>
+              <w:top w:type="dxa" w:w="60"/>
+              <w:left w:type="dxa" w:w="100"/>
+              <w:bottom w:type="dxa" w:w="60"/>
+              <w:right w:type="dxa" w:w="100"/>
+            </w:tcMar>
+            <w:vAlign w:val="center"/>
+          </w:tcPr>
+          <w:p>
+            <w:pPr>
+              <w:spacing w:after="30" w:before="30"/>
+              <w:jc w:val="left"/>
+            </w:pPr>
+            <w:r>
+              <w:rPr>
+                <w:rFonts w:ascii="Calibri" w:cs="Calibri" w:eastAsia="Calibri" w:hAnsi="Calibri"/>
+                <w:sz w:val="18"/>
+                <w:szCs w:val="18"/>
+              </w:rPr>
+              <w:t xml:space="preserve">Open Worldwide Application Security Project, which publishes security standards such as the Top 10 and ASVS.</w:t>
+            </w:r>
+          </w:p>
+        </w:tc>
+      </w:tr>
+      <w:tr>
+        <w:trPr>
+          <w:cantSplit/>
+        </w:trPr>
+        <w:tc>
+          <w:tcPr>
+            <w:tcW w:type="dxa" w:w="1985"/>
+            <w:tcBorders>
+              <w:top w:val="single" w:color="BFC9D6" w:sz="4"/>
+              <w:left w:val="single" w:color="BFC9D6" w:sz="4"/>
+              <w:bottom w:val="single" w:color="BFC9D6" w:sz="4"/>
+              <w:right w:val="single" w:color="BFC9D6" w:sz="4"/>
+            </w:tcBorders>
+            <w:tcMar>
+              <w:top w:type="dxa" w:w="60"/>
+              <w:left w:type="dxa" w:w="100"/>
+              <w:bottom w:type="dxa" w:w="60"/>
+              <w:right w:type="dxa" w:w="100"/>
+            </w:tcMar>
+            <w:vAlign w:val="center"/>
+          </w:tcPr>
+          <w:p>
+            <w:pPr>
+              <w:spacing w:after="30" w:before="30"/>
+              <w:jc w:val="left"/>
+            </w:pPr>
+            <w:r>
+              <w:rPr>
+                <w:rFonts w:ascii="Calibri" w:cs="Calibri" w:eastAsia="Calibri" w:hAnsi="Calibri"/>
+                <w:sz w:val="18"/>
+                <w:szCs w:val="18"/>
+              </w:rPr>
+              <w:t xml:space="preserve">Payment reference</w:t>
+            </w:r>
+          </w:p>
+        </w:tc>
+        <w:tc>
+          <w:tcPr>
+            <w:tcW w:type="dxa" w:w="7041"/>
+            <w:tcBorders>
+              <w:top w:val="single" w:color="BFC9D6" w:sz="4"/>
+              <w:left w:val="single" w:color="BFC9D6" w:sz="4"/>
+              <w:bottom w:val="single" w:color="BFC9D6" w:sz="4"/>
+              <w:right w:val="single" w:color="BFC9D6" w:sz="4"/>
+            </w:tcBorders>
+            <w:tcMar>
+              <w:top w:type="dxa" w:w="60"/>
+              <w:left w:type="dxa" w:w="100"/>
+              <w:bottom w:type="dxa" w:w="60"/>
+              <w:right w:type="dxa" w:w="100"/>
+            </w:tcMar>
+            <w:vAlign w:val="center"/>
+          </w:tcPr>
+          <w:p>
+            <w:pPr>
+              <w:spacing w:after="30" w:before="30"/>
+              <w:jc w:val="left"/>
+            </w:pPr>
+            <w:r>
+              <w:rPr>
+                <w:rFonts w:ascii="Calibri" w:cs="Calibri" w:eastAsia="Calibri" w:hAnsi="Calibri"/>
+                <w:sz w:val="18"/>
+                <w:szCs w:val="18"/>
+              </w:rPr>
+              <w:t xml:space="preserve">The number a private institution's payer quotes when paying into its own bank or mobile-money account.</w:t>
+            </w:r>
+          </w:p>
+        </w:tc>
+      </w:tr>
+      <w:tr>
+        <w:trPr>
+          <w:cantSplit/>
+        </w:trPr>
+        <w:tc>
+          <w:tcPr>
+            <w:tcW w:type="dxa" w:w="1985"/>
+            <w:tcBorders>
+              <w:top w:val="single" w:color="BFC9D6" w:sz="4"/>
+              <w:left w:val="single" w:color="BFC9D6" w:sz="4"/>
+              <w:bottom w:val="single" w:color="BFC9D6" w:sz="4"/>
+              <w:right w:val="single" w:color="BFC9D6" w:sz="4"/>
+            </w:tcBorders>
+            <w:tcMar>
+              <w:top w:type="dxa" w:w="60"/>
+              <w:left w:type="dxa" w:w="100"/>
+              <w:bottom w:type="dxa" w:w="60"/>
+              <w:right w:type="dxa" w:w="100"/>
+            </w:tcMar>
+            <w:vAlign w:val="center"/>
+          </w:tcPr>
+          <w:p>
+            <w:pPr>
+              <w:spacing w:after="30" w:before="30"/>
+              <w:jc w:val="left"/>
+            </w:pPr>
+            <w:r>
+              <w:rPr>
+                <w:rFonts w:ascii="Calibri" w:cs="Calibri" w:eastAsia="Calibri" w:hAnsi="Calibri"/>
+                <w:sz w:val="18"/>
+                <w:szCs w:val="18"/>
+              </w:rPr>
+              <w:t xml:space="preserve">PDF</w:t>
+            </w:r>
+          </w:p>
+        </w:tc>
+        <w:tc>
+          <w:tcPr>
+            <w:tcW w:type="dxa" w:w="7041"/>
+            <w:tcBorders>
+              <w:top w:val="single" w:color="BFC9D6" w:sz="4"/>
+              <w:left w:val="single" w:color="BFC9D6" w:sz="4"/>
+              <w:bottom w:val="single" w:color="BFC9D6" w:sz="4"/>
+              <w:right w:val="single" w:color="BFC9D6" w:sz="4"/>
+            </w:tcBorders>
+            <w:tcMar>
+              <w:top w:type="dxa" w:w="60"/>
+              <w:left w:type="dxa" w:w="100"/>
+              <w:bottom w:type="dxa" w:w="60"/>
+              <w:right w:type="dxa" w:w="100"/>
+            </w:tcMar>
+            <w:vAlign w:val="center"/>
+          </w:tcPr>
+          <w:p>
+            <w:pPr>
+              <w:spacing w:after="30" w:before="30"/>
+              <w:jc w:val="left"/>
+            </w:pPr>
+            <w:r>
+              <w:rPr>
+                <w:rFonts w:ascii="Calibri" w:cs="Calibri" w:eastAsia="Calibri" w:hAnsi="Calibri"/>
+                <w:sz w:val="18"/>
+                <w:szCs w:val="18"/>
+              </w:rPr>
+              <w:t xml:space="preserve">Portable Document Format, used for letters, statements, certificates and reports.</w:t>
+            </w:r>
+          </w:p>
+        </w:tc>
+      </w:tr>
+      <w:tr>
+        <w:trPr>
+          <w:cantSplit/>
+        </w:trPr>
+        <w:tc>
+          <w:tcPr>
+            <w:tcW w:type="dxa" w:w="1985"/>
+            <w:tcBorders>
+              <w:top w:val="single" w:color="BFC9D6" w:sz="4"/>
+              <w:left w:val="single" w:color="BFC9D6" w:sz="4"/>
+              <w:bottom w:val="single" w:color="BFC9D6" w:sz="4"/>
+              <w:right w:val="single" w:color="BFC9D6" w:sz="4"/>
+            </w:tcBorders>
+            <w:tcMar>
+              <w:top w:type="dxa" w:w="60"/>
+              <w:left w:type="dxa" w:w="100"/>
+              <w:bottom w:type="dxa" w:w="60"/>
+              <w:right w:type="dxa" w:w="100"/>
+            </w:tcMar>
+            <w:vAlign w:val="center"/>
+          </w:tcPr>
+          <w:p>
+            <w:pPr>
+              <w:spacing w:after="30" w:before="30"/>
+              <w:jc w:val="left"/>
+            </w:pPr>
+            <w:r>
+              <w:rPr>
+                <w:rFonts w:ascii="Calibri" w:cs="Calibri" w:eastAsia="Calibri" w:hAnsi="Calibri"/>
+                <w:sz w:val="18"/>
+                <w:szCs w:val="18"/>
+              </w:rPr>
+              <w:t xml:space="preserve">PDPA</w:t>
+            </w:r>
+          </w:p>
+        </w:tc>
+        <w:tc>
+          <w:tcPr>
+            <w:tcW w:type="dxa" w:w="7041"/>
+            <w:tcBorders>
+              <w:top w:val="single" w:color="BFC9D6" w:sz="4"/>
+              <w:left w:val="single" w:color="BFC9D6" w:sz="4"/>
+              <w:bottom w:val="single" w:color="BFC9D6" w:sz="4"/>
+              <w:right w:val="single" w:color="BFC9D6" w:sz="4"/>
+            </w:tcBorders>
+            <w:tcMar>
+              <w:top w:type="dxa" w:w="60"/>
+              <w:left w:type="dxa" w:w="100"/>
+              <w:bottom w:type="dxa" w:w="60"/>
+              <w:right w:type="dxa" w:w="100"/>
+            </w:tcMar>
+            <w:vAlign w:val="center"/>
+          </w:tcPr>
+          <w:p>
+            <w:pPr>
+              <w:spacing w:after="30" w:before="30"/>
+              <w:jc w:val="left"/>
+            </w:pPr>
+            <w:r>
+              <w:rPr>
+                <w:rFonts w:ascii="Calibri" w:cs="Calibri" w:eastAsia="Calibri" w:hAnsi="Calibri"/>
+                <w:sz w:val="18"/>
+                <w:szCs w:val="18"/>
+              </w:rPr>
+              <w:t xml:space="preserve">Personal Data Protection Act, 2022 (Tanzania).</w:t>
+            </w:r>
+          </w:p>
+        </w:tc>
+      </w:tr>
+      <w:tr>
+        <w:trPr>
+          <w:cantSplit/>
+        </w:trPr>
+        <w:tc>
+          <w:tcPr>
+            <w:tcW w:type="dxa" w:w="1985"/>
+            <w:tcBorders>
+              <w:top w:val="single" w:color="BFC9D6" w:sz="4"/>
+              <w:left w:val="single" w:color="BFC9D6" w:sz="4"/>
+              <w:bottom w:val="single" w:color="BFC9D6" w:sz="4"/>
+              <w:right w:val="single" w:color="BFC9D6" w:sz="4"/>
+            </w:tcBorders>
+            <w:tcMar>
+              <w:top w:type="dxa" w:w="60"/>
+              <w:left w:type="dxa" w:w="100"/>
+              <w:bottom w:type="dxa" w:w="60"/>
+              <w:right w:type="dxa" w:w="100"/>
+            </w:tcMar>
+            <w:vAlign w:val="center"/>
+          </w:tcPr>
+          <w:p>
+            <w:pPr>
+              <w:spacing w:after="30" w:before="30"/>
+              <w:jc w:val="left"/>
+            </w:pPr>
+            <w:r>
+              <w:rPr>
+                <w:rFonts w:ascii="Calibri" w:cs="Calibri" w:eastAsia="Calibri" w:hAnsi="Calibri"/>
+                <w:sz w:val="18"/>
+                <w:szCs w:val="18"/>
+              </w:rPr>
+              <w:t xml:space="preserve">PostgreSQL</w:t>
+            </w:r>
+          </w:p>
+        </w:tc>
+        <w:tc>
+          <w:tcPr>
+            <w:tcW w:type="dxa" w:w="7041"/>
+            <w:tcBorders>
+              <w:top w:val="single" w:color="BFC9D6" w:sz="4"/>
+              <w:left w:val="single" w:color="BFC9D6" w:sz="4"/>
+              <w:bottom w:val="single" w:color="BFC9D6" w:sz="4"/>
+              <w:right w:val="single" w:color="BFC9D6" w:sz="4"/>
+            </w:tcBorders>
+            <w:tcMar>
+              <w:top w:type="dxa" w:w="60"/>
+              <w:left w:type="dxa" w:w="100"/>
+              <w:bottom w:type="dxa" w:w="60"/>
+              <w:right w:type="dxa" w:w="100"/>
+            </w:tcMar>
+            <w:vAlign w:val="center"/>
+          </w:tcPr>
+          <w:p>
+            <w:pPr>
+              <w:spacing w:after="30" w:before="30"/>
+              <w:jc w:val="left"/>
+            </w:pPr>
+            <w:r>
+              <w:rPr>
+                <w:rFonts w:ascii="Calibri" w:cs="Calibri" w:eastAsia="Calibri" w:hAnsi="Calibri"/>
+                <w:sz w:val="18"/>
+                <w:szCs w:val="18"/>
+              </w:rPr>
+              <w:t xml:space="preserve">The open-source database CIMS stores its data in.</w:t>
+            </w:r>
+          </w:p>
+        </w:tc>
+      </w:tr>
+      <w:tr>
+        <w:trPr>
+          <w:cantSplit/>
+        </w:trPr>
+        <w:tc>
+          <w:tcPr>
+            <w:tcW w:type="dxa" w:w="1985"/>
+            <w:tcBorders>
+              <w:top w:val="single" w:color="BFC9D6" w:sz="4"/>
+              <w:left w:val="single" w:color="BFC9D6" w:sz="4"/>
+              <w:bottom w:val="single" w:color="BFC9D6" w:sz="4"/>
+              <w:right w:val="single" w:color="BFC9D6" w:sz="4"/>
+            </w:tcBorders>
+            <w:tcMar>
+              <w:top w:type="dxa" w:w="60"/>
+              <w:left w:type="dxa" w:w="100"/>
+              <w:bottom w:type="dxa" w:w="60"/>
+              <w:right w:type="dxa" w:w="100"/>
+            </w:tcMar>
+            <w:vAlign w:val="center"/>
+          </w:tcPr>
+          <w:p>
+            <w:pPr>
+              <w:spacing w:after="30" w:before="30"/>
+              <w:jc w:val="left"/>
+            </w:pPr>
+            <w:r>
+              <w:rPr>
+                <w:rFonts w:ascii="Calibri" w:cs="Calibri" w:eastAsia="Calibri" w:hAnsi="Calibri"/>
+                <w:sz w:val="18"/>
+                <w:szCs w:val="18"/>
+              </w:rPr>
+              <w:t xml:space="preserve">PWA</w:t>
+            </w:r>
+          </w:p>
+        </w:tc>
+        <w:tc>
+          <w:tcPr>
+            <w:tcW w:type="dxa" w:w="7041"/>
+            <w:tcBorders>
+              <w:top w:val="single" w:color="BFC9D6" w:sz="4"/>
+              <w:left w:val="single" w:color="BFC9D6" w:sz="4"/>
+              <w:bottom w:val="single" w:color="BFC9D6" w:sz="4"/>
+              <w:right w:val="single" w:color="BFC9D6" w:sz="4"/>
+            </w:tcBorders>
+            <w:tcMar>
+              <w:top w:type="dxa" w:w="60"/>
+              <w:left w:type="dxa" w:w="100"/>
+              <w:bottom w:type="dxa" w:w="60"/>
+              <w:right w:type="dxa" w:w="100"/>
+            </w:tcMar>
+            <w:vAlign w:val="center"/>
+          </w:tcPr>
+          <w:p>
+            <w:pPr>
+              <w:spacing w:after="30" w:before="30"/>
+              <w:jc w:val="left"/>
+            </w:pPr>
+            <w:r>
+              <w:rPr>
+                <w:rFonts w:ascii="Calibri" w:cs="Calibri" w:eastAsia="Calibri" w:hAnsi="Calibri"/>
+                <w:sz w:val="18"/>
+                <w:szCs w:val="18"/>
+              </w:rPr>
+              <w:t xml:space="preserve">Progressive web app: a website that can be installed on a phone like an app.</w:t>
+            </w:r>
+          </w:p>
+        </w:tc>
+      </w:tr>
+      <w:tr>
+        <w:trPr>
+          <w:cantSplit/>
+        </w:trPr>
+        <w:tc>
+          <w:tcPr>
+            <w:tcW w:type="dxa" w:w="1985"/>
+            <w:tcBorders>
+              <w:top w:val="single" w:color="BFC9D6" w:sz="4"/>
+              <w:left w:val="single" w:color="BFC9D6" w:sz="4"/>
+              <w:bottom w:val="single" w:color="BFC9D6" w:sz="4"/>
+              <w:right w:val="single" w:color="BFC9D6" w:sz="4"/>
+            </w:tcBorders>
+            <w:tcMar>
+              <w:top w:type="dxa" w:w="60"/>
+              <w:left w:type="dxa" w:w="100"/>
+              <w:bottom w:type="dxa" w:w="60"/>
+              <w:right w:type="dxa" w:w="100"/>
+            </w:tcMar>
+            <w:vAlign w:val="center"/>
+          </w:tcPr>
+          <w:p>
+            <w:pPr>
+              <w:spacing w:after="30" w:before="30"/>
+              <w:jc w:val="left"/>
+            </w:pPr>
+            <w:r>
+              <w:rPr>
+                <w:rFonts w:ascii="Calibri" w:cs="Calibri" w:eastAsia="Calibri" w:hAnsi="Calibri"/>
+                <w:sz w:val="18"/>
+                <w:szCs w:val="18"/>
+              </w:rPr>
+              <w:t xml:space="preserve">QR code</w:t>
+            </w:r>
+          </w:p>
+        </w:tc>
+        <w:tc>
+          <w:tcPr>
+            <w:tcW w:type="dxa" w:w="7041"/>
+            <w:tcBorders>
+              <w:top w:val="single" w:color="BFC9D6" w:sz="4"/>
+              <w:left w:val="single" w:color="BFC9D6" w:sz="4"/>
+              <w:bottom w:val="single" w:color="BFC9D6" w:sz="4"/>
+              <w:right w:val="single" w:color="BFC9D6" w:sz="4"/>
+            </w:tcBorders>
+            <w:tcMar>
+              <w:top w:type="dxa" w:w="60"/>
+              <w:left w:type="dxa" w:w="100"/>
+              <w:bottom w:type="dxa" w:w="60"/>
+              <w:right w:type="dxa" w:w="100"/>
+            </w:tcMar>
+            <w:vAlign w:val="center"/>
+          </w:tcPr>
+          <w:p>
+            <w:pPr>
+              <w:spacing w:after="30" w:before="30"/>
+              <w:jc w:val="left"/>
+            </w:pPr>
+            <w:r>
+              <w:rPr>
+                <w:rFonts w:ascii="Calibri" w:cs="Calibri" w:eastAsia="Calibri" w:hAnsi="Calibri"/>
+                <w:sz w:val="18"/>
+                <w:szCs w:val="18"/>
+              </w:rPr>
+              <w:t xml:space="preserve">A square barcode printed on documents; scanning it opens the verification page.</w:t>
+            </w:r>
+          </w:p>
+        </w:tc>
+      </w:tr>
+      <w:tr>
+        <w:trPr>
+          <w:cantSplit/>
+        </w:trPr>
+        <w:tc>
+          <w:tcPr>
+            <w:tcW w:type="dxa" w:w="1985"/>
+            <w:tcBorders>
+              <w:top w:val="single" w:color="BFC9D6" w:sz="4"/>
+              <w:left w:val="single" w:color="BFC9D6" w:sz="4"/>
+              <w:bottom w:val="single" w:color="BFC9D6" w:sz="4"/>
+              <w:right w:val="single" w:color="BFC9D6" w:sz="4"/>
+            </w:tcBorders>
+            <w:tcMar>
+              <w:top w:type="dxa" w:w="60"/>
+              <w:left w:type="dxa" w:w="100"/>
+              <w:bottom w:type="dxa" w:w="60"/>
+              <w:right w:type="dxa" w:w="100"/>
+            </w:tcMar>
+            <w:vAlign w:val="center"/>
+          </w:tcPr>
+          <w:p>
+            <w:pPr>
+              <w:spacing w:after="30" w:before="30"/>
+              <w:jc w:val="left"/>
+            </w:pPr>
+            <w:r>
+              <w:rPr>
+                <w:rFonts w:ascii="Calibri" w:cs="Calibri" w:eastAsia="Calibri" w:hAnsi="Calibri"/>
+                <w:sz w:val="18"/>
+                <w:szCs w:val="18"/>
+              </w:rPr>
+              <w:t xml:space="preserve">REST</w:t>
+            </w:r>
+          </w:p>
+        </w:tc>
+        <w:tc>
+          <w:tcPr>
+            <w:tcW w:type="dxa" w:w="7041"/>
+            <w:tcBorders>
+              <w:top w:val="single" w:color="BFC9D6" w:sz="4"/>
+              <w:left w:val="single" w:color="BFC9D6" w:sz="4"/>
+              <w:bottom w:val="single" w:color="BFC9D6" w:sz="4"/>
+              <w:right w:val="single" w:color="BFC9D6" w:sz="4"/>
+            </w:tcBorders>
+            <w:tcMar>
+              <w:top w:type="dxa" w:w="60"/>
+              <w:left w:type="dxa" w:w="100"/>
+              <w:bottom w:type="dxa" w:w="60"/>
+              <w:right w:type="dxa" w:w="100"/>
+            </w:tcMar>
+            <w:vAlign w:val="center"/>
+          </w:tcPr>
+          <w:p>
+            <w:pPr>
+              <w:spacing w:after="30" w:before="30"/>
+              <w:jc w:val="left"/>
+            </w:pPr>
+            <w:r>
+              <w:rPr>
+                <w:rFonts w:ascii="Calibri" w:cs="Calibri" w:eastAsia="Calibri" w:hAnsi="Calibri"/>
+                <w:sz w:val="18"/>
+                <w:szCs w:val="18"/>
+              </w:rPr>
+              <w:t xml:space="preserve">The common style of web API that CIMS uses to exchange data with other systems.</w:t>
+            </w:r>
+          </w:p>
+        </w:tc>
+      </w:tr>
+      <w:tr>
+        <w:trPr>
+          <w:cantSplit/>
+        </w:trPr>
+        <w:tc>
+          <w:tcPr>
+            <w:tcW w:type="dxa" w:w="1985"/>
+            <w:tcBorders>
+              <w:top w:val="single" w:color="BFC9D6" w:sz="4"/>
+              <w:left w:val="single" w:color="BFC9D6" w:sz="4"/>
+              <w:bottom w:val="single" w:color="BFC9D6" w:sz="4"/>
+              <w:right w:val="single" w:color="BFC9D6" w:sz="4"/>
+            </w:tcBorders>
+            <w:tcMar>
+              <w:top w:type="dxa" w:w="60"/>
+              <w:left w:type="dxa" w:w="100"/>
+              <w:bottom w:type="dxa" w:w="60"/>
+              <w:right w:type="dxa" w:w="100"/>
+            </w:tcMar>
+            <w:vAlign w:val="center"/>
+          </w:tcPr>
+          <w:p>
+            <w:pPr>
+              <w:spacing w:after="30" w:before="30"/>
+              <w:jc w:val="left"/>
+            </w:pPr>
+            <w:r>
+              <w:rPr>
+                <w:rFonts w:ascii="Calibri" w:cs="Calibri" w:eastAsia="Calibri" w:hAnsi="Calibri"/>
+                <w:sz w:val="18"/>
+                <w:szCs w:val="18"/>
+              </w:rPr>
+              <w:t xml:space="preserve">RLS</w:t>
+            </w:r>
+          </w:p>
+        </w:tc>
+        <w:tc>
+          <w:tcPr>
+            <w:tcW w:type="dxa" w:w="7041"/>
+            <w:tcBorders>
+              <w:top w:val="single" w:color="BFC9D6" w:sz="4"/>
+              <w:left w:val="single" w:color="BFC9D6" w:sz="4"/>
+              <w:bottom w:val="single" w:color="BFC9D6" w:sz="4"/>
+              <w:right w:val="single" w:color="BFC9D6" w:sz="4"/>
+            </w:tcBorders>
+            <w:tcMar>
+              <w:top w:type="dxa" w:w="60"/>
+              <w:left w:type="dxa" w:w="100"/>
+              <w:bottom w:type="dxa" w:w="60"/>
+              <w:right w:type="dxa" w:w="100"/>
+            </w:tcMar>
+            <w:vAlign w:val="center"/>
+          </w:tcPr>
+          <w:p>
+            <w:pPr>
+              <w:spacing w:after="30" w:before="30"/>
+              <w:jc w:val="left"/>
+            </w:pPr>
+            <w:r>
+              <w:rPr>
+                <w:rFonts w:ascii="Calibri" w:cs="Calibri" w:eastAsia="Calibri" w:hAnsi="Calibri"/>
+                <w:sz w:val="18"/>
+                <w:szCs w:val="18"/>
+              </w:rPr>
+              <w:t xml:space="preserve">Row-level security: the database rule that each institution sees only its own rows.</w:t>
+            </w:r>
+          </w:p>
+        </w:tc>
+      </w:tr>
+      <w:tr>
+        <w:trPr>
+          <w:cantSplit/>
+        </w:trPr>
+        <w:tc>
+          <w:tcPr>
+            <w:tcW w:type="dxa" w:w="1985"/>
+            <w:tcBorders>
+              <w:top w:val="single" w:color="BFC9D6" w:sz="4"/>
+              <w:left w:val="single" w:color="BFC9D6" w:sz="4"/>
+              <w:bottom w:val="single" w:color="BFC9D6" w:sz="4"/>
+              <w:right w:val="single" w:color="BFC9D6" w:sz="4"/>
+            </w:tcBorders>
+            <w:tcMar>
+              <w:top w:type="dxa" w:w="60"/>
+              <w:left w:type="dxa" w:w="100"/>
+              <w:bottom w:type="dxa" w:w="60"/>
+              <w:right w:type="dxa" w:w="100"/>
+            </w:tcMar>
+            <w:vAlign w:val="center"/>
+          </w:tcPr>
+          <w:p>
+            <w:pPr>
+              <w:spacing w:after="30" w:before="30"/>
+              <w:jc w:val="left"/>
+            </w:pPr>
+            <w:r>
+              <w:rPr>
+                <w:rFonts w:ascii="Calibri" w:cs="Calibri" w:eastAsia="Calibri" w:hAnsi="Calibri"/>
+                <w:sz w:val="18"/>
+                <w:szCs w:val="18"/>
+              </w:rPr>
+              <w:t xml:space="preserve">RPO / RTO</w:t>
+            </w:r>
+          </w:p>
+        </w:tc>
+        <w:tc>
+          <w:tcPr>
+            <w:tcW w:type="dxa" w:w="7041"/>
+            <w:tcBorders>
+              <w:top w:val="single" w:color="BFC9D6" w:sz="4"/>
+              <w:left w:val="single" w:color="BFC9D6" w:sz="4"/>
+              <w:bottom w:val="single" w:color="BFC9D6" w:sz="4"/>
+              <w:right w:val="single" w:color="BFC9D6" w:sz="4"/>
+            </w:tcBorders>
+            <w:tcMar>
+              <w:top w:type="dxa" w:w="60"/>
+              <w:left w:type="dxa" w:w="100"/>
+              <w:bottom w:type="dxa" w:w="60"/>
+              <w:right w:type="dxa" w:w="100"/>
+            </w:tcMar>
+            <w:vAlign w:val="center"/>
+          </w:tcPr>
+          <w:p>
+            <w:pPr>
+              <w:spacing w:after="30" w:before="30"/>
+              <w:jc w:val="left"/>
+            </w:pPr>
+            <w:r>
+              <w:rPr>
+                <w:rFonts w:ascii="Calibri" w:cs="Calibri" w:eastAsia="Calibri" w:hAnsi="Calibri"/>
+                <w:sz w:val="18"/>
+                <w:szCs w:val="18"/>
+              </w:rPr>
+              <w:t xml:space="preserve">Recovery point objective (how much data may be lost) / recovery time objective (how long a recovery may take).</w:t>
+            </w:r>
+          </w:p>
+        </w:tc>
+      </w:tr>
+      <w:tr>
+        <w:trPr>
+          <w:cantSplit/>
+        </w:trPr>
+        <w:tc>
+          <w:tcPr>
+            <w:tcW w:type="dxa" w:w="1985"/>
+            <w:tcBorders>
+              <w:top w:val="single" w:color="BFC9D6" w:sz="4"/>
+              <w:left w:val="single" w:color="BFC9D6" w:sz="4"/>
+              <w:bottom w:val="single" w:color="BFC9D6" w:sz="4"/>
+              <w:right w:val="single" w:color="BFC9D6" w:sz="4"/>
+            </w:tcBorders>
+            <w:tcMar>
+              <w:top w:type="dxa" w:w="60"/>
+              <w:left w:type="dxa" w:w="100"/>
+              <w:bottom w:type="dxa" w:w="60"/>
+              <w:right w:type="dxa" w:w="100"/>
+            </w:tcMar>
+            <w:vAlign w:val="center"/>
+          </w:tcPr>
+          <w:p>
+            <w:pPr>
+              <w:spacing w:after="30" w:before="30"/>
+              <w:jc w:val="left"/>
+            </w:pPr>
+            <w:r>
+              <w:rPr>
+                <w:rFonts w:ascii="Calibri" w:cs="Calibri" w:eastAsia="Calibri" w:hAnsi="Calibri"/>
+                <w:sz w:val="18"/>
+                <w:szCs w:val="18"/>
+              </w:rPr>
+              <w:t xml:space="preserve">Segregation of duties</w:t>
+            </w:r>
+          </w:p>
+        </w:tc>
+        <w:tc>
+          <w:tcPr>
+            <w:tcW w:type="dxa" w:w="7041"/>
+            <w:tcBorders>
+              <w:top w:val="single" w:color="BFC9D6" w:sz="4"/>
+              <w:left w:val="single" w:color="BFC9D6" w:sz="4"/>
+              <w:bottom w:val="single" w:color="BFC9D6" w:sz="4"/>
+              <w:right w:val="single" w:color="BFC9D6" w:sz="4"/>
+            </w:tcBorders>
+            <w:tcMar>
+              <w:top w:type="dxa" w:w="60"/>
+              <w:left w:type="dxa" w:w="100"/>
+              <w:bottom w:type="dxa" w:w="60"/>
+              <w:right w:type="dxa" w:w="100"/>
+            </w:tcMar>
+            <w:vAlign w:val="center"/>
+          </w:tcPr>
+          <w:p>
+            <w:pPr>
+              <w:spacing w:after="30" w:before="30"/>
+              <w:jc w:val="left"/>
+            </w:pPr>
+            <w:r>
+              <w:rPr>
+                <w:rFonts w:ascii="Calibri" w:cs="Calibri" w:eastAsia="Calibri" w:hAnsi="Calibri"/>
+                <w:sz w:val="18"/>
+                <w:szCs w:val="18"/>
+              </w:rPr>
+              <w:t xml:space="preserve">The rule that the person who prepares or requests something cannot also approve it.</w:t>
+            </w:r>
+          </w:p>
+        </w:tc>
+      </w:tr>
+      <w:tr>
+        <w:trPr>
+          <w:cantSplit/>
+        </w:trPr>
+        <w:tc>
+          <w:tcPr>
+            <w:tcW w:type="dxa" w:w="1985"/>
+            <w:tcBorders>
+              <w:top w:val="single" w:color="BFC9D6" w:sz="4"/>
+              <w:left w:val="single" w:color="BFC9D6" w:sz="4"/>
+              <w:bottom w:val="single" w:color="BFC9D6" w:sz="4"/>
+              <w:right w:val="single" w:color="BFC9D6" w:sz="4"/>
+            </w:tcBorders>
+            <w:tcMar>
+              <w:top w:type="dxa" w:w="60"/>
+              <w:left w:type="dxa" w:w="100"/>
+              <w:bottom w:type="dxa" w:w="60"/>
+              <w:right w:type="dxa" w:w="100"/>
+            </w:tcMar>
+            <w:vAlign w:val="center"/>
+          </w:tcPr>
+          <w:p>
+            <w:pPr>
+              <w:spacing w:after="30" w:before="30"/>
+              <w:jc w:val="left"/>
+            </w:pPr>
+            <w:r>
+              <w:rPr>
+                <w:rFonts w:ascii="Calibri" w:cs="Calibri" w:eastAsia="Calibri" w:hAnsi="Calibri"/>
+                <w:sz w:val="18"/>
+                <w:szCs w:val="18"/>
+              </w:rPr>
+              <w:t xml:space="preserve">Simulator</w:t>
+            </w:r>
+          </w:p>
+        </w:tc>
+        <w:tc>
+          <w:tcPr>
+            <w:tcW w:type="dxa" w:w="7041"/>
+            <w:tcBorders>
+              <w:top w:val="single" w:color="BFC9D6" w:sz="4"/>
+              <w:left w:val="single" w:color="BFC9D6" w:sz="4"/>
+              <w:bottom w:val="single" w:color="BFC9D6" w:sz="4"/>
+              <w:right w:val="single" w:color="BFC9D6" w:sz="4"/>
+            </w:tcBorders>
+            <w:tcMar>
+              <w:top w:type="dxa" w:w="60"/>
+              <w:left w:type="dxa" w:w="100"/>
+              <w:bottom w:type="dxa" w:w="60"/>
+              <w:right w:type="dxa" w:w="100"/>
+            </w:tcMar>
+            <w:vAlign w:val="center"/>
+          </w:tcPr>
+          <w:p>
+            <w:pPr>
+              <w:spacing w:after="30" w:before="30"/>
+              <w:jc w:val="left"/>
+            </w:pPr>
+            <w:r>
+              <w:rPr>
+                <w:rFonts w:ascii="Calibri" w:cs="Calibri" w:eastAsia="Calibri" w:hAnsi="Calibri"/>
+                <w:sz w:val="18"/>
+                <w:szCs w:val="18"/>
+              </w:rPr>
+              <w:t xml:space="preserve">A stand-in for an outside system (for example NACTVET or GePG) used for testing until the live interface is available.</w:t>
+            </w:r>
+          </w:p>
+        </w:tc>
+      </w:tr>
+      <w:tr>
+        <w:trPr>
+          <w:cantSplit/>
+        </w:trPr>
+        <w:tc>
+          <w:tcPr>
+            <w:tcW w:type="dxa" w:w="1985"/>
+            <w:tcBorders>
+              <w:top w:val="single" w:color="BFC9D6" w:sz="4"/>
+              <w:left w:val="single" w:color="BFC9D6" w:sz="4"/>
+              <w:bottom w:val="single" w:color="BFC9D6" w:sz="4"/>
+              <w:right w:val="single" w:color="BFC9D6" w:sz="4"/>
+            </w:tcBorders>
+            <w:tcMar>
+              <w:top w:type="dxa" w:w="60"/>
+              <w:left w:type="dxa" w:w="100"/>
+              <w:bottom w:type="dxa" w:w="60"/>
+              <w:right w:type="dxa" w:w="100"/>
+            </w:tcMar>
+            <w:vAlign w:val="center"/>
+          </w:tcPr>
+          <w:p>
+            <w:pPr>
+              <w:spacing w:after="30" w:before="30"/>
+              <w:jc w:val="left"/>
+            </w:pPr>
+            <w:r>
+              <w:rPr>
+                <w:rFonts w:ascii="Calibri" w:cs="Calibri" w:eastAsia="Calibri" w:hAnsi="Calibri"/>
+                <w:sz w:val="18"/>
+                <w:szCs w:val="18"/>
+              </w:rPr>
+              <w:t xml:space="preserve">SMS</w:t>
+            </w:r>
+          </w:p>
+        </w:tc>
+        <w:tc>
+          <w:tcPr>
+            <w:tcW w:type="dxa" w:w="7041"/>
+            <w:tcBorders>
+              <w:top w:val="single" w:color="BFC9D6" w:sz="4"/>
+              <w:left w:val="single" w:color="BFC9D6" w:sz="4"/>
+              <w:bottom w:val="single" w:color="BFC9D6" w:sz="4"/>
+              <w:right w:val="single" w:color="BFC9D6" w:sz="4"/>
+            </w:tcBorders>
+            <w:tcMar>
+              <w:top w:type="dxa" w:w="60"/>
+              <w:left w:type="dxa" w:w="100"/>
+              <w:bottom w:type="dxa" w:w="60"/>
+              <w:right w:type="dxa" w:w="100"/>
+            </w:tcMar>
+            <w:vAlign w:val="center"/>
+          </w:tcPr>
+          <w:p>
+            <w:pPr>
+              <w:spacing w:after="30" w:before="30"/>
+              <w:jc w:val="left"/>
+            </w:pPr>
+            <w:r>
+              <w:rPr>
+                <w:rFonts w:ascii="Calibri" w:cs="Calibri" w:eastAsia="Calibri" w:hAnsi="Calibri"/>
+                <w:sz w:val="18"/>
+                <w:szCs w:val="18"/>
+              </w:rPr>
+              <w:t xml:space="preserve">Short message service: text messages to mobile phones.</w:t>
+            </w:r>
+          </w:p>
+        </w:tc>
+      </w:tr>
+      <w:tr>
+        <w:trPr>
+          <w:cantSplit/>
+        </w:trPr>
+        <w:tc>
+          <w:tcPr>
+            <w:tcW w:type="dxa" w:w="1985"/>
+            <w:tcBorders>
+              <w:top w:val="single" w:color="BFC9D6" w:sz="4"/>
+              <w:left w:val="single" w:color="BFC9D6" w:sz="4"/>
+              <w:bottom w:val="single" w:color="BFC9D6" w:sz="4"/>
+              <w:right w:val="single" w:color="BFC9D6" w:sz="4"/>
+            </w:tcBorders>
+            <w:tcMar>
+              <w:top w:type="dxa" w:w="60"/>
+              <w:left w:type="dxa" w:w="100"/>
+              <w:bottom w:type="dxa" w:w="60"/>
+              <w:right w:type="dxa" w:w="100"/>
+            </w:tcMar>
+            <w:vAlign w:val="center"/>
+          </w:tcPr>
+          <w:p>
+            <w:pPr>
+              <w:spacing w:after="30" w:before="30"/>
+              <w:jc w:val="left"/>
+            </w:pPr>
+            <w:r>
+              <w:rPr>
+                <w:rFonts w:ascii="Calibri" w:cs="Calibri" w:eastAsia="Calibri" w:hAnsi="Calibri"/>
+                <w:sz w:val="18"/>
+                <w:szCs w:val="18"/>
+              </w:rPr>
+              <w:t xml:space="preserve">SMTP</w:t>
+            </w:r>
+          </w:p>
+        </w:tc>
+        <w:tc>
+          <w:tcPr>
+            <w:tcW w:type="dxa" w:w="7041"/>
+            <w:tcBorders>
+              <w:top w:val="single" w:color="BFC9D6" w:sz="4"/>
+              <w:left w:val="single" w:color="BFC9D6" w:sz="4"/>
+              <w:bottom w:val="single" w:color="BFC9D6" w:sz="4"/>
+              <w:right w:val="single" w:color="BFC9D6" w:sz="4"/>
+            </w:tcBorders>
+            <w:tcMar>
+              <w:top w:type="dxa" w:w="60"/>
+              <w:left w:type="dxa" w:w="100"/>
+              <w:bottom w:type="dxa" w:w="60"/>
+              <w:right w:type="dxa" w:w="100"/>
+            </w:tcMar>
+            <w:vAlign w:val="center"/>
+          </w:tcPr>
+          <w:p>
+            <w:pPr>
+              <w:spacing w:after="30" w:before="30"/>
+              <w:jc w:val="left"/>
+            </w:pPr>
+            <w:r>
+              <w:rPr>
+                <w:rFonts w:ascii="Calibri" w:cs="Calibri" w:eastAsia="Calibri" w:hAnsi="Calibri"/>
+                <w:sz w:val="18"/>
+                <w:szCs w:val="18"/>
+              </w:rPr>
+              <w:t xml:space="preserve">Simple Mail Transfer Protocol, used to send email.</w:t>
+            </w:r>
+          </w:p>
+        </w:tc>
+      </w:tr>
+      <w:tr>
+        <w:trPr>
+          <w:cantSplit/>
+        </w:trPr>
+        <w:tc>
+          <w:tcPr>
+            <w:tcW w:type="dxa" w:w="1985"/>
+            <w:tcBorders>
+              <w:top w:val="single" w:color="BFC9D6" w:sz="4"/>
+              <w:left w:val="single" w:color="BFC9D6" w:sz="4"/>
+              <w:bottom w:val="single" w:color="BFC9D6" w:sz="4"/>
+              <w:right w:val="single" w:color="BFC9D6" w:sz="4"/>
+            </w:tcBorders>
+            <w:tcMar>
+              <w:top w:type="dxa" w:w="60"/>
+              <w:left w:type="dxa" w:w="100"/>
+              <w:bottom w:type="dxa" w:w="60"/>
+              <w:right w:type="dxa" w:w="100"/>
+            </w:tcMar>
+            <w:vAlign w:val="center"/>
+          </w:tcPr>
+          <w:p>
+            <w:pPr>
+              <w:spacing w:after="30" w:before="30"/>
+              <w:jc w:val="left"/>
+            </w:pPr>
+            <w:r>
+              <w:rPr>
+                <w:rFonts w:ascii="Calibri" w:cs="Calibri" w:eastAsia="Calibri" w:hAnsi="Calibri"/>
+                <w:sz w:val="18"/>
+                <w:szCs w:val="18"/>
+              </w:rPr>
+              <w:t xml:space="preserve">TAMISEMI</w:t>
+            </w:r>
+          </w:p>
+        </w:tc>
+        <w:tc>
+          <w:tcPr>
+            <w:tcW w:type="dxa" w:w="7041"/>
+            <w:tcBorders>
+              <w:top w:val="single" w:color="BFC9D6" w:sz="4"/>
+              <w:left w:val="single" w:color="BFC9D6" w:sz="4"/>
+              <w:bottom w:val="single" w:color="BFC9D6" w:sz="4"/>
+              <w:right w:val="single" w:color="BFC9D6" w:sz="4"/>
+            </w:tcBorders>
+            <w:tcMar>
+              <w:top w:type="dxa" w:w="60"/>
+              <w:left w:type="dxa" w:w="100"/>
+              <w:bottom w:type="dxa" w:w="60"/>
+              <w:right w:type="dxa" w:w="100"/>
+            </w:tcMar>
+            <w:vAlign w:val="center"/>
+          </w:tcPr>
+          <w:p>
+            <w:pPr>
+              <w:spacing w:after="30" w:before="30"/>
+              <w:jc w:val="left"/>
+            </w:pPr>
+            <w:r>
+              <w:rPr>
+                <w:rFonts w:ascii="Calibri" w:cs="Calibri" w:eastAsia="Calibri" w:hAnsi="Calibri"/>
+                <w:sz w:val="18"/>
+                <w:szCs w:val="18"/>
+              </w:rPr>
+              <w:t xml:space="preserve">President's Office – Regional Administration and Local Government, which selects some students centrally.</w:t>
+            </w:r>
+          </w:p>
+        </w:tc>
+      </w:tr>
+      <w:tr>
+        <w:trPr>
+          <w:cantSplit/>
+        </w:trPr>
+        <w:tc>
+          <w:tcPr>
+            <w:tcW w:type="dxa" w:w="1985"/>
+            <w:tcBorders>
+              <w:top w:val="single" w:color="BFC9D6" w:sz="4"/>
+              <w:left w:val="single" w:color="BFC9D6" w:sz="4"/>
+              <w:bottom w:val="single" w:color="BFC9D6" w:sz="4"/>
+              <w:right w:val="single" w:color="BFC9D6" w:sz="4"/>
+            </w:tcBorders>
+            <w:tcMar>
+              <w:top w:type="dxa" w:w="60"/>
+              <w:left w:type="dxa" w:w="100"/>
+              <w:bottom w:type="dxa" w:w="60"/>
+              <w:right w:type="dxa" w:w="100"/>
+            </w:tcMar>
+            <w:vAlign w:val="center"/>
+          </w:tcPr>
+          <w:p>
+            <w:pPr>
+              <w:spacing w:after="30" w:before="30"/>
+              <w:jc w:val="left"/>
+            </w:pPr>
+            <w:r>
+              <w:rPr>
+                <w:rFonts w:ascii="Calibri" w:cs="Calibri" w:eastAsia="Calibri" w:hAnsi="Calibri"/>
+                <w:sz w:val="18"/>
+                <w:szCs w:val="18"/>
+              </w:rPr>
+              <w:t xml:space="preserve">Tenant</w:t>
+            </w:r>
+          </w:p>
+        </w:tc>
+        <w:tc>
+          <w:tcPr>
+            <w:tcW w:type="dxa" w:w="7041"/>
+            <w:tcBorders>
+              <w:top w:val="single" w:color="BFC9D6" w:sz="4"/>
+              <w:left w:val="single" w:color="BFC9D6" w:sz="4"/>
+              <w:bottom w:val="single" w:color="BFC9D6" w:sz="4"/>
+              <w:right w:val="single" w:color="BFC9D6" w:sz="4"/>
+            </w:tcBorders>
+            <w:tcMar>
+              <w:top w:type="dxa" w:w="60"/>
+              <w:left w:type="dxa" w:w="100"/>
+              <w:bottom w:type="dxa" w:w="60"/>
+              <w:right w:type="dxa" w:w="100"/>
+            </w:tcMar>
+            <w:vAlign w:val="center"/>
+          </w:tcPr>
+          <w:p>
+            <w:pPr>
+              <w:spacing w:after="30" w:before="30"/>
+              <w:jc w:val="left"/>
+            </w:pPr>
+            <w:r>
+              <w:rPr>
+                <w:rFonts w:ascii="Calibri" w:cs="Calibri" w:eastAsia="Calibri" w:hAnsi="Calibri"/>
+                <w:sz w:val="18"/>
+                <w:szCs w:val="18"/>
+              </w:rPr>
+              <w:t xml:space="preserve">One institution's isolated space within the shared CIMS platform, with its own branding, users, data and settings.</w:t>
+            </w:r>
+          </w:p>
+        </w:tc>
+      </w:tr>
+      <w:tr>
+        <w:trPr>
+          <w:cantSplit/>
+        </w:trPr>
+        <w:tc>
+          <w:tcPr>
+            <w:tcW w:type="dxa" w:w="1985"/>
+            <w:tcBorders>
+              <w:top w:val="single" w:color="BFC9D6" w:sz="4"/>
+              <w:left w:val="single" w:color="BFC9D6" w:sz="4"/>
+              <w:bottom w:val="single" w:color="BFC9D6" w:sz="4"/>
+              <w:right w:val="single" w:color="BFC9D6" w:sz="4"/>
+            </w:tcBorders>
+            <w:tcMar>
+              <w:top w:type="dxa" w:w="60"/>
+              <w:left w:type="dxa" w:w="100"/>
+              <w:bottom w:type="dxa" w:w="60"/>
+              <w:right w:type="dxa" w:w="100"/>
+            </w:tcMar>
+            <w:vAlign w:val="center"/>
+          </w:tcPr>
+          <w:p>
+            <w:pPr>
+              <w:spacing w:after="30" w:before="30"/>
+              <w:jc w:val="left"/>
+            </w:pPr>
+            <w:r>
+              <w:rPr>
+                <w:rFonts w:ascii="Calibri" w:cs="Calibri" w:eastAsia="Calibri" w:hAnsi="Calibri"/>
+                <w:sz w:val="18"/>
+                <w:szCs w:val="18"/>
+              </w:rPr>
+              <w:t xml:space="preserve">TLS</w:t>
+            </w:r>
+          </w:p>
+        </w:tc>
+        <w:tc>
+          <w:tcPr>
+            <w:tcW w:type="dxa" w:w="7041"/>
+            <w:tcBorders>
+              <w:top w:val="single" w:color="BFC9D6" w:sz="4"/>
+              <w:left w:val="single" w:color="BFC9D6" w:sz="4"/>
+              <w:bottom w:val="single" w:color="BFC9D6" w:sz="4"/>
+              <w:right w:val="single" w:color="BFC9D6" w:sz="4"/>
+            </w:tcBorders>
+            <w:tcMar>
+              <w:top w:type="dxa" w:w="60"/>
+              <w:left w:type="dxa" w:w="100"/>
+              <w:bottom w:type="dxa" w:w="60"/>
+              <w:right w:type="dxa" w:w="100"/>
+            </w:tcMar>
+            <w:vAlign w:val="center"/>
+          </w:tcPr>
+          <w:p>
+            <w:pPr>
+              <w:spacing w:after="30" w:before="30"/>
+              <w:jc w:val="left"/>
+            </w:pPr>
+            <w:r>
+              <w:rPr>
+                <w:rFonts w:ascii="Calibri" w:cs="Calibri" w:eastAsia="Calibri" w:hAnsi="Calibri"/>
+                <w:sz w:val="18"/>
+                <w:szCs w:val="18"/>
+              </w:rPr>
+              <w:t xml:space="preserve">Transport Layer Security: the encryption behind HTTPS.</w:t>
+            </w:r>
+          </w:p>
+        </w:tc>
+      </w:tr>
+      <w:tr>
+        <w:trPr>
+          <w:cantSplit/>
+        </w:trPr>
+        <w:tc>
+          <w:tcPr>
+            <w:tcW w:type="dxa" w:w="1985"/>
+            <w:tcBorders>
+              <w:top w:val="single" w:color="BFC9D6" w:sz="4"/>
+              <w:left w:val="single" w:color="BFC9D6" w:sz="4"/>
+              <w:bottom w:val="single" w:color="BFC9D6" w:sz="4"/>
+              <w:right w:val="single" w:color="BFC9D6" w:sz="4"/>
+            </w:tcBorders>
+            <w:tcMar>
+              <w:top w:type="dxa" w:w="60"/>
+              <w:left w:type="dxa" w:w="100"/>
+              <w:bottom w:type="dxa" w:w="60"/>
+              <w:right w:type="dxa" w:w="100"/>
+            </w:tcMar>
+            <w:vAlign w:val="center"/>
+          </w:tcPr>
+          <w:p>
+            <w:pPr>
+              <w:spacing w:after="30" w:before="30"/>
+              <w:jc w:val="left"/>
+            </w:pPr>
+            <w:r>
+              <w:rPr>
+                <w:rFonts w:ascii="Calibri" w:cs="Calibri" w:eastAsia="Calibri" w:hAnsi="Calibri"/>
+                <w:sz w:val="18"/>
+                <w:szCs w:val="18"/>
+              </w:rPr>
+              <w:t xml:space="preserve">UAT</w:t>
+            </w:r>
+          </w:p>
+        </w:tc>
+        <w:tc>
+          <w:tcPr>
+            <w:tcW w:type="dxa" w:w="7041"/>
+            <w:tcBorders>
+              <w:top w:val="single" w:color="BFC9D6" w:sz="4"/>
+              <w:left w:val="single" w:color="BFC9D6" w:sz="4"/>
+              <w:bottom w:val="single" w:color="BFC9D6" w:sz="4"/>
+              <w:right w:val="single" w:color="BFC9D6" w:sz="4"/>
+            </w:tcBorders>
+            <w:tcMar>
+              <w:top w:type="dxa" w:w="60"/>
+              <w:left w:type="dxa" w:w="100"/>
+              <w:bottom w:type="dxa" w:w="60"/>
+              <w:right w:type="dxa" w:w="100"/>
+            </w:tcMar>
+            <w:vAlign w:val="center"/>
+          </w:tcPr>
+          <w:p>
+            <w:pPr>
+              <w:spacing w:after="30" w:before="30"/>
+              <w:jc w:val="left"/>
+            </w:pPr>
+            <w:r>
+              <w:rPr>
+                <w:rFonts w:ascii="Calibri" w:cs="Calibri" w:eastAsia="Calibri" w:hAnsi="Calibri"/>
+                <w:sz w:val="18"/>
+                <w:szCs w:val="18"/>
+              </w:rPr>
+              <w:t xml:space="preserve">User acceptance testing: the institution tests the system before accepting it.</w:t>
+            </w:r>
+          </w:p>
+        </w:tc>
+      </w:tr>
+      <w:tr>
+        <w:trPr>
+          <w:cantSplit/>
+        </w:trPr>
+        <w:tc>
+          <w:tcPr>
+            <w:tcW w:type="dxa" w:w="1985"/>
+            <w:tcBorders>
+              <w:top w:val="single" w:color="BFC9D6" w:sz="4"/>
+              <w:left w:val="single" w:color="BFC9D6" w:sz="4"/>
+              <w:bottom w:val="single" w:color="BFC9D6" w:sz="4"/>
+              <w:right w:val="single" w:color="BFC9D6" w:sz="4"/>
+            </w:tcBorders>
+            <w:tcMar>
+              <w:top w:type="dxa" w:w="60"/>
+              <w:left w:type="dxa" w:w="100"/>
+              <w:bottom w:type="dxa" w:w="60"/>
+              <w:right w:type="dxa" w:w="100"/>
+            </w:tcMar>
+            <w:vAlign w:val="center"/>
+          </w:tcPr>
+          <w:p>
+            <w:pPr>
+              <w:spacing w:after="30" w:before="30"/>
+              <w:jc w:val="left"/>
+            </w:pPr>
+            <w:r>
+              <w:rPr>
+                <w:rFonts w:ascii="Calibri" w:cs="Calibri" w:eastAsia="Calibri" w:hAnsi="Calibri"/>
+                <w:sz w:val="18"/>
+                <w:szCs w:val="18"/>
+              </w:rPr>
+              <w:t xml:space="preserve">UI</w:t>
+            </w:r>
+          </w:p>
+        </w:tc>
+        <w:tc>
+          <w:tcPr>
+            <w:tcW w:type="dxa" w:w="7041"/>
+            <w:tcBorders>
+              <w:top w:val="single" w:color="BFC9D6" w:sz="4"/>
+              <w:left w:val="single" w:color="BFC9D6" w:sz="4"/>
+              <w:bottom w:val="single" w:color="BFC9D6" w:sz="4"/>
+              <w:right w:val="single" w:color="BFC9D6" w:sz="4"/>
+            </w:tcBorders>
+            <w:tcMar>
+              <w:top w:type="dxa" w:w="60"/>
+              <w:left w:type="dxa" w:w="100"/>
+              <w:bottom w:type="dxa" w:w="60"/>
+              <w:right w:type="dxa" w:w="100"/>
+            </w:tcMar>
+            <w:vAlign w:val="center"/>
+          </w:tcPr>
+          <w:p>
+            <w:pPr>
+              <w:spacing w:after="30" w:before="30"/>
+              <w:jc w:val="left"/>
+            </w:pPr>
+            <w:r>
+              <w:rPr>
+                <w:rFonts w:ascii="Calibri" w:cs="Calibri" w:eastAsia="Calibri" w:hAnsi="Calibri"/>
+                <w:sz w:val="18"/>
+                <w:szCs w:val="18"/>
+              </w:rPr>
+              <w:t xml:space="preserve">User interface: the screens people use.</w:t>
+            </w:r>
+          </w:p>
+        </w:tc>
+      </w:tr>
+      <w:tr>
+        <w:trPr>
+          <w:cantSplit/>
+        </w:trPr>
+        <w:tc>
+          <w:tcPr>
+            <w:tcW w:type="dxa" w:w="1985"/>
+            <w:tcBorders>
+              <w:top w:val="single" w:color="BFC9D6" w:sz="4"/>
+              <w:left w:val="single" w:color="BFC9D6" w:sz="4"/>
+              <w:bottom w:val="single" w:color="BFC9D6" w:sz="4"/>
+              <w:right w:val="single" w:color="BFC9D6" w:sz="4"/>
+            </w:tcBorders>
+            <w:tcMar>
+              <w:top w:type="dxa" w:w="60"/>
+              <w:left w:type="dxa" w:w="100"/>
+              <w:bottom w:type="dxa" w:w="60"/>
+              <w:right w:type="dxa" w:w="100"/>
+            </w:tcMar>
+            <w:vAlign w:val="center"/>
+          </w:tcPr>
+          <w:p>
+            <w:pPr>
+              <w:spacing w:after="30" w:before="30"/>
+              <w:jc w:val="left"/>
+            </w:pPr>
+            <w:r>
+              <w:rPr>
+                <w:rFonts w:ascii="Calibri" w:cs="Calibri" w:eastAsia="Calibri" w:hAnsi="Calibri"/>
+                <w:sz w:val="18"/>
+                <w:szCs w:val="18"/>
+              </w:rPr>
+              <w:t xml:space="preserve">Waiver</w:t>
+            </w:r>
+          </w:p>
+        </w:tc>
+        <w:tc>
+          <w:tcPr>
+            <w:tcW w:type="dxa" w:w="7041"/>
+            <w:tcBorders>
+              <w:top w:val="single" w:color="BFC9D6" w:sz="4"/>
+              <w:left w:val="single" w:color="BFC9D6" w:sz="4"/>
+              <w:bottom w:val="single" w:color="BFC9D6" w:sz="4"/>
+              <w:right w:val="single" w:color="BFC9D6" w:sz="4"/>
+            </w:tcBorders>
+            <w:tcMar>
+              <w:top w:type="dxa" w:w="60"/>
+              <w:left w:type="dxa" w:w="100"/>
+              <w:bottom w:type="dxa" w:w="60"/>
+              <w:right w:type="dxa" w:w="100"/>
+            </w:tcMar>
+            <w:vAlign w:val="center"/>
+          </w:tcPr>
+          <w:p>
+            <w:pPr>
+              <w:spacing w:after="30" w:before="30"/>
+              <w:jc w:val="left"/>
+            </w:pPr>
+            <w:r>
+              <w:rPr>
+                <w:rFonts w:ascii="Calibri" w:cs="Calibri" w:eastAsia="Calibri" w:hAnsi="Calibri"/>
+                <w:sz w:val="18"/>
+                <w:szCs w:val="18"/>
+              </w:rPr>
+              <w:t xml:space="preserve">An approved reduction of what a student owes on an invoice.</w:t>
+            </w:r>
+          </w:p>
+        </w:tc>
+      </w:tr>
+      <w:tr>
+        <w:trPr>
+          <w:cantSplit/>
+        </w:trPr>
+        <w:tc>
+          <w:tcPr>
+            <w:tcW w:type="dxa" w:w="1985"/>
+            <w:tcBorders>
+              <w:top w:val="single" w:color="BFC9D6" w:sz="4"/>
+              <w:left w:val="single" w:color="BFC9D6" w:sz="4"/>
+              <w:bottom w:val="single" w:color="BFC9D6" w:sz="4"/>
+              <w:right w:val="single" w:color="BFC9D6" w:sz="4"/>
+            </w:tcBorders>
+            <w:tcMar>
+              <w:top w:type="dxa" w:w="60"/>
+              <w:left w:type="dxa" w:w="100"/>
+              <w:bottom w:type="dxa" w:w="60"/>
+              <w:right w:type="dxa" w:w="100"/>
+            </w:tcMar>
+            <w:vAlign w:val="center"/>
+          </w:tcPr>
+          <w:p>
+            <w:pPr>
+              <w:spacing w:after="30" w:before="30"/>
+              <w:jc w:val="left"/>
+            </w:pPr>
+            <w:r>
+              <w:rPr>
+                <w:rFonts w:ascii="Calibri" w:cs="Calibri" w:eastAsia="Calibri" w:hAnsi="Calibri"/>
+                <w:sz w:val="18"/>
+                <w:szCs w:val="18"/>
+              </w:rPr>
+              <w:t xml:space="preserve">WAL</w:t>
+            </w:r>
+          </w:p>
+        </w:tc>
+        <w:tc>
+          <w:tcPr>
+            <w:tcW w:type="dxa" w:w="7041"/>
+            <w:tcBorders>
+              <w:top w:val="single" w:color="BFC9D6" w:sz="4"/>
+              <w:left w:val="single" w:color="BFC9D6" w:sz="4"/>
+              <w:bottom w:val="single" w:color="BFC9D6" w:sz="4"/>
+              <w:right w:val="single" w:color="BFC9D6" w:sz="4"/>
+            </w:tcBorders>
+            <w:tcMar>
+              <w:top w:type="dxa" w:w="60"/>
+              <w:left w:type="dxa" w:w="100"/>
+              <w:bottom w:type="dxa" w:w="60"/>
+              <w:right w:type="dxa" w:w="100"/>
+            </w:tcMar>
+            <w:vAlign w:val="center"/>
+          </w:tcPr>
+          <w:p>
+            <w:pPr>
+              <w:spacing w:after="30" w:before="30"/>
+              <w:jc w:val="left"/>
+            </w:pPr>
+            <w:r>
+              <w:rPr>
+                <w:rFonts w:ascii="Calibri" w:cs="Calibri" w:eastAsia="Calibri" w:hAnsi="Calibri"/>
+                <w:sz w:val="18"/>
+                <w:szCs w:val="18"/>
+              </w:rPr>
+              <w:t xml:space="preserve">Write-ahead log: PostgreSQL's change log, archived for point-in-time recovery.</w:t>
+            </w:r>
+          </w:p>
+        </w:tc>
+      </w:tr>
+      <w:tr>
+        <w:trPr>
+          <w:cantSplit/>
+        </w:trPr>
+        <w:tc>
+          <w:tcPr>
+            <w:tcW w:type="dxa" w:w="1985"/>
+            <w:tcBorders>
+              <w:top w:val="single" w:color="BFC9D6" w:sz="4"/>
+              <w:left w:val="single" w:color="BFC9D6" w:sz="4"/>
+              <w:bottom w:val="single" w:color="BFC9D6" w:sz="4"/>
+              <w:right w:val="single" w:color="BFC9D6" w:sz="4"/>
+            </w:tcBorders>
+            <w:tcMar>
+              <w:top w:type="dxa" w:w="60"/>
+              <w:left w:type="dxa" w:w="100"/>
+              <w:bottom w:type="dxa" w:w="60"/>
+              <w:right w:type="dxa" w:w="100"/>
+            </w:tcMar>
+            <w:vAlign w:val="center"/>
+          </w:tcPr>
+          <w:p>
+            <w:pPr>
+              <w:spacing w:after="30" w:before="30"/>
+              <w:jc w:val="left"/>
+            </w:pPr>
+            <w:r>
+              <w:rPr>
+                <w:rFonts w:ascii="Calibri" w:cs="Calibri" w:eastAsia="Calibri" w:hAnsi="Calibri"/>
+                <w:sz w:val="18"/>
+                <w:szCs w:val="18"/>
+              </w:rPr>
+              <w:t xml:space="preserve">WCAG</w:t>
+            </w:r>
+          </w:p>
+        </w:tc>
+        <w:tc>
+          <w:tcPr>
+            <w:tcW w:type="dxa" w:w="7041"/>
+            <w:tcBorders>
+              <w:top w:val="single" w:color="BFC9D6" w:sz="4"/>
+              <w:left w:val="single" w:color="BFC9D6" w:sz="4"/>
+              <w:bottom w:val="single" w:color="BFC9D6" w:sz="4"/>
+              <w:right w:val="single" w:color="BFC9D6" w:sz="4"/>
+            </w:tcBorders>
+            <w:tcMar>
+              <w:top w:type="dxa" w:w="60"/>
+              <w:left w:type="dxa" w:w="100"/>
+              <w:bottom w:type="dxa" w:w="60"/>
+              <w:right w:type="dxa" w:w="100"/>
+            </w:tcMar>
+            <w:vAlign w:val="center"/>
+          </w:tcPr>
+          <w:p>
+            <w:pPr>
+              <w:spacing w:after="30" w:before="30"/>
+              <w:jc w:val="left"/>
+            </w:pPr>
+            <w:r>
+              <w:rPr>
+                <w:rFonts w:ascii="Calibri" w:cs="Calibri" w:eastAsia="Calibri" w:hAnsi="Calibri"/>
+                <w:sz w:val="18"/>
+                <w:szCs w:val="18"/>
+              </w:rPr>
+              <w:t xml:space="preserve">Web Content Accessibility Guidelines; CIMS targets version 2.1, levels A and AA.</w:t>
+            </w:r>
+          </w:p>
+        </w:tc>
+      </w:tr>
+      <w:tr>
+        <w:trPr>
+          <w:cantSplit/>
+        </w:trPr>
+        <w:tc>
+          <w:tcPr>
+            <w:tcW w:type="dxa" w:w="1985"/>
+            <w:tcBorders>
+              <w:top w:val="single" w:color="BFC9D6" w:sz="4"/>
+              <w:left w:val="single" w:color="BFC9D6" w:sz="4"/>
+              <w:bottom w:val="single" w:color="BFC9D6" w:sz="4"/>
+              <w:right w:val="single" w:color="BFC9D6" w:sz="4"/>
+            </w:tcBorders>
+            <w:tcMar>
+              <w:top w:type="dxa" w:w="60"/>
+              <w:left w:type="dxa" w:w="100"/>
+              <w:bottom w:type="dxa" w:w="60"/>
+              <w:right w:type="dxa" w:w="100"/>
+            </w:tcMar>
+            <w:vAlign w:val="center"/>
+          </w:tcPr>
+          <w:p>
+            <w:pPr>
+              <w:spacing w:after="30" w:before="30"/>
+              <w:jc w:val="left"/>
+            </w:pPr>
+            <w:r>
+              <w:rPr>
+                <w:rFonts w:ascii="Calibri" w:cs="Calibri" w:eastAsia="Calibri" w:hAnsi="Calibri"/>
+                <w:sz w:val="18"/>
+                <w:szCs w:val="18"/>
+              </w:rPr>
+              <w:t xml:space="preserve">XML</w:t>
+            </w:r>
+          </w:p>
+        </w:tc>
+        <w:tc>
+          <w:tcPr>
+            <w:tcW w:type="dxa" w:w="7041"/>
+            <w:tcBorders>
+              <w:top w:val="single" w:color="BFC9D6" w:sz="4"/>
+              <w:left w:val="single" w:color="BFC9D6" w:sz="4"/>
+              <w:bottom w:val="single" w:color="BFC9D6" w:sz="4"/>
+              <w:right w:val="single" w:color="BFC9D6" w:sz="4"/>
+            </w:tcBorders>
+            <w:tcMar>
+              <w:top w:type="dxa" w:w="60"/>
+              <w:left w:type="dxa" w:w="100"/>
+              <w:bottom w:type="dxa" w:w="60"/>
+              <w:right w:type="dxa" w:w="100"/>
+            </w:tcMar>
+            <w:vAlign w:val="center"/>
+          </w:tcPr>
+          <w:p>
+            <w:pPr>
+              <w:spacing w:after="30" w:before="30"/>
+              <w:jc w:val="left"/>
+            </w:pPr>
+            <w:r>
+              <w:rPr>
+                <w:rFonts w:ascii="Calibri" w:cs="Calibri" w:eastAsia="Calibri" w:hAnsi="Calibri"/>
+                <w:sz w:val="18"/>
+                <w:szCs w:val="18"/>
+              </w:rPr>
+              <w:t xml:space="preserve">Extensible Markup Language, the message format GePG uses.</w:t>
+            </w:r>
+          </w:p>
+        </w:tc>
+      </w:tr>
+      <w:tr>
+        <w:trPr>
+          <w:cantSplit/>
+        </w:trPr>
+        <w:tc>
+          <w:tcPr>
+            <w:tcW w:type="dxa" w:w="1985"/>
+            <w:tcBorders>
+              <w:top w:val="single" w:color="BFC9D6" w:sz="4"/>
+              <w:left w:val="single" w:color="BFC9D6" w:sz="4"/>
+              <w:bottom w:val="single" w:color="BFC9D6" w:sz="4"/>
+              <w:right w:val="single" w:color="BFC9D6" w:sz="4"/>
+            </w:tcBorders>
+            <w:tcMar>
+              <w:top w:type="dxa" w:w="60"/>
+              <w:left w:type="dxa" w:w="100"/>
+              <w:bottom w:type="dxa" w:w="60"/>
+              <w:right w:type="dxa" w:w="100"/>
+            </w:tcMar>
+            <w:vAlign w:val="center"/>
+          </w:tcPr>
+          <w:p>
+            <w:pPr>
+              <w:spacing w:after="30" w:before="30"/>
+              <w:jc w:val="left"/>
+            </w:pPr>
+            <w:r>
+              <w:rPr>
+                <w:rFonts w:ascii="Calibri" w:cs="Calibri" w:eastAsia="Calibri" w:hAnsi="Calibri"/>
+                <w:sz w:val="18"/>
+                <w:szCs w:val="18"/>
+              </w:rPr>
+              <w:t xml:space="preserve">ZAP</w:t>
+            </w:r>
+          </w:p>
+        </w:tc>
+        <w:tc>
+          <w:tcPr>
+            <w:tcW w:type="dxa" w:w="7041"/>
+            <w:tcBorders>
+              <w:top w:val="single" w:color="BFC9D6" w:sz="4"/>
+              <w:left w:val="single" w:color="BFC9D6" w:sz="4"/>
+              <w:bottom w:val="single" w:color="BFC9D6" w:sz="4"/>
+              <w:right w:val="single" w:color="BFC9D6" w:sz="4"/>
+            </w:tcBorders>
+            <w:tcMar>
+              <w:top w:type="dxa" w:w="60"/>
+              <w:left w:type="dxa" w:w="100"/>
+              <w:bottom w:type="dxa" w:w="60"/>
+              <w:right w:type="dxa" w:w="100"/>
+            </w:tcMar>
+            <w:vAlign w:val="center"/>
+          </w:tcPr>
+          <w:p>
+            <w:pPr>
+              <w:spacing w:after="30" w:before="30"/>
+              <w:jc w:val="left"/>
+            </w:pPr>
+            <w:r>
+              <w:rPr>
+                <w:rFonts w:ascii="Calibri" w:cs="Calibri" w:eastAsia="Calibri" w:hAnsi="Calibri"/>
+                <w:sz w:val="18"/>
+                <w:szCs w:val="18"/>
+              </w:rPr>
+              <w:t xml:space="preserve">OWASP Zed Attack Proxy: the tool that scans the running web app in continuous integration.</w:t>
+            </w:r>
+          </w:p>
+        </w:tc>
+      </w:tr>
+    </w:tbl>
+    <w:p>
+      <w:pPr>
+        <w:spacing w:after="300"/>
+      </w:pPr>
+      <w:r>
+        <w:rPr>
+          <w:i/>
+          <w:rFonts w:ascii="Calibri" w:cs="Calibri" w:eastAsia="Calibri" w:hAnsi="Calibri"/>
+          <w:color w:val="595959"/>
+          <w:sz w:val="22"/>
+          <w:szCs w:val="22"/>
+        </w:rPr>
+        <w:t xml:space="preserve"/>
       </w:r>
     </w:p>
     <w:p>

--- a/docs/06_System_Architecture_College_Institution_Management_System.docx
+++ b/docs/06_System_Architecture_College_Institution_Management_System.docx
@@ -1921,7 +1921,7 @@
                 <w:sz w:val="18"/>
                 <w:szCs w:val="18"/>
               </w:rPr>
-              <w:t xml:space="preserve">Section 12 updated after Batch 10: late-registration fee, application-fee reminders, waivers proposed when a status change takes effect, hostel bed changes with the fee difference, refunds of fees paid (hostel check-out and cancellation), and the entry-rule test tool. Abbreviations and glossary table added (section 1.2).</w:t>
+              <w:t xml:space="preserve">Section 12 updated after Batch 10: late-registration fee, application-fee reminders, waivers proposed when a status change takes effect, hostel bed changes with the fee difference, refunds of fees paid (hostel check-out and cancellation), and the entry-rule test tool. Abbreviations and glossary table added (section 1.2). Section 12.1: Spring Boot upgraded from 3.3 to 3.5.</w:t>
             </w:r>
           </w:p>
         </w:tc>
@@ -20429,7 +20429,7 @@
                 <w:sz w:val="16"/>
                 <w:szCs w:val="16"/>
               </w:rPr>
-              <w:t xml:space="preserve">Java 21, Spring Boot 3.3.4, Spring Security (OAuth2 resource server), Spring Data JPA and JdbcTemplate, Bean Validation, Actuator. Modules are Java packages talking through services and Spring application events; Spring Modulith is not used.</w:t>
+              <w:t xml:space="preserve">Java 21, Spring Boot 3.5.12 (the supported line, moved from 3.3.4 in October 2026 so that security fixes keep coming; PostgreSQL JDBC driver 42.7.12), Spring Security (OAuth2 resource server), Spring Data JPA and JdbcTemplate, Bean Validation, Actuator. Modules are Java packages talking through services and Spring application events; Spring Modulith is not used.</w:t>
             </w:r>
           </w:p>
         </w:tc>

--- a/docs/06_System_Architecture_College_Institution_Management_System.docx
+++ b/docs/06_System_Architecture_College_Institution_Management_System.docx
@@ -397,7 +397,7 @@
                 <w:sz w:val="18"/>
                 <w:szCs w:val="18"/>
               </w:rPr>
-              <w:t xml:space="preserve">Version 3.4 — updated to the system as built after the October 2026 completion batches, for stakeholder review</w:t>
+              <w:t xml:space="preserve">Version 3.5 — updated to the system as built after the October 2026 completion batches, for stakeholder review</w:t>
             </w:r>
           </w:p>
         </w:tc>
@@ -1922,6 +1922,143 @@
                 <w:szCs w:val="18"/>
               </w:rPr>
               <w:t xml:space="preserve">Section 12 updated after Batch 10: late-registration fee, application-fee reminders, waivers proposed when a status change takes effect, hostel bed changes with the fee difference, refunds of fees paid (hostel check-out and cancellation), and the entry-rule test tool. Abbreviations and glossary table added (section 1.2). Section 12.1: Spring Boot upgraded from 3.3 to 3.5.</w:t>
+            </w:r>
+          </w:p>
+        </w:tc>
+      </w:tr>
+      <w:tr>
+        <w:trPr>
+          <w:cantSplit/>
+        </w:trPr>
+        <w:tc>
+          <w:tcPr>
+            <w:tcW w:type="dxa" w:w="1083"/>
+            <w:tcBorders>
+              <w:top w:val="single" w:color="BFC9D6" w:sz="4"/>
+              <w:left w:val="single" w:color="BFC9D6" w:sz="4"/>
+              <w:bottom w:val="single" w:color="BFC9D6" w:sz="4"/>
+              <w:right w:val="single" w:color="BFC9D6" w:sz="4"/>
+            </w:tcBorders>
+            <w:shd w:fill="EEF3F8" w:color="auto" w:val="clear"/>
+            <w:tcMar>
+              <w:top w:type="dxa" w:w="60"/>
+              <w:left w:type="dxa" w:w="100"/>
+              <w:bottom w:type="dxa" w:w="60"/>
+              <w:right w:type="dxa" w:w="100"/>
+            </w:tcMar>
+            <w:vAlign w:val="center"/>
+          </w:tcPr>
+          <w:p>
+            <w:pPr>
+              <w:spacing w:after="30" w:before="30"/>
+              <w:jc w:val="left"/>
+            </w:pPr>
+            <w:r>
+              <w:rPr>
+                <w:rFonts w:ascii="Calibri" w:cs="Calibri" w:eastAsia="Calibri" w:hAnsi="Calibri"/>
+                <w:sz w:val="18"/>
+                <w:szCs w:val="18"/>
+              </w:rPr>
+              <w:t xml:space="preserve">3.5</w:t>
+            </w:r>
+          </w:p>
+        </w:tc>
+        <w:tc>
+          <w:tcPr>
+            <w:tcW w:type="dxa" w:w="1624"/>
+            <w:tcBorders>
+              <w:top w:val="single" w:color="BFC9D6" w:sz="4"/>
+              <w:left w:val="single" w:color="BFC9D6" w:sz="4"/>
+              <w:bottom w:val="single" w:color="BFC9D6" w:sz="4"/>
+              <w:right w:val="single" w:color="BFC9D6" w:sz="4"/>
+            </w:tcBorders>
+            <w:shd w:fill="EEF3F8" w:color="auto" w:val="clear"/>
+            <w:tcMar>
+              <w:top w:type="dxa" w:w="60"/>
+              <w:left w:type="dxa" w:w="100"/>
+              <w:bottom w:type="dxa" w:w="60"/>
+              <w:right w:type="dxa" w:w="100"/>
+            </w:tcMar>
+            <w:vAlign w:val="center"/>
+          </w:tcPr>
+          <w:p>
+            <w:pPr>
+              <w:spacing w:after="30" w:before="30"/>
+              <w:jc w:val="left"/>
+            </w:pPr>
+            <w:r>
+              <w:rPr>
+                <w:rFonts w:ascii="Calibri" w:cs="Calibri" w:eastAsia="Calibri" w:hAnsi="Calibri"/>
+                <w:sz w:val="18"/>
+                <w:szCs w:val="18"/>
+              </w:rPr>
+              <w:t xml:space="preserve">October 2026</w:t>
+            </w:r>
+          </w:p>
+        </w:tc>
+        <w:tc>
+          <w:tcPr>
+            <w:tcW w:type="dxa" w:w="1985"/>
+            <w:tcBorders>
+              <w:top w:val="single" w:color="BFC9D6" w:sz="4"/>
+              <w:left w:val="single" w:color="BFC9D6" w:sz="4"/>
+              <w:bottom w:val="single" w:color="BFC9D6" w:sz="4"/>
+              <w:right w:val="single" w:color="BFC9D6" w:sz="4"/>
+            </w:tcBorders>
+            <w:shd w:fill="EEF3F8" w:color="auto" w:val="clear"/>
+            <w:tcMar>
+              <w:top w:type="dxa" w:w="60"/>
+              <w:left w:type="dxa" w:w="100"/>
+              <w:bottom w:type="dxa" w:w="60"/>
+              <w:right w:type="dxa" w:w="100"/>
+            </w:tcMar>
+            <w:vAlign w:val="center"/>
+          </w:tcPr>
+          <w:p>
+            <w:pPr>
+              <w:spacing w:after="30" w:before="30"/>
+              <w:jc w:val="left"/>
+            </w:pPr>
+            <w:r>
+              <w:rPr>
+                <w:rFonts w:ascii="Calibri" w:cs="Calibri" w:eastAsia="Calibri" w:hAnsi="Calibri"/>
+                <w:sz w:val="18"/>
+                <w:szCs w:val="18"/>
+              </w:rPr>
+              <w:t xml:space="preserve">Msingi Technologies Ltd</w:t>
+            </w:r>
+          </w:p>
+        </w:tc>
+        <w:tc>
+          <w:tcPr>
+            <w:tcW w:type="dxa" w:w="4334"/>
+            <w:tcBorders>
+              <w:top w:val="single" w:color="BFC9D6" w:sz="4"/>
+              <w:left w:val="single" w:color="BFC9D6" w:sz="4"/>
+              <w:bottom w:val="single" w:color="BFC9D6" w:sz="4"/>
+              <w:right w:val="single" w:color="BFC9D6" w:sz="4"/>
+            </w:tcBorders>
+            <w:shd w:fill="EEF3F8" w:color="auto" w:val="clear"/>
+            <w:tcMar>
+              <w:top w:type="dxa" w:w="60"/>
+              <w:left w:type="dxa" w:w="100"/>
+              <w:bottom w:type="dxa" w:w="60"/>
+              <w:right w:type="dxa" w:w="100"/>
+            </w:tcMar>
+            <w:vAlign w:val="center"/>
+          </w:tcPr>
+          <w:p>
+            <w:pPr>
+              <w:spacing w:after="30" w:before="30"/>
+              <w:jc w:val="left"/>
+            </w:pPr>
+            <w:r>
+              <w:rPr>
+                <w:rFonts w:ascii="Calibri" w:cs="Calibri" w:eastAsia="Calibri" w:hAnsi="Calibri"/>
+                <w:sz w:val="18"/>
+                <w:szCs w:val="18"/>
+              </w:rPr>
+              <w:t xml:space="preserve">Section 12 updated after Batch 11: timetabling. Teaching venues, the weekly class timetable with clash checks, the examination timetable with venues and invigilators, publishing to students (with SMS), and personal timetables for lecturers and students.</w:t>
             </w:r>
           </w:p>
         </w:tc>
@@ -6839,6 +6976,75 @@
                 <w:szCs w:val="18"/>
               </w:rPr>
               <w:t xml:space="preserve">Student identity card, printed from CIMS with a verification code.</w:t>
+            </w:r>
+          </w:p>
+        </w:tc>
+      </w:tr>
+      <w:tr>
+        <w:trPr>
+          <w:cantSplit/>
+        </w:trPr>
+        <w:tc>
+          <w:tcPr>
+            <w:tcW w:type="dxa" w:w="1985"/>
+            <w:tcBorders>
+              <w:top w:val="single" w:color="BFC9D6" w:sz="4"/>
+              <w:left w:val="single" w:color="BFC9D6" w:sz="4"/>
+              <w:bottom w:val="single" w:color="BFC9D6" w:sz="4"/>
+              <w:right w:val="single" w:color="BFC9D6" w:sz="4"/>
+            </w:tcBorders>
+            <w:tcMar>
+              <w:top w:type="dxa" w:w="60"/>
+              <w:left w:type="dxa" w:w="100"/>
+              <w:bottom w:type="dxa" w:w="60"/>
+              <w:right w:type="dxa" w:w="100"/>
+            </w:tcMar>
+            <w:vAlign w:val="center"/>
+          </w:tcPr>
+          <w:p>
+            <w:pPr>
+              <w:spacing w:after="30" w:before="30"/>
+              <w:jc w:val="left"/>
+            </w:pPr>
+            <w:r>
+              <w:rPr>
+                <w:rFonts w:ascii="Calibri" w:cs="Calibri" w:eastAsia="Calibri" w:hAnsi="Calibri"/>
+                <w:sz w:val="18"/>
+                <w:szCs w:val="18"/>
+              </w:rPr>
+              <w:t xml:space="preserve">Invigilator</w:t>
+            </w:r>
+          </w:p>
+        </w:tc>
+        <w:tc>
+          <w:tcPr>
+            <w:tcW w:type="dxa" w:w="7041"/>
+            <w:tcBorders>
+              <w:top w:val="single" w:color="BFC9D6" w:sz="4"/>
+              <w:left w:val="single" w:color="BFC9D6" w:sz="4"/>
+              <w:bottom w:val="single" w:color="BFC9D6" w:sz="4"/>
+              <w:right w:val="single" w:color="BFC9D6" w:sz="4"/>
+            </w:tcBorders>
+            <w:tcMar>
+              <w:top w:type="dxa" w:w="60"/>
+              <w:left w:type="dxa" w:w="100"/>
+              <w:bottom w:type="dxa" w:w="60"/>
+              <w:right w:type="dxa" w:w="100"/>
+            </w:tcMar>
+            <w:vAlign w:val="center"/>
+          </w:tcPr>
+          <w:p>
+            <w:pPr>
+              <w:spacing w:after="30" w:before="30"/>
+              <w:jc w:val="left"/>
+            </w:pPr>
+            <w:r>
+              <w:rPr>
+                <w:rFonts w:ascii="Calibri" w:cs="Calibri" w:eastAsia="Calibri" w:hAnsi="Calibri"/>
+                <w:sz w:val="18"/>
+                <w:szCs w:val="18"/>
+              </w:rPr>
+              <w:t xml:space="preserve">A member of staff who supervises candidates during an examination paper.</w:t>
             </w:r>
           </w:p>
         </w:tc>
@@ -10425,7 +10631,7 @@
                 <w:sz w:val="17"/>
                 <w:szCs w:val="17"/>
               </w:rPr>
-              <w:t xml:space="preserve">Offerings, allocations, attendance.</w:t>
+              <w:t xml:space="preserve">Offerings, allocations, timetables, attendance.</w:t>
             </w:r>
           </w:p>
         </w:tc>
@@ -20535,7 +20741,7 @@
                 <w:sz w:val="16"/>
                 <w:szCs w:val="16"/>
               </w:rPr>
-              <w:t xml:space="preserve">PostgreSQL 16 with forced row-level security; Flyway V1–V51. pg_trgm is not used yet.</w:t>
+              <w:t xml:space="preserve">PostgreSQL 16 with forced row-level security; Flyway V1–V52. pg_trgm is not used yet.</w:t>
             </w:r>
           </w:p>
         </w:tc>
@@ -21683,7 +21889,7 @@
                 <w:sz w:val="16"/>
                 <w:szCs w:val="16"/>
               </w:rPr>
-              <w:t xml:space="preserve">JUnit 5 with Spring Boot tests against a real PostgreSQL database (248 tests) and Vitest unit tests for the frontend; Playwright end-to-end and axe accessibility tests in Chromium, Firefox and WebKit; simulators of NACTVET (nactvet-mock) and of GePG, HESLB, NIDA, MUSE and TAMISEMI (gov-mocks); k6 and Locust load tests (100 users on the development machine: no errors, p95 37 ms, p99 1.0 s).</w:t>
+              <w:t xml:space="preserve">JUnit 5 with Spring Boot tests against a real PostgreSQL database (250 tests) and Vitest unit tests for the frontend; Playwright end-to-end and axe accessibility tests in Chromium, Firefox and WebKit; simulators of NACTVET (nactvet-mock) and of GePG, HESLB, NIDA, MUSE and TAMISEMI (gov-mocks); k6 and Locust load tests (100 users on the development machine: no errors, p95 37 ms, p99 1.0 s).</w:t>
             </w:r>
           </w:p>
         </w:tc>
@@ -22256,7 +22462,7 @@
                 <w:sz w:val="16"/>
                 <w:szCs w:val="16"/>
               </w:rPr>
-              <w:t xml:space="preserve">Offerings, attendance, self check-in, eligibility, My teaching.</w:t>
+              <w:t xml:space="preserve">Offerings, class and examination timetables, attendance, self check-in, eligibility, My teaching.</w:t>
             </w:r>
           </w:p>
         </w:tc>

--- a/docs/06_System_Architecture_College_Institution_Management_System.docx
+++ b/docs/06_System_Architecture_College_Institution_Management_System.docx
@@ -23551,7 +23551,7 @@
                 <w:sz w:val="16"/>
                 <w:szCs w:val="16"/>
               </w:rPr>
-              <w:t xml:space="preserve">SimulatedNactvetGateway / LiveNactvetGateway (NOAS-style JSON POST; endpoint paths configurable; tested against nactvet-mock). File channel always available.</w:t>
+              <w:t xml:space="preserve">SimulatedNactvetGateway / LiveNactvetGateway, following NOAS's integration with NACTVET: applicants uploaded one programme at a time to api/upload (an array wrapping a heading with the payment reference of the verification fee and each applicant's particulars), outcomes pulled page by page from NACTVET's verification feedback (api-out-service/verifiedresultsall) by year and intake and matched to the batch, NACTVET's response codes read as NOAS reads them; the multiple-admission confirmation path is still a placeholder; endpoint paths configurable; tested against nactvet-mock. File channel (same template) always available.</w:t>
             </w:r>
           </w:p>
         </w:tc>

--- a/docs/06_System_Architecture_College_Institution_Management_System.docx
+++ b/docs/06_System_Architecture_College_Institution_Management_System.docx
@@ -22967,7 +22967,7 @@
                 <w:sz w:val="16"/>
                 <w:szCs w:val="16"/>
               </w:rPr>
-              <w:t xml:space="preserve">NECTA, NACTVET, HESLB, NIDA, MUSE and TAMISEMI clients, the institution's integration settings, integration call log; administrative areas and school lists.</w:t>
+              <w:t xml:space="preserve">NECTA, NACTVET, HESLB, NIDA, MUSE, TAMISEMI and NHIF clients, the institution's integration settings, integration call log; administrative areas and school lists.</w:t>
             </w:r>
           </w:p>
         </w:tc>
@@ -24276,6 +24276,109 @@
                 <w:szCs w:val="16"/>
               </w:rPr>
               <w:t xml:space="preserve">Selections fetched into the checked import, then verified and offered like other applicants.</w:t>
+            </w:r>
+          </w:p>
+        </w:tc>
+      </w:tr>
+      <w:tr>
+        <w:trPr>
+          <w:cantSplit/>
+        </w:trPr>
+        <w:tc>
+          <w:tcPr>
+            <w:tcW w:type="dxa" w:w="1624"/>
+            <w:tcBorders>
+              <w:top w:val="single" w:color="BFC9D6" w:sz="4"/>
+              <w:left w:val="single" w:color="BFC9D6" w:sz="4"/>
+              <w:bottom w:val="single" w:color="BFC9D6" w:sz="4"/>
+              <w:right w:val="single" w:color="BFC9D6" w:sz="4"/>
+            </w:tcBorders>
+            <w:tcMar>
+              <w:top w:type="dxa" w:w="60"/>
+              <w:left w:type="dxa" w:w="100"/>
+              <w:bottom w:type="dxa" w:w="60"/>
+              <w:right w:type="dxa" w:w="100"/>
+            </w:tcMar>
+            <w:vAlign w:val="center"/>
+          </w:tcPr>
+          <w:p>
+            <w:pPr>
+              <w:spacing w:after="30" w:before="30"/>
+              <w:jc w:val="left"/>
+            </w:pPr>
+            <w:r>
+              <w:rPr>
+                <w:rFonts w:ascii="Calibri" w:cs="Calibri" w:eastAsia="Calibri" w:hAnsi="Calibri"/>
+                <w:b/>
+                <w:bCs/>
+                <w:sz w:val="16"/>
+                <w:szCs w:val="16"/>
+              </w:rPr>
+              <w:t xml:space="preserve">NHIF</w:t>
+            </w:r>
+          </w:p>
+        </w:tc>
+        <w:tc>
+          <w:tcPr>
+            <w:tcW w:type="dxa" w:w="2707"/>
+            <w:tcBorders>
+              <w:top w:val="single" w:color="BFC9D6" w:sz="4"/>
+              <w:left w:val="single" w:color="BFC9D6" w:sz="4"/>
+              <w:bottom w:val="single" w:color="BFC9D6" w:sz="4"/>
+              <w:right w:val="single" w:color="BFC9D6" w:sz="4"/>
+            </w:tcBorders>
+            <w:tcMar>
+              <w:top w:type="dxa" w:w="60"/>
+              <w:left w:type="dxa" w:w="100"/>
+              <w:bottom w:type="dxa" w:w="60"/>
+              <w:right w:type="dxa" w:w="100"/>
+            </w:tcMar>
+            <w:vAlign w:val="center"/>
+          </w:tcPr>
+          <w:p>
+            <w:pPr>
+              <w:spacing w:after="30" w:before="30"/>
+              <w:jc w:val="left"/>
+            </w:pPr>
+            <w:r>
+              <w:rPr>
+                <w:rFonts w:ascii="Calibri" w:cs="Calibri" w:eastAsia="Calibri" w:hAnsi="Calibri"/>
+                <w:sz w:val="16"/>
+                <w:szCs w:val="16"/>
+              </w:rPr>
+              <w:t xml:space="preserve">CIMS_NHIF_MODE = simulated | live</w:t>
+            </w:r>
+          </w:p>
+        </w:tc>
+        <w:tc>
+          <w:tcPr>
+            <w:tcW w:type="dxa" w:w="4695"/>
+            <w:tcBorders>
+              <w:top w:val="single" w:color="BFC9D6" w:sz="4"/>
+              <w:left w:val="single" w:color="BFC9D6" w:sz="4"/>
+              <w:bottom w:val="single" w:color="BFC9D6" w:sz="4"/>
+              <w:right w:val="single" w:color="BFC9D6" w:sz="4"/>
+            </w:tcBorders>
+            <w:tcMar>
+              <w:top w:type="dxa" w:w="60"/>
+              <w:left w:type="dxa" w:w="100"/>
+              <w:bottom w:type="dxa" w:w="60"/>
+              <w:right w:type="dxa" w:w="100"/>
+            </w:tcMar>
+            <w:vAlign w:val="center"/>
+          </w:tcPr>
+          <w:p>
+            <w:pPr>
+              <w:spacing w:after="30" w:before="30"/>
+              <w:jc w:val="left"/>
+            </w:pPr>
+            <w:r>
+              <w:rPr>
+                <w:rFonts w:ascii="Calibri" w:cs="Calibri" w:eastAsia="Calibri" w:hAnsi="Calibri"/>
+                <w:sz w:val="16"/>
+                <w:szCs w:val="16"/>
+              </w:rPr>
+              <w:t xml:space="preserve">SimulatedNhifClient / LiveNhifClient (JSON over HTTPS, X-Api-Key): card verification, student-package registration in batches and their status; paths configurable until NHIF issues its interface; tested against gov-mocks.</w:t>
             </w:r>
           </w:p>
         </w:tc>

--- a/docs/06_System_Architecture_College_Institution_Management_System.docx
+++ b/docs/06_System_Architecture_College_Institution_Management_System.docx
@@ -21053,7 +21053,7 @@
                 <w:sz w:val="16"/>
                 <w:szCs w:val="16"/>
               </w:rPr>
-              <w:t xml:space="preserve">Not used. SMS and email go through transactional outbox tables sent after commit with retries; eleven scheduled jobs run inside the application (check-in closing, SMS retries, email retries, window closing, offer expiry, hostel release, status changes, fee reminders and penalties, scheduled reports, retention, integration log clean-up). Each job takes a database lock first (job_locks, as ShedLock does), so it runs once when several instances run.</w:t>
+              <w:t xml:space="preserve">Not used. SMS and email go through transactional outbox tables sent after commit with retries; twelve scheduled jobs run inside the application (check-in closing, SMS retries, email retries, window closing, offer expiry, hostel release, status changes, fee reminders and penalties, scheduled reports, retention, integration log clean-up, helpdesk targets and escalation). Each job takes a database lock first (job_locks, as ShedLock does), so it runs once when several instances run.</w:t>
             </w:r>
           </w:p>
         </w:tc>
@@ -22824,6 +22824,79 @@
                 <w:szCs w:val="16"/>
               </w:rPr>
               <w:t xml:space="preserve">Message templates, outbox, dispatcher, bulk campaigns, SMS bundles; email outbox.</w:t>
+            </w:r>
+          </w:p>
+        </w:tc>
+      </w:tr>
+      <w:tr>
+        <w:trPr>
+          <w:cantSplit/>
+        </w:trPr>
+        <w:tc>
+          <w:tcPr>
+            <w:tcW w:type="dxa" w:w="2166"/>
+            <w:tcBorders>
+              <w:top w:val="single" w:color="BFC9D6" w:sz="4"/>
+              <w:left w:val="single" w:color="BFC9D6" w:sz="4"/>
+              <w:bottom w:val="single" w:color="BFC9D6" w:sz="4"/>
+              <w:right w:val="single" w:color="BFC9D6" w:sz="4"/>
+            </w:tcBorders>
+            <w:shd w:fill="EEF3F8" w:color="auto" w:val="clear"/>
+            <w:tcMar>
+              <w:top w:type="dxa" w:w="60"/>
+              <w:left w:type="dxa" w:w="100"/>
+              <w:bottom w:type="dxa" w:w="60"/>
+              <w:right w:type="dxa" w:w="100"/>
+            </w:tcMar>
+            <w:vAlign w:val="center"/>
+          </w:tcPr>
+          <w:p>
+            <w:pPr>
+              <w:spacing w:after="30" w:before="30"/>
+              <w:jc w:val="left"/>
+            </w:pPr>
+            <w:r>
+              <w:rPr>
+                <w:rFonts w:ascii="Calibri" w:cs="Calibri" w:eastAsia="Calibri" w:hAnsi="Calibri"/>
+                <w:b/>
+                <w:bCs/>
+                <w:sz w:val="16"/>
+                <w:szCs w:val="16"/>
+              </w:rPr>
+              <w:t xml:space="preserve">helpdesk</w:t>
+            </w:r>
+          </w:p>
+        </w:tc>
+        <w:tc>
+          <w:tcPr>
+            <w:tcW w:type="dxa" w:w="6860"/>
+            <w:tcBorders>
+              <w:top w:val="single" w:color="BFC9D6" w:sz="4"/>
+              <w:left w:val="single" w:color="BFC9D6" w:sz="4"/>
+              <w:bottom w:val="single" w:color="BFC9D6" w:sz="4"/>
+              <w:right w:val="single" w:color="BFC9D6" w:sz="4"/>
+            </w:tcBorders>
+            <w:shd w:fill="EEF3F8" w:color="auto" w:val="clear"/>
+            <w:tcMar>
+              <w:top w:type="dxa" w:w="60"/>
+              <w:left w:type="dxa" w:w="100"/>
+              <w:bottom w:type="dxa" w:w="60"/>
+              <w:right w:type="dxa" w:w="100"/>
+            </w:tcMar>
+            <w:vAlign w:val="center"/>
+          </w:tcPr>
+          <w:p>
+            <w:pPr>
+              <w:spacing w:after="30" w:before="30"/>
+              <w:jc w:val="left"/>
+            </w:pPr>
+            <w:r>
+              <w:rPr>
+                <w:rFonts w:ascii="Calibri" w:cs="Calibri" w:eastAsia="Calibri" w:hAnsi="Calibri"/>
+                <w:sz w:val="16"/>
+                <w:szCs w:val="16"/>
+              </w:rPr>
+              <w:t xml:space="preserve">Help pages, requests routed by category to the answering office, targets and the escalation job, knowledge base; support tickets to Msingi (helpdesk.support).</w:t>
             </w:r>
           </w:p>
         </w:tc>

--- a/docs/06_System_Architecture_College_Institution_Management_System.docx
+++ b/docs/06_System_Architecture_College_Institution_Management_System.docx
@@ -22896,7 +22896,7 @@
                 <w:sz w:val="16"/>
                 <w:szCs w:val="16"/>
               </w:rPr>
-              <w:t xml:space="preserve">Help pages, requests routed by category to the answering office, targets and the escalation job, knowledge base; support tickets to Msingi (helpdesk.support).</w:t>
+              <w:t xml:space="preserve">Help pages, requests routed by category to the answering office, targets and the escalation job, knowledge base; support tickets to Msingi (helpdesk.support); the built-in assistant (helpdesk.assistant: a ranked text index with English and Kiswahili word groups and typo matching, kept per institution in memory and rebuilt when answers or requests change; no data leaves the system).</w:t>
             </w:r>
           </w:p>
         </w:tc>

--- a/docs/06_System_Architecture_College_Institution_Management_System.docx
+++ b/docs/06_System_Architecture_College_Institution_Management_System.docx
@@ -4461,7 +4461,7 @@
                 <w:szCs w:val="20"/>
               </w:rPr>
               <w:tab/>
-              <w:t>20</w:t>
+              <w:t>21</w:t>
             </w:r>
           </w:hyperlink>
         </w:p>
@@ -21053,7 +21053,7 @@
                 <w:sz w:val="16"/>
                 <w:szCs w:val="16"/>
               </w:rPr>
-              <w:t xml:space="preserve">Not used. SMS and email go through transactional outbox tables sent after commit with retries; twelve scheduled jobs run inside the application (check-in closing, SMS retries, email retries, window closing, offer expiry, hostel release, status changes, fee reminders and penalties, scheduled reports, retention, integration log clean-up, helpdesk targets and escalation). Each job takes a database lock first (job_locks, as ShedLock does), so it runs once when several instances run.</w:t>
+              <w:t xml:space="preserve">Not used. SMS and email go through transactional outbox tables sent after commit with retries; thirteen scheduled jobs run inside the application (check-in closing, SMS retries, email retries, window closing, offer expiry, hostel release, status changes, fee reminders and penalties, scheduled reports, retention, integration log clean-up, helpdesk targets and escalation, Msingi billing). Each job takes a database lock first (job_locks, as ShedLock does), so it runs once when several instances run.</w:t>
             </w:r>
           </w:p>
         </w:tc>
@@ -22175,6 +22175,77 @@
                 <w:szCs w:val="16"/>
               </w:rPr>
               <w:t xml:space="preserve">Msingi platform console: institutions, NACTVET catalogue, platform users, integration health.</w:t>
+            </w:r>
+          </w:p>
+        </w:tc>
+      </w:tr>
+      <w:tr>
+        <w:trPr>
+          <w:cantSplit/>
+        </w:trPr>
+        <w:tc>
+          <w:tcPr>
+            <w:tcW w:type="dxa" w:w="2166"/>
+            <w:tcBorders>
+              <w:top w:val="single" w:color="BFC9D6" w:sz="4"/>
+              <w:left w:val="single" w:color="BFC9D6" w:sz="4"/>
+              <w:bottom w:val="single" w:color="BFC9D6" w:sz="4"/>
+              <w:right w:val="single" w:color="BFC9D6" w:sz="4"/>
+            </w:tcBorders>
+            <w:tcMar>
+              <w:top w:type="dxa" w:w="60"/>
+              <w:left w:type="dxa" w:w="100"/>
+              <w:bottom w:type="dxa" w:w="60"/>
+              <w:right w:type="dxa" w:w="100"/>
+            </w:tcMar>
+            <w:vAlign w:val="center"/>
+          </w:tcPr>
+          <w:p>
+            <w:pPr>
+              <w:spacing w:after="30" w:before="30"/>
+              <w:jc w:val="left"/>
+            </w:pPr>
+            <w:r>
+              <w:rPr>
+                <w:rFonts w:ascii="Calibri" w:cs="Calibri" w:eastAsia="Calibri" w:hAnsi="Calibri"/>
+                <w:b/>
+                <w:bCs/>
+                <w:sz w:val="16"/>
+                <w:szCs w:val="16"/>
+              </w:rPr>
+              <w:t xml:space="preserve">console.billing</w:t>
+            </w:r>
+          </w:p>
+        </w:tc>
+        <w:tc>
+          <w:tcPr>
+            <w:tcW w:type="dxa" w:w="6860"/>
+            <w:tcBorders>
+              <w:top w:val="single" w:color="BFC9D6" w:sz="4"/>
+              <w:left w:val="single" w:color="BFC9D6" w:sz="4"/>
+              <w:bottom w:val="single" w:color="BFC9D6" w:sz="4"/>
+              <w:right w:val="single" w:color="BFC9D6" w:sz="4"/>
+            </w:tcBorders>
+            <w:tcMar>
+              <w:top w:type="dxa" w:w="60"/>
+              <w:left w:type="dxa" w:w="100"/>
+              <w:bottom w:type="dxa" w:w="60"/>
+              <w:right w:type="dxa" w:w="100"/>
+            </w:tcMar>
+            <w:vAlign w:val="center"/>
+          </w:tcPr>
+          <w:p>
+            <w:pPr>
+              <w:spacing w:after="30" w:before="30"/>
+              <w:jc w:val="left"/>
+            </w:pPr>
+            <w:r>
+              <w:rPr>
+                <w:rFonts w:ascii="Calibri" w:cs="Calibri" w:eastAsia="Calibri" w:hAnsi="Calibri"/>
+                <w:sz w:val="16"/>
+                <w:szCs w:val="16"/>
+              </w:rPr>
+              <w:t xml:space="preserve">Msingi billing: contracts, invoices prepared by the daily job, payments recorded or reported by Msingi's payment collector (signed notifications), credit, statements, reminders and suspension for non-payment; invoice, receipt and statement PDFs; the institution administrators' subscription page.</w:t>
             </w:r>
           </w:p>
         </w:tc>

--- a/docs/06_System_Architecture_College_Institution_Management_System.docx
+++ b/docs/06_System_Architecture_College_Institution_Management_System.docx
@@ -21937,7 +21937,7 @@
         <w:rPr>
           <w:rFonts w:ascii="Calibri" w:cs="Calibri" w:eastAsia="Calibri" w:hAnsi="Calibri"/>
         </w:rPr>
-        <w:t xml:space="preserve">The backend has 507 Java source files (about 55,000 lines) in these packages; the frontend has 106 TypeScript files (about 26,000 lines).</w:t>
+        <w:t xml:space="preserve">The backend has 562 Java source files (about 66,000 lines) in these packages; the frontend has 134 TypeScript files (about 32,000 lines).</w:t>
       </w:r>
     </w:p>
     <w:tbl>
